--- a/document/TID_Asset_Management_Project_Perspective.docx
+++ b/document/TID_Asset_Management_Project_Perspective.docx
@@ -878,7 +878,35 @@
                 <w:sz w:val="20"/>
                 <w:szCs w:val="20"/>
               </w:rPr>
-              <w:t>/assets/{id}/status</w:t>
+              <w:t>/</w:t>
+            </w:r>
+            <w:r>
+              <w:rPr>
+                <w:sz w:val="20"/>
+                <w:szCs w:val="20"/>
+              </w:rPr>
+              <w:t>report</w:t>
+            </w:r>
+            <w:r>
+              <w:rPr>
+                <w:sz w:val="20"/>
+                <w:szCs w:val="20"/>
+              </w:rPr>
+              <w:t>s</w:t>
+            </w:r>
+            <w:r>
+              <w:rPr>
+                <w:sz w:val="20"/>
+                <w:szCs w:val="20"/>
+              </w:rPr>
+              <w:t>/{id}/</w:t>
+            </w:r>
+            <w:r>
+              <w:rPr>
+                <w:sz w:val="20"/>
+                <w:szCs w:val="20"/>
+              </w:rPr>
+              <w:t>device-detail</w:t>
             </w:r>
           </w:p>
         </w:tc>
@@ -905,7 +933,14 @@
                 <w:sz w:val="20"/>
                 <w:szCs w:val="20"/>
               </w:rPr>
-              <w:t>Check the current status of a specific asset</w:t>
+              <w:t>Chec</w:t>
+            </w:r>
+            <w:r>
+              <w:rPr>
+                <w:sz w:val="20"/>
+                <w:szCs w:val="20"/>
+              </w:rPr>
+              <w:t>k the device detail (read-only)</w:t>
             </w:r>
           </w:p>
         </w:tc>
@@ -1804,14 +1839,7 @@
                 <w:sz w:val="20"/>
                 <w:szCs w:val="20"/>
               </w:rPr>
-              <w:t>ADMIN</w:t>
-            </w:r>
-            <w:r>
-              <w:rPr>
-                <w:sz w:val="20"/>
-                <w:szCs w:val="20"/>
-              </w:rPr>
-              <w:t xml:space="preserve"> </w:t>
+              <w:t xml:space="preserve">ADMIN </w:t>
             </w:r>
             <w:r>
               <w:rPr>
@@ -3620,6 +3648,115 @@
               <w:bottom w:val="single" w:sz="1" w:space="0" w:color="CCCCCC"/>
               <w:right w:val="single" w:sz="1" w:space="0" w:color="CCCCCC"/>
             </w:tcBorders>
+            <w:shd w:val="clear" w:color="auto" w:fill="F0F4FA"/>
+            <w:tcMar>
+              <w:top w:w="80" w:type="dxa"/>
+              <w:left w:w="150" w:type="dxa"/>
+              <w:bottom w:w="80" w:type="dxa"/>
+              <w:right w:w="150" w:type="dxa"/>
+            </w:tcMar>
+          </w:tcPr>
+          <w:p>
+            <w:pPr>
+              <w:rPr>
+                <w:sz w:val="20"/>
+                <w:szCs w:val="20"/>
+                <w:highlight w:val="yellow"/>
+              </w:rPr>
+            </w:pPr>
+            <w:bookmarkStart w:id="0" w:name="_GoBack" w:colFirst="0" w:colLast="2"/>
+            <w:r>
+              <w:rPr>
+                <w:sz w:val="20"/>
+                <w:szCs w:val="20"/>
+                <w:highlight w:val="yellow"/>
+              </w:rPr>
+              <w:t>Image</w:t>
+            </w:r>
+          </w:p>
+        </w:tc>
+        <w:tc>
+          <w:tcPr>
+            <w:tcW w:w="2000" w:type="dxa"/>
+            <w:tcBorders>
+              <w:top w:val="single" w:sz="1" w:space="0" w:color="CCCCCC"/>
+              <w:left w:val="single" w:sz="1" w:space="0" w:color="CCCCCC"/>
+              <w:bottom w:val="single" w:sz="1" w:space="0" w:color="CCCCCC"/>
+              <w:right w:val="single" w:sz="1" w:space="0" w:color="CCCCCC"/>
+            </w:tcBorders>
+            <w:shd w:val="clear" w:color="auto" w:fill="F0F4FA"/>
+            <w:tcMar>
+              <w:top w:w="80" w:type="dxa"/>
+              <w:left w:w="150" w:type="dxa"/>
+              <w:bottom w:w="80" w:type="dxa"/>
+              <w:right w:w="150" w:type="dxa"/>
+            </w:tcMar>
+          </w:tcPr>
+          <w:p>
+            <w:pPr>
+              <w:rPr>
+                <w:sz w:val="20"/>
+                <w:szCs w:val="20"/>
+                <w:highlight w:val="yellow"/>
+              </w:rPr>
+            </w:pPr>
+            <w:r>
+              <w:rPr>
+                <w:sz w:val="20"/>
+                <w:szCs w:val="20"/>
+                <w:highlight w:val="yellow"/>
+              </w:rPr>
+              <w:t>VARCHAR</w:t>
+            </w:r>
+          </w:p>
+        </w:tc>
+        <w:tc>
+          <w:tcPr>
+            <w:tcW w:w="4760" w:type="dxa"/>
+            <w:tcBorders>
+              <w:top w:val="single" w:sz="1" w:space="0" w:color="CCCCCC"/>
+              <w:left w:val="single" w:sz="1" w:space="0" w:color="CCCCCC"/>
+              <w:bottom w:val="single" w:sz="1" w:space="0" w:color="CCCCCC"/>
+              <w:right w:val="single" w:sz="1" w:space="0" w:color="CCCCCC"/>
+            </w:tcBorders>
+            <w:shd w:val="clear" w:color="auto" w:fill="F0F4FA"/>
+            <w:tcMar>
+              <w:top w:w="80" w:type="dxa"/>
+              <w:left w:w="150" w:type="dxa"/>
+              <w:bottom w:w="80" w:type="dxa"/>
+              <w:right w:w="150" w:type="dxa"/>
+            </w:tcMar>
+          </w:tcPr>
+          <w:p>
+            <w:pPr>
+              <w:rPr>
+                <w:sz w:val="20"/>
+                <w:szCs w:val="20"/>
+                <w:highlight w:val="yellow"/>
+              </w:rPr>
+            </w:pPr>
+            <w:r>
+              <w:rPr>
+                <w:sz w:val="20"/>
+                <w:szCs w:val="20"/>
+                <w:highlight w:val="yellow"/>
+              </w:rPr>
+              <w:t>Base64 for image for the product</w:t>
+            </w:r>
+          </w:p>
+        </w:tc>
+      </w:tr>
+      <w:bookmarkEnd w:id="0"/>
+      <w:tr>
+        <w:tc>
+          <w:tcPr>
+            <w:tcW w:w="2600" w:type="dxa"/>
+            <w:tcBorders>
+              <w:top w:val="single" w:sz="1" w:space="0" w:color="CCCCCC"/>
+              <w:left w:val="single" w:sz="1" w:space="0" w:color="CCCCCC"/>
+              <w:bottom w:val="single" w:sz="1" w:space="0" w:color="CCCCCC"/>
+              <w:right w:val="single" w:sz="1" w:space="0" w:color="CCCCCC"/>
+            </w:tcBorders>
             <w:shd w:val="clear" w:color="auto" w:fill="FFFFFF"/>
             <w:tcMar>
               <w:top w:w="80" w:type="dxa"/>
@@ -4467,6 +4604,7 @@
                 <w:sz w:val="20"/>
                 <w:szCs w:val="20"/>
               </w:rPr>
+              <w:lastRenderedPageBreak/>
               <w:t>purchase_cost</w:t>
             </w:r>
             <w:proofErr w:type="spellEnd"/>
@@ -4525,7 +4663,6 @@
                 <w:sz w:val="20"/>
                 <w:szCs w:val="20"/>
               </w:rPr>
-              <w:lastRenderedPageBreak/>
               <w:t>warranty_expiry_date</w:t>
             </w:r>
             <w:proofErr w:type="spellEnd"/>
@@ -5556,9 +5693,6 @@
           <w:numId w:val="2"/>
         </w:numPr>
         <w:spacing w:before="40" w:after="40"/>
-        <w:rPr>
-          <w:highlight w:val="yellow"/>
-        </w:rPr>
       </w:pPr>
       <w:r>
         <w:rPr>
@@ -5578,10 +5712,10 @@
         <w:rPr>
           <w:highlight w:val="yellow"/>
         </w:rPr>
-        <w:t xml:space="preserve">/assets — create </w:t>
-      </w:r>
-      <w:r>
-        <w:t>(AUTH)</w:t>
+        <w:t>/assets — create</w:t>
+      </w:r>
+      <w:r>
+        <w:t xml:space="preserve"> (AUTH)</w:t>
       </w:r>
     </w:p>
     <w:p>
@@ -5593,17 +5727,28 @@
         </w:numPr>
         <w:spacing w:before="40" w:after="40"/>
       </w:pPr>
-      <w:bookmarkStart w:id="0" w:name="_GoBack"/>
-      <w:r>
+      <w:r>
+        <w:rPr>
+          <w:highlight w:val="yellow"/>
+        </w:rPr>
         <w:t>GET /</w:t>
       </w:r>
       <w:proofErr w:type="spellStart"/>
       <w:r>
+        <w:rPr>
+          <w:highlight w:val="yellow"/>
+        </w:rPr>
         <w:t>api</w:t>
       </w:r>
       <w:proofErr w:type="spellEnd"/>
       <w:r>
-        <w:t>/assets — list all (AUTH)</w:t>
+        <w:rPr>
+          <w:highlight w:val="yellow"/>
+        </w:rPr>
+        <w:t>/assets — list all</w:t>
+      </w:r>
+      <w:r>
+        <w:t xml:space="preserve"> (AUTH)</w:t>
       </w:r>
     </w:p>
     <w:p>
@@ -5616,15 +5761,27 @@
         <w:spacing w:before="40" w:after="40"/>
       </w:pPr>
       <w:r>
+        <w:rPr>
+          <w:highlight w:val="yellow"/>
+        </w:rPr>
         <w:t>GET /</w:t>
       </w:r>
       <w:proofErr w:type="spellStart"/>
       <w:r>
+        <w:rPr>
+          <w:highlight w:val="yellow"/>
+        </w:rPr>
         <w:t>api</w:t>
       </w:r>
       <w:proofErr w:type="spellEnd"/>
       <w:r>
-        <w:t>/assets/{id} — view detail (AUTH)</w:t>
+        <w:rPr>
+          <w:highlight w:val="yellow"/>
+        </w:rPr>
+        <w:t>/assets/{id} — view detail</w:t>
+      </w:r>
+      <w:r>
+        <w:t xml:space="preserve"> (AUTH)</w:t>
       </w:r>
     </w:p>
     <w:p>
@@ -5637,15 +5794,27 @@
         <w:spacing w:before="40" w:after="40"/>
       </w:pPr>
       <w:r>
+        <w:rPr>
+          <w:highlight w:val="yellow"/>
+        </w:rPr>
         <w:t>PUT /</w:t>
       </w:r>
       <w:proofErr w:type="spellStart"/>
       <w:r>
+        <w:rPr>
+          <w:highlight w:val="yellow"/>
+        </w:rPr>
         <w:t>api</w:t>
       </w:r>
       <w:proofErr w:type="spellEnd"/>
       <w:r>
-        <w:t>/assets/{id} — update (AUTH)</w:t>
+        <w:rPr>
+          <w:highlight w:val="yellow"/>
+        </w:rPr>
+        <w:t>/assets/{id} — update</w:t>
+      </w:r>
+      <w:r>
+        <w:t xml:space="preserve"> (AUTH)</w:t>
       </w:r>
     </w:p>
     <w:p>
@@ -5658,15 +5827,54 @@
         <w:spacing w:before="40" w:after="40"/>
       </w:pPr>
       <w:r>
-        <w:t>PATCH /</w:t>
+        <w:rPr>
+          <w:highlight w:val="yellow"/>
+        </w:rPr>
+        <w:t>DELETE</w:t>
+      </w:r>
+      <w:r>
+        <w:rPr>
+          <w:highlight w:val="yellow"/>
+        </w:rPr>
+        <w:t xml:space="preserve"> /</w:t>
       </w:r>
       <w:proofErr w:type="spellStart"/>
       <w:r>
+        <w:rPr>
+          <w:highlight w:val="yellow"/>
+        </w:rPr>
         <w:t>api</w:t>
       </w:r>
       <w:proofErr w:type="spellEnd"/>
       <w:r>
-        <w:t>/assets/{id}/status — change status (AUTH)</w:t>
+        <w:rPr>
+          <w:highlight w:val="yellow"/>
+        </w:rPr>
+        <w:t>/assets/</w:t>
+      </w:r>
+      <w:r>
+        <w:rPr>
+          <w:highlight w:val="yellow"/>
+        </w:rPr>
+        <w:t>{id}</w:t>
+      </w:r>
+      <w:r>
+        <w:rPr>
+          <w:highlight w:val="yellow"/>
+        </w:rPr>
+        <w:t xml:space="preserve"> — search and filter</w:t>
+      </w:r>
+      <w:r>
+        <w:t xml:space="preserve"> (AUTH)</w:t>
+      </w:r>
+    </w:p>
+    <w:p>
+      <w:pPr>
+        <w:pStyle w:val="Heading2"/>
+      </w:pPr>
+      <w:r>
+        <w:lastRenderedPageBreak/>
+        <w:t>Assignment APIs</w:t>
       </w:r>
     </w:p>
     <w:p>
@@ -5679,7 +5887,7 @@
         <w:spacing w:before="40" w:after="40"/>
       </w:pPr>
       <w:r>
-        <w:t>GET /</w:t>
+        <w:t>POST /</w:t>
       </w:r>
       <w:proofErr w:type="spellStart"/>
       <w:r>
@@ -5687,7 +5895,7 @@
       </w:r>
       <w:proofErr w:type="spellEnd"/>
       <w:r>
-        <w:t>/assets/search — search and filter (AUTH)</w:t>
+        <w:t>/assignments — assign asset (AUTH)</w:t>
       </w:r>
     </w:p>
     <w:p>
@@ -5700,8 +5908,7 @@
         <w:spacing w:before="40" w:after="40"/>
       </w:pPr>
       <w:r>
-        <w:lastRenderedPageBreak/>
-        <w:t>GET /</w:t>
+        <w:t>POST /</w:t>
       </w:r>
       <w:proofErr w:type="spellStart"/>
       <w:r>
@@ -5709,16 +5916,7 @@
       </w:r>
       <w:proofErr w:type="spellEnd"/>
       <w:r>
-        <w:t>/assets/{id}/status — public status check (PUBLIC)</w:t>
-      </w:r>
-    </w:p>
-    <w:bookmarkEnd w:id="0"/>
-    <w:p>
-      <w:pPr>
-        <w:pStyle w:val="Heading2"/>
-      </w:pPr>
-      <w:r>
-        <w:t>Assignment APIs</w:t>
+        <w:t>/assignments/{id}/return — return asset (AUTH)</w:t>
       </w:r>
     </w:p>
     <w:p>
@@ -5731,7 +5929,7 @@
         <w:spacing w:before="40" w:after="40"/>
       </w:pPr>
       <w:r>
-        <w:t>POST /</w:t>
+        <w:t>GET /</w:t>
       </w:r>
       <w:proofErr w:type="spellStart"/>
       <w:r>
@@ -5739,7 +5937,15 @@
       </w:r>
       <w:proofErr w:type="spellEnd"/>
       <w:r>
-        <w:t>/assignments — assign asset (AUTH)</w:t>
+        <w:t>/assets/{id}/assignments — view history (AUTH)</w:t>
+      </w:r>
+    </w:p>
+    <w:p>
+      <w:pPr>
+        <w:pStyle w:val="Heading2"/>
+      </w:pPr>
+      <w:r>
+        <w:t>Procurement APIs</w:t>
       </w:r>
     </w:p>
     <w:p>
@@ -5760,7 +5966,7 @@
       </w:r>
       <w:proofErr w:type="spellEnd"/>
       <w:r>
-        <w:t>/assignments/{id}/return — return asset (AUTH)</w:t>
+        <w:t>/assets/{id}/procurement — create (AUTH)</w:t>
       </w:r>
     </w:p>
     <w:p>
@@ -5773,7 +5979,7 @@
         <w:spacing w:before="40" w:after="40"/>
       </w:pPr>
       <w:r>
-        <w:t>GET /</w:t>
+        <w:t>PUT /</w:t>
       </w:r>
       <w:proofErr w:type="spellStart"/>
       <w:r>
@@ -5781,7 +5987,7 @@
       </w:r>
       <w:proofErr w:type="spellEnd"/>
       <w:r>
-        <w:t>/assets/{id}/assignments — view history (AUTH)</w:t>
+        <w:t>/assets/{id}/procurement — update (AUTH)</w:t>
       </w:r>
     </w:p>
     <w:p>
@@ -5789,7 +5995,7 @@
         <w:pStyle w:val="Heading2"/>
       </w:pPr>
       <w:r>
-        <w:t>Procurement APIs</w:t>
+        <w:t>Issue APIs</w:t>
       </w:r>
     </w:p>
     <w:p>
@@ -5810,7 +6016,7 @@
       </w:r>
       <w:proofErr w:type="spellEnd"/>
       <w:r>
-        <w:t>/assets/{id}/procurement — create (AUTH)</w:t>
+        <w:t>/assets/{id}/issues — report issue (AUTH)</w:t>
       </w:r>
     </w:p>
     <w:p>
@@ -5831,15 +6037,7 @@
       </w:r>
       <w:proofErr w:type="spellEnd"/>
       <w:r>
-        <w:t>/assets/{id}/procurement — update (AUTH)</w:t>
-      </w:r>
-    </w:p>
-    <w:p>
-      <w:pPr>
-        <w:pStyle w:val="Heading2"/>
-      </w:pPr>
-      <w:r>
-        <w:t>Issue APIs</w:t>
+        <w:t>/issues/{id} — update issue (AUTH)</w:t>
       </w:r>
     </w:p>
     <w:p>
@@ -5852,7 +6050,7 @@
         <w:spacing w:before="40" w:after="40"/>
       </w:pPr>
       <w:r>
-        <w:t>POST /</w:t>
+        <w:t>GET /</w:t>
       </w:r>
       <w:proofErr w:type="spellStart"/>
       <w:r>
@@ -5860,7 +6058,15 @@
       </w:r>
       <w:proofErr w:type="spellEnd"/>
       <w:r>
-        <w:t>/assets/{id}/issues — report issue (AUTH)</w:t>
+        <w:t>/assets/{id}/issues — view issues (AUTH)</w:t>
+      </w:r>
+    </w:p>
+    <w:p>
+      <w:pPr>
+        <w:pStyle w:val="Heading2"/>
+      </w:pPr>
+      <w:r>
+        <w:t>Report APIs (Public)</w:t>
       </w:r>
     </w:p>
     <w:p>
@@ -5873,7 +6079,7 @@
         <w:spacing w:before="40" w:after="40"/>
       </w:pPr>
       <w:r>
-        <w:t>PUT /</w:t>
+        <w:t>GET /</w:t>
       </w:r>
       <w:proofErr w:type="spellStart"/>
       <w:r>
@@ -5881,7 +6087,7 @@
       </w:r>
       <w:proofErr w:type="spellEnd"/>
       <w:r>
-        <w:t>/issues/{id} — update issue (AUTH)</w:t>
+        <w:t>/reports/summary — dashboard summary (PUBLIC)</w:t>
       </w:r>
     </w:p>
     <w:p>
@@ -5902,15 +6108,7 @@
       </w:r>
       <w:proofErr w:type="spellEnd"/>
       <w:r>
-        <w:t>/assets/{id}/issues — view issues (AUTH)</w:t>
-      </w:r>
-    </w:p>
-    <w:p>
-      <w:pPr>
-        <w:pStyle w:val="Heading2"/>
-      </w:pPr>
-      <w:r>
-        <w:t>Report APIs (Public)</w:t>
+        <w:t>/reports/warranty-expiry — warranty report (PUBLIC)</w:t>
       </w:r>
     </w:p>
     <w:p>
@@ -5931,7 +6129,7 @@
       </w:r>
       <w:proofErr w:type="spellEnd"/>
       <w:r>
-        <w:t>/reports/summary — dashboard summary (PUBLIC)</w:t>
+        <w:t>/reports/available-assets — availability (PUBLIC)</w:t>
       </w:r>
     </w:p>
     <w:p>
@@ -5952,7 +6150,7 @@
       </w:r>
       <w:proofErr w:type="spellEnd"/>
       <w:r>
-        <w:t>/reports/warranty-expiry — warranty report (PUBLIC)</w:t>
+        <w:t>/reports/issues — issue overview (PUBLIC)</w:t>
       </w:r>
     </w:p>
     <w:p>
@@ -5965,36 +6163,30 @@
         <w:spacing w:before="40" w:after="40"/>
       </w:pPr>
       <w:r>
+        <w:rPr>
+          <w:sz w:val="20"/>
+          <w:szCs w:val="20"/>
+        </w:rPr>
         <w:t>GET /</w:t>
       </w:r>
       <w:proofErr w:type="spellStart"/>
       <w:r>
+        <w:rPr>
+          <w:sz w:val="20"/>
+          <w:szCs w:val="20"/>
+        </w:rPr>
         <w:t>api</w:t>
       </w:r>
       <w:proofErr w:type="spellEnd"/>
       <w:r>
-        <w:t>/reports/available-assets — availability (PUBLIC)</w:t>
-      </w:r>
-    </w:p>
-    <w:p>
-      <w:pPr>
-        <w:pStyle w:val="ListParagraph"/>
-        <w:numPr>
-          <w:ilvl w:val="0"/>
-          <w:numId w:val="2"/>
-        </w:numPr>
-        <w:spacing w:before="40" w:after="40"/>
-      </w:pPr>
-      <w:r>
-        <w:t>GET /</w:t>
-      </w:r>
-      <w:proofErr w:type="spellStart"/>
-      <w:r>
-        <w:t>api</w:t>
-      </w:r>
-      <w:proofErr w:type="spellEnd"/>
-      <w:r>
-        <w:t>/reports/issues — issue overview (PUBLIC)</w:t>
+        <w:rPr>
+          <w:sz w:val="20"/>
+          <w:szCs w:val="20"/>
+        </w:rPr>
+        <w:t xml:space="preserve">/reports/Search/device-detail </w:t>
+      </w:r>
+      <w:r>
+        <w:t>— issue overview (PUBLIC)</w:t>
       </w:r>
     </w:p>
     <w:p>
@@ -6500,23 +6692,23 @@
         <w:spacing w:before="40" w:after="40"/>
       </w:pPr>
       <w:r>
+        <w:t xml:space="preserve">status values should be controlled by </w:t>
+      </w:r>
+      <w:proofErr w:type="spellStart"/>
+      <w:r>
+        <w:t>enum</w:t>
+      </w:r>
+      <w:proofErr w:type="spellEnd"/>
+      <w:r>
+        <w:t>.</w:t>
+      </w:r>
+    </w:p>
+    <w:p>
+      <w:pPr>
+        <w:pStyle w:val="Heading2"/>
+      </w:pPr>
+      <w:r>
         <w:lastRenderedPageBreak/>
-        <w:t xml:space="preserve">status values should be controlled by </w:t>
-      </w:r>
-      <w:proofErr w:type="spellStart"/>
-      <w:r>
-        <w:t>enum</w:t>
-      </w:r>
-      <w:proofErr w:type="spellEnd"/>
-      <w:r>
-        <w:t>.</w:t>
-      </w:r>
-    </w:p>
-    <w:p>
-      <w:pPr>
-        <w:pStyle w:val="Heading2"/>
-      </w:pPr>
-      <w:r>
         <w:t>Assignment Rules</w:t>
       </w:r>
     </w:p>
@@ -7245,7 +7437,6 @@
                 <w:sz w:val="20"/>
                 <w:szCs w:val="20"/>
               </w:rPr>
-              <w:lastRenderedPageBreak/>
               <w:t>Spring Validation</w:t>
             </w:r>
           </w:p>
@@ -7302,6 +7493,7 @@
                 <w:sz w:val="20"/>
                 <w:szCs w:val="20"/>
               </w:rPr>
+              <w:lastRenderedPageBreak/>
               <w:t>Spring Security + JWT</w:t>
             </w:r>
           </w:p>

--- a/document/TID_Asset_Management_Project_Perspective.docx
+++ b/document/TID_Asset_Management_Project_Perspective.docx
@@ -456,7 +456,7 @@
         <w:spacing w:before="80" w:after="80"/>
       </w:pPr>
       <w:r>
-        <w:t>Assign assets to employees, return assets, transfer assets, and keep assignment history.</w:t>
+        <w:t>Assign assets to employees, return assets, transfer assets.</w:t>
       </w:r>
     </w:p>
     <w:p>
@@ -2734,11 +2734,9 @@
             </w:pPr>
             <w:r>
               <w:rPr>
-                <w:sz w:val="20"/>
-                <w:szCs w:val="20"/>
                 <w:highlight w:val="yellow"/>
               </w:rPr>
-              <w:t>VARCHAR</w:t>
+              <w:t>ENUM</w:t>
             </w:r>
           </w:p>
         </w:tc>
@@ -2762,6 +2760,8 @@
           <w:p>
             <w:pPr>
               <w:rPr>
+                <w:sz w:val="20"/>
+                <w:szCs w:val="20"/>
                 <w:highlight w:val="yellow"/>
               </w:rPr>
             </w:pPr>
@@ -2771,7 +2771,7 @@
                 <w:szCs w:val="20"/>
                 <w:highlight w:val="yellow"/>
               </w:rPr>
-              <w:t>Laptop, desktop, monitor, etc.</w:t>
+              <w:t>LAPTOP, DESKTOP, PORTABLE_MONITOR, STAND_MONITOR</w:t>
             </w:r>
           </w:p>
         </w:tc>
@@ -3065,16 +3065,17 @@
           <w:p>
             <w:pPr>
               <w:rPr>
+                <w:sz w:val="20"/>
+                <w:szCs w:val="20"/>
+              </w:rPr>
+            </w:pPr>
+            <w:r>
+              <w:rPr>
+                <w:sz w:val="20"/>
+                <w:szCs w:val="20"/>
                 <w:highlight w:val="yellow"/>
               </w:rPr>
-            </w:pPr>
-            <w:r>
-              <w:rPr>
-                <w:sz w:val="20"/>
-                <w:szCs w:val="20"/>
-                <w:highlight w:val="yellow"/>
-              </w:rPr>
-              <w:t>AVAILABLE, ASSIGNED, DAMAGED, REPAIR, RETIRED</w:t>
+              <w:t>AVAILABLE, IN_USE, UNDER_REPAIR, LOST, DAMAGED</w:t>
             </w:r>
           </w:p>
         </w:tc>
@@ -3664,7 +3665,6 @@
                 <w:highlight w:val="yellow"/>
               </w:rPr>
             </w:pPr>
-            <w:bookmarkStart w:id="0" w:name="_GoBack" w:colFirst="0" w:colLast="2"/>
             <w:r>
               <w:rPr>
                 <w:sz w:val="20"/>
@@ -3746,7 +3746,6 @@
           </w:p>
         </w:tc>
       </w:tr>
-      <w:bookmarkEnd w:id="0"/>
       <w:tr>
         <w:tc>
           <w:tcPr>
@@ -3884,6 +3883,1302 @@
       <w:proofErr w:type="spellStart"/>
       <w:r>
         <w:t>asset_assignments</w:t>
+      </w:r>
+      <w:proofErr w:type="spellEnd"/>
+    </w:p>
+    <w:tbl>
+      <w:tblPr>
+        <w:tblW w:w="9360" w:type="dxa"/>
+        <w:tblBorders>
+          <w:top w:val="single" w:sz="4" w:space="0" w:color="auto"/>
+          <w:left w:val="single" w:sz="4" w:space="0" w:color="auto"/>
+          <w:bottom w:val="single" w:sz="4" w:space="0" w:color="auto"/>
+          <w:right w:val="single" w:sz="4" w:space="0" w:color="auto"/>
+          <w:insideH w:val="single" w:sz="4" w:space="0" w:color="auto"/>
+          <w:insideV w:val="single" w:sz="4" w:space="0" w:color="auto"/>
+        </w:tblBorders>
+        <w:tblLayout w:type="fixed"/>
+        <w:tblCellMar>
+          <w:left w:w="10" w:type="dxa"/>
+          <w:right w:w="10" w:type="dxa"/>
+        </w:tblCellMar>
+        <w:tblLook w:val="0000" w:firstRow="0" w:lastRow="0" w:firstColumn="0" w:lastColumn="0" w:noHBand="0" w:noVBand="0"/>
+      </w:tblPr>
+      <w:tblGrid>
+        <w:gridCol w:w="2800"/>
+        <w:gridCol w:w="6560"/>
+      </w:tblGrid>
+      <w:tr>
+        <w:trPr>
+          <w:tblHeader/>
+        </w:trPr>
+        <w:tc>
+          <w:tcPr>
+            <w:tcW w:w="2800" w:type="dxa"/>
+            <w:tcBorders>
+              <w:top w:val="single" w:sz="1" w:space="0" w:color="2563EB"/>
+              <w:left w:val="single" w:sz="1" w:space="0" w:color="2563EB"/>
+              <w:bottom w:val="single" w:sz="1" w:space="0" w:color="2563EB"/>
+              <w:right w:val="single" w:sz="1" w:space="0" w:color="2563EB"/>
+            </w:tcBorders>
+            <w:shd w:val="clear" w:color="auto" w:fill="1E3A5F"/>
+            <w:tcMar>
+              <w:top w:w="100" w:type="dxa"/>
+              <w:left w:w="150" w:type="dxa"/>
+              <w:bottom w:w="100" w:type="dxa"/>
+              <w:right w:w="150" w:type="dxa"/>
+            </w:tcMar>
+          </w:tcPr>
+          <w:p>
+            <w:pPr>
+              <w:rPr>
+                <w:sz w:val="20"/>
+                <w:szCs w:val="20"/>
+              </w:rPr>
+            </w:pPr>
+            <w:r>
+              <w:rPr>
+                <w:b/>
+                <w:bCs/>
+                <w:color w:val="FFFFFF"/>
+                <w:sz w:val="20"/>
+                <w:szCs w:val="20"/>
+              </w:rPr>
+              <w:t>Column</w:t>
+            </w:r>
+          </w:p>
+        </w:tc>
+        <w:tc>
+          <w:tcPr>
+            <w:tcW w:w="6560" w:type="dxa"/>
+            <w:tcBorders>
+              <w:top w:val="single" w:sz="1" w:space="0" w:color="2563EB"/>
+              <w:left w:val="single" w:sz="1" w:space="0" w:color="2563EB"/>
+              <w:bottom w:val="single" w:sz="1" w:space="0" w:color="2563EB"/>
+              <w:right w:val="single" w:sz="1" w:space="0" w:color="2563EB"/>
+            </w:tcBorders>
+            <w:shd w:val="clear" w:color="auto" w:fill="1E3A5F"/>
+            <w:tcMar>
+              <w:top w:w="100" w:type="dxa"/>
+              <w:left w:w="150" w:type="dxa"/>
+              <w:bottom w:w="100" w:type="dxa"/>
+              <w:right w:w="150" w:type="dxa"/>
+            </w:tcMar>
+          </w:tcPr>
+          <w:p>
+            <w:pPr>
+              <w:rPr>
+                <w:sz w:val="20"/>
+                <w:szCs w:val="20"/>
+              </w:rPr>
+            </w:pPr>
+            <w:r>
+              <w:rPr>
+                <w:b/>
+                <w:bCs/>
+                <w:color w:val="FFFFFF"/>
+                <w:sz w:val="20"/>
+                <w:szCs w:val="20"/>
+              </w:rPr>
+              <w:t>Notes</w:t>
+            </w:r>
+          </w:p>
+        </w:tc>
+      </w:tr>
+      <w:tr>
+        <w:tc>
+          <w:tcPr>
+            <w:tcW w:w="2800" w:type="dxa"/>
+            <w:tcBorders>
+              <w:top w:val="single" w:sz="1" w:space="0" w:color="CCCCCC"/>
+              <w:left w:val="single" w:sz="1" w:space="0" w:color="CCCCCC"/>
+              <w:bottom w:val="single" w:sz="1" w:space="0" w:color="CCCCCC"/>
+              <w:right w:val="single" w:sz="1" w:space="0" w:color="CCCCCC"/>
+            </w:tcBorders>
+            <w:shd w:val="clear" w:color="auto" w:fill="F0F4FA"/>
+            <w:tcMar>
+              <w:top w:w="80" w:type="dxa"/>
+              <w:left w:w="150" w:type="dxa"/>
+              <w:bottom w:w="80" w:type="dxa"/>
+              <w:right w:w="150" w:type="dxa"/>
+            </w:tcMar>
+          </w:tcPr>
+          <w:p>
+            <w:pPr>
+              <w:rPr>
+                <w:sz w:val="20"/>
+                <w:szCs w:val="20"/>
+              </w:rPr>
+            </w:pPr>
+            <w:r>
+              <w:rPr>
+                <w:sz w:val="20"/>
+                <w:szCs w:val="20"/>
+              </w:rPr>
+              <w:t xml:space="preserve">id, </w:t>
+            </w:r>
+            <w:proofErr w:type="spellStart"/>
+            <w:r>
+              <w:rPr>
+                <w:sz w:val="20"/>
+                <w:szCs w:val="20"/>
+              </w:rPr>
+              <w:t>asset_id</w:t>
+            </w:r>
+            <w:proofErr w:type="spellEnd"/>
+          </w:p>
+        </w:tc>
+        <w:tc>
+          <w:tcPr>
+            <w:tcW w:w="6560" w:type="dxa"/>
+            <w:tcBorders>
+              <w:top w:val="single" w:sz="1" w:space="0" w:color="CCCCCC"/>
+              <w:left w:val="single" w:sz="1" w:space="0" w:color="CCCCCC"/>
+              <w:bottom w:val="single" w:sz="1" w:space="0" w:color="CCCCCC"/>
+              <w:right w:val="single" w:sz="1" w:space="0" w:color="CCCCCC"/>
+            </w:tcBorders>
+            <w:shd w:val="clear" w:color="auto" w:fill="F0F4FA"/>
+            <w:tcMar>
+              <w:top w:w="80" w:type="dxa"/>
+              <w:left w:w="150" w:type="dxa"/>
+              <w:bottom w:w="80" w:type="dxa"/>
+              <w:right w:w="150" w:type="dxa"/>
+            </w:tcMar>
+          </w:tcPr>
+          <w:p>
+            <w:pPr>
+              <w:rPr>
+                <w:sz w:val="20"/>
+                <w:szCs w:val="20"/>
+              </w:rPr>
+            </w:pPr>
+            <w:r>
+              <w:rPr>
+                <w:sz w:val="20"/>
+                <w:szCs w:val="20"/>
+              </w:rPr>
+              <w:t>FK to assets</w:t>
+            </w:r>
+          </w:p>
+        </w:tc>
+      </w:tr>
+      <w:tr>
+        <w:tc>
+          <w:tcPr>
+            <w:tcW w:w="2800" w:type="dxa"/>
+            <w:tcBorders>
+              <w:top w:val="single" w:sz="1" w:space="0" w:color="CCCCCC"/>
+              <w:left w:val="single" w:sz="1" w:space="0" w:color="CCCCCC"/>
+              <w:bottom w:val="single" w:sz="1" w:space="0" w:color="CCCCCC"/>
+              <w:right w:val="single" w:sz="1" w:space="0" w:color="CCCCCC"/>
+            </w:tcBorders>
+            <w:shd w:val="clear" w:color="auto" w:fill="FFFFFF"/>
+            <w:tcMar>
+              <w:top w:w="80" w:type="dxa"/>
+              <w:left w:w="150" w:type="dxa"/>
+              <w:bottom w:w="80" w:type="dxa"/>
+              <w:right w:w="150" w:type="dxa"/>
+            </w:tcMar>
+          </w:tcPr>
+          <w:p>
+            <w:pPr>
+              <w:rPr>
+                <w:sz w:val="20"/>
+                <w:szCs w:val="20"/>
+              </w:rPr>
+            </w:pPr>
+            <w:proofErr w:type="spellStart"/>
+            <w:r>
+              <w:rPr>
+                <w:sz w:val="20"/>
+                <w:szCs w:val="20"/>
+              </w:rPr>
+              <w:t>assigned_to</w:t>
+            </w:r>
+            <w:proofErr w:type="spellEnd"/>
+          </w:p>
+        </w:tc>
+        <w:tc>
+          <w:tcPr>
+            <w:tcW w:w="6560" w:type="dxa"/>
+            <w:tcBorders>
+              <w:top w:val="single" w:sz="1" w:space="0" w:color="CCCCCC"/>
+              <w:left w:val="single" w:sz="1" w:space="0" w:color="CCCCCC"/>
+              <w:bottom w:val="single" w:sz="1" w:space="0" w:color="CCCCCC"/>
+              <w:right w:val="single" w:sz="1" w:space="0" w:color="CCCCCC"/>
+            </w:tcBorders>
+            <w:shd w:val="clear" w:color="auto" w:fill="FFFFFF"/>
+            <w:tcMar>
+              <w:top w:w="80" w:type="dxa"/>
+              <w:left w:w="150" w:type="dxa"/>
+              <w:bottom w:w="80" w:type="dxa"/>
+              <w:right w:w="150" w:type="dxa"/>
+            </w:tcMar>
+          </w:tcPr>
+          <w:p>
+            <w:pPr>
+              <w:rPr>
+                <w:sz w:val="20"/>
+                <w:szCs w:val="20"/>
+              </w:rPr>
+            </w:pPr>
+            <w:r>
+              <w:rPr>
+                <w:sz w:val="20"/>
+                <w:szCs w:val="20"/>
+              </w:rPr>
+              <w:t>Employee name or ID</w:t>
+            </w:r>
+          </w:p>
+        </w:tc>
+      </w:tr>
+      <w:tr>
+        <w:tc>
+          <w:tcPr>
+            <w:tcW w:w="2800" w:type="dxa"/>
+            <w:tcBorders>
+              <w:top w:val="single" w:sz="1" w:space="0" w:color="CCCCCC"/>
+              <w:left w:val="single" w:sz="1" w:space="0" w:color="CCCCCC"/>
+              <w:bottom w:val="single" w:sz="1" w:space="0" w:color="CCCCCC"/>
+              <w:right w:val="single" w:sz="1" w:space="0" w:color="CCCCCC"/>
+            </w:tcBorders>
+            <w:shd w:val="clear" w:color="auto" w:fill="F0F4FA"/>
+            <w:tcMar>
+              <w:top w:w="80" w:type="dxa"/>
+              <w:left w:w="150" w:type="dxa"/>
+              <w:bottom w:w="80" w:type="dxa"/>
+              <w:right w:w="150" w:type="dxa"/>
+            </w:tcMar>
+          </w:tcPr>
+          <w:p>
+            <w:pPr>
+              <w:rPr>
+                <w:sz w:val="20"/>
+                <w:szCs w:val="20"/>
+              </w:rPr>
+            </w:pPr>
+            <w:r>
+              <w:rPr>
+                <w:sz w:val="20"/>
+                <w:szCs w:val="20"/>
+              </w:rPr>
+              <w:t xml:space="preserve">department, </w:t>
+            </w:r>
+          </w:p>
+        </w:tc>
+        <w:tc>
+          <w:tcPr>
+            <w:tcW w:w="6560" w:type="dxa"/>
+            <w:tcBorders>
+              <w:top w:val="single" w:sz="1" w:space="0" w:color="CCCCCC"/>
+              <w:left w:val="single" w:sz="1" w:space="0" w:color="CCCCCC"/>
+              <w:bottom w:val="single" w:sz="1" w:space="0" w:color="CCCCCC"/>
+              <w:right w:val="single" w:sz="1" w:space="0" w:color="CCCCCC"/>
+            </w:tcBorders>
+            <w:shd w:val="clear" w:color="auto" w:fill="F0F4FA"/>
+            <w:tcMar>
+              <w:top w:w="80" w:type="dxa"/>
+              <w:left w:w="150" w:type="dxa"/>
+              <w:bottom w:w="80" w:type="dxa"/>
+              <w:right w:w="150" w:type="dxa"/>
+            </w:tcMar>
+          </w:tcPr>
+          <w:p>
+            <w:pPr>
+              <w:rPr>
+                <w:sz w:val="20"/>
+                <w:szCs w:val="20"/>
+              </w:rPr>
+            </w:pPr>
+            <w:r>
+              <w:rPr>
+                <w:sz w:val="20"/>
+                <w:szCs w:val="20"/>
+              </w:rPr>
+              <w:t xml:space="preserve">ENUM: </w:t>
+            </w:r>
+          </w:p>
+          <w:p>
+            <w:pPr>
+              <w:pStyle w:val="ListParagraph"/>
+              <w:numPr>
+                <w:ilvl w:val="0"/>
+                <w:numId w:val="3"/>
+              </w:numPr>
+              <w:rPr>
+                <w:sz w:val="20"/>
+                <w:szCs w:val="20"/>
+              </w:rPr>
+            </w:pPr>
+            <w:r>
+              <w:rPr>
+                <w:sz w:val="20"/>
+                <w:szCs w:val="20"/>
+              </w:rPr>
+              <w:t>Office Admin</w:t>
+            </w:r>
+          </w:p>
+          <w:p>
+            <w:pPr>
+              <w:pStyle w:val="ListParagraph"/>
+              <w:numPr>
+                <w:ilvl w:val="0"/>
+                <w:numId w:val="3"/>
+              </w:numPr>
+              <w:rPr>
+                <w:sz w:val="20"/>
+                <w:szCs w:val="20"/>
+              </w:rPr>
+            </w:pPr>
+            <w:r>
+              <w:rPr>
+                <w:sz w:val="20"/>
+                <w:szCs w:val="20"/>
+              </w:rPr>
+              <w:t>Tax &amp; Accounting Advisory</w:t>
+            </w:r>
+            <w:r>
+              <w:rPr>
+                <w:sz w:val="20"/>
+                <w:szCs w:val="20"/>
+              </w:rPr>
+              <w:t xml:space="preserve"> </w:t>
+            </w:r>
+          </w:p>
+          <w:p>
+            <w:pPr>
+              <w:pStyle w:val="ListParagraph"/>
+              <w:numPr>
+                <w:ilvl w:val="0"/>
+                <w:numId w:val="3"/>
+              </w:numPr>
+              <w:rPr>
+                <w:sz w:val="20"/>
+                <w:szCs w:val="20"/>
+              </w:rPr>
+            </w:pPr>
+            <w:r>
+              <w:rPr>
+                <w:sz w:val="20"/>
+                <w:szCs w:val="20"/>
+              </w:rPr>
+              <w:t>Legal &amp; Corporate Advisory</w:t>
+            </w:r>
+          </w:p>
+          <w:p>
+            <w:pPr>
+              <w:pStyle w:val="ListParagraph"/>
+              <w:numPr>
+                <w:ilvl w:val="0"/>
+                <w:numId w:val="3"/>
+              </w:numPr>
+              <w:rPr>
+                <w:sz w:val="20"/>
+                <w:szCs w:val="20"/>
+              </w:rPr>
+            </w:pPr>
+            <w:r>
+              <w:rPr>
+                <w:sz w:val="20"/>
+                <w:szCs w:val="20"/>
+              </w:rPr>
+              <w:t>Audit &amp; Assurance</w:t>
+            </w:r>
+          </w:p>
+          <w:p>
+            <w:pPr>
+              <w:pStyle w:val="ListParagraph"/>
+              <w:numPr>
+                <w:ilvl w:val="0"/>
+                <w:numId w:val="3"/>
+              </w:numPr>
+              <w:rPr>
+                <w:sz w:val="20"/>
+                <w:szCs w:val="20"/>
+              </w:rPr>
+            </w:pPr>
+            <w:r>
+              <w:rPr>
+                <w:sz w:val="20"/>
+                <w:szCs w:val="20"/>
+              </w:rPr>
+              <w:t>Practice Development &amp; Management</w:t>
+            </w:r>
+          </w:p>
+          <w:p>
+            <w:pPr>
+              <w:pStyle w:val="ListParagraph"/>
+              <w:numPr>
+                <w:ilvl w:val="0"/>
+                <w:numId w:val="3"/>
+              </w:numPr>
+              <w:rPr>
+                <w:sz w:val="20"/>
+                <w:szCs w:val="20"/>
+              </w:rPr>
+            </w:pPr>
+            <w:r>
+              <w:rPr>
+                <w:sz w:val="20"/>
+                <w:szCs w:val="20"/>
+              </w:rPr>
+              <w:t>Client &amp; Operation Management</w:t>
+            </w:r>
+          </w:p>
+          <w:p>
+            <w:pPr>
+              <w:pStyle w:val="ListParagraph"/>
+              <w:numPr>
+                <w:ilvl w:val="0"/>
+                <w:numId w:val="3"/>
+              </w:numPr>
+              <w:rPr>
+                <w:sz w:val="20"/>
+                <w:szCs w:val="20"/>
+              </w:rPr>
+            </w:pPr>
+            <w:r>
+              <w:rPr>
+                <w:sz w:val="20"/>
+                <w:szCs w:val="20"/>
+              </w:rPr>
+              <w:t>Finance &amp; Human Resource</w:t>
+            </w:r>
+          </w:p>
+          <w:p>
+            <w:pPr>
+              <w:pStyle w:val="ListParagraph"/>
+              <w:numPr>
+                <w:ilvl w:val="0"/>
+                <w:numId w:val="3"/>
+              </w:numPr>
+              <w:rPr>
+                <w:sz w:val="20"/>
+                <w:szCs w:val="20"/>
+              </w:rPr>
+            </w:pPr>
+            <w:r>
+              <w:rPr>
+                <w:sz w:val="20"/>
+                <w:szCs w:val="20"/>
+              </w:rPr>
+              <w:t>Technology Innovation and Development</w:t>
+            </w:r>
+          </w:p>
+        </w:tc>
+      </w:tr>
+      <w:tr>
+        <w:tc>
+          <w:tcPr>
+            <w:tcW w:w="2800" w:type="dxa"/>
+            <w:tcBorders>
+              <w:top w:val="single" w:sz="1" w:space="0" w:color="CCCCCC"/>
+              <w:left w:val="single" w:sz="1" w:space="0" w:color="CCCCCC"/>
+              <w:bottom w:val="single" w:sz="1" w:space="0" w:color="CCCCCC"/>
+              <w:right w:val="single" w:sz="1" w:space="0" w:color="CCCCCC"/>
+            </w:tcBorders>
+            <w:shd w:val="clear" w:color="auto" w:fill="F0F4FA"/>
+            <w:tcMar>
+              <w:top w:w="80" w:type="dxa"/>
+              <w:left w:w="150" w:type="dxa"/>
+              <w:bottom w:w="80" w:type="dxa"/>
+              <w:right w:w="150" w:type="dxa"/>
+            </w:tcMar>
+          </w:tcPr>
+          <w:p>
+            <w:pPr>
+              <w:rPr>
+                <w:sz w:val="20"/>
+                <w:szCs w:val="20"/>
+              </w:rPr>
+            </w:pPr>
+            <w:proofErr w:type="spellStart"/>
+            <w:r>
+              <w:rPr>
+                <w:sz w:val="20"/>
+                <w:szCs w:val="20"/>
+              </w:rPr>
+              <w:t>job_title</w:t>
+            </w:r>
+            <w:proofErr w:type="spellEnd"/>
+          </w:p>
+        </w:tc>
+        <w:tc>
+          <w:tcPr>
+            <w:tcW w:w="6560" w:type="dxa"/>
+            <w:tcBorders>
+              <w:top w:val="single" w:sz="1" w:space="0" w:color="CCCCCC"/>
+              <w:left w:val="single" w:sz="1" w:space="0" w:color="CCCCCC"/>
+              <w:bottom w:val="single" w:sz="1" w:space="0" w:color="CCCCCC"/>
+              <w:right w:val="single" w:sz="1" w:space="0" w:color="CCCCCC"/>
+            </w:tcBorders>
+            <w:shd w:val="clear" w:color="auto" w:fill="F0F4FA"/>
+            <w:tcMar>
+              <w:top w:w="80" w:type="dxa"/>
+              <w:left w:w="150" w:type="dxa"/>
+              <w:bottom w:w="80" w:type="dxa"/>
+              <w:right w:w="150" w:type="dxa"/>
+            </w:tcMar>
+          </w:tcPr>
+          <w:p>
+            <w:pPr>
+              <w:rPr>
+                <w:sz w:val="20"/>
+                <w:szCs w:val="20"/>
+              </w:rPr>
+            </w:pPr>
+            <w:r>
+              <w:rPr>
+                <w:sz w:val="20"/>
+                <w:szCs w:val="20"/>
+              </w:rPr>
+              <w:t>ENUM</w:t>
+            </w:r>
+            <w:r>
+              <w:rPr>
+                <w:sz w:val="20"/>
+                <w:szCs w:val="20"/>
+              </w:rPr>
+              <w:t>:</w:t>
+            </w:r>
+          </w:p>
+          <w:p>
+            <w:pPr>
+              <w:pStyle w:val="NormalWeb"/>
+              <w:numPr>
+                <w:ilvl w:val="0"/>
+                <w:numId w:val="3"/>
+              </w:numPr>
+              <w:spacing w:before="0" w:beforeAutospacing="0" w:after="0" w:afterAutospacing="0"/>
+              <w:rPr>
+                <w:rFonts w:ascii="Arial" w:hAnsi="Arial" w:cs="Arial"/>
+                <w:sz w:val="20"/>
+                <w:szCs w:val="20"/>
+              </w:rPr>
+            </w:pPr>
+            <w:r>
+              <w:rPr>
+                <w:rFonts w:ascii="Arial" w:hAnsi="Arial" w:cs="Arial"/>
+                <w:sz w:val="20"/>
+                <w:szCs w:val="20"/>
+              </w:rPr>
+              <w:t>Assistant Manager</w:t>
+            </w:r>
+          </w:p>
+          <w:p>
+            <w:pPr>
+              <w:pStyle w:val="NormalWeb"/>
+              <w:numPr>
+                <w:ilvl w:val="0"/>
+                <w:numId w:val="3"/>
+              </w:numPr>
+              <w:spacing w:before="0" w:beforeAutospacing="0" w:after="0" w:afterAutospacing="0"/>
+              <w:rPr>
+                <w:rFonts w:ascii="Arial" w:hAnsi="Arial" w:cs="Arial"/>
+                <w:sz w:val="20"/>
+                <w:szCs w:val="20"/>
+              </w:rPr>
+            </w:pPr>
+            <w:r>
+              <w:rPr>
+                <w:rFonts w:ascii="Arial" w:hAnsi="Arial" w:cs="Arial"/>
+                <w:sz w:val="20"/>
+                <w:szCs w:val="20"/>
+              </w:rPr>
+              <w:t>Associate</w:t>
+            </w:r>
+          </w:p>
+          <w:p>
+            <w:pPr>
+              <w:pStyle w:val="NormalWeb"/>
+              <w:numPr>
+                <w:ilvl w:val="0"/>
+                <w:numId w:val="3"/>
+              </w:numPr>
+              <w:spacing w:before="0" w:beforeAutospacing="0" w:after="0" w:afterAutospacing="0"/>
+              <w:rPr>
+                <w:rFonts w:ascii="Arial" w:hAnsi="Arial" w:cs="Arial"/>
+                <w:sz w:val="20"/>
+                <w:szCs w:val="20"/>
+              </w:rPr>
+            </w:pPr>
+            <w:r>
+              <w:rPr>
+                <w:rFonts w:ascii="Arial" w:hAnsi="Arial" w:cs="Arial"/>
+                <w:sz w:val="20"/>
+                <w:szCs w:val="20"/>
+              </w:rPr>
+              <w:t>Associate Director</w:t>
+            </w:r>
+          </w:p>
+          <w:p>
+            <w:pPr>
+              <w:pStyle w:val="NormalWeb"/>
+              <w:numPr>
+                <w:ilvl w:val="0"/>
+                <w:numId w:val="3"/>
+              </w:numPr>
+              <w:spacing w:before="0" w:beforeAutospacing="0" w:after="0" w:afterAutospacing="0"/>
+              <w:rPr>
+                <w:rFonts w:ascii="Arial" w:hAnsi="Arial" w:cs="Arial"/>
+                <w:sz w:val="20"/>
+                <w:szCs w:val="20"/>
+              </w:rPr>
+            </w:pPr>
+            <w:r>
+              <w:rPr>
+                <w:rFonts w:ascii="Arial" w:hAnsi="Arial" w:cs="Arial"/>
+                <w:sz w:val="20"/>
+                <w:szCs w:val="20"/>
+              </w:rPr>
+              <w:t>Consultant</w:t>
+            </w:r>
+          </w:p>
+          <w:p>
+            <w:pPr>
+              <w:pStyle w:val="NormalWeb"/>
+              <w:numPr>
+                <w:ilvl w:val="0"/>
+                <w:numId w:val="3"/>
+              </w:numPr>
+              <w:spacing w:before="0" w:beforeAutospacing="0" w:after="0" w:afterAutospacing="0"/>
+              <w:rPr>
+                <w:rFonts w:ascii="Arial" w:hAnsi="Arial" w:cs="Arial"/>
+                <w:sz w:val="20"/>
+                <w:szCs w:val="20"/>
+              </w:rPr>
+            </w:pPr>
+            <w:r>
+              <w:rPr>
+                <w:rFonts w:ascii="Arial" w:hAnsi="Arial" w:cs="Arial"/>
+                <w:sz w:val="20"/>
+                <w:szCs w:val="20"/>
+              </w:rPr>
+              <w:lastRenderedPageBreak/>
+              <w:t>Director</w:t>
+            </w:r>
+          </w:p>
+          <w:p>
+            <w:pPr>
+              <w:pStyle w:val="NormalWeb"/>
+              <w:numPr>
+                <w:ilvl w:val="0"/>
+                <w:numId w:val="3"/>
+              </w:numPr>
+              <w:spacing w:before="0" w:beforeAutospacing="0" w:after="0" w:afterAutospacing="0"/>
+              <w:rPr>
+                <w:rFonts w:ascii="Arial" w:hAnsi="Arial" w:cs="Arial"/>
+                <w:sz w:val="20"/>
+                <w:szCs w:val="20"/>
+              </w:rPr>
+            </w:pPr>
+            <w:r>
+              <w:rPr>
+                <w:rFonts w:ascii="Arial" w:hAnsi="Arial" w:cs="Arial"/>
+                <w:sz w:val="20"/>
+                <w:szCs w:val="20"/>
+              </w:rPr>
+              <w:t>Executive</w:t>
+            </w:r>
+          </w:p>
+          <w:p>
+            <w:pPr>
+              <w:pStyle w:val="NormalWeb"/>
+              <w:numPr>
+                <w:ilvl w:val="0"/>
+                <w:numId w:val="3"/>
+              </w:numPr>
+              <w:spacing w:before="0" w:beforeAutospacing="0" w:after="0" w:afterAutospacing="0"/>
+              <w:rPr>
+                <w:rFonts w:ascii="Arial" w:hAnsi="Arial" w:cs="Arial"/>
+                <w:sz w:val="20"/>
+                <w:szCs w:val="20"/>
+              </w:rPr>
+            </w:pPr>
+            <w:r>
+              <w:rPr>
+                <w:rFonts w:ascii="Arial" w:hAnsi="Arial" w:cs="Arial"/>
+                <w:sz w:val="20"/>
+                <w:szCs w:val="20"/>
+              </w:rPr>
+              <w:t>Executive Assistant</w:t>
+            </w:r>
+          </w:p>
+          <w:p>
+            <w:pPr>
+              <w:pStyle w:val="NormalWeb"/>
+              <w:numPr>
+                <w:ilvl w:val="0"/>
+                <w:numId w:val="3"/>
+              </w:numPr>
+              <w:spacing w:before="0" w:beforeAutospacing="0" w:after="0" w:afterAutospacing="0"/>
+              <w:rPr>
+                <w:rFonts w:ascii="Arial" w:hAnsi="Arial" w:cs="Arial"/>
+                <w:sz w:val="20"/>
+                <w:szCs w:val="20"/>
+              </w:rPr>
+            </w:pPr>
+            <w:r>
+              <w:rPr>
+                <w:rFonts w:ascii="Arial" w:hAnsi="Arial" w:cs="Arial"/>
+                <w:sz w:val="20"/>
+                <w:szCs w:val="20"/>
+              </w:rPr>
+              <w:t>Intern</w:t>
+            </w:r>
+          </w:p>
+          <w:p>
+            <w:pPr>
+              <w:pStyle w:val="NormalWeb"/>
+              <w:numPr>
+                <w:ilvl w:val="0"/>
+                <w:numId w:val="3"/>
+              </w:numPr>
+              <w:spacing w:before="0" w:beforeAutospacing="0" w:after="0" w:afterAutospacing="0"/>
+              <w:rPr>
+                <w:rFonts w:ascii="Arial" w:hAnsi="Arial" w:cs="Arial"/>
+                <w:sz w:val="20"/>
+                <w:szCs w:val="20"/>
+              </w:rPr>
+            </w:pPr>
+            <w:r>
+              <w:rPr>
+                <w:rFonts w:ascii="Arial" w:hAnsi="Arial" w:cs="Arial"/>
+                <w:sz w:val="20"/>
+                <w:szCs w:val="20"/>
+              </w:rPr>
+              <w:t>Manager</w:t>
+            </w:r>
+          </w:p>
+          <w:p>
+            <w:pPr>
+              <w:pStyle w:val="NormalWeb"/>
+              <w:numPr>
+                <w:ilvl w:val="0"/>
+                <w:numId w:val="3"/>
+              </w:numPr>
+              <w:spacing w:before="0" w:beforeAutospacing="0" w:after="0" w:afterAutospacing="0"/>
+              <w:rPr>
+                <w:rFonts w:ascii="Arial" w:hAnsi="Arial" w:cs="Arial"/>
+                <w:sz w:val="20"/>
+                <w:szCs w:val="20"/>
+              </w:rPr>
+            </w:pPr>
+            <w:r>
+              <w:rPr>
+                <w:rFonts w:ascii="Arial" w:hAnsi="Arial" w:cs="Arial"/>
+                <w:sz w:val="20"/>
+                <w:szCs w:val="20"/>
+              </w:rPr>
+              <w:t xml:space="preserve">Personal Assistant </w:t>
+            </w:r>
+            <w:r>
+              <w:rPr>
+                <w:rFonts w:ascii="Arial" w:hAnsi="Arial" w:cs="Arial"/>
+                <w:sz w:val="20"/>
+                <w:szCs w:val="20"/>
+              </w:rPr>
+              <w:t>to</w:t>
+            </w:r>
+            <w:r>
+              <w:rPr>
+                <w:rFonts w:ascii="Arial" w:hAnsi="Arial" w:cs="Arial"/>
+                <w:sz w:val="20"/>
+                <w:szCs w:val="20"/>
+              </w:rPr>
+              <w:t xml:space="preserve"> Managing Partner</w:t>
+            </w:r>
+          </w:p>
+          <w:p>
+            <w:pPr>
+              <w:pStyle w:val="NormalWeb"/>
+              <w:numPr>
+                <w:ilvl w:val="0"/>
+                <w:numId w:val="3"/>
+              </w:numPr>
+              <w:spacing w:before="0" w:beforeAutospacing="0" w:after="0" w:afterAutospacing="0"/>
+              <w:rPr>
+                <w:rFonts w:ascii="Arial" w:hAnsi="Arial" w:cs="Arial"/>
+                <w:sz w:val="20"/>
+                <w:szCs w:val="20"/>
+              </w:rPr>
+            </w:pPr>
+            <w:r>
+              <w:rPr>
+                <w:rFonts w:ascii="Arial" w:hAnsi="Arial" w:cs="Arial"/>
+                <w:sz w:val="20"/>
+                <w:szCs w:val="20"/>
+              </w:rPr>
+              <w:t>Receptionist</w:t>
+            </w:r>
+          </w:p>
+          <w:p>
+            <w:pPr>
+              <w:pStyle w:val="NormalWeb"/>
+              <w:numPr>
+                <w:ilvl w:val="0"/>
+                <w:numId w:val="3"/>
+              </w:numPr>
+              <w:spacing w:before="0" w:beforeAutospacing="0" w:after="0" w:afterAutospacing="0"/>
+              <w:rPr>
+                <w:rFonts w:ascii="Arial" w:hAnsi="Arial" w:cs="Arial"/>
+                <w:sz w:val="20"/>
+                <w:szCs w:val="20"/>
+              </w:rPr>
+            </w:pPr>
+            <w:r>
+              <w:rPr>
+                <w:rFonts w:ascii="Arial" w:hAnsi="Arial" w:cs="Arial"/>
+                <w:sz w:val="20"/>
+                <w:szCs w:val="20"/>
+              </w:rPr>
+              <w:t>Senior Admin Executive</w:t>
+            </w:r>
+          </w:p>
+          <w:p>
+            <w:pPr>
+              <w:pStyle w:val="NormalWeb"/>
+              <w:numPr>
+                <w:ilvl w:val="0"/>
+                <w:numId w:val="3"/>
+              </w:numPr>
+              <w:spacing w:before="0" w:beforeAutospacing="0" w:after="0" w:afterAutospacing="0"/>
+              <w:rPr>
+                <w:rFonts w:ascii="Arial" w:hAnsi="Arial" w:cs="Arial"/>
+                <w:sz w:val="20"/>
+                <w:szCs w:val="20"/>
+              </w:rPr>
+            </w:pPr>
+            <w:r>
+              <w:rPr>
+                <w:rFonts w:ascii="Arial" w:hAnsi="Arial" w:cs="Arial"/>
+                <w:sz w:val="20"/>
+                <w:szCs w:val="20"/>
+              </w:rPr>
+              <w:t>Senior Associate</w:t>
+            </w:r>
+          </w:p>
+          <w:p>
+            <w:pPr>
+              <w:pStyle w:val="NormalWeb"/>
+              <w:numPr>
+                <w:ilvl w:val="0"/>
+                <w:numId w:val="3"/>
+              </w:numPr>
+              <w:spacing w:before="0" w:beforeAutospacing="0" w:after="0" w:afterAutospacing="0"/>
+              <w:rPr>
+                <w:rFonts w:ascii="Arial" w:hAnsi="Arial" w:cs="Arial"/>
+                <w:sz w:val="20"/>
+                <w:szCs w:val="20"/>
+              </w:rPr>
+            </w:pPr>
+            <w:r>
+              <w:rPr>
+                <w:rFonts w:ascii="Arial" w:hAnsi="Arial" w:cs="Arial"/>
+                <w:sz w:val="20"/>
+                <w:szCs w:val="20"/>
+              </w:rPr>
+              <w:t>Senior Consultant</w:t>
+            </w:r>
+          </w:p>
+          <w:p>
+            <w:pPr>
+              <w:pStyle w:val="NormalWeb"/>
+              <w:numPr>
+                <w:ilvl w:val="0"/>
+                <w:numId w:val="3"/>
+              </w:numPr>
+              <w:spacing w:before="0" w:beforeAutospacing="0" w:after="0" w:afterAutospacing="0"/>
+              <w:rPr>
+                <w:rFonts w:ascii="Arial" w:hAnsi="Arial" w:cs="Arial"/>
+                <w:sz w:val="20"/>
+                <w:szCs w:val="20"/>
+              </w:rPr>
+            </w:pPr>
+            <w:r>
+              <w:rPr>
+                <w:rFonts w:ascii="Arial" w:hAnsi="Arial" w:cs="Arial"/>
+                <w:sz w:val="20"/>
+                <w:szCs w:val="20"/>
+              </w:rPr>
+              <w:t>Senior Executive</w:t>
+            </w:r>
+          </w:p>
+          <w:p>
+            <w:pPr>
+              <w:pStyle w:val="NormalWeb"/>
+              <w:numPr>
+                <w:ilvl w:val="0"/>
+                <w:numId w:val="3"/>
+              </w:numPr>
+              <w:spacing w:before="0" w:beforeAutospacing="0" w:after="0" w:afterAutospacing="0"/>
+              <w:rPr>
+                <w:rFonts w:ascii="Arial" w:hAnsi="Arial" w:cs="Arial"/>
+                <w:sz w:val="20"/>
+                <w:szCs w:val="20"/>
+              </w:rPr>
+            </w:pPr>
+            <w:r>
+              <w:rPr>
+                <w:rFonts w:ascii="Arial" w:hAnsi="Arial" w:cs="Arial"/>
+                <w:sz w:val="20"/>
+                <w:szCs w:val="20"/>
+              </w:rPr>
+              <w:t>Senior I</w:t>
+            </w:r>
+            <w:r>
+              <w:rPr>
+                <w:rFonts w:ascii="Arial" w:hAnsi="Arial" w:cs="Arial"/>
+                <w:sz w:val="20"/>
+                <w:szCs w:val="20"/>
+              </w:rPr>
+              <w:t>T</w:t>
+            </w:r>
+            <w:r>
+              <w:rPr>
+                <w:rFonts w:ascii="Arial" w:hAnsi="Arial" w:cs="Arial"/>
+                <w:sz w:val="20"/>
+                <w:szCs w:val="20"/>
+              </w:rPr>
+              <w:t xml:space="preserve"> Executive</w:t>
+            </w:r>
+          </w:p>
+          <w:p>
+            <w:pPr>
+              <w:pStyle w:val="NormalWeb"/>
+              <w:numPr>
+                <w:ilvl w:val="0"/>
+                <w:numId w:val="3"/>
+              </w:numPr>
+              <w:spacing w:before="0" w:beforeAutospacing="0" w:after="0" w:afterAutospacing="0"/>
+              <w:rPr>
+                <w:rFonts w:ascii="Arial" w:hAnsi="Arial" w:cs="Arial"/>
+                <w:sz w:val="20"/>
+                <w:szCs w:val="20"/>
+              </w:rPr>
+            </w:pPr>
+            <w:r>
+              <w:rPr>
+                <w:rFonts w:ascii="Arial" w:hAnsi="Arial" w:cs="Arial"/>
+                <w:sz w:val="20"/>
+                <w:szCs w:val="20"/>
+              </w:rPr>
+              <w:t>Senior Manager</w:t>
+            </w:r>
+          </w:p>
+          <w:p>
+            <w:pPr>
+              <w:pStyle w:val="NormalWeb"/>
+              <w:numPr>
+                <w:ilvl w:val="0"/>
+                <w:numId w:val="3"/>
+              </w:numPr>
+              <w:spacing w:before="0" w:beforeAutospacing="0" w:after="0" w:afterAutospacing="0"/>
+              <w:rPr>
+                <w:rFonts w:ascii="Arial" w:hAnsi="Arial" w:cs="Arial"/>
+                <w:sz w:val="20"/>
+                <w:szCs w:val="20"/>
+              </w:rPr>
+            </w:pPr>
+            <w:r>
+              <w:rPr>
+                <w:rFonts w:ascii="Arial" w:hAnsi="Arial" w:cs="Arial"/>
+                <w:sz w:val="20"/>
+                <w:szCs w:val="20"/>
+              </w:rPr>
+              <w:t>Supervisor</w:t>
+            </w:r>
+          </w:p>
+        </w:tc>
+      </w:tr>
+      <w:tr>
+        <w:tc>
+          <w:tcPr>
+            <w:tcW w:w="2800" w:type="dxa"/>
+            <w:tcBorders>
+              <w:top w:val="single" w:sz="1" w:space="0" w:color="CCCCCC"/>
+              <w:left w:val="single" w:sz="1" w:space="0" w:color="CCCCCC"/>
+              <w:bottom w:val="single" w:sz="1" w:space="0" w:color="CCCCCC"/>
+              <w:right w:val="single" w:sz="1" w:space="0" w:color="CCCCCC"/>
+            </w:tcBorders>
+            <w:shd w:val="clear" w:color="auto" w:fill="FFFFFF"/>
+            <w:tcMar>
+              <w:top w:w="80" w:type="dxa"/>
+              <w:left w:w="150" w:type="dxa"/>
+              <w:bottom w:w="80" w:type="dxa"/>
+              <w:right w:w="150" w:type="dxa"/>
+            </w:tcMar>
+          </w:tcPr>
+          <w:p>
+            <w:pPr>
+              <w:rPr>
+                <w:sz w:val="20"/>
+                <w:szCs w:val="20"/>
+              </w:rPr>
+            </w:pPr>
+            <w:proofErr w:type="spellStart"/>
+            <w:r>
+              <w:rPr>
+                <w:sz w:val="20"/>
+                <w:szCs w:val="20"/>
+              </w:rPr>
+              <w:lastRenderedPageBreak/>
+              <w:t>Assigned_</w:t>
+            </w:r>
+            <w:r>
+              <w:rPr>
+                <w:sz w:val="20"/>
+                <w:szCs w:val="20"/>
+              </w:rPr>
+              <w:t>b</w:t>
+            </w:r>
+            <w:r>
+              <w:rPr>
+                <w:sz w:val="20"/>
+                <w:szCs w:val="20"/>
+              </w:rPr>
+              <w:t>y</w:t>
+            </w:r>
+            <w:proofErr w:type="spellEnd"/>
+          </w:p>
+        </w:tc>
+        <w:tc>
+          <w:tcPr>
+            <w:tcW w:w="6560" w:type="dxa"/>
+            <w:tcBorders>
+              <w:top w:val="single" w:sz="1" w:space="0" w:color="CCCCCC"/>
+              <w:left w:val="single" w:sz="1" w:space="0" w:color="CCCCCC"/>
+              <w:bottom w:val="single" w:sz="1" w:space="0" w:color="CCCCCC"/>
+              <w:right w:val="single" w:sz="1" w:space="0" w:color="CCCCCC"/>
+            </w:tcBorders>
+            <w:shd w:val="clear" w:color="auto" w:fill="FFFFFF"/>
+            <w:tcMar>
+              <w:top w:w="80" w:type="dxa"/>
+              <w:left w:w="150" w:type="dxa"/>
+              <w:bottom w:w="80" w:type="dxa"/>
+              <w:right w:w="150" w:type="dxa"/>
+            </w:tcMar>
+          </w:tcPr>
+          <w:p>
+            <w:pPr>
+              <w:rPr>
+                <w:sz w:val="20"/>
+                <w:szCs w:val="20"/>
+              </w:rPr>
+            </w:pPr>
+            <w:r>
+              <w:rPr>
+                <w:sz w:val="20"/>
+                <w:szCs w:val="20"/>
+              </w:rPr>
+              <w:t xml:space="preserve">TID name for assigned </w:t>
+            </w:r>
+            <w:r>
+              <w:rPr>
+                <w:sz w:val="20"/>
+                <w:szCs w:val="20"/>
+              </w:rPr>
+              <w:t>by</w:t>
+            </w:r>
+            <w:r>
+              <w:rPr>
+                <w:sz w:val="20"/>
+                <w:szCs w:val="20"/>
+              </w:rPr>
+              <w:t xml:space="preserve"> (ENUM; Michael Ang Wei Poh, Seak Sophanna, Ty Sopheaktra)</w:t>
+            </w:r>
+          </w:p>
+        </w:tc>
+      </w:tr>
+      <w:tr>
+        <w:tc>
+          <w:tcPr>
+            <w:tcW w:w="2800" w:type="dxa"/>
+            <w:tcBorders>
+              <w:top w:val="single" w:sz="1" w:space="0" w:color="CCCCCC"/>
+              <w:left w:val="single" w:sz="1" w:space="0" w:color="CCCCCC"/>
+              <w:bottom w:val="single" w:sz="1" w:space="0" w:color="CCCCCC"/>
+              <w:right w:val="single" w:sz="1" w:space="0" w:color="CCCCCC"/>
+            </w:tcBorders>
+            <w:shd w:val="clear" w:color="auto" w:fill="FFFFFF"/>
+            <w:tcMar>
+              <w:top w:w="80" w:type="dxa"/>
+              <w:left w:w="150" w:type="dxa"/>
+              <w:bottom w:w="80" w:type="dxa"/>
+              <w:right w:w="150" w:type="dxa"/>
+            </w:tcMar>
+          </w:tcPr>
+          <w:p>
+            <w:pPr>
+              <w:rPr>
+                <w:sz w:val="20"/>
+                <w:szCs w:val="20"/>
+              </w:rPr>
+            </w:pPr>
+            <w:proofErr w:type="spellStart"/>
+            <w:r>
+              <w:rPr>
+                <w:sz w:val="20"/>
+                <w:szCs w:val="20"/>
+              </w:rPr>
+              <w:t>Latest_user</w:t>
+            </w:r>
+            <w:proofErr w:type="spellEnd"/>
+          </w:p>
+        </w:tc>
+        <w:tc>
+          <w:tcPr>
+            <w:tcW w:w="6560" w:type="dxa"/>
+            <w:tcBorders>
+              <w:top w:val="single" w:sz="1" w:space="0" w:color="CCCCCC"/>
+              <w:left w:val="single" w:sz="1" w:space="0" w:color="CCCCCC"/>
+              <w:bottom w:val="single" w:sz="1" w:space="0" w:color="CCCCCC"/>
+              <w:right w:val="single" w:sz="1" w:space="0" w:color="CCCCCC"/>
+            </w:tcBorders>
+            <w:shd w:val="clear" w:color="auto" w:fill="FFFFFF"/>
+            <w:tcMar>
+              <w:top w:w="80" w:type="dxa"/>
+              <w:left w:w="150" w:type="dxa"/>
+              <w:bottom w:w="80" w:type="dxa"/>
+              <w:right w:w="150" w:type="dxa"/>
+            </w:tcMar>
+          </w:tcPr>
+          <w:p>
+            <w:pPr>
+              <w:rPr>
+                <w:sz w:val="20"/>
+                <w:szCs w:val="20"/>
+              </w:rPr>
+            </w:pPr>
+            <w:r>
+              <w:rPr>
+                <w:sz w:val="20"/>
+                <w:szCs w:val="20"/>
+              </w:rPr>
+              <w:t>the previous user used the asset</w:t>
+            </w:r>
+          </w:p>
+        </w:tc>
+      </w:tr>
+      <w:tr>
+        <w:trPr>
+          <w:trHeight w:val="13"/>
+        </w:trPr>
+        <w:tc>
+          <w:tcPr>
+            <w:tcW w:w="2800" w:type="dxa"/>
+            <w:tcBorders>
+              <w:top w:val="single" w:sz="1" w:space="0" w:color="CCCCCC"/>
+              <w:left w:val="single" w:sz="1" w:space="0" w:color="CCCCCC"/>
+              <w:bottom w:val="single" w:sz="1" w:space="0" w:color="CCCCCC"/>
+              <w:right w:val="single" w:sz="1" w:space="0" w:color="CCCCCC"/>
+            </w:tcBorders>
+            <w:shd w:val="clear" w:color="auto" w:fill="FFFFFF"/>
+            <w:tcMar>
+              <w:top w:w="80" w:type="dxa"/>
+              <w:left w:w="150" w:type="dxa"/>
+              <w:bottom w:w="80" w:type="dxa"/>
+              <w:right w:w="150" w:type="dxa"/>
+            </w:tcMar>
+          </w:tcPr>
+          <w:p>
+            <w:pPr>
+              <w:rPr>
+                <w:sz w:val="20"/>
+                <w:szCs w:val="20"/>
+              </w:rPr>
+            </w:pPr>
+            <w:proofErr w:type="spellStart"/>
+            <w:r>
+              <w:rPr>
+                <w:sz w:val="20"/>
+                <w:szCs w:val="20"/>
+              </w:rPr>
+              <w:t>A</w:t>
+            </w:r>
+            <w:r>
+              <w:rPr>
+                <w:sz w:val="20"/>
+                <w:szCs w:val="20"/>
+              </w:rPr>
+              <w:t>ssigned_date</w:t>
+            </w:r>
+            <w:proofErr w:type="spellEnd"/>
+            <w:r>
+              <w:rPr>
+                <w:sz w:val="20"/>
+                <w:szCs w:val="20"/>
+              </w:rPr>
+              <w:t xml:space="preserve">, </w:t>
+            </w:r>
+            <w:proofErr w:type="spellStart"/>
+            <w:r>
+              <w:rPr>
+                <w:sz w:val="20"/>
+                <w:szCs w:val="20"/>
+              </w:rPr>
+              <w:t>R</w:t>
+            </w:r>
+            <w:r>
+              <w:rPr>
+                <w:sz w:val="20"/>
+                <w:szCs w:val="20"/>
+              </w:rPr>
+              <w:t>eturned_date</w:t>
+            </w:r>
+            <w:proofErr w:type="spellEnd"/>
+          </w:p>
+        </w:tc>
+        <w:tc>
+          <w:tcPr>
+            <w:tcW w:w="6560" w:type="dxa"/>
+            <w:tcBorders>
+              <w:top w:val="single" w:sz="1" w:space="0" w:color="CCCCCC"/>
+              <w:left w:val="single" w:sz="1" w:space="0" w:color="CCCCCC"/>
+              <w:bottom w:val="single" w:sz="1" w:space="0" w:color="CCCCCC"/>
+              <w:right w:val="single" w:sz="1" w:space="0" w:color="CCCCCC"/>
+            </w:tcBorders>
+            <w:shd w:val="clear" w:color="auto" w:fill="FFFFFF"/>
+            <w:tcMar>
+              <w:top w:w="80" w:type="dxa"/>
+              <w:left w:w="150" w:type="dxa"/>
+              <w:bottom w:w="80" w:type="dxa"/>
+              <w:right w:w="150" w:type="dxa"/>
+            </w:tcMar>
+          </w:tcPr>
+          <w:p>
+            <w:pPr>
+              <w:rPr>
+                <w:sz w:val="20"/>
+                <w:szCs w:val="20"/>
+              </w:rPr>
+            </w:pPr>
+            <w:r>
+              <w:rPr>
+                <w:sz w:val="20"/>
+                <w:szCs w:val="20"/>
+              </w:rPr>
+              <w:t>Lifecycle dates</w:t>
+            </w:r>
+          </w:p>
+        </w:tc>
+      </w:tr>
+    </w:tbl>
+    <w:p>
+      <w:pPr>
+        <w:spacing w:before="60" w:after="60"/>
+      </w:pPr>
+    </w:p>
+    <w:p>
+      <w:pPr>
+        <w:pStyle w:val="Heading2"/>
+      </w:pPr>
+      <w:r>
+        <w:t xml:space="preserve">Table: </w:t>
+      </w:r>
+      <w:proofErr w:type="spellStart"/>
+      <w:r>
+        <w:t>asset_procurements</w:t>
       </w:r>
       <w:proofErr w:type="spellEnd"/>
     </w:p>
@@ -4063,7 +5358,7 @@
                 <w:sz w:val="20"/>
                 <w:szCs w:val="20"/>
               </w:rPr>
-              <w:t>assigned_to</w:t>
+              <w:t>purchase_date</w:t>
             </w:r>
             <w:proofErr w:type="spellEnd"/>
           </w:p>
@@ -4091,7 +5386,7 @@
                 <w:sz w:val="20"/>
                 <w:szCs w:val="20"/>
               </w:rPr>
-              <w:t>Employee name or ID</w:t>
+              <w:t>Date of purchase</w:t>
             </w:r>
           </w:p>
         </w:tc>
@@ -4115,20 +5410,13 @@
             </w:tcMar>
           </w:tcPr>
           <w:p>
-            <w:r>
-              <w:rPr>
-                <w:sz w:val="20"/>
-                <w:szCs w:val="20"/>
-              </w:rPr>
-              <w:t xml:space="preserve">department, </w:t>
-            </w:r>
             <w:proofErr w:type="spellStart"/>
             <w:r>
               <w:rPr>
                 <w:sz w:val="20"/>
                 <w:szCs w:val="20"/>
               </w:rPr>
-              <w:t>job_title</w:t>
+              <w:t>purchase_vendor</w:t>
             </w:r>
             <w:proofErr w:type="spellEnd"/>
           </w:p>
@@ -4156,7 +5444,7 @@
                 <w:sz w:val="20"/>
                 <w:szCs w:val="20"/>
               </w:rPr>
-              <w:t>Organizational metadata</w:t>
+              <w:t>Supplier name</w:t>
             </w:r>
           </w:p>
         </w:tc>
@@ -4186,25 +5474,9 @@
                 <w:sz w:val="20"/>
                 <w:szCs w:val="20"/>
               </w:rPr>
-              <w:t>assigned_date</w:t>
+              <w:t>purchase_cost</w:t>
             </w:r>
             <w:proofErr w:type="spellEnd"/>
-            <w:r>
-              <w:rPr>
-                <w:sz w:val="20"/>
-                <w:szCs w:val="20"/>
-              </w:rPr>
-              <w:t xml:space="preserve">, </w:t>
-            </w:r>
-            <w:proofErr w:type="spellStart"/>
-            <w:r>
-              <w:rPr>
-                <w:sz w:val="20"/>
-                <w:szCs w:val="20"/>
-              </w:rPr>
-              <w:t>returned_date</w:t>
-            </w:r>
-            <w:proofErr w:type="spellEnd"/>
           </w:p>
         </w:tc>
         <w:tc>
@@ -4230,7 +5502,7 @@
                 <w:sz w:val="20"/>
                 <w:szCs w:val="20"/>
               </w:rPr>
-              <w:t>Lifecycle dates</w:t>
+              <w:t>Cannot be negative</w:t>
             </w:r>
           </w:p>
         </w:tc>
@@ -4260,7 +5532,7 @@
                 <w:sz w:val="20"/>
                 <w:szCs w:val="20"/>
               </w:rPr>
-              <w:t>is_active</w:t>
+              <w:t>warranty_expiry_date</w:t>
             </w:r>
             <w:proofErr w:type="spellEnd"/>
           </w:p>
@@ -4288,8 +5560,17 @@
                 <w:sz w:val="20"/>
                 <w:szCs w:val="20"/>
               </w:rPr>
-              <w:t>Boolean — only one active assignment per asset</w:t>
-            </w:r>
+              <w:t xml:space="preserve">Must be after </w:t>
+            </w:r>
+            <w:proofErr w:type="spellStart"/>
+            <w:r>
+              <w:rPr>
+                <w:sz w:val="20"/>
+                <w:szCs w:val="20"/>
+              </w:rPr>
+              <w:t>purchase_date</w:t>
+            </w:r>
+            <w:proofErr w:type="spellEnd"/>
           </w:p>
         </w:tc>
       </w:tr>
@@ -4308,7 +5589,7 @@
       </w:r>
       <w:proofErr w:type="spellStart"/>
       <w:r>
-        <w:t>asset_procurements</w:t>
+        <w:t>asset_issues</w:t>
       </w:r>
       <w:proofErr w:type="spellEnd"/>
     </w:p>
@@ -4488,7 +5769,7 @@
                 <w:sz w:val="20"/>
                 <w:szCs w:val="20"/>
               </w:rPr>
-              <w:t>purchase_date</w:t>
+              <w:t>issue_description</w:t>
             </w:r>
             <w:proofErr w:type="spellEnd"/>
           </w:p>
@@ -4516,7 +5797,7 @@
                 <w:sz w:val="20"/>
                 <w:szCs w:val="20"/>
               </w:rPr>
-              <w:t>Date of purchase</w:t>
+              <w:t>Details of the issue</w:t>
             </w:r>
           </w:p>
         </w:tc>
@@ -4546,7 +5827,7 @@
                 <w:sz w:val="20"/>
                 <w:szCs w:val="20"/>
               </w:rPr>
-              <w:t>purchase_vendor</w:t>
+              <w:t>issue_status</w:t>
             </w:r>
             <w:proofErr w:type="spellEnd"/>
           </w:p>
@@ -4574,7 +5855,7 @@
                 <w:sz w:val="20"/>
                 <w:szCs w:val="20"/>
               </w:rPr>
-              <w:t>Supplier name</w:t>
+              <w:t>OPEN, IN_PROGRESS, RESOLVED</w:t>
             </w:r>
           </w:p>
         </w:tc>
@@ -4604,10 +5885,25 @@
                 <w:sz w:val="20"/>
                 <w:szCs w:val="20"/>
               </w:rPr>
-              <w:lastRenderedPageBreak/>
-              <w:t>purchase_cost</w:t>
+              <w:t>reported_at</w:t>
             </w:r>
             <w:proofErr w:type="spellEnd"/>
+            <w:r>
+              <w:rPr>
+                <w:sz w:val="20"/>
+                <w:szCs w:val="20"/>
+              </w:rPr>
+              <w:t xml:space="preserve">, </w:t>
+            </w:r>
+            <w:proofErr w:type="spellStart"/>
+            <w:r>
+              <w:rPr>
+                <w:sz w:val="20"/>
+                <w:szCs w:val="20"/>
+              </w:rPr>
+              <w:t>resolved_at</w:t>
+            </w:r>
+            <w:proofErr w:type="spellEnd"/>
           </w:p>
         </w:tc>
         <w:tc>
@@ -4633,7 +5929,7 @@
                 <w:sz w:val="20"/>
                 <w:szCs w:val="20"/>
               </w:rPr>
-              <w:t>Cannot be negative</w:t>
+              <w:t>Timeline tracking</w:t>
             </w:r>
           </w:p>
         </w:tc>
@@ -4657,15 +5953,13 @@
             </w:tcMar>
           </w:tcPr>
           <w:p>
-            <w:proofErr w:type="spellStart"/>
-            <w:r>
-              <w:rPr>
-                <w:sz w:val="20"/>
-                <w:szCs w:val="20"/>
-              </w:rPr>
-              <w:t>warranty_expiry_date</w:t>
-            </w:r>
-            <w:proofErr w:type="spellEnd"/>
+            <w:r>
+              <w:rPr>
+                <w:sz w:val="20"/>
+                <w:szCs w:val="20"/>
+              </w:rPr>
+              <w:t>note</w:t>
+            </w:r>
           </w:p>
         </w:tc>
         <w:tc>
@@ -4691,17 +5985,8 @@
                 <w:sz w:val="20"/>
                 <w:szCs w:val="20"/>
               </w:rPr>
-              <w:t xml:space="preserve">Must be after </w:t>
-            </w:r>
-            <w:proofErr w:type="spellStart"/>
-            <w:r>
-              <w:rPr>
-                <w:sz w:val="20"/>
-                <w:szCs w:val="20"/>
-              </w:rPr>
-              <w:t>purchase_date</w:t>
-            </w:r>
-            <w:proofErr w:type="spellEnd"/>
+              <w:t>Technician notes</w:t>
+            </w:r>
           </w:p>
         </w:tc>
       </w:tr>
@@ -4716,13 +6001,9 @@
         <w:pStyle w:val="Heading2"/>
       </w:pPr>
       <w:r>
-        <w:t xml:space="preserve">Table: </w:t>
-      </w:r>
-      <w:proofErr w:type="spellStart"/>
-      <w:r>
-        <w:t>asset_issues</w:t>
-      </w:r>
-      <w:proofErr w:type="spellEnd"/>
+        <w:lastRenderedPageBreak/>
+        <w:t>Table: users (New)</w:t>
+      </w:r>
     </w:p>
     <w:tbl>
       <w:tblPr>
@@ -4834,417 +6115,6 @@
                 <w:sz w:val="20"/>
                 <w:szCs w:val="20"/>
               </w:rPr>
-              <w:t xml:space="preserve">id, </w:t>
-            </w:r>
-            <w:proofErr w:type="spellStart"/>
-            <w:r>
-              <w:rPr>
-                <w:sz w:val="20"/>
-                <w:szCs w:val="20"/>
-              </w:rPr>
-              <w:t>asset_id</w:t>
-            </w:r>
-            <w:proofErr w:type="spellEnd"/>
-          </w:p>
-        </w:tc>
-        <w:tc>
-          <w:tcPr>
-            <w:tcW w:w="6560" w:type="dxa"/>
-            <w:tcBorders>
-              <w:top w:val="single" w:sz="1" w:space="0" w:color="CCCCCC"/>
-              <w:left w:val="single" w:sz="1" w:space="0" w:color="CCCCCC"/>
-              <w:bottom w:val="single" w:sz="1" w:space="0" w:color="CCCCCC"/>
-              <w:right w:val="single" w:sz="1" w:space="0" w:color="CCCCCC"/>
-            </w:tcBorders>
-            <w:shd w:val="clear" w:color="auto" w:fill="F0F4FA"/>
-            <w:tcMar>
-              <w:top w:w="80" w:type="dxa"/>
-              <w:left w:w="150" w:type="dxa"/>
-              <w:bottom w:w="80" w:type="dxa"/>
-              <w:right w:w="150" w:type="dxa"/>
-            </w:tcMar>
-          </w:tcPr>
-          <w:p>
-            <w:r>
-              <w:rPr>
-                <w:sz w:val="20"/>
-                <w:szCs w:val="20"/>
-              </w:rPr>
-              <w:t>FK to assets</w:t>
-            </w:r>
-          </w:p>
-        </w:tc>
-      </w:tr>
-      <w:tr>
-        <w:tc>
-          <w:tcPr>
-            <w:tcW w:w="2800" w:type="dxa"/>
-            <w:tcBorders>
-              <w:top w:val="single" w:sz="1" w:space="0" w:color="CCCCCC"/>
-              <w:left w:val="single" w:sz="1" w:space="0" w:color="CCCCCC"/>
-              <w:bottom w:val="single" w:sz="1" w:space="0" w:color="CCCCCC"/>
-              <w:right w:val="single" w:sz="1" w:space="0" w:color="CCCCCC"/>
-            </w:tcBorders>
-            <w:shd w:val="clear" w:color="auto" w:fill="FFFFFF"/>
-            <w:tcMar>
-              <w:top w:w="80" w:type="dxa"/>
-              <w:left w:w="150" w:type="dxa"/>
-              <w:bottom w:w="80" w:type="dxa"/>
-              <w:right w:w="150" w:type="dxa"/>
-            </w:tcMar>
-          </w:tcPr>
-          <w:p>
-            <w:proofErr w:type="spellStart"/>
-            <w:r>
-              <w:rPr>
-                <w:sz w:val="20"/>
-                <w:szCs w:val="20"/>
-              </w:rPr>
-              <w:t>issue_description</w:t>
-            </w:r>
-            <w:proofErr w:type="spellEnd"/>
-          </w:p>
-        </w:tc>
-        <w:tc>
-          <w:tcPr>
-            <w:tcW w:w="6560" w:type="dxa"/>
-            <w:tcBorders>
-              <w:top w:val="single" w:sz="1" w:space="0" w:color="CCCCCC"/>
-              <w:left w:val="single" w:sz="1" w:space="0" w:color="CCCCCC"/>
-              <w:bottom w:val="single" w:sz="1" w:space="0" w:color="CCCCCC"/>
-              <w:right w:val="single" w:sz="1" w:space="0" w:color="CCCCCC"/>
-            </w:tcBorders>
-            <w:shd w:val="clear" w:color="auto" w:fill="FFFFFF"/>
-            <w:tcMar>
-              <w:top w:w="80" w:type="dxa"/>
-              <w:left w:w="150" w:type="dxa"/>
-              <w:bottom w:w="80" w:type="dxa"/>
-              <w:right w:w="150" w:type="dxa"/>
-            </w:tcMar>
-          </w:tcPr>
-          <w:p>
-            <w:r>
-              <w:rPr>
-                <w:sz w:val="20"/>
-                <w:szCs w:val="20"/>
-              </w:rPr>
-              <w:t>Details of the issue</w:t>
-            </w:r>
-          </w:p>
-        </w:tc>
-      </w:tr>
-      <w:tr>
-        <w:tc>
-          <w:tcPr>
-            <w:tcW w:w="2800" w:type="dxa"/>
-            <w:tcBorders>
-              <w:top w:val="single" w:sz="1" w:space="0" w:color="CCCCCC"/>
-              <w:left w:val="single" w:sz="1" w:space="0" w:color="CCCCCC"/>
-              <w:bottom w:val="single" w:sz="1" w:space="0" w:color="CCCCCC"/>
-              <w:right w:val="single" w:sz="1" w:space="0" w:color="CCCCCC"/>
-            </w:tcBorders>
-            <w:shd w:val="clear" w:color="auto" w:fill="F0F4FA"/>
-            <w:tcMar>
-              <w:top w:w="80" w:type="dxa"/>
-              <w:left w:w="150" w:type="dxa"/>
-              <w:bottom w:w="80" w:type="dxa"/>
-              <w:right w:w="150" w:type="dxa"/>
-            </w:tcMar>
-          </w:tcPr>
-          <w:p>
-            <w:proofErr w:type="spellStart"/>
-            <w:r>
-              <w:rPr>
-                <w:sz w:val="20"/>
-                <w:szCs w:val="20"/>
-              </w:rPr>
-              <w:t>issue_status</w:t>
-            </w:r>
-            <w:proofErr w:type="spellEnd"/>
-          </w:p>
-        </w:tc>
-        <w:tc>
-          <w:tcPr>
-            <w:tcW w:w="6560" w:type="dxa"/>
-            <w:tcBorders>
-              <w:top w:val="single" w:sz="1" w:space="0" w:color="CCCCCC"/>
-              <w:left w:val="single" w:sz="1" w:space="0" w:color="CCCCCC"/>
-              <w:bottom w:val="single" w:sz="1" w:space="0" w:color="CCCCCC"/>
-              <w:right w:val="single" w:sz="1" w:space="0" w:color="CCCCCC"/>
-            </w:tcBorders>
-            <w:shd w:val="clear" w:color="auto" w:fill="F0F4FA"/>
-            <w:tcMar>
-              <w:top w:w="80" w:type="dxa"/>
-              <w:left w:w="150" w:type="dxa"/>
-              <w:bottom w:w="80" w:type="dxa"/>
-              <w:right w:w="150" w:type="dxa"/>
-            </w:tcMar>
-          </w:tcPr>
-          <w:p>
-            <w:r>
-              <w:rPr>
-                <w:sz w:val="20"/>
-                <w:szCs w:val="20"/>
-              </w:rPr>
-              <w:t>OPEN, IN_PROGRESS, RESOLVED</w:t>
-            </w:r>
-          </w:p>
-        </w:tc>
-      </w:tr>
-      <w:tr>
-        <w:tc>
-          <w:tcPr>
-            <w:tcW w:w="2800" w:type="dxa"/>
-            <w:tcBorders>
-              <w:top w:val="single" w:sz="1" w:space="0" w:color="CCCCCC"/>
-              <w:left w:val="single" w:sz="1" w:space="0" w:color="CCCCCC"/>
-              <w:bottom w:val="single" w:sz="1" w:space="0" w:color="CCCCCC"/>
-              <w:right w:val="single" w:sz="1" w:space="0" w:color="CCCCCC"/>
-            </w:tcBorders>
-            <w:shd w:val="clear" w:color="auto" w:fill="FFFFFF"/>
-            <w:tcMar>
-              <w:top w:w="80" w:type="dxa"/>
-              <w:left w:w="150" w:type="dxa"/>
-              <w:bottom w:w="80" w:type="dxa"/>
-              <w:right w:w="150" w:type="dxa"/>
-            </w:tcMar>
-          </w:tcPr>
-          <w:p>
-            <w:proofErr w:type="spellStart"/>
-            <w:r>
-              <w:rPr>
-                <w:sz w:val="20"/>
-                <w:szCs w:val="20"/>
-              </w:rPr>
-              <w:t>reported_at</w:t>
-            </w:r>
-            <w:proofErr w:type="spellEnd"/>
-            <w:r>
-              <w:rPr>
-                <w:sz w:val="20"/>
-                <w:szCs w:val="20"/>
-              </w:rPr>
-              <w:t xml:space="preserve">, </w:t>
-            </w:r>
-            <w:proofErr w:type="spellStart"/>
-            <w:r>
-              <w:rPr>
-                <w:sz w:val="20"/>
-                <w:szCs w:val="20"/>
-              </w:rPr>
-              <w:t>resolved_at</w:t>
-            </w:r>
-            <w:proofErr w:type="spellEnd"/>
-          </w:p>
-        </w:tc>
-        <w:tc>
-          <w:tcPr>
-            <w:tcW w:w="6560" w:type="dxa"/>
-            <w:tcBorders>
-              <w:top w:val="single" w:sz="1" w:space="0" w:color="CCCCCC"/>
-              <w:left w:val="single" w:sz="1" w:space="0" w:color="CCCCCC"/>
-              <w:bottom w:val="single" w:sz="1" w:space="0" w:color="CCCCCC"/>
-              <w:right w:val="single" w:sz="1" w:space="0" w:color="CCCCCC"/>
-            </w:tcBorders>
-            <w:shd w:val="clear" w:color="auto" w:fill="FFFFFF"/>
-            <w:tcMar>
-              <w:top w:w="80" w:type="dxa"/>
-              <w:left w:w="150" w:type="dxa"/>
-              <w:bottom w:w="80" w:type="dxa"/>
-              <w:right w:w="150" w:type="dxa"/>
-            </w:tcMar>
-          </w:tcPr>
-          <w:p>
-            <w:r>
-              <w:rPr>
-                <w:sz w:val="20"/>
-                <w:szCs w:val="20"/>
-              </w:rPr>
-              <w:t>Timeline tracking</w:t>
-            </w:r>
-          </w:p>
-        </w:tc>
-      </w:tr>
-      <w:tr>
-        <w:tc>
-          <w:tcPr>
-            <w:tcW w:w="2800" w:type="dxa"/>
-            <w:tcBorders>
-              <w:top w:val="single" w:sz="1" w:space="0" w:color="CCCCCC"/>
-              <w:left w:val="single" w:sz="1" w:space="0" w:color="CCCCCC"/>
-              <w:bottom w:val="single" w:sz="1" w:space="0" w:color="CCCCCC"/>
-              <w:right w:val="single" w:sz="1" w:space="0" w:color="CCCCCC"/>
-            </w:tcBorders>
-            <w:shd w:val="clear" w:color="auto" w:fill="F0F4FA"/>
-            <w:tcMar>
-              <w:top w:w="80" w:type="dxa"/>
-              <w:left w:w="150" w:type="dxa"/>
-              <w:bottom w:w="80" w:type="dxa"/>
-              <w:right w:w="150" w:type="dxa"/>
-            </w:tcMar>
-          </w:tcPr>
-          <w:p>
-            <w:r>
-              <w:rPr>
-                <w:sz w:val="20"/>
-                <w:szCs w:val="20"/>
-              </w:rPr>
-              <w:t>note</w:t>
-            </w:r>
-          </w:p>
-        </w:tc>
-        <w:tc>
-          <w:tcPr>
-            <w:tcW w:w="6560" w:type="dxa"/>
-            <w:tcBorders>
-              <w:top w:val="single" w:sz="1" w:space="0" w:color="CCCCCC"/>
-              <w:left w:val="single" w:sz="1" w:space="0" w:color="CCCCCC"/>
-              <w:bottom w:val="single" w:sz="1" w:space="0" w:color="CCCCCC"/>
-              <w:right w:val="single" w:sz="1" w:space="0" w:color="CCCCCC"/>
-            </w:tcBorders>
-            <w:shd w:val="clear" w:color="auto" w:fill="F0F4FA"/>
-            <w:tcMar>
-              <w:top w:w="80" w:type="dxa"/>
-              <w:left w:w="150" w:type="dxa"/>
-              <w:bottom w:w="80" w:type="dxa"/>
-              <w:right w:w="150" w:type="dxa"/>
-            </w:tcMar>
-          </w:tcPr>
-          <w:p>
-            <w:r>
-              <w:rPr>
-                <w:sz w:val="20"/>
-                <w:szCs w:val="20"/>
-              </w:rPr>
-              <w:t>Technician notes</w:t>
-            </w:r>
-          </w:p>
-        </w:tc>
-      </w:tr>
-    </w:tbl>
-    <w:p>
-      <w:pPr>
-        <w:spacing w:before="60" w:after="60"/>
-      </w:pPr>
-    </w:p>
-    <w:p>
-      <w:pPr>
-        <w:pStyle w:val="Heading2"/>
-      </w:pPr>
-      <w:r>
-        <w:t>Table: users (New)</w:t>
-      </w:r>
-    </w:p>
-    <w:tbl>
-      <w:tblPr>
-        <w:tblW w:w="9360" w:type="dxa"/>
-        <w:tblBorders>
-          <w:top w:val="single" w:sz="4" w:space="0" w:color="auto"/>
-          <w:left w:val="single" w:sz="4" w:space="0" w:color="auto"/>
-          <w:bottom w:val="single" w:sz="4" w:space="0" w:color="auto"/>
-          <w:right w:val="single" w:sz="4" w:space="0" w:color="auto"/>
-          <w:insideH w:val="single" w:sz="4" w:space="0" w:color="auto"/>
-          <w:insideV w:val="single" w:sz="4" w:space="0" w:color="auto"/>
-        </w:tblBorders>
-        <w:tblCellMar>
-          <w:left w:w="10" w:type="dxa"/>
-          <w:right w:w="10" w:type="dxa"/>
-        </w:tblCellMar>
-        <w:tblLook w:val="0000" w:firstRow="0" w:lastRow="0" w:firstColumn="0" w:lastColumn="0" w:noHBand="0" w:noVBand="0"/>
-      </w:tblPr>
-      <w:tblGrid>
-        <w:gridCol w:w="2800"/>
-        <w:gridCol w:w="6560"/>
-      </w:tblGrid>
-      <w:tr>
-        <w:trPr>
-          <w:tblHeader/>
-        </w:trPr>
-        <w:tc>
-          <w:tcPr>
-            <w:tcW w:w="2800" w:type="dxa"/>
-            <w:tcBorders>
-              <w:top w:val="single" w:sz="1" w:space="0" w:color="2563EB"/>
-              <w:left w:val="single" w:sz="1" w:space="0" w:color="2563EB"/>
-              <w:bottom w:val="single" w:sz="1" w:space="0" w:color="2563EB"/>
-              <w:right w:val="single" w:sz="1" w:space="0" w:color="2563EB"/>
-            </w:tcBorders>
-            <w:shd w:val="clear" w:color="auto" w:fill="1E3A5F"/>
-            <w:tcMar>
-              <w:top w:w="100" w:type="dxa"/>
-              <w:left w:w="150" w:type="dxa"/>
-              <w:bottom w:w="100" w:type="dxa"/>
-              <w:right w:w="150" w:type="dxa"/>
-            </w:tcMar>
-          </w:tcPr>
-          <w:p>
-            <w:r>
-              <w:rPr>
-                <w:b/>
-                <w:bCs/>
-                <w:color w:val="FFFFFF"/>
-                <w:sz w:val="20"/>
-                <w:szCs w:val="20"/>
-              </w:rPr>
-              <w:t>Column</w:t>
-            </w:r>
-          </w:p>
-        </w:tc>
-        <w:tc>
-          <w:tcPr>
-            <w:tcW w:w="6560" w:type="dxa"/>
-            <w:tcBorders>
-              <w:top w:val="single" w:sz="1" w:space="0" w:color="2563EB"/>
-              <w:left w:val="single" w:sz="1" w:space="0" w:color="2563EB"/>
-              <w:bottom w:val="single" w:sz="1" w:space="0" w:color="2563EB"/>
-              <w:right w:val="single" w:sz="1" w:space="0" w:color="2563EB"/>
-            </w:tcBorders>
-            <w:shd w:val="clear" w:color="auto" w:fill="1E3A5F"/>
-            <w:tcMar>
-              <w:top w:w="100" w:type="dxa"/>
-              <w:left w:w="150" w:type="dxa"/>
-              <w:bottom w:w="100" w:type="dxa"/>
-              <w:right w:w="150" w:type="dxa"/>
-            </w:tcMar>
-          </w:tcPr>
-          <w:p>
-            <w:r>
-              <w:rPr>
-                <w:b/>
-                <w:bCs/>
-                <w:color w:val="FFFFFF"/>
-                <w:sz w:val="20"/>
-                <w:szCs w:val="20"/>
-              </w:rPr>
-              <w:t>Notes</w:t>
-            </w:r>
-          </w:p>
-        </w:tc>
-      </w:tr>
-      <w:tr>
-        <w:tc>
-          <w:tcPr>
-            <w:tcW w:w="2800" w:type="dxa"/>
-            <w:tcBorders>
-              <w:top w:val="single" w:sz="1" w:space="0" w:color="CCCCCC"/>
-              <w:left w:val="single" w:sz="1" w:space="0" w:color="CCCCCC"/>
-              <w:bottom w:val="single" w:sz="1" w:space="0" w:color="CCCCCC"/>
-              <w:right w:val="single" w:sz="1" w:space="0" w:color="CCCCCC"/>
-            </w:tcBorders>
-            <w:shd w:val="clear" w:color="auto" w:fill="F0F4FA"/>
-            <w:tcMar>
-              <w:top w:w="80" w:type="dxa"/>
-              <w:left w:w="150" w:type="dxa"/>
-              <w:bottom w:w="80" w:type="dxa"/>
-              <w:right w:w="150" w:type="dxa"/>
-            </w:tcMar>
-          </w:tcPr>
-          <w:p>
-            <w:r>
-              <w:rPr>
-                <w:sz w:val="20"/>
-                <w:szCs w:val="20"/>
-              </w:rPr>
               <w:t>id</w:t>
             </w:r>
           </w:p>
@@ -5873,7 +6743,6 @@
         <w:pStyle w:val="Heading2"/>
       </w:pPr>
       <w:r>
-        <w:lastRenderedPageBreak/>
         <w:t>Assignment APIs</w:t>
       </w:r>
     </w:p>
@@ -5916,7 +6785,13 @@
       </w:r>
       <w:proofErr w:type="spellEnd"/>
       <w:r>
-        <w:t>/assignments/{id}/return — return asset (AUTH)</w:t>
+        <w:t xml:space="preserve">/assignments/{id}/return — return asset </w:t>
+      </w:r>
+      <w:r>
+        <w:t>change the statue (</w:t>
+      </w:r>
+      <w:r>
+        <w:t>AUTH)</w:t>
       </w:r>
     </w:p>
     <w:p>
@@ -5942,14 +6817,6 @@
     </w:p>
     <w:p>
       <w:pPr>
-        <w:pStyle w:val="Heading2"/>
-      </w:pPr>
-      <w:r>
-        <w:t>Procurement APIs</w:t>
-      </w:r>
-    </w:p>
-    <w:p>
-      <w:pPr>
         <w:pStyle w:val="ListParagraph"/>
         <w:numPr>
           <w:ilvl w:val="0"/>
@@ -5958,7 +6825,7 @@
         <w:spacing w:before="40" w:after="40"/>
       </w:pPr>
       <w:r>
-        <w:t>POST /</w:t>
+        <w:t>UPDATE /</w:t>
       </w:r>
       <w:proofErr w:type="spellStart"/>
       <w:r>
@@ -5966,7 +6833,23 @@
       </w:r>
       <w:proofErr w:type="spellEnd"/>
       <w:r>
-        <w:t>/assets/{id}/procurement — create (AUTH)</w:t>
+        <w:t xml:space="preserve">/assignment/{id} </w:t>
+      </w:r>
+      <w:r>
+        <w:t>—</w:t>
+      </w:r>
+      <w:r>
+        <w:t xml:space="preserve"> update the assignments</w:t>
+      </w:r>
+      <w:bookmarkStart w:id="0" w:name="_GoBack"/>
+      <w:bookmarkEnd w:id="0"/>
+    </w:p>
+    <w:p>
+      <w:pPr>
+        <w:pStyle w:val="Heading2"/>
+      </w:pPr>
+      <w:r>
+        <w:t>Procurement APIs</w:t>
       </w:r>
     </w:p>
     <w:p>
@@ -5979,7 +6862,7 @@
         <w:spacing w:before="40" w:after="40"/>
       </w:pPr>
       <w:r>
-        <w:t>PUT /</w:t>
+        <w:t>POST /</w:t>
       </w:r>
       <w:proofErr w:type="spellStart"/>
       <w:r>
@@ -5987,15 +6870,7 @@
       </w:r>
       <w:proofErr w:type="spellEnd"/>
       <w:r>
-        <w:t>/assets/{id}/procurement — update (AUTH)</w:t>
-      </w:r>
-    </w:p>
-    <w:p>
-      <w:pPr>
-        <w:pStyle w:val="Heading2"/>
-      </w:pPr>
-      <w:r>
-        <w:t>Issue APIs</w:t>
+        <w:t>/assets/{id}/procurement — create (AUTH)</w:t>
       </w:r>
     </w:p>
     <w:p>
@@ -6008,7 +6883,7 @@
         <w:spacing w:before="40" w:after="40"/>
       </w:pPr>
       <w:r>
-        <w:t>POST /</w:t>
+        <w:t>PUT /</w:t>
       </w:r>
       <w:proofErr w:type="spellStart"/>
       <w:r>
@@ -6016,7 +6891,15 @@
       </w:r>
       <w:proofErr w:type="spellEnd"/>
       <w:r>
-        <w:t>/assets/{id}/issues — report issue (AUTH)</w:t>
+        <w:t>/assets/{id}/procurement — update (AUTH)</w:t>
+      </w:r>
+    </w:p>
+    <w:p>
+      <w:pPr>
+        <w:pStyle w:val="Heading2"/>
+      </w:pPr>
+      <w:r>
+        <w:t>Issue APIs</w:t>
       </w:r>
     </w:p>
     <w:p>
@@ -6029,7 +6912,7 @@
         <w:spacing w:before="40" w:after="40"/>
       </w:pPr>
       <w:r>
-        <w:t>PUT /</w:t>
+        <w:t>POST /</w:t>
       </w:r>
       <w:proofErr w:type="spellStart"/>
       <w:r>
@@ -6037,7 +6920,7 @@
       </w:r>
       <w:proofErr w:type="spellEnd"/>
       <w:r>
-        <w:t>/issues/{id} — update issue (AUTH)</w:t>
+        <w:t>/assets/{id}/issues — report issue (AUTH)</w:t>
       </w:r>
     </w:p>
     <w:p>
@@ -6050,7 +6933,7 @@
         <w:spacing w:before="40" w:after="40"/>
       </w:pPr>
       <w:r>
-        <w:t>GET /</w:t>
+        <w:t>PUT /</w:t>
       </w:r>
       <w:proofErr w:type="spellStart"/>
       <w:r>
@@ -6058,15 +6941,7 @@
       </w:r>
       <w:proofErr w:type="spellEnd"/>
       <w:r>
-        <w:t>/assets/{id}/issues — view issues (AUTH)</w:t>
-      </w:r>
-    </w:p>
-    <w:p>
-      <w:pPr>
-        <w:pStyle w:val="Heading2"/>
-      </w:pPr>
-      <w:r>
-        <w:t>Report APIs (Public)</w:t>
+        <w:t>/issues/{id} — update issue (AUTH)</w:t>
       </w:r>
     </w:p>
     <w:p>
@@ -6079,6 +6954,36 @@
         <w:spacing w:before="40" w:after="40"/>
       </w:pPr>
       <w:r>
+        <w:t>GET /</w:t>
+      </w:r>
+      <w:proofErr w:type="spellStart"/>
+      <w:r>
+        <w:t>api</w:t>
+      </w:r>
+      <w:proofErr w:type="spellEnd"/>
+      <w:r>
+        <w:t>/assets/{id}/issues — view issues (AUTH)</w:t>
+      </w:r>
+    </w:p>
+    <w:p>
+      <w:pPr>
+        <w:pStyle w:val="Heading2"/>
+      </w:pPr>
+      <w:r>
+        <w:t>Report APIs (Public)</w:t>
+      </w:r>
+    </w:p>
+    <w:p>
+      <w:pPr>
+        <w:pStyle w:val="ListParagraph"/>
+        <w:numPr>
+          <w:ilvl w:val="0"/>
+          <w:numId w:val="2"/>
+        </w:numPr>
+        <w:spacing w:before="40" w:after="40"/>
+      </w:pPr>
+      <w:r>
+        <w:lastRenderedPageBreak/>
         <w:t>GET /</w:t>
       </w:r>
       <w:proofErr w:type="spellStart"/>
@@ -6708,7 +7613,6 @@
         <w:pStyle w:val="Heading2"/>
       </w:pPr>
       <w:r>
-        <w:lastRenderedPageBreak/>
         <w:t>Assignment Rules</w:t>
       </w:r>
     </w:p>
@@ -6977,11 +7881,6 @@
       <w:r>
         <w:t>Avoid in version 1: microservices, a workflow engine, and a very complex permission matrix.</w:t>
       </w:r>
-    </w:p>
-    <w:p>
-      <w:pPr>
-        <w:spacing w:before="60" w:after="60"/>
-      </w:pPr>
     </w:p>
     <w:p>
       <w:pPr>
@@ -7493,7 +8392,6 @@
                 <w:sz w:val="20"/>
                 <w:szCs w:val="20"/>
               </w:rPr>
-              <w:lastRenderedPageBreak/>
               <w:t>Spring Security + JWT</w:t>
             </w:r>
           </w:p>
@@ -7788,6 +8686,7 @@
         <w:spacing w:before="80" w:after="80"/>
       </w:pPr>
       <w:r>
+        <w:lastRenderedPageBreak/>
         <w:t>Authentication is handled via JWT-based Spring Security, with role-based access control separating public read-only views (dashboard, asset status) from protected management operations. The first release focuses on core asset lifecycle functions — asset registration, assignment, return, issue tracking, and reporting — while leaving room for future extensions as the process matures.</w:t>
       </w:r>
     </w:p>
@@ -7993,6 +8892,345 @@
 <file path=word/numbering.xml><?xml version="1.0" encoding="utf-8"?>
 <w:numbering xmlns:wpc="http://schemas.microsoft.com/office/word/2010/wordprocessingCanvas" xmlns:cx="http://schemas.microsoft.com/office/drawing/2014/chartex" xmlns:cx1="http://schemas.microsoft.com/office/drawing/2015/9/8/chartex" xmlns:cx2="http://schemas.microsoft.com/office/drawing/2015/10/21/chartex" xmlns:cx3="http://schemas.microsoft.com/office/drawing/2016/5/9/chartex" xmlns:cx4="http://schemas.microsoft.com/office/drawing/2016/5/10/chartex" xmlns:cx5="http://schemas.microsoft.com/office/drawing/2016/5/11/chartex" xmlns:cx6="http://schemas.microsoft.com/office/drawing/2016/5/12/chartex" xmlns:cx7="http://schemas.microsoft.com/office/drawing/2016/5/13/chartex" xmlns:cx8="http://schemas.microsoft.com/office/drawing/2016/5/14/chartex" xmlns:mc="http://schemas.openxmlformats.org/markup-compatibility/2006" xmlns:aink="http://schemas.microsoft.com/office/drawing/2016/ink" xmlns:am3d="http://schemas.microsoft.com/office/drawing/2017/model3d" xmlns:o="urn:schemas-microsoft-com:office:office" xmlns:r="http://schemas.openxmlformats.org/officeDocument/2006/relationships" xmlns:m="http://schemas.openxmlformats.org/officeDocument/2006/math" xmlns:v="urn:schemas-microsoft-com:vml" xmlns:wp14="http://schemas.microsoft.com/office/word/2010/wordprocessingDrawing" xmlns:wp="http://schemas.openxmlformats.org/drawingml/2006/wordprocessingDrawing" xmlns:w10="urn:schemas-microsoft-com:office:word" xmlns:w="http://schemas.openxmlformats.org/wordprocessingml/2006/main" xmlns:w14="http://schemas.microsoft.com/office/word/2010/wordml" xmlns:w15="http://schemas.microsoft.com/office/word/2012/wordml" xmlns:w16cid="http://schemas.microsoft.com/office/word/2016/wordml/cid" xmlns:w16se="http://schemas.microsoft.com/office/word/2015/wordml/symex" xmlns:wpg="http://schemas.microsoft.com/office/word/2010/wordprocessingGroup" xmlns:wpi="http://schemas.microsoft.com/office/word/2010/wordprocessingInk" xmlns:wne="http://schemas.microsoft.com/office/word/2006/wordml" xmlns:wps="http://schemas.microsoft.com/office/word/2010/wordprocessingShape" mc:Ignorable="w14 w15 w16se w16cid wp14">
   <w:abstractNum w:abstractNumId="0" w15:restartNumberingAfterBreak="0">
+    <w:nsid w:val="26C474BB"/>
+    <w:multiLevelType w:val="hybridMultilevel"/>
+    <w:tmpl w:val="3FD89FDA"/>
+    <w:lvl w:ilvl="0" w:tplc="08090001">
+      <w:start w:val="1"/>
+      <w:numFmt w:val="bullet"/>
+      <w:lvlText w:val=""/>
+      <w:lvlJc w:val="left"/>
+      <w:pPr>
+        <w:ind w:left="720" w:hanging="360"/>
+      </w:pPr>
+      <w:rPr>
+        <w:rFonts w:ascii="Symbol" w:hAnsi="Symbol" w:hint="default"/>
+      </w:rPr>
+    </w:lvl>
+    <w:lvl w:ilvl="1" w:tplc="08090003" w:tentative="1">
+      <w:start w:val="1"/>
+      <w:numFmt w:val="bullet"/>
+      <w:lvlText w:val="o"/>
+      <w:lvlJc w:val="left"/>
+      <w:pPr>
+        <w:ind w:left="1440" w:hanging="360"/>
+      </w:pPr>
+      <w:rPr>
+        <w:rFonts w:ascii="Courier New" w:hAnsi="Courier New" w:cs="Courier New" w:hint="default"/>
+      </w:rPr>
+    </w:lvl>
+    <w:lvl w:ilvl="2" w:tplc="08090005" w:tentative="1">
+      <w:start w:val="1"/>
+      <w:numFmt w:val="bullet"/>
+      <w:lvlText w:val=""/>
+      <w:lvlJc w:val="left"/>
+      <w:pPr>
+        <w:ind w:left="2160" w:hanging="360"/>
+      </w:pPr>
+      <w:rPr>
+        <w:rFonts w:ascii="Wingdings" w:hAnsi="Wingdings" w:hint="default"/>
+      </w:rPr>
+    </w:lvl>
+    <w:lvl w:ilvl="3" w:tplc="08090001" w:tentative="1">
+      <w:start w:val="1"/>
+      <w:numFmt w:val="bullet"/>
+      <w:lvlText w:val=""/>
+      <w:lvlJc w:val="left"/>
+      <w:pPr>
+        <w:ind w:left="2880" w:hanging="360"/>
+      </w:pPr>
+      <w:rPr>
+        <w:rFonts w:ascii="Symbol" w:hAnsi="Symbol" w:hint="default"/>
+      </w:rPr>
+    </w:lvl>
+    <w:lvl w:ilvl="4" w:tplc="08090003" w:tentative="1">
+      <w:start w:val="1"/>
+      <w:numFmt w:val="bullet"/>
+      <w:lvlText w:val="o"/>
+      <w:lvlJc w:val="left"/>
+      <w:pPr>
+        <w:ind w:left="3600" w:hanging="360"/>
+      </w:pPr>
+      <w:rPr>
+        <w:rFonts w:ascii="Courier New" w:hAnsi="Courier New" w:cs="Courier New" w:hint="default"/>
+      </w:rPr>
+    </w:lvl>
+    <w:lvl w:ilvl="5" w:tplc="08090005" w:tentative="1">
+      <w:start w:val="1"/>
+      <w:numFmt w:val="bullet"/>
+      <w:lvlText w:val=""/>
+      <w:lvlJc w:val="left"/>
+      <w:pPr>
+        <w:ind w:left="4320" w:hanging="360"/>
+      </w:pPr>
+      <w:rPr>
+        <w:rFonts w:ascii="Wingdings" w:hAnsi="Wingdings" w:hint="default"/>
+      </w:rPr>
+    </w:lvl>
+    <w:lvl w:ilvl="6" w:tplc="08090001" w:tentative="1">
+      <w:start w:val="1"/>
+      <w:numFmt w:val="bullet"/>
+      <w:lvlText w:val=""/>
+      <w:lvlJc w:val="left"/>
+      <w:pPr>
+        <w:ind w:left="5040" w:hanging="360"/>
+      </w:pPr>
+      <w:rPr>
+        <w:rFonts w:ascii="Symbol" w:hAnsi="Symbol" w:hint="default"/>
+      </w:rPr>
+    </w:lvl>
+    <w:lvl w:ilvl="7" w:tplc="08090003" w:tentative="1">
+      <w:start w:val="1"/>
+      <w:numFmt w:val="bullet"/>
+      <w:lvlText w:val="o"/>
+      <w:lvlJc w:val="left"/>
+      <w:pPr>
+        <w:ind w:left="5760" w:hanging="360"/>
+      </w:pPr>
+      <w:rPr>
+        <w:rFonts w:ascii="Courier New" w:hAnsi="Courier New" w:cs="Courier New" w:hint="default"/>
+      </w:rPr>
+    </w:lvl>
+    <w:lvl w:ilvl="8" w:tplc="08090005" w:tentative="1">
+      <w:start w:val="1"/>
+      <w:numFmt w:val="bullet"/>
+      <w:lvlText w:val=""/>
+      <w:lvlJc w:val="left"/>
+      <w:pPr>
+        <w:ind w:left="6480" w:hanging="360"/>
+      </w:pPr>
+      <w:rPr>
+        <w:rFonts w:ascii="Wingdings" w:hAnsi="Wingdings" w:hint="default"/>
+      </w:rPr>
+    </w:lvl>
+  </w:abstractNum>
+  <w:abstractNum w:abstractNumId="1" w15:restartNumberingAfterBreak="0">
+    <w:nsid w:val="48360EEC"/>
+    <w:multiLevelType w:val="hybridMultilevel"/>
+    <w:tmpl w:val="6BF02FA0"/>
+    <w:lvl w:ilvl="0" w:tplc="08090001">
+      <w:start w:val="1"/>
+      <w:numFmt w:val="bullet"/>
+      <w:lvlText w:val=""/>
+      <w:lvlJc w:val="left"/>
+      <w:pPr>
+        <w:ind w:left="720" w:hanging="360"/>
+      </w:pPr>
+      <w:rPr>
+        <w:rFonts w:ascii="Symbol" w:hAnsi="Symbol" w:hint="default"/>
+      </w:rPr>
+    </w:lvl>
+    <w:lvl w:ilvl="1" w:tplc="08090003" w:tentative="1">
+      <w:start w:val="1"/>
+      <w:numFmt w:val="bullet"/>
+      <w:lvlText w:val="o"/>
+      <w:lvlJc w:val="left"/>
+      <w:pPr>
+        <w:ind w:left="1440" w:hanging="360"/>
+      </w:pPr>
+      <w:rPr>
+        <w:rFonts w:ascii="Courier New" w:hAnsi="Courier New" w:cs="Courier New" w:hint="default"/>
+      </w:rPr>
+    </w:lvl>
+    <w:lvl w:ilvl="2" w:tplc="08090005" w:tentative="1">
+      <w:start w:val="1"/>
+      <w:numFmt w:val="bullet"/>
+      <w:lvlText w:val=""/>
+      <w:lvlJc w:val="left"/>
+      <w:pPr>
+        <w:ind w:left="2160" w:hanging="360"/>
+      </w:pPr>
+      <w:rPr>
+        <w:rFonts w:ascii="Wingdings" w:hAnsi="Wingdings" w:hint="default"/>
+      </w:rPr>
+    </w:lvl>
+    <w:lvl w:ilvl="3" w:tplc="08090001" w:tentative="1">
+      <w:start w:val="1"/>
+      <w:numFmt w:val="bullet"/>
+      <w:lvlText w:val=""/>
+      <w:lvlJc w:val="left"/>
+      <w:pPr>
+        <w:ind w:left="2880" w:hanging="360"/>
+      </w:pPr>
+      <w:rPr>
+        <w:rFonts w:ascii="Symbol" w:hAnsi="Symbol" w:hint="default"/>
+      </w:rPr>
+    </w:lvl>
+    <w:lvl w:ilvl="4" w:tplc="08090003" w:tentative="1">
+      <w:start w:val="1"/>
+      <w:numFmt w:val="bullet"/>
+      <w:lvlText w:val="o"/>
+      <w:lvlJc w:val="left"/>
+      <w:pPr>
+        <w:ind w:left="3600" w:hanging="360"/>
+      </w:pPr>
+      <w:rPr>
+        <w:rFonts w:ascii="Courier New" w:hAnsi="Courier New" w:cs="Courier New" w:hint="default"/>
+      </w:rPr>
+    </w:lvl>
+    <w:lvl w:ilvl="5" w:tplc="08090005" w:tentative="1">
+      <w:start w:val="1"/>
+      <w:numFmt w:val="bullet"/>
+      <w:lvlText w:val=""/>
+      <w:lvlJc w:val="left"/>
+      <w:pPr>
+        <w:ind w:left="4320" w:hanging="360"/>
+      </w:pPr>
+      <w:rPr>
+        <w:rFonts w:ascii="Wingdings" w:hAnsi="Wingdings" w:hint="default"/>
+      </w:rPr>
+    </w:lvl>
+    <w:lvl w:ilvl="6" w:tplc="08090001" w:tentative="1">
+      <w:start w:val="1"/>
+      <w:numFmt w:val="bullet"/>
+      <w:lvlText w:val=""/>
+      <w:lvlJc w:val="left"/>
+      <w:pPr>
+        <w:ind w:left="5040" w:hanging="360"/>
+      </w:pPr>
+      <w:rPr>
+        <w:rFonts w:ascii="Symbol" w:hAnsi="Symbol" w:hint="default"/>
+      </w:rPr>
+    </w:lvl>
+    <w:lvl w:ilvl="7" w:tplc="08090003" w:tentative="1">
+      <w:start w:val="1"/>
+      <w:numFmt w:val="bullet"/>
+      <w:lvlText w:val="o"/>
+      <w:lvlJc w:val="left"/>
+      <w:pPr>
+        <w:ind w:left="5760" w:hanging="360"/>
+      </w:pPr>
+      <w:rPr>
+        <w:rFonts w:ascii="Courier New" w:hAnsi="Courier New" w:cs="Courier New" w:hint="default"/>
+      </w:rPr>
+    </w:lvl>
+    <w:lvl w:ilvl="8" w:tplc="08090005" w:tentative="1">
+      <w:start w:val="1"/>
+      <w:numFmt w:val="bullet"/>
+      <w:lvlText w:val=""/>
+      <w:lvlJc w:val="left"/>
+      <w:pPr>
+        <w:ind w:left="6480" w:hanging="360"/>
+      </w:pPr>
+      <w:rPr>
+        <w:rFonts w:ascii="Wingdings" w:hAnsi="Wingdings" w:hint="default"/>
+      </w:rPr>
+    </w:lvl>
+  </w:abstractNum>
+  <w:abstractNum w:abstractNumId="2" w15:restartNumberingAfterBreak="0">
+    <w:nsid w:val="4DFE60A9"/>
+    <w:multiLevelType w:val="hybridMultilevel"/>
+    <w:tmpl w:val="DE9A790E"/>
+    <w:lvl w:ilvl="0" w:tplc="08090001">
+      <w:start w:val="1"/>
+      <w:numFmt w:val="bullet"/>
+      <w:lvlText w:val=""/>
+      <w:lvlJc w:val="left"/>
+      <w:pPr>
+        <w:ind w:left="900" w:hanging="360"/>
+      </w:pPr>
+      <w:rPr>
+        <w:rFonts w:ascii="Symbol" w:hAnsi="Symbol" w:hint="default"/>
+      </w:rPr>
+    </w:lvl>
+    <w:lvl w:ilvl="1" w:tplc="08090003" w:tentative="1">
+      <w:start w:val="1"/>
+      <w:numFmt w:val="bullet"/>
+      <w:lvlText w:val="o"/>
+      <w:lvlJc w:val="left"/>
+      <w:pPr>
+        <w:ind w:left="1620" w:hanging="360"/>
+      </w:pPr>
+      <w:rPr>
+        <w:rFonts w:ascii="Courier New" w:hAnsi="Courier New" w:cs="Courier New" w:hint="default"/>
+      </w:rPr>
+    </w:lvl>
+    <w:lvl w:ilvl="2" w:tplc="08090005" w:tentative="1">
+      <w:start w:val="1"/>
+      <w:numFmt w:val="bullet"/>
+      <w:lvlText w:val=""/>
+      <w:lvlJc w:val="left"/>
+      <w:pPr>
+        <w:ind w:left="2340" w:hanging="360"/>
+      </w:pPr>
+      <w:rPr>
+        <w:rFonts w:ascii="Wingdings" w:hAnsi="Wingdings" w:hint="default"/>
+      </w:rPr>
+    </w:lvl>
+    <w:lvl w:ilvl="3" w:tplc="08090001" w:tentative="1">
+      <w:start w:val="1"/>
+      <w:numFmt w:val="bullet"/>
+      <w:lvlText w:val=""/>
+      <w:lvlJc w:val="left"/>
+      <w:pPr>
+        <w:ind w:left="3060" w:hanging="360"/>
+      </w:pPr>
+      <w:rPr>
+        <w:rFonts w:ascii="Symbol" w:hAnsi="Symbol" w:hint="default"/>
+      </w:rPr>
+    </w:lvl>
+    <w:lvl w:ilvl="4" w:tplc="08090003" w:tentative="1">
+      <w:start w:val="1"/>
+      <w:numFmt w:val="bullet"/>
+      <w:lvlText w:val="o"/>
+      <w:lvlJc w:val="left"/>
+      <w:pPr>
+        <w:ind w:left="3780" w:hanging="360"/>
+      </w:pPr>
+      <w:rPr>
+        <w:rFonts w:ascii="Courier New" w:hAnsi="Courier New" w:cs="Courier New" w:hint="default"/>
+      </w:rPr>
+    </w:lvl>
+    <w:lvl w:ilvl="5" w:tplc="08090005" w:tentative="1">
+      <w:start w:val="1"/>
+      <w:numFmt w:val="bullet"/>
+      <w:lvlText w:val=""/>
+      <w:lvlJc w:val="left"/>
+      <w:pPr>
+        <w:ind w:left="4500" w:hanging="360"/>
+      </w:pPr>
+      <w:rPr>
+        <w:rFonts w:ascii="Wingdings" w:hAnsi="Wingdings" w:hint="default"/>
+      </w:rPr>
+    </w:lvl>
+    <w:lvl w:ilvl="6" w:tplc="08090001" w:tentative="1">
+      <w:start w:val="1"/>
+      <w:numFmt w:val="bullet"/>
+      <w:lvlText w:val=""/>
+      <w:lvlJc w:val="left"/>
+      <w:pPr>
+        <w:ind w:left="5220" w:hanging="360"/>
+      </w:pPr>
+      <w:rPr>
+        <w:rFonts w:ascii="Symbol" w:hAnsi="Symbol" w:hint="default"/>
+      </w:rPr>
+    </w:lvl>
+    <w:lvl w:ilvl="7" w:tplc="08090003" w:tentative="1">
+      <w:start w:val="1"/>
+      <w:numFmt w:val="bullet"/>
+      <w:lvlText w:val="o"/>
+      <w:lvlJc w:val="left"/>
+      <w:pPr>
+        <w:ind w:left="5940" w:hanging="360"/>
+      </w:pPr>
+      <w:rPr>
+        <w:rFonts w:ascii="Courier New" w:hAnsi="Courier New" w:cs="Courier New" w:hint="default"/>
+      </w:rPr>
+    </w:lvl>
+    <w:lvl w:ilvl="8" w:tplc="08090005" w:tentative="1">
+      <w:start w:val="1"/>
+      <w:numFmt w:val="bullet"/>
+      <w:lvlText w:val=""/>
+      <w:lvlJc w:val="left"/>
+      <w:pPr>
+        <w:ind w:left="6660" w:hanging="360"/>
+      </w:pPr>
+      <w:rPr>
+        <w:rFonts w:ascii="Wingdings" w:hAnsi="Wingdings" w:hint="default"/>
+      </w:rPr>
+    </w:lvl>
+  </w:abstractNum>
+  <w:abstractNum w:abstractNumId="3" w15:restartNumberingAfterBreak="0">
     <w:nsid w:val="5A541A43"/>
     <w:multiLevelType w:val="hybridMultilevel"/>
     <w:tmpl w:val="6CC05AF0"/>
@@ -8078,7 +9316,7 @@
       </w:pPr>
     </w:lvl>
   </w:abstractNum>
-  <w:abstractNum w:abstractNumId="1" w15:restartNumberingAfterBreak="0">
+  <w:abstractNum w:abstractNumId="4" w15:restartNumberingAfterBreak="0">
     <w:nsid w:val="7FD721C9"/>
     <w:multiLevelType w:val="hybridMultilevel"/>
     <w:tmpl w:val="B21EBA76"/>
@@ -8133,16 +9371,25 @@
     </w:lvl>
   </w:abstractNum>
   <w:num w:numId="1">
-    <w:abstractNumId w:val="0"/>
+    <w:abstractNumId w:val="3"/>
     <w:lvlOverride w:ilvl="0">
       <w:startOverride w:val="1"/>
     </w:lvlOverride>
   </w:num>
   <w:num w:numId="2">
-    <w:abstractNumId w:val="1"/>
+    <w:abstractNumId w:val="4"/>
     <w:lvlOverride w:ilvl="0">
       <w:startOverride w:val="1"/>
     </w:lvlOverride>
+  </w:num>
+  <w:num w:numId="3">
+    <w:abstractNumId w:val="0"/>
+  </w:num>
+  <w:num w:numId="4">
+    <w:abstractNumId w:val="1"/>
+  </w:num>
+  <w:num w:numId="5">
+    <w:abstractNumId w:val="2"/>
   </w:num>
 </w:numbering>
 </file>
@@ -8772,6 +10019,36 @@
       <w:szCs w:val="36"/>
     </w:rPr>
   </w:style>
+  <w:style w:type="paragraph" w:customStyle="1" w:styleId="Default">
+    <w:name w:val="Default"/>
+    <w:rsid w:val="00D94589"/>
+    <w:pPr>
+      <w:autoSpaceDE w:val="0"/>
+      <w:autoSpaceDN w:val="0"/>
+      <w:adjustRightInd w:val="0"/>
+    </w:pPr>
+    <w:rPr>
+      <w:rFonts w:ascii="Times New Roman" w:hAnsi="Times New Roman" w:cs="Times New Roman"/>
+      <w:color w:val="000000"/>
+      <w:sz w:val="24"/>
+      <w:szCs w:val="24"/>
+    </w:rPr>
+  </w:style>
+  <w:style w:type="paragraph" w:styleId="NormalWeb">
+    <w:name w:val="Normal (Web)"/>
+    <w:basedOn w:val="Normal"/>
+    <w:uiPriority w:val="99"/>
+    <w:unhideWhenUsed/>
+    <w:rsid w:val="00EC33C3"/>
+    <w:pPr>
+      <w:spacing w:before="100" w:beforeAutospacing="1" w:after="100" w:afterAutospacing="1"/>
+    </w:pPr>
+    <w:rPr>
+      <w:rFonts w:ascii="Times New Roman" w:eastAsia="Times New Roman" w:hAnsi="Times New Roman" w:cs="Times New Roman"/>
+      <w:sz w:val="24"/>
+      <w:szCs w:val="24"/>
+    </w:rPr>
+  </w:style>
 </w:styles>
 </file>
 

--- a/document/TID_Asset_Management_Project_Perspective.docx
+++ b/document/TID_Asset_Management_Project_Perspective.docx
@@ -2273,7 +2273,7 @@
               <w:bottom w:val="single" w:sz="1" w:space="0" w:color="CCCCCC"/>
               <w:right w:val="single" w:sz="1" w:space="0" w:color="CCCCCC"/>
             </w:tcBorders>
-            <w:shd w:val="clear" w:color="auto" w:fill="F0F4FA"/>
+            <w:shd w:val="clear" w:color="auto" w:fill="F2F2F2" w:themeFill="background1" w:themeFillShade="F2"/>
             <w:tcMar>
               <w:top w:w="80" w:type="dxa"/>
               <w:left w:w="150" w:type="dxa"/>
@@ -2306,7 +2306,7 @@
               <w:bottom w:val="single" w:sz="1" w:space="0" w:color="CCCCCC"/>
               <w:right w:val="single" w:sz="1" w:space="0" w:color="CCCCCC"/>
             </w:tcBorders>
-            <w:shd w:val="clear" w:color="auto" w:fill="F0F4FA"/>
+            <w:shd w:val="clear" w:color="auto" w:fill="F2F2F2" w:themeFill="background1" w:themeFillShade="F2"/>
             <w:tcMar>
               <w:top w:w="80" w:type="dxa"/>
               <w:left w:w="150" w:type="dxa"/>
@@ -2339,7 +2339,7 @@
               <w:bottom w:val="single" w:sz="1" w:space="0" w:color="CCCCCC"/>
               <w:right w:val="single" w:sz="1" w:space="0" w:color="CCCCCC"/>
             </w:tcBorders>
-            <w:shd w:val="clear" w:color="auto" w:fill="F0F4FA"/>
+            <w:shd w:val="clear" w:color="auto" w:fill="F2F2F2" w:themeFill="background1" w:themeFillShade="F2"/>
             <w:tcMar>
               <w:top w:w="80" w:type="dxa"/>
               <w:left w:w="150" w:type="dxa"/>
@@ -2374,7 +2374,7 @@
               <w:bottom w:val="single" w:sz="1" w:space="0" w:color="CCCCCC"/>
               <w:right w:val="single" w:sz="1" w:space="0" w:color="CCCCCC"/>
             </w:tcBorders>
-            <w:shd w:val="clear" w:color="auto" w:fill="FFFFFF"/>
+            <w:shd w:val="clear" w:color="auto" w:fill="F2F2F2" w:themeFill="background1" w:themeFillShade="F2"/>
             <w:tcMar>
               <w:top w:w="80" w:type="dxa"/>
               <w:left w:w="150" w:type="dxa"/>
@@ -2409,7 +2409,7 @@
               <w:bottom w:val="single" w:sz="1" w:space="0" w:color="CCCCCC"/>
               <w:right w:val="single" w:sz="1" w:space="0" w:color="CCCCCC"/>
             </w:tcBorders>
-            <w:shd w:val="clear" w:color="auto" w:fill="FFFFFF"/>
+            <w:shd w:val="clear" w:color="auto" w:fill="F2F2F2" w:themeFill="background1" w:themeFillShade="F2"/>
             <w:tcMar>
               <w:top w:w="80" w:type="dxa"/>
               <w:left w:w="150" w:type="dxa"/>
@@ -2442,7 +2442,7 @@
               <w:bottom w:val="single" w:sz="1" w:space="0" w:color="CCCCCC"/>
               <w:right w:val="single" w:sz="1" w:space="0" w:color="CCCCCC"/>
             </w:tcBorders>
-            <w:shd w:val="clear" w:color="auto" w:fill="FFFFFF"/>
+            <w:shd w:val="clear" w:color="auto" w:fill="F2F2F2" w:themeFill="background1" w:themeFillShade="F2"/>
             <w:tcMar>
               <w:top w:w="80" w:type="dxa"/>
               <w:left w:w="150" w:type="dxa"/>
@@ -2477,7 +2477,7 @@
               <w:bottom w:val="single" w:sz="1" w:space="0" w:color="CCCCCC"/>
               <w:right w:val="single" w:sz="1" w:space="0" w:color="CCCCCC"/>
             </w:tcBorders>
-            <w:shd w:val="clear" w:color="auto" w:fill="F0F4FA"/>
+            <w:shd w:val="clear" w:color="auto" w:fill="F2F2F2" w:themeFill="background1" w:themeFillShade="F2"/>
             <w:tcMar>
               <w:top w:w="80" w:type="dxa"/>
               <w:left w:w="150" w:type="dxa"/>
@@ -2512,7 +2512,7 @@
               <w:bottom w:val="single" w:sz="1" w:space="0" w:color="CCCCCC"/>
               <w:right w:val="single" w:sz="1" w:space="0" w:color="CCCCCC"/>
             </w:tcBorders>
-            <w:shd w:val="clear" w:color="auto" w:fill="F0F4FA"/>
+            <w:shd w:val="clear" w:color="auto" w:fill="F2F2F2" w:themeFill="background1" w:themeFillShade="F2"/>
             <w:tcMar>
               <w:top w:w="80" w:type="dxa"/>
               <w:left w:w="150" w:type="dxa"/>
@@ -2545,7 +2545,7 @@
               <w:bottom w:val="single" w:sz="1" w:space="0" w:color="CCCCCC"/>
               <w:right w:val="single" w:sz="1" w:space="0" w:color="CCCCCC"/>
             </w:tcBorders>
-            <w:shd w:val="clear" w:color="auto" w:fill="F0F4FA"/>
+            <w:shd w:val="clear" w:color="auto" w:fill="F2F2F2" w:themeFill="background1" w:themeFillShade="F2"/>
             <w:tcMar>
               <w:top w:w="80" w:type="dxa"/>
               <w:left w:w="150" w:type="dxa"/>
@@ -2580,7 +2580,7 @@
               <w:bottom w:val="single" w:sz="1" w:space="0" w:color="CCCCCC"/>
               <w:right w:val="single" w:sz="1" w:space="0" w:color="CCCCCC"/>
             </w:tcBorders>
-            <w:shd w:val="clear" w:color="auto" w:fill="FFFFFF"/>
+            <w:shd w:val="clear" w:color="auto" w:fill="F2F2F2" w:themeFill="background1" w:themeFillShade="F2"/>
             <w:tcMar>
               <w:top w:w="80" w:type="dxa"/>
               <w:left w:w="150" w:type="dxa"/>
@@ -2615,7 +2615,7 @@
               <w:bottom w:val="single" w:sz="1" w:space="0" w:color="CCCCCC"/>
               <w:right w:val="single" w:sz="1" w:space="0" w:color="CCCCCC"/>
             </w:tcBorders>
-            <w:shd w:val="clear" w:color="auto" w:fill="FFFFFF"/>
+            <w:shd w:val="clear" w:color="auto" w:fill="F2F2F2" w:themeFill="background1" w:themeFillShade="F2"/>
             <w:tcMar>
               <w:top w:w="80" w:type="dxa"/>
               <w:left w:w="150" w:type="dxa"/>
@@ -2648,7 +2648,7 @@
               <w:bottom w:val="single" w:sz="1" w:space="0" w:color="CCCCCC"/>
               <w:right w:val="single" w:sz="1" w:space="0" w:color="CCCCCC"/>
             </w:tcBorders>
-            <w:shd w:val="clear" w:color="auto" w:fill="FFFFFF"/>
+            <w:shd w:val="clear" w:color="auto" w:fill="F2F2F2" w:themeFill="background1" w:themeFillShade="F2"/>
             <w:tcMar>
               <w:top w:w="80" w:type="dxa"/>
               <w:left w:w="150" w:type="dxa"/>
@@ -2683,7 +2683,7 @@
               <w:bottom w:val="single" w:sz="1" w:space="0" w:color="CCCCCC"/>
               <w:right w:val="single" w:sz="1" w:space="0" w:color="CCCCCC"/>
             </w:tcBorders>
-            <w:shd w:val="clear" w:color="auto" w:fill="F0F4FA"/>
+            <w:shd w:val="clear" w:color="auto" w:fill="F2F2F2" w:themeFill="background1" w:themeFillShade="F2"/>
             <w:tcMar>
               <w:top w:w="80" w:type="dxa"/>
               <w:left w:w="150" w:type="dxa"/>
@@ -2718,7 +2718,7 @@
               <w:bottom w:val="single" w:sz="1" w:space="0" w:color="CCCCCC"/>
               <w:right w:val="single" w:sz="1" w:space="0" w:color="CCCCCC"/>
             </w:tcBorders>
-            <w:shd w:val="clear" w:color="auto" w:fill="F0F4FA"/>
+            <w:shd w:val="clear" w:color="auto" w:fill="F2F2F2" w:themeFill="background1" w:themeFillShade="F2"/>
             <w:tcMar>
               <w:top w:w="80" w:type="dxa"/>
               <w:left w:w="150" w:type="dxa"/>
@@ -2749,7 +2749,7 @@
               <w:bottom w:val="single" w:sz="1" w:space="0" w:color="CCCCCC"/>
               <w:right w:val="single" w:sz="1" w:space="0" w:color="CCCCCC"/>
             </w:tcBorders>
-            <w:shd w:val="clear" w:color="auto" w:fill="F0F4FA"/>
+            <w:shd w:val="clear" w:color="auto" w:fill="F2F2F2" w:themeFill="background1" w:themeFillShade="F2"/>
             <w:tcMar>
               <w:top w:w="80" w:type="dxa"/>
               <w:left w:w="150" w:type="dxa"/>
@@ -2786,7 +2786,7 @@
               <w:bottom w:val="single" w:sz="1" w:space="0" w:color="CCCCCC"/>
               <w:right w:val="single" w:sz="1" w:space="0" w:color="CCCCCC"/>
             </w:tcBorders>
-            <w:shd w:val="clear" w:color="auto" w:fill="FFFFFF"/>
+            <w:shd w:val="clear" w:color="auto" w:fill="F2F2F2" w:themeFill="background1" w:themeFillShade="F2"/>
             <w:tcMar>
               <w:top w:w="80" w:type="dxa"/>
               <w:left w:w="150" w:type="dxa"/>
@@ -2819,7 +2819,7 @@
               <w:bottom w:val="single" w:sz="1" w:space="0" w:color="CCCCCC"/>
               <w:right w:val="single" w:sz="1" w:space="0" w:color="CCCCCC"/>
             </w:tcBorders>
-            <w:shd w:val="clear" w:color="auto" w:fill="FFFFFF"/>
+            <w:shd w:val="clear" w:color="auto" w:fill="F2F2F2" w:themeFill="background1" w:themeFillShade="F2"/>
             <w:tcMar>
               <w:top w:w="80" w:type="dxa"/>
               <w:left w:w="150" w:type="dxa"/>
@@ -2852,7 +2852,7 @@
               <w:bottom w:val="single" w:sz="1" w:space="0" w:color="CCCCCC"/>
               <w:right w:val="single" w:sz="1" w:space="0" w:color="CCCCCC"/>
             </w:tcBorders>
-            <w:shd w:val="clear" w:color="auto" w:fill="FFFFFF"/>
+            <w:shd w:val="clear" w:color="auto" w:fill="F2F2F2" w:themeFill="background1" w:themeFillShade="F2"/>
             <w:tcMar>
               <w:top w:w="80" w:type="dxa"/>
               <w:left w:w="150" w:type="dxa"/>
@@ -2887,7 +2887,7 @@
               <w:bottom w:val="single" w:sz="1" w:space="0" w:color="CCCCCC"/>
               <w:right w:val="single" w:sz="1" w:space="0" w:color="CCCCCC"/>
             </w:tcBorders>
-            <w:shd w:val="clear" w:color="auto" w:fill="F0F4FA"/>
+            <w:shd w:val="clear" w:color="auto" w:fill="F2F2F2" w:themeFill="background1" w:themeFillShade="F2"/>
             <w:tcMar>
               <w:top w:w="80" w:type="dxa"/>
               <w:left w:w="150" w:type="dxa"/>
@@ -2920,7 +2920,7 @@
               <w:bottom w:val="single" w:sz="1" w:space="0" w:color="CCCCCC"/>
               <w:right w:val="single" w:sz="1" w:space="0" w:color="CCCCCC"/>
             </w:tcBorders>
-            <w:shd w:val="clear" w:color="auto" w:fill="F0F4FA"/>
+            <w:shd w:val="clear" w:color="auto" w:fill="F2F2F2" w:themeFill="background1" w:themeFillShade="F2"/>
             <w:tcMar>
               <w:top w:w="80" w:type="dxa"/>
               <w:left w:w="150" w:type="dxa"/>
@@ -2953,7 +2953,7 @@
               <w:bottom w:val="single" w:sz="1" w:space="0" w:color="CCCCCC"/>
               <w:right w:val="single" w:sz="1" w:space="0" w:color="CCCCCC"/>
             </w:tcBorders>
-            <w:shd w:val="clear" w:color="auto" w:fill="F0F4FA"/>
+            <w:shd w:val="clear" w:color="auto" w:fill="F2F2F2" w:themeFill="background1" w:themeFillShade="F2"/>
             <w:tcMar>
               <w:top w:w="80" w:type="dxa"/>
               <w:left w:w="150" w:type="dxa"/>
@@ -2988,7 +2988,7 @@
               <w:bottom w:val="single" w:sz="1" w:space="0" w:color="CCCCCC"/>
               <w:right w:val="single" w:sz="1" w:space="0" w:color="CCCCCC"/>
             </w:tcBorders>
-            <w:shd w:val="clear" w:color="auto" w:fill="FFFFFF"/>
+            <w:shd w:val="clear" w:color="auto" w:fill="F2F2F2" w:themeFill="background1" w:themeFillShade="F2"/>
             <w:tcMar>
               <w:top w:w="80" w:type="dxa"/>
               <w:left w:w="150" w:type="dxa"/>
@@ -3021,7 +3021,7 @@
               <w:bottom w:val="single" w:sz="1" w:space="0" w:color="CCCCCC"/>
               <w:right w:val="single" w:sz="1" w:space="0" w:color="CCCCCC"/>
             </w:tcBorders>
-            <w:shd w:val="clear" w:color="auto" w:fill="FFFFFF"/>
+            <w:shd w:val="clear" w:color="auto" w:fill="F2F2F2" w:themeFill="background1" w:themeFillShade="F2"/>
             <w:tcMar>
               <w:top w:w="80" w:type="dxa"/>
               <w:left w:w="150" w:type="dxa"/>
@@ -3054,7 +3054,7 @@
               <w:bottom w:val="single" w:sz="1" w:space="0" w:color="CCCCCC"/>
               <w:right w:val="single" w:sz="1" w:space="0" w:color="CCCCCC"/>
             </w:tcBorders>
-            <w:shd w:val="clear" w:color="auto" w:fill="FFFFFF"/>
+            <w:shd w:val="clear" w:color="auto" w:fill="F2F2F2" w:themeFill="background1" w:themeFillShade="F2"/>
             <w:tcMar>
               <w:top w:w="80" w:type="dxa"/>
               <w:left w:w="150" w:type="dxa"/>
@@ -3090,7 +3090,7 @@
               <w:bottom w:val="single" w:sz="1" w:space="0" w:color="CCCCCC"/>
               <w:right w:val="single" w:sz="1" w:space="0" w:color="CCCCCC"/>
             </w:tcBorders>
-            <w:shd w:val="clear" w:color="auto" w:fill="F0F4FA"/>
+            <w:shd w:val="clear" w:color="auto" w:fill="F2F2F2" w:themeFill="background1" w:themeFillShade="F2"/>
             <w:tcMar>
               <w:top w:w="80" w:type="dxa"/>
               <w:left w:w="150" w:type="dxa"/>
@@ -3161,7 +3161,7 @@
               <w:bottom w:val="single" w:sz="1" w:space="0" w:color="CCCCCC"/>
               <w:right w:val="single" w:sz="1" w:space="0" w:color="CCCCCC"/>
             </w:tcBorders>
-            <w:shd w:val="clear" w:color="auto" w:fill="F0F4FA"/>
+            <w:shd w:val="clear" w:color="auto" w:fill="F2F2F2" w:themeFill="background1" w:themeFillShade="F2"/>
             <w:tcMar>
               <w:top w:w="80" w:type="dxa"/>
               <w:left w:w="150" w:type="dxa"/>
@@ -3194,7 +3194,7 @@
               <w:bottom w:val="single" w:sz="1" w:space="0" w:color="CCCCCC"/>
               <w:right w:val="single" w:sz="1" w:space="0" w:color="CCCCCC"/>
             </w:tcBorders>
-            <w:shd w:val="clear" w:color="auto" w:fill="F0F4FA"/>
+            <w:shd w:val="clear" w:color="auto" w:fill="F2F2F2" w:themeFill="background1" w:themeFillShade="F2"/>
             <w:tcMar>
               <w:top w:w="80" w:type="dxa"/>
               <w:left w:w="150" w:type="dxa"/>
@@ -3229,7 +3229,7 @@
               <w:bottom w:val="single" w:sz="1" w:space="0" w:color="CCCCCC"/>
               <w:right w:val="single" w:sz="1" w:space="0" w:color="CCCCCC"/>
             </w:tcBorders>
-            <w:shd w:val="clear" w:color="auto" w:fill="FFFFFF"/>
+            <w:shd w:val="clear" w:color="auto" w:fill="F2F2F2" w:themeFill="background1" w:themeFillShade="F2"/>
             <w:tcMar>
               <w:top w:w="80" w:type="dxa"/>
               <w:left w:w="150" w:type="dxa"/>
@@ -3264,7 +3264,7 @@
               <w:bottom w:val="single" w:sz="1" w:space="0" w:color="CCCCCC"/>
               <w:right w:val="single" w:sz="1" w:space="0" w:color="CCCCCC"/>
             </w:tcBorders>
-            <w:shd w:val="clear" w:color="auto" w:fill="FFFFFF"/>
+            <w:shd w:val="clear" w:color="auto" w:fill="F2F2F2" w:themeFill="background1" w:themeFillShade="F2"/>
             <w:tcMar>
               <w:top w:w="80" w:type="dxa"/>
               <w:left w:w="150" w:type="dxa"/>
@@ -3297,7 +3297,7 @@
               <w:bottom w:val="single" w:sz="1" w:space="0" w:color="CCCCCC"/>
               <w:right w:val="single" w:sz="1" w:space="0" w:color="CCCCCC"/>
             </w:tcBorders>
-            <w:shd w:val="clear" w:color="auto" w:fill="FFFFFF"/>
+            <w:shd w:val="clear" w:color="auto" w:fill="F2F2F2" w:themeFill="background1" w:themeFillShade="F2"/>
             <w:tcMar>
               <w:top w:w="80" w:type="dxa"/>
               <w:left w:w="150" w:type="dxa"/>
@@ -3332,7 +3332,7 @@
               <w:bottom w:val="single" w:sz="1" w:space="0" w:color="CCCCCC"/>
               <w:right w:val="single" w:sz="1" w:space="0" w:color="CCCCCC"/>
             </w:tcBorders>
-            <w:shd w:val="clear" w:color="auto" w:fill="F0F4FA"/>
+            <w:shd w:val="clear" w:color="auto" w:fill="F2F2F2" w:themeFill="background1" w:themeFillShade="F2"/>
             <w:tcMar>
               <w:top w:w="80" w:type="dxa"/>
               <w:left w:w="150" w:type="dxa"/>
@@ -3367,7 +3367,7 @@
               <w:bottom w:val="single" w:sz="1" w:space="0" w:color="CCCCCC"/>
               <w:right w:val="single" w:sz="1" w:space="0" w:color="CCCCCC"/>
             </w:tcBorders>
-            <w:shd w:val="clear" w:color="auto" w:fill="F0F4FA"/>
+            <w:shd w:val="clear" w:color="auto" w:fill="F2F2F2" w:themeFill="background1" w:themeFillShade="F2"/>
             <w:tcMar>
               <w:top w:w="80" w:type="dxa"/>
               <w:left w:w="150" w:type="dxa"/>
@@ -3400,7 +3400,7 @@
               <w:bottom w:val="single" w:sz="1" w:space="0" w:color="CCCCCC"/>
               <w:right w:val="single" w:sz="1" w:space="0" w:color="CCCCCC"/>
             </w:tcBorders>
-            <w:shd w:val="clear" w:color="auto" w:fill="F0F4FA"/>
+            <w:shd w:val="clear" w:color="auto" w:fill="F2F2F2" w:themeFill="background1" w:themeFillShade="F2"/>
             <w:tcMar>
               <w:top w:w="80" w:type="dxa"/>
               <w:left w:w="150" w:type="dxa"/>
@@ -3435,7 +3435,7 @@
               <w:bottom w:val="single" w:sz="1" w:space="0" w:color="CCCCCC"/>
               <w:right w:val="single" w:sz="1" w:space="0" w:color="CCCCCC"/>
             </w:tcBorders>
-            <w:shd w:val="clear" w:color="auto" w:fill="FFFFFF"/>
+            <w:shd w:val="clear" w:color="auto" w:fill="F2F2F2" w:themeFill="background1" w:themeFillShade="F2"/>
             <w:tcMar>
               <w:top w:w="80" w:type="dxa"/>
               <w:left w:w="150" w:type="dxa"/>
@@ -3478,7 +3478,7 @@
               <w:bottom w:val="single" w:sz="1" w:space="0" w:color="CCCCCC"/>
               <w:right w:val="single" w:sz="1" w:space="0" w:color="CCCCCC"/>
             </w:tcBorders>
-            <w:shd w:val="clear" w:color="auto" w:fill="FFFFFF"/>
+            <w:shd w:val="clear" w:color="auto" w:fill="F2F2F2" w:themeFill="background1" w:themeFillShade="F2"/>
             <w:tcMar>
               <w:top w:w="80" w:type="dxa"/>
               <w:left w:w="150" w:type="dxa"/>
@@ -3511,7 +3511,7 @@
               <w:bottom w:val="single" w:sz="1" w:space="0" w:color="CCCCCC"/>
               <w:right w:val="single" w:sz="1" w:space="0" w:color="CCCCCC"/>
             </w:tcBorders>
-            <w:shd w:val="clear" w:color="auto" w:fill="FFFFFF"/>
+            <w:shd w:val="clear" w:color="auto" w:fill="F2F2F2" w:themeFill="background1" w:themeFillShade="F2"/>
             <w:tcMar>
               <w:top w:w="80" w:type="dxa"/>
               <w:left w:w="150" w:type="dxa"/>
@@ -3546,7 +3546,7 @@
               <w:bottom w:val="single" w:sz="1" w:space="0" w:color="CCCCCC"/>
               <w:right w:val="single" w:sz="1" w:space="0" w:color="CCCCCC"/>
             </w:tcBorders>
-            <w:shd w:val="clear" w:color="auto" w:fill="F0F4FA"/>
+            <w:shd w:val="clear" w:color="auto" w:fill="F2F2F2" w:themeFill="background1" w:themeFillShade="F2"/>
             <w:tcMar>
               <w:top w:w="80" w:type="dxa"/>
               <w:left w:w="150" w:type="dxa"/>
@@ -3581,7 +3581,7 @@
               <w:bottom w:val="single" w:sz="1" w:space="0" w:color="CCCCCC"/>
               <w:right w:val="single" w:sz="1" w:space="0" w:color="CCCCCC"/>
             </w:tcBorders>
-            <w:shd w:val="clear" w:color="auto" w:fill="F0F4FA"/>
+            <w:shd w:val="clear" w:color="auto" w:fill="F2F2F2" w:themeFill="background1" w:themeFillShade="F2"/>
             <w:tcMar>
               <w:top w:w="80" w:type="dxa"/>
               <w:left w:w="150" w:type="dxa"/>
@@ -3614,7 +3614,7 @@
               <w:bottom w:val="single" w:sz="1" w:space="0" w:color="CCCCCC"/>
               <w:right w:val="single" w:sz="1" w:space="0" w:color="CCCCCC"/>
             </w:tcBorders>
-            <w:shd w:val="clear" w:color="auto" w:fill="F0F4FA"/>
+            <w:shd w:val="clear" w:color="auto" w:fill="F2F2F2" w:themeFill="background1" w:themeFillShade="F2"/>
             <w:tcMar>
               <w:top w:w="80" w:type="dxa"/>
               <w:left w:w="150" w:type="dxa"/>
@@ -3649,7 +3649,7 @@
               <w:bottom w:val="single" w:sz="1" w:space="0" w:color="CCCCCC"/>
               <w:right w:val="single" w:sz="1" w:space="0" w:color="CCCCCC"/>
             </w:tcBorders>
-            <w:shd w:val="clear" w:color="auto" w:fill="F0F4FA"/>
+            <w:shd w:val="clear" w:color="auto" w:fill="F2F2F2" w:themeFill="background1" w:themeFillShade="F2"/>
             <w:tcMar>
               <w:top w:w="80" w:type="dxa"/>
               <w:left w:w="150" w:type="dxa"/>
@@ -3684,7 +3684,7 @@
               <w:bottom w:val="single" w:sz="1" w:space="0" w:color="CCCCCC"/>
               <w:right w:val="single" w:sz="1" w:space="0" w:color="CCCCCC"/>
             </w:tcBorders>
-            <w:shd w:val="clear" w:color="auto" w:fill="F0F4FA"/>
+            <w:shd w:val="clear" w:color="auto" w:fill="F2F2F2" w:themeFill="background1" w:themeFillShade="F2"/>
             <w:tcMar>
               <w:top w:w="80" w:type="dxa"/>
               <w:left w:w="150" w:type="dxa"/>
@@ -3719,7 +3719,7 @@
               <w:bottom w:val="single" w:sz="1" w:space="0" w:color="CCCCCC"/>
               <w:right w:val="single" w:sz="1" w:space="0" w:color="CCCCCC"/>
             </w:tcBorders>
-            <w:shd w:val="clear" w:color="auto" w:fill="F0F4FA"/>
+            <w:shd w:val="clear" w:color="auto" w:fill="F2F2F2" w:themeFill="background1" w:themeFillShade="F2"/>
             <w:tcMar>
               <w:top w:w="80" w:type="dxa"/>
               <w:left w:w="150" w:type="dxa"/>
@@ -3742,6 +3742,14 @@
                 <w:highlight w:val="yellow"/>
               </w:rPr>
               <w:t>Base64 for image for the product</w:t>
+            </w:r>
+            <w:r>
+              <w:rPr>
+                <w:sz w:val="20"/>
+                <w:szCs w:val="20"/>
+                <w:highlight w:val="yellow"/>
+              </w:rPr>
+              <w:t xml:space="preserve"> </w:t>
             </w:r>
           </w:p>
         </w:tc>
@@ -3756,7 +3764,7 @@
               <w:bottom w:val="single" w:sz="1" w:space="0" w:color="CCCCCC"/>
               <w:right w:val="single" w:sz="1" w:space="0" w:color="CCCCCC"/>
             </w:tcBorders>
-            <w:shd w:val="clear" w:color="auto" w:fill="FFFFFF"/>
+            <w:shd w:val="clear" w:color="auto" w:fill="F2F2F2" w:themeFill="background1" w:themeFillShade="F2"/>
             <w:tcMar>
               <w:top w:w="80" w:type="dxa"/>
               <w:left w:w="150" w:type="dxa"/>
@@ -3767,6 +3775,8 @@
           <w:p>
             <w:pPr>
               <w:rPr>
+                <w:sz w:val="20"/>
+                <w:szCs w:val="20"/>
                 <w:highlight w:val="yellow"/>
               </w:rPr>
             </w:pPr>
@@ -3777,6 +3787,121 @@
                 <w:szCs w:val="20"/>
                 <w:highlight w:val="yellow"/>
               </w:rPr>
+              <w:t>latest_used</w:t>
+            </w:r>
+            <w:proofErr w:type="spellEnd"/>
+            <w:r>
+              <w:rPr>
+                <w:sz w:val="20"/>
+                <w:szCs w:val="20"/>
+                <w:highlight w:val="yellow"/>
+              </w:rPr>
+              <w:t xml:space="preserve"> / previous used</w:t>
+            </w:r>
+          </w:p>
+        </w:tc>
+        <w:tc>
+          <w:tcPr>
+            <w:tcW w:w="2000" w:type="dxa"/>
+            <w:tcBorders>
+              <w:top w:val="single" w:sz="1" w:space="0" w:color="CCCCCC"/>
+              <w:left w:val="single" w:sz="1" w:space="0" w:color="CCCCCC"/>
+              <w:bottom w:val="single" w:sz="1" w:space="0" w:color="CCCCCC"/>
+              <w:right w:val="single" w:sz="1" w:space="0" w:color="CCCCCC"/>
+            </w:tcBorders>
+            <w:shd w:val="clear" w:color="auto" w:fill="F2F2F2" w:themeFill="background1" w:themeFillShade="F2"/>
+            <w:tcMar>
+              <w:top w:w="80" w:type="dxa"/>
+              <w:left w:w="150" w:type="dxa"/>
+              <w:bottom w:w="80" w:type="dxa"/>
+              <w:right w:w="150" w:type="dxa"/>
+            </w:tcMar>
+          </w:tcPr>
+          <w:p>
+            <w:pPr>
+              <w:rPr>
+                <w:sz w:val="20"/>
+                <w:szCs w:val="20"/>
+                <w:highlight w:val="yellow"/>
+              </w:rPr>
+            </w:pPr>
+            <w:r>
+              <w:rPr>
+                <w:sz w:val="20"/>
+                <w:szCs w:val="20"/>
+                <w:highlight w:val="yellow"/>
+              </w:rPr>
+              <w:t>VARCHAR</w:t>
+            </w:r>
+          </w:p>
+        </w:tc>
+        <w:tc>
+          <w:tcPr>
+            <w:tcW w:w="4760" w:type="dxa"/>
+            <w:tcBorders>
+              <w:top w:val="single" w:sz="1" w:space="0" w:color="CCCCCC"/>
+              <w:left w:val="single" w:sz="1" w:space="0" w:color="CCCCCC"/>
+              <w:bottom w:val="single" w:sz="1" w:space="0" w:color="CCCCCC"/>
+              <w:right w:val="single" w:sz="1" w:space="0" w:color="CCCCCC"/>
+            </w:tcBorders>
+            <w:shd w:val="clear" w:color="auto" w:fill="F2F2F2" w:themeFill="background1" w:themeFillShade="F2"/>
+            <w:tcMar>
+              <w:top w:w="80" w:type="dxa"/>
+              <w:left w:w="150" w:type="dxa"/>
+              <w:bottom w:w="80" w:type="dxa"/>
+              <w:right w:w="150" w:type="dxa"/>
+            </w:tcMar>
+          </w:tcPr>
+          <w:p>
+            <w:pPr>
+              <w:rPr>
+                <w:sz w:val="20"/>
+                <w:szCs w:val="20"/>
+                <w:highlight w:val="yellow"/>
+              </w:rPr>
+            </w:pPr>
+            <w:r>
+              <w:rPr>
+                <w:sz w:val="20"/>
+                <w:szCs w:val="20"/>
+                <w:highlight w:val="yellow"/>
+              </w:rPr>
+              <w:t>Name User Used the laptop</w:t>
+            </w:r>
+          </w:p>
+        </w:tc>
+      </w:tr>
+      <w:tr>
+        <w:tc>
+          <w:tcPr>
+            <w:tcW w:w="2600" w:type="dxa"/>
+            <w:tcBorders>
+              <w:top w:val="single" w:sz="1" w:space="0" w:color="CCCCCC"/>
+              <w:left w:val="single" w:sz="1" w:space="0" w:color="CCCCCC"/>
+              <w:bottom w:val="single" w:sz="1" w:space="0" w:color="CCCCCC"/>
+              <w:right w:val="single" w:sz="1" w:space="0" w:color="CCCCCC"/>
+            </w:tcBorders>
+            <w:shd w:val="clear" w:color="auto" w:fill="F2F2F2" w:themeFill="background1" w:themeFillShade="F2"/>
+            <w:tcMar>
+              <w:top w:w="80" w:type="dxa"/>
+              <w:left w:w="150" w:type="dxa"/>
+              <w:bottom w:w="80" w:type="dxa"/>
+              <w:right w:w="150" w:type="dxa"/>
+            </w:tcMar>
+          </w:tcPr>
+          <w:p>
+            <w:pPr>
+              <w:rPr>
+                <w:highlight w:val="yellow"/>
+              </w:rPr>
+            </w:pPr>
+            <w:proofErr w:type="spellStart"/>
+            <w:r>
+              <w:rPr>
+                <w:sz w:val="20"/>
+                <w:szCs w:val="20"/>
+                <w:highlight w:val="yellow"/>
+              </w:rPr>
               <w:t>created_at</w:t>
             </w:r>
             <w:proofErr w:type="spellEnd"/>
@@ -3809,7 +3934,7 @@
               <w:bottom w:val="single" w:sz="1" w:space="0" w:color="CCCCCC"/>
               <w:right w:val="single" w:sz="1" w:space="0" w:color="CCCCCC"/>
             </w:tcBorders>
-            <w:shd w:val="clear" w:color="auto" w:fill="FFFFFF"/>
+            <w:shd w:val="clear" w:color="auto" w:fill="F2F2F2" w:themeFill="background1" w:themeFillShade="F2"/>
             <w:tcMar>
               <w:top w:w="80" w:type="dxa"/>
               <w:left w:w="150" w:type="dxa"/>
@@ -3842,7 +3967,7 @@
               <w:bottom w:val="single" w:sz="1" w:space="0" w:color="CCCCCC"/>
               <w:right w:val="single" w:sz="1" w:space="0" w:color="CCCCCC"/>
             </w:tcBorders>
-            <w:shd w:val="clear" w:color="auto" w:fill="FFFFFF"/>
+            <w:shd w:val="clear" w:color="auto" w:fill="F2F2F2" w:themeFill="background1" w:themeFillShade="F2"/>
             <w:tcMar>
               <w:top w:w="80" w:type="dxa"/>
               <w:left w:w="150" w:type="dxa"/>
@@ -3878,10 +4003,16 @@
         <w:pStyle w:val="Heading2"/>
       </w:pPr>
       <w:r>
+        <w:rPr>
+          <w:highlight w:val="yellow"/>
+        </w:rPr>
         <w:t xml:space="preserve">Table: </w:t>
       </w:r>
       <w:proofErr w:type="spellStart"/>
       <w:r>
+        <w:rPr>
+          <w:highlight w:val="yellow"/>
+        </w:rPr>
         <w:t>asset_assignments</w:t>
       </w:r>
       <w:proofErr w:type="spellEnd"/>
@@ -3934,6 +4065,7 @@
               <w:rPr>
                 <w:sz w:val="20"/>
                 <w:szCs w:val="20"/>
+                <w:highlight w:val="yellow"/>
               </w:rPr>
             </w:pPr>
             <w:r>
@@ -3943,6 +4075,7 @@
                 <w:color w:val="FFFFFF"/>
                 <w:sz w:val="20"/>
                 <w:szCs w:val="20"/>
+                <w:highlight w:val="yellow"/>
               </w:rPr>
               <w:t>Column</w:t>
             </w:r>
@@ -3970,6 +4103,7 @@
               <w:rPr>
                 <w:sz w:val="20"/>
                 <w:szCs w:val="20"/>
+                <w:highlight w:val="yellow"/>
               </w:rPr>
             </w:pPr>
             <w:r>
@@ -3979,6 +4113,7 @@
                 <w:color w:val="FFFFFF"/>
                 <w:sz w:val="20"/>
                 <w:szCs w:val="20"/>
+                <w:highlight w:val="yellow"/>
               </w:rPr>
               <w:t>Notes</w:t>
             </w:r>
@@ -4008,12 +4143,14 @@
               <w:rPr>
                 <w:sz w:val="20"/>
                 <w:szCs w:val="20"/>
+                <w:highlight w:val="yellow"/>
               </w:rPr>
             </w:pPr>
             <w:r>
               <w:rPr>
                 <w:sz w:val="20"/>
                 <w:szCs w:val="20"/>
+                <w:highlight w:val="yellow"/>
               </w:rPr>
               <w:t xml:space="preserve">id, </w:t>
             </w:r>
@@ -4022,6 +4159,7 @@
               <w:rPr>
                 <w:sz w:val="20"/>
                 <w:szCs w:val="20"/>
+                <w:highlight w:val="yellow"/>
               </w:rPr>
               <w:t>asset_id</w:t>
             </w:r>
@@ -4050,12 +4188,14 @@
               <w:rPr>
                 <w:sz w:val="20"/>
                 <w:szCs w:val="20"/>
+                <w:highlight w:val="yellow"/>
               </w:rPr>
             </w:pPr>
             <w:r>
               <w:rPr>
                 <w:sz w:val="20"/>
                 <w:szCs w:val="20"/>
+                <w:highlight w:val="yellow"/>
               </w:rPr>
               <w:t>FK to assets</w:t>
             </w:r>
@@ -4085,6 +4225,7 @@
               <w:rPr>
                 <w:sz w:val="20"/>
                 <w:szCs w:val="20"/>
+                <w:highlight w:val="yellow"/>
               </w:rPr>
             </w:pPr>
             <w:proofErr w:type="spellStart"/>
@@ -4092,6 +4233,7 @@
               <w:rPr>
                 <w:sz w:val="20"/>
                 <w:szCs w:val="20"/>
+                <w:highlight w:val="yellow"/>
               </w:rPr>
               <w:t>assigned_to</w:t>
             </w:r>
@@ -4120,12 +4262,14 @@
               <w:rPr>
                 <w:sz w:val="20"/>
                 <w:szCs w:val="20"/>
+                <w:highlight w:val="yellow"/>
               </w:rPr>
             </w:pPr>
             <w:r>
               <w:rPr>
                 <w:sz w:val="20"/>
                 <w:szCs w:val="20"/>
+                <w:highlight w:val="yellow"/>
               </w:rPr>
               <w:t>Employee name or ID</w:t>
             </w:r>
@@ -4155,12 +4299,14 @@
               <w:rPr>
                 <w:sz w:val="20"/>
                 <w:szCs w:val="20"/>
+                <w:highlight w:val="yellow"/>
               </w:rPr>
             </w:pPr>
             <w:r>
               <w:rPr>
                 <w:sz w:val="20"/>
                 <w:szCs w:val="20"/>
+                <w:highlight w:val="yellow"/>
               </w:rPr>
               <w:t xml:space="preserve">department, </w:t>
             </w:r>
@@ -4188,12 +4334,14 @@
               <w:rPr>
                 <w:sz w:val="20"/>
                 <w:szCs w:val="20"/>
+                <w:highlight w:val="yellow"/>
               </w:rPr>
             </w:pPr>
             <w:r>
               <w:rPr>
                 <w:sz w:val="20"/>
                 <w:szCs w:val="20"/>
+                <w:highlight w:val="yellow"/>
               </w:rPr>
               <w:t xml:space="preserve">ENUM: </w:t>
             </w:r>
@@ -4208,12 +4356,14 @@
               <w:rPr>
                 <w:sz w:val="20"/>
                 <w:szCs w:val="20"/>
+                <w:highlight w:val="yellow"/>
               </w:rPr>
             </w:pPr>
             <w:r>
               <w:rPr>
                 <w:sz w:val="20"/>
                 <w:szCs w:val="20"/>
+                <w:highlight w:val="yellow"/>
               </w:rPr>
               <w:t>Office Admin</w:t>
             </w:r>
@@ -4228,12 +4378,14 @@
               <w:rPr>
                 <w:sz w:val="20"/>
                 <w:szCs w:val="20"/>
+                <w:highlight w:val="yellow"/>
               </w:rPr>
             </w:pPr>
             <w:r>
               <w:rPr>
                 <w:sz w:val="20"/>
                 <w:szCs w:val="20"/>
+                <w:highlight w:val="yellow"/>
               </w:rPr>
               <w:t>Tax &amp; Accounting Advisory</w:t>
             </w:r>
@@ -4241,6 +4393,7 @@
               <w:rPr>
                 <w:sz w:val="20"/>
                 <w:szCs w:val="20"/>
+                <w:highlight w:val="yellow"/>
               </w:rPr>
               <w:t xml:space="preserve"> </w:t>
             </w:r>
@@ -4255,12 +4408,14 @@
               <w:rPr>
                 <w:sz w:val="20"/>
                 <w:szCs w:val="20"/>
+                <w:highlight w:val="yellow"/>
               </w:rPr>
             </w:pPr>
             <w:r>
               <w:rPr>
                 <w:sz w:val="20"/>
                 <w:szCs w:val="20"/>
+                <w:highlight w:val="yellow"/>
               </w:rPr>
               <w:t>Legal &amp; Corporate Advisory</w:t>
             </w:r>
@@ -4275,12 +4430,14 @@
               <w:rPr>
                 <w:sz w:val="20"/>
                 <w:szCs w:val="20"/>
+                <w:highlight w:val="yellow"/>
               </w:rPr>
             </w:pPr>
             <w:r>
               <w:rPr>
                 <w:sz w:val="20"/>
                 <w:szCs w:val="20"/>
+                <w:highlight w:val="yellow"/>
               </w:rPr>
               <w:t>Audit &amp; Assurance</w:t>
             </w:r>
@@ -4295,12 +4452,14 @@
               <w:rPr>
                 <w:sz w:val="20"/>
                 <w:szCs w:val="20"/>
+                <w:highlight w:val="yellow"/>
               </w:rPr>
             </w:pPr>
             <w:r>
               <w:rPr>
                 <w:sz w:val="20"/>
                 <w:szCs w:val="20"/>
+                <w:highlight w:val="yellow"/>
               </w:rPr>
               <w:t>Practice Development &amp; Management</w:t>
             </w:r>
@@ -4315,12 +4474,14 @@
               <w:rPr>
                 <w:sz w:val="20"/>
                 <w:szCs w:val="20"/>
+                <w:highlight w:val="yellow"/>
               </w:rPr>
             </w:pPr>
             <w:r>
               <w:rPr>
                 <w:sz w:val="20"/>
                 <w:szCs w:val="20"/>
+                <w:highlight w:val="yellow"/>
               </w:rPr>
               <w:t>Client &amp; Operation Management</w:t>
             </w:r>
@@ -4335,12 +4496,14 @@
               <w:rPr>
                 <w:sz w:val="20"/>
                 <w:szCs w:val="20"/>
+                <w:highlight w:val="yellow"/>
               </w:rPr>
             </w:pPr>
             <w:r>
               <w:rPr>
                 <w:sz w:val="20"/>
                 <w:szCs w:val="20"/>
+                <w:highlight w:val="yellow"/>
               </w:rPr>
               <w:t>Finance &amp; Human Resource</w:t>
             </w:r>
@@ -4355,12 +4518,14 @@
               <w:rPr>
                 <w:sz w:val="20"/>
                 <w:szCs w:val="20"/>
+                <w:highlight w:val="yellow"/>
               </w:rPr>
             </w:pPr>
             <w:r>
               <w:rPr>
                 <w:sz w:val="20"/>
                 <w:szCs w:val="20"/>
+                <w:highlight w:val="yellow"/>
               </w:rPr>
               <w:t>Technology Innovation and Development</w:t>
             </w:r>
@@ -4390,6 +4555,7 @@
               <w:rPr>
                 <w:sz w:val="20"/>
                 <w:szCs w:val="20"/>
+                <w:highlight w:val="yellow"/>
               </w:rPr>
             </w:pPr>
             <w:proofErr w:type="spellStart"/>
@@ -4397,6 +4563,7 @@
               <w:rPr>
                 <w:sz w:val="20"/>
                 <w:szCs w:val="20"/>
+                <w:highlight w:val="yellow"/>
               </w:rPr>
               <w:t>job_title</w:t>
             </w:r>
@@ -4425,12 +4592,14 @@
               <w:rPr>
                 <w:sz w:val="20"/>
                 <w:szCs w:val="20"/>
+                <w:highlight w:val="yellow"/>
               </w:rPr>
             </w:pPr>
             <w:r>
               <w:rPr>
                 <w:sz w:val="20"/>
                 <w:szCs w:val="20"/>
+                <w:highlight w:val="yellow"/>
               </w:rPr>
               <w:t>ENUM</w:t>
             </w:r>
@@ -4438,6 +4607,7 @@
               <w:rPr>
                 <w:sz w:val="20"/>
                 <w:szCs w:val="20"/>
+                <w:highlight w:val="yellow"/>
               </w:rPr>
               <w:t>:</w:t>
             </w:r>
@@ -4454,6 +4624,7 @@
                 <w:rFonts w:ascii="Arial" w:hAnsi="Arial" w:cs="Arial"/>
                 <w:sz w:val="20"/>
                 <w:szCs w:val="20"/>
+                <w:highlight w:val="yellow"/>
               </w:rPr>
             </w:pPr>
             <w:r>
@@ -4461,6 +4632,7 @@
                 <w:rFonts w:ascii="Arial" w:hAnsi="Arial" w:cs="Arial"/>
                 <w:sz w:val="20"/>
                 <w:szCs w:val="20"/>
+                <w:highlight w:val="yellow"/>
               </w:rPr>
               <w:t>Assistant Manager</w:t>
             </w:r>
@@ -4477,6 +4649,7 @@
                 <w:rFonts w:ascii="Arial" w:hAnsi="Arial" w:cs="Arial"/>
                 <w:sz w:val="20"/>
                 <w:szCs w:val="20"/>
+                <w:highlight w:val="yellow"/>
               </w:rPr>
             </w:pPr>
             <w:r>
@@ -4484,7 +4657,9 @@
                 <w:rFonts w:ascii="Arial" w:hAnsi="Arial" w:cs="Arial"/>
                 <w:sz w:val="20"/>
                 <w:szCs w:val="20"/>
-              </w:rPr>
+                <w:highlight w:val="yellow"/>
+              </w:rPr>
+              <w:lastRenderedPageBreak/>
               <w:t>Associate</w:t>
             </w:r>
           </w:p>
@@ -4500,6 +4675,7 @@
                 <w:rFonts w:ascii="Arial" w:hAnsi="Arial" w:cs="Arial"/>
                 <w:sz w:val="20"/>
                 <w:szCs w:val="20"/>
+                <w:highlight w:val="yellow"/>
               </w:rPr>
             </w:pPr>
             <w:r>
@@ -4507,6 +4683,7 @@
                 <w:rFonts w:ascii="Arial" w:hAnsi="Arial" w:cs="Arial"/>
                 <w:sz w:val="20"/>
                 <w:szCs w:val="20"/>
+                <w:highlight w:val="yellow"/>
               </w:rPr>
               <w:t>Associate Director</w:t>
             </w:r>
@@ -4523,6 +4700,7 @@
                 <w:rFonts w:ascii="Arial" w:hAnsi="Arial" w:cs="Arial"/>
                 <w:sz w:val="20"/>
                 <w:szCs w:val="20"/>
+                <w:highlight w:val="yellow"/>
               </w:rPr>
             </w:pPr>
             <w:r>
@@ -4530,6 +4708,7 @@
                 <w:rFonts w:ascii="Arial" w:hAnsi="Arial" w:cs="Arial"/>
                 <w:sz w:val="20"/>
                 <w:szCs w:val="20"/>
+                <w:highlight w:val="yellow"/>
               </w:rPr>
               <w:t>Consultant</w:t>
             </w:r>
@@ -4546,6 +4725,7 @@
                 <w:rFonts w:ascii="Arial" w:hAnsi="Arial" w:cs="Arial"/>
                 <w:sz w:val="20"/>
                 <w:szCs w:val="20"/>
+                <w:highlight w:val="yellow"/>
               </w:rPr>
             </w:pPr>
             <w:r>
@@ -4553,8 +4733,8 @@
                 <w:rFonts w:ascii="Arial" w:hAnsi="Arial" w:cs="Arial"/>
                 <w:sz w:val="20"/>
                 <w:szCs w:val="20"/>
-              </w:rPr>
-              <w:lastRenderedPageBreak/>
+                <w:highlight w:val="yellow"/>
+              </w:rPr>
               <w:t>Director</w:t>
             </w:r>
           </w:p>
@@ -4570,6 +4750,7 @@
                 <w:rFonts w:ascii="Arial" w:hAnsi="Arial" w:cs="Arial"/>
                 <w:sz w:val="20"/>
                 <w:szCs w:val="20"/>
+                <w:highlight w:val="yellow"/>
               </w:rPr>
             </w:pPr>
             <w:r>
@@ -4577,6 +4758,7 @@
                 <w:rFonts w:ascii="Arial" w:hAnsi="Arial" w:cs="Arial"/>
                 <w:sz w:val="20"/>
                 <w:szCs w:val="20"/>
+                <w:highlight w:val="yellow"/>
               </w:rPr>
               <w:t>Executive</w:t>
             </w:r>
@@ -4593,6 +4775,7 @@
                 <w:rFonts w:ascii="Arial" w:hAnsi="Arial" w:cs="Arial"/>
                 <w:sz w:val="20"/>
                 <w:szCs w:val="20"/>
+                <w:highlight w:val="yellow"/>
               </w:rPr>
             </w:pPr>
             <w:r>
@@ -4600,6 +4783,7 @@
                 <w:rFonts w:ascii="Arial" w:hAnsi="Arial" w:cs="Arial"/>
                 <w:sz w:val="20"/>
                 <w:szCs w:val="20"/>
+                <w:highlight w:val="yellow"/>
               </w:rPr>
               <w:t>Executive Assistant</w:t>
             </w:r>
@@ -4616,6 +4800,7 @@
                 <w:rFonts w:ascii="Arial" w:hAnsi="Arial" w:cs="Arial"/>
                 <w:sz w:val="20"/>
                 <w:szCs w:val="20"/>
+                <w:highlight w:val="yellow"/>
               </w:rPr>
             </w:pPr>
             <w:r>
@@ -4623,6 +4808,7 @@
                 <w:rFonts w:ascii="Arial" w:hAnsi="Arial" w:cs="Arial"/>
                 <w:sz w:val="20"/>
                 <w:szCs w:val="20"/>
+                <w:highlight w:val="yellow"/>
               </w:rPr>
               <w:t>Intern</w:t>
             </w:r>
@@ -4639,6 +4825,7 @@
                 <w:rFonts w:ascii="Arial" w:hAnsi="Arial" w:cs="Arial"/>
                 <w:sz w:val="20"/>
                 <w:szCs w:val="20"/>
+                <w:highlight w:val="yellow"/>
               </w:rPr>
             </w:pPr>
             <w:r>
@@ -4646,6 +4833,7 @@
                 <w:rFonts w:ascii="Arial" w:hAnsi="Arial" w:cs="Arial"/>
                 <w:sz w:val="20"/>
                 <w:szCs w:val="20"/>
+                <w:highlight w:val="yellow"/>
               </w:rPr>
               <w:t>Manager</w:t>
             </w:r>
@@ -4662,6 +4850,7 @@
                 <w:rFonts w:ascii="Arial" w:hAnsi="Arial" w:cs="Arial"/>
                 <w:sz w:val="20"/>
                 <w:szCs w:val="20"/>
+                <w:highlight w:val="yellow"/>
               </w:rPr>
             </w:pPr>
             <w:r>
@@ -4669,6 +4858,7 @@
                 <w:rFonts w:ascii="Arial" w:hAnsi="Arial" w:cs="Arial"/>
                 <w:sz w:val="20"/>
                 <w:szCs w:val="20"/>
+                <w:highlight w:val="yellow"/>
               </w:rPr>
               <w:t xml:space="preserve">Personal Assistant </w:t>
             </w:r>
@@ -4677,6 +4867,7 @@
                 <w:rFonts w:ascii="Arial" w:hAnsi="Arial" w:cs="Arial"/>
                 <w:sz w:val="20"/>
                 <w:szCs w:val="20"/>
+                <w:highlight w:val="yellow"/>
               </w:rPr>
               <w:t>to</w:t>
             </w:r>
@@ -4685,6 +4876,7 @@
                 <w:rFonts w:ascii="Arial" w:hAnsi="Arial" w:cs="Arial"/>
                 <w:sz w:val="20"/>
                 <w:szCs w:val="20"/>
+                <w:highlight w:val="yellow"/>
               </w:rPr>
               <w:t xml:space="preserve"> Managing Partner</w:t>
             </w:r>
@@ -4701,6 +4893,7 @@
                 <w:rFonts w:ascii="Arial" w:hAnsi="Arial" w:cs="Arial"/>
                 <w:sz w:val="20"/>
                 <w:szCs w:val="20"/>
+                <w:highlight w:val="yellow"/>
               </w:rPr>
             </w:pPr>
             <w:r>
@@ -4708,6 +4901,7 @@
                 <w:rFonts w:ascii="Arial" w:hAnsi="Arial" w:cs="Arial"/>
                 <w:sz w:val="20"/>
                 <w:szCs w:val="20"/>
+                <w:highlight w:val="yellow"/>
               </w:rPr>
               <w:t>Receptionist</w:t>
             </w:r>
@@ -4724,6 +4918,7 @@
                 <w:rFonts w:ascii="Arial" w:hAnsi="Arial" w:cs="Arial"/>
                 <w:sz w:val="20"/>
                 <w:szCs w:val="20"/>
+                <w:highlight w:val="yellow"/>
               </w:rPr>
             </w:pPr>
             <w:r>
@@ -4731,6 +4926,7 @@
                 <w:rFonts w:ascii="Arial" w:hAnsi="Arial" w:cs="Arial"/>
                 <w:sz w:val="20"/>
                 <w:szCs w:val="20"/>
+                <w:highlight w:val="yellow"/>
               </w:rPr>
               <w:t>Senior Admin Executive</w:t>
             </w:r>
@@ -4747,6 +4943,7 @@
                 <w:rFonts w:ascii="Arial" w:hAnsi="Arial" w:cs="Arial"/>
                 <w:sz w:val="20"/>
                 <w:szCs w:val="20"/>
+                <w:highlight w:val="yellow"/>
               </w:rPr>
             </w:pPr>
             <w:r>
@@ -4754,6 +4951,7 @@
                 <w:rFonts w:ascii="Arial" w:hAnsi="Arial" w:cs="Arial"/>
                 <w:sz w:val="20"/>
                 <w:szCs w:val="20"/>
+                <w:highlight w:val="yellow"/>
               </w:rPr>
               <w:t>Senior Associate</w:t>
             </w:r>
@@ -4770,6 +4968,7 @@
                 <w:rFonts w:ascii="Arial" w:hAnsi="Arial" w:cs="Arial"/>
                 <w:sz w:val="20"/>
                 <w:szCs w:val="20"/>
+                <w:highlight w:val="yellow"/>
               </w:rPr>
             </w:pPr>
             <w:r>
@@ -4777,6 +4976,7 @@
                 <w:rFonts w:ascii="Arial" w:hAnsi="Arial" w:cs="Arial"/>
                 <w:sz w:val="20"/>
                 <w:szCs w:val="20"/>
+                <w:highlight w:val="yellow"/>
               </w:rPr>
               <w:t>Senior Consultant</w:t>
             </w:r>
@@ -4793,6 +4993,7 @@
                 <w:rFonts w:ascii="Arial" w:hAnsi="Arial" w:cs="Arial"/>
                 <w:sz w:val="20"/>
                 <w:szCs w:val="20"/>
+                <w:highlight w:val="yellow"/>
               </w:rPr>
             </w:pPr>
             <w:r>
@@ -4800,6 +5001,7 @@
                 <w:rFonts w:ascii="Arial" w:hAnsi="Arial" w:cs="Arial"/>
                 <w:sz w:val="20"/>
                 <w:szCs w:val="20"/>
+                <w:highlight w:val="yellow"/>
               </w:rPr>
               <w:t>Senior Executive</w:t>
             </w:r>
@@ -4816,6 +5018,7 @@
                 <w:rFonts w:ascii="Arial" w:hAnsi="Arial" w:cs="Arial"/>
                 <w:sz w:val="20"/>
                 <w:szCs w:val="20"/>
+                <w:highlight w:val="yellow"/>
               </w:rPr>
             </w:pPr>
             <w:r>
@@ -4823,6 +5026,7 @@
                 <w:rFonts w:ascii="Arial" w:hAnsi="Arial" w:cs="Arial"/>
                 <w:sz w:val="20"/>
                 <w:szCs w:val="20"/>
+                <w:highlight w:val="yellow"/>
               </w:rPr>
               <w:t>Senior I</w:t>
             </w:r>
@@ -4831,6 +5035,7 @@
                 <w:rFonts w:ascii="Arial" w:hAnsi="Arial" w:cs="Arial"/>
                 <w:sz w:val="20"/>
                 <w:szCs w:val="20"/>
+                <w:highlight w:val="yellow"/>
               </w:rPr>
               <w:t>T</w:t>
             </w:r>
@@ -4839,6 +5044,7 @@
                 <w:rFonts w:ascii="Arial" w:hAnsi="Arial" w:cs="Arial"/>
                 <w:sz w:val="20"/>
                 <w:szCs w:val="20"/>
+                <w:highlight w:val="yellow"/>
               </w:rPr>
               <w:t xml:space="preserve"> Executive</w:t>
             </w:r>
@@ -4855,6 +5061,7 @@
                 <w:rFonts w:ascii="Arial" w:hAnsi="Arial" w:cs="Arial"/>
                 <w:sz w:val="20"/>
                 <w:szCs w:val="20"/>
+                <w:highlight w:val="yellow"/>
               </w:rPr>
             </w:pPr>
             <w:r>
@@ -4862,6 +5069,7 @@
                 <w:rFonts w:ascii="Arial" w:hAnsi="Arial" w:cs="Arial"/>
                 <w:sz w:val="20"/>
                 <w:szCs w:val="20"/>
+                <w:highlight w:val="yellow"/>
               </w:rPr>
               <w:t>Senior Manager</w:t>
             </w:r>
@@ -4878,6 +5086,7 @@
                 <w:rFonts w:ascii="Arial" w:hAnsi="Arial" w:cs="Arial"/>
                 <w:sz w:val="20"/>
                 <w:szCs w:val="20"/>
+                <w:highlight w:val="yellow"/>
               </w:rPr>
             </w:pPr>
             <w:r>
@@ -4885,6 +5094,7 @@
                 <w:rFonts w:ascii="Arial" w:hAnsi="Arial" w:cs="Arial"/>
                 <w:sz w:val="20"/>
                 <w:szCs w:val="20"/>
+                <w:highlight w:val="yellow"/>
               </w:rPr>
               <w:t>Supervisor</w:t>
             </w:r>
@@ -4914,6 +5124,7 @@
               <w:rPr>
                 <w:sz w:val="20"/>
                 <w:szCs w:val="20"/>
+                <w:highlight w:val="yellow"/>
               </w:rPr>
             </w:pPr>
             <w:proofErr w:type="spellStart"/>
@@ -4921,14 +5132,24 @@
               <w:rPr>
                 <w:sz w:val="20"/>
                 <w:szCs w:val="20"/>
+                <w:highlight w:val="yellow"/>
               </w:rPr>
               <w:lastRenderedPageBreak/>
-              <w:t>Assigned_</w:t>
-            </w:r>
-            <w:r>
-              <w:rPr>
-                <w:sz w:val="20"/>
-                <w:szCs w:val="20"/>
+              <w:t>a</w:t>
+            </w:r>
+            <w:r>
+              <w:rPr>
+                <w:sz w:val="20"/>
+                <w:szCs w:val="20"/>
+                <w:highlight w:val="yellow"/>
+              </w:rPr>
+              <w:t>ssigned_</w:t>
+            </w:r>
+            <w:r>
+              <w:rPr>
+                <w:sz w:val="20"/>
+                <w:szCs w:val="20"/>
+                <w:highlight w:val="yellow"/>
               </w:rPr>
               <w:t>b</w:t>
             </w:r>
@@ -4936,6 +5157,7 @@
               <w:rPr>
                 <w:sz w:val="20"/>
                 <w:szCs w:val="20"/>
+                <w:highlight w:val="yellow"/>
               </w:rPr>
               <w:t>y</w:t>
             </w:r>
@@ -4964,12 +5186,14 @@
               <w:rPr>
                 <w:sz w:val="20"/>
                 <w:szCs w:val="20"/>
+                <w:highlight w:val="yellow"/>
               </w:rPr>
             </w:pPr>
             <w:r>
               <w:rPr>
                 <w:sz w:val="20"/>
                 <w:szCs w:val="20"/>
+                <w:highlight w:val="yellow"/>
               </w:rPr>
               <w:t xml:space="preserve">TID name for assigned </w:t>
             </w:r>
@@ -4977,6 +5201,7 @@
               <w:rPr>
                 <w:sz w:val="20"/>
                 <w:szCs w:val="20"/>
+                <w:highlight w:val="yellow"/>
               </w:rPr>
               <w:t>by</w:t>
             </w:r>
@@ -4984,6 +5209,7 @@
               <w:rPr>
                 <w:sz w:val="20"/>
                 <w:szCs w:val="20"/>
+                <w:highlight w:val="yellow"/>
               </w:rPr>
               <w:t xml:space="preserve"> (ENUM; Michael Ang Wei Poh, Seak Sophanna, Ty Sopheaktra)</w:t>
             </w:r>
@@ -5013,6 +5239,7 @@
               <w:rPr>
                 <w:sz w:val="20"/>
                 <w:szCs w:val="20"/>
+                <w:highlight w:val="yellow"/>
               </w:rPr>
             </w:pPr>
             <w:proofErr w:type="spellStart"/>
@@ -5020,8 +5247,17 @@
               <w:rPr>
                 <w:sz w:val="20"/>
                 <w:szCs w:val="20"/>
-              </w:rPr>
-              <w:t>Latest_user</w:t>
+                <w:highlight w:val="yellow"/>
+              </w:rPr>
+              <w:t>l</w:t>
+            </w:r>
+            <w:r>
+              <w:rPr>
+                <w:sz w:val="20"/>
+                <w:szCs w:val="20"/>
+                <w:highlight w:val="yellow"/>
+              </w:rPr>
+              <w:t>atest_user</w:t>
             </w:r>
             <w:proofErr w:type="spellEnd"/>
           </w:p>
@@ -5048,14 +5284,162 @@
               <w:rPr>
                 <w:sz w:val="20"/>
                 <w:szCs w:val="20"/>
+                <w:highlight w:val="yellow"/>
               </w:rPr>
             </w:pPr>
             <w:r>
               <w:rPr>
                 <w:sz w:val="20"/>
                 <w:szCs w:val="20"/>
+                <w:highlight w:val="yellow"/>
               </w:rPr>
               <w:t>the previous user used the asset</w:t>
+            </w:r>
+          </w:p>
+        </w:tc>
+      </w:tr>
+      <w:tr>
+        <w:tc>
+          <w:tcPr>
+            <w:tcW w:w="2800" w:type="dxa"/>
+            <w:tcBorders>
+              <w:top w:val="single" w:sz="1" w:space="0" w:color="CCCCCC"/>
+              <w:left w:val="single" w:sz="1" w:space="0" w:color="CCCCCC"/>
+              <w:bottom w:val="single" w:sz="1" w:space="0" w:color="CCCCCC"/>
+              <w:right w:val="single" w:sz="1" w:space="0" w:color="CCCCCC"/>
+            </w:tcBorders>
+            <w:shd w:val="clear" w:color="auto" w:fill="FFFFFF"/>
+            <w:tcMar>
+              <w:top w:w="80" w:type="dxa"/>
+              <w:left w:w="150" w:type="dxa"/>
+              <w:bottom w:w="80" w:type="dxa"/>
+              <w:right w:w="150" w:type="dxa"/>
+            </w:tcMar>
+          </w:tcPr>
+          <w:p>
+            <w:pPr>
+              <w:rPr>
+                <w:sz w:val="20"/>
+                <w:szCs w:val="20"/>
+                <w:highlight w:val="yellow"/>
+              </w:rPr>
+            </w:pPr>
+            <w:proofErr w:type="spellStart"/>
+            <w:r>
+              <w:rPr>
+                <w:sz w:val="20"/>
+                <w:szCs w:val="20"/>
+                <w:highlight w:val="yellow"/>
+              </w:rPr>
+              <w:t>returned_condition</w:t>
+            </w:r>
+            <w:proofErr w:type="spellEnd"/>
+          </w:p>
+        </w:tc>
+        <w:tc>
+          <w:tcPr>
+            <w:tcW w:w="6560" w:type="dxa"/>
+            <w:tcBorders>
+              <w:top w:val="single" w:sz="1" w:space="0" w:color="CCCCCC"/>
+              <w:left w:val="single" w:sz="1" w:space="0" w:color="CCCCCC"/>
+              <w:bottom w:val="single" w:sz="1" w:space="0" w:color="CCCCCC"/>
+              <w:right w:val="single" w:sz="1" w:space="0" w:color="CCCCCC"/>
+            </w:tcBorders>
+            <w:shd w:val="clear" w:color="auto" w:fill="FFFFFF"/>
+            <w:tcMar>
+              <w:top w:w="80" w:type="dxa"/>
+              <w:left w:w="150" w:type="dxa"/>
+              <w:bottom w:w="80" w:type="dxa"/>
+              <w:right w:w="150" w:type="dxa"/>
+            </w:tcMar>
+          </w:tcPr>
+          <w:p>
+            <w:pPr>
+              <w:rPr>
+                <w:sz w:val="20"/>
+                <w:szCs w:val="20"/>
+                <w:highlight w:val="yellow"/>
+              </w:rPr>
+            </w:pPr>
+            <w:r>
+              <w:rPr>
+                <w:sz w:val="20"/>
+                <w:szCs w:val="20"/>
+                <w:highlight w:val="yellow"/>
+              </w:rPr>
+              <w:t>Purpose return of returning</w:t>
+            </w:r>
+          </w:p>
+        </w:tc>
+      </w:tr>
+      <w:tr>
+        <w:tc>
+          <w:tcPr>
+            <w:tcW w:w="2800" w:type="dxa"/>
+            <w:tcBorders>
+              <w:top w:val="single" w:sz="1" w:space="0" w:color="CCCCCC"/>
+              <w:left w:val="single" w:sz="1" w:space="0" w:color="CCCCCC"/>
+              <w:bottom w:val="single" w:sz="1" w:space="0" w:color="CCCCCC"/>
+              <w:right w:val="single" w:sz="1" w:space="0" w:color="CCCCCC"/>
+            </w:tcBorders>
+            <w:shd w:val="clear" w:color="auto" w:fill="FFFFFF"/>
+            <w:tcMar>
+              <w:top w:w="80" w:type="dxa"/>
+              <w:left w:w="150" w:type="dxa"/>
+              <w:bottom w:w="80" w:type="dxa"/>
+              <w:right w:w="150" w:type="dxa"/>
+            </w:tcMar>
+          </w:tcPr>
+          <w:p>
+            <w:pPr>
+              <w:rPr>
+                <w:sz w:val="20"/>
+                <w:szCs w:val="20"/>
+                <w:highlight w:val="yellow"/>
+              </w:rPr>
+            </w:pPr>
+            <w:r>
+              <w:rPr>
+                <w:sz w:val="20"/>
+                <w:szCs w:val="20"/>
+                <w:highlight w:val="yellow"/>
+              </w:rPr>
+              <w:t>Noted</w:t>
+            </w:r>
+          </w:p>
+        </w:tc>
+        <w:tc>
+          <w:tcPr>
+            <w:tcW w:w="6560" w:type="dxa"/>
+            <w:tcBorders>
+              <w:top w:val="single" w:sz="1" w:space="0" w:color="CCCCCC"/>
+              <w:left w:val="single" w:sz="1" w:space="0" w:color="CCCCCC"/>
+              <w:bottom w:val="single" w:sz="1" w:space="0" w:color="CCCCCC"/>
+              <w:right w:val="single" w:sz="1" w:space="0" w:color="CCCCCC"/>
+            </w:tcBorders>
+            <w:shd w:val="clear" w:color="auto" w:fill="FFFFFF"/>
+            <w:tcMar>
+              <w:top w:w="80" w:type="dxa"/>
+              <w:left w:w="150" w:type="dxa"/>
+              <w:bottom w:w="80" w:type="dxa"/>
+              <w:right w:w="150" w:type="dxa"/>
+            </w:tcMar>
+          </w:tcPr>
+          <w:p>
+            <w:pPr>
+              <w:rPr>
+                <w:sz w:val="20"/>
+                <w:szCs w:val="20"/>
+                <w:highlight w:val="yellow"/>
+              </w:rPr>
+            </w:pPr>
+            <w:r>
+              <w:rPr>
+                <w:sz w:val="20"/>
+                <w:szCs w:val="20"/>
+                <w:highlight w:val="yellow"/>
+              </w:rPr>
+              <w:t>Text</w:t>
             </w:r>
           </w:p>
         </w:tc>
@@ -5086,6 +5470,7 @@
               <w:rPr>
                 <w:sz w:val="20"/>
                 <w:szCs w:val="20"/>
+                <w:highlight w:val="yellow"/>
               </w:rPr>
             </w:pPr>
             <w:proofErr w:type="spellStart"/>
@@ -5093,13 +5478,15 @@
               <w:rPr>
                 <w:sz w:val="20"/>
                 <w:szCs w:val="20"/>
-              </w:rPr>
-              <w:t>A</w:t>
-            </w:r>
-            <w:r>
-              <w:rPr>
-                <w:sz w:val="20"/>
-                <w:szCs w:val="20"/>
+                <w:highlight w:val="yellow"/>
+              </w:rPr>
+              <w:t>a</w:t>
+            </w:r>
+            <w:r>
+              <w:rPr>
+                <w:sz w:val="20"/>
+                <w:szCs w:val="20"/>
+                <w:highlight w:val="yellow"/>
               </w:rPr>
               <w:t>ssigned_date</w:t>
             </w:r>
@@ -5108,6 +5495,7 @@
               <w:rPr>
                 <w:sz w:val="20"/>
                 <w:szCs w:val="20"/>
+                <w:highlight w:val="yellow"/>
               </w:rPr>
               <w:t xml:space="preserve">, </w:t>
             </w:r>
@@ -5116,13 +5504,15 @@
               <w:rPr>
                 <w:sz w:val="20"/>
                 <w:szCs w:val="20"/>
-              </w:rPr>
-              <w:t>R</w:t>
-            </w:r>
-            <w:r>
-              <w:rPr>
-                <w:sz w:val="20"/>
-                <w:szCs w:val="20"/>
+                <w:highlight w:val="yellow"/>
+              </w:rPr>
+              <w:t>r</w:t>
+            </w:r>
+            <w:r>
+              <w:rPr>
+                <w:sz w:val="20"/>
+                <w:szCs w:val="20"/>
+                <w:highlight w:val="yellow"/>
               </w:rPr>
               <w:t>eturned_date</w:t>
             </w:r>
@@ -5151,12 +5541,14 @@
               <w:rPr>
                 <w:sz w:val="20"/>
                 <w:szCs w:val="20"/>
+                <w:highlight w:val="yellow"/>
               </w:rPr>
             </w:pPr>
             <w:r>
               <w:rPr>
                 <w:sz w:val="20"/>
                 <w:szCs w:val="20"/>
+                <w:highlight w:val="yellow"/>
               </w:rPr>
               <w:t>Lifecycle dates</w:t>
             </w:r>
@@ -5827,6 +6219,7 @@
                 <w:sz w:val="20"/>
                 <w:szCs w:val="20"/>
               </w:rPr>
+              <w:lastRenderedPageBreak/>
               <w:t>issue_status</w:t>
             </w:r>
             <w:proofErr w:type="spellEnd"/>
@@ -6001,7 +6394,6 @@
         <w:pStyle w:val="Heading2"/>
       </w:pPr>
       <w:r>
-        <w:lastRenderedPageBreak/>
         <w:t>Table: users (New)</w:t>
       </w:r>
     </w:p>
@@ -6756,15 +7148,27 @@
         <w:spacing w:before="40" w:after="40"/>
       </w:pPr>
       <w:r>
+        <w:rPr>
+          <w:highlight w:val="yellow"/>
+        </w:rPr>
         <w:t>POST /</w:t>
       </w:r>
       <w:proofErr w:type="spellStart"/>
       <w:r>
+        <w:rPr>
+          <w:highlight w:val="yellow"/>
+        </w:rPr>
         <w:t>api</w:t>
       </w:r>
       <w:proofErr w:type="spellEnd"/>
       <w:r>
-        <w:t>/assignments — assign asset (AUTH)</w:t>
+        <w:rPr>
+          <w:highlight w:val="yellow"/>
+        </w:rPr>
+        <w:t>/assignments — assign asset</w:t>
+      </w:r>
+      <w:r>
+        <w:t xml:space="preserve"> (AUTH)</w:t>
       </w:r>
     </w:p>
     <w:p>
@@ -6777,18 +7181,33 @@
         <w:spacing w:before="40" w:after="40"/>
       </w:pPr>
       <w:r>
+        <w:rPr>
+          <w:highlight w:val="yellow"/>
+        </w:rPr>
         <w:t>POST /</w:t>
       </w:r>
       <w:proofErr w:type="spellStart"/>
       <w:r>
+        <w:rPr>
+          <w:highlight w:val="yellow"/>
+        </w:rPr>
         <w:t>api</w:t>
       </w:r>
       <w:proofErr w:type="spellEnd"/>
       <w:r>
+        <w:rPr>
+          <w:highlight w:val="yellow"/>
+        </w:rPr>
         <w:t xml:space="preserve">/assignments/{id}/return — return asset </w:t>
       </w:r>
       <w:r>
-        <w:t>change the statue (</w:t>
+        <w:rPr>
+          <w:highlight w:val="yellow"/>
+        </w:rPr>
+        <w:t>change the statue</w:t>
+      </w:r>
+      <w:r>
+        <w:t xml:space="preserve"> (</w:t>
       </w:r>
       <w:r>
         <w:t>AUTH)</w:t>
@@ -6804,15 +7223,27 @@
         <w:spacing w:before="40" w:after="40"/>
       </w:pPr>
       <w:r>
+        <w:rPr>
+          <w:highlight w:val="yellow"/>
+        </w:rPr>
         <w:t>GET /</w:t>
       </w:r>
       <w:proofErr w:type="spellStart"/>
       <w:r>
+        <w:rPr>
+          <w:highlight w:val="yellow"/>
+        </w:rPr>
         <w:t>api</w:t>
       </w:r>
       <w:proofErr w:type="spellEnd"/>
       <w:r>
-        <w:t>/assets/{id}/assignments — view history (AUTH)</w:t>
+        <w:rPr>
+          <w:highlight w:val="yellow"/>
+        </w:rPr>
+        <w:t>/assets/{id}/assignments — view history</w:t>
+      </w:r>
+      <w:r>
+        <w:t xml:space="preserve"> (AUTH)</w:t>
       </w:r>
     </w:p>
     <w:p>
@@ -6825,31 +7256,27 @@
         <w:spacing w:before="40" w:after="40"/>
       </w:pPr>
       <w:r>
+        <w:rPr>
+          <w:highlight w:val="yellow"/>
+        </w:rPr>
         <w:t>UPDATE /</w:t>
       </w:r>
       <w:proofErr w:type="spellStart"/>
       <w:r>
+        <w:rPr>
+          <w:highlight w:val="yellow"/>
+        </w:rPr>
         <w:t>api</w:t>
       </w:r>
       <w:proofErr w:type="spellEnd"/>
       <w:r>
-        <w:t xml:space="preserve">/assignment/{id} </w:t>
-      </w:r>
-      <w:r>
-        <w:t>—</w:t>
-      </w:r>
-      <w:r>
-        <w:t xml:space="preserve"> update the assignments</w:t>
-      </w:r>
-      <w:bookmarkStart w:id="0" w:name="_GoBack"/>
-      <w:bookmarkEnd w:id="0"/>
-    </w:p>
-    <w:p>
-      <w:pPr>
-        <w:pStyle w:val="Heading2"/>
-      </w:pPr>
-      <w:r>
-        <w:t>Procurement APIs</w:t>
+        <w:rPr>
+          <w:highlight w:val="yellow"/>
+        </w:rPr>
+        <w:t>/assignment/{id} — update the assignments</w:t>
+      </w:r>
+      <w:r>
+        <w:t xml:space="preserve"> (AUTH)</w:t>
       </w:r>
     </w:p>
     <w:p>
@@ -6862,15 +7289,35 @@
         <w:spacing w:before="40" w:after="40"/>
       </w:pPr>
       <w:r>
-        <w:t>POST /</w:t>
+        <w:rPr>
+          <w:highlight w:val="yellow"/>
+        </w:rPr>
+        <w:t>DELETE /</w:t>
       </w:r>
       <w:proofErr w:type="spellStart"/>
       <w:r>
+        <w:rPr>
+          <w:highlight w:val="yellow"/>
+        </w:rPr>
         <w:t>api</w:t>
       </w:r>
       <w:proofErr w:type="spellEnd"/>
       <w:r>
-        <w:t>/assets/{id}/procurement — create (AUTH)</w:t>
+        <w:rPr>
+          <w:highlight w:val="yellow"/>
+        </w:rPr>
+        <w:t>/assignment/{id}/return – delete the assignments</w:t>
+      </w:r>
+      <w:r>
+        <w:t xml:space="preserve"> (AUTH)</w:t>
+      </w:r>
+    </w:p>
+    <w:p>
+      <w:pPr>
+        <w:pStyle w:val="Heading2"/>
+      </w:pPr>
+      <w:r>
+        <w:t>Procurement APIs</w:t>
       </w:r>
     </w:p>
     <w:p>
@@ -6883,7 +7330,7 @@
         <w:spacing w:before="40" w:after="40"/>
       </w:pPr>
       <w:r>
-        <w:t>PUT /</w:t>
+        <w:t>POST /</w:t>
       </w:r>
       <w:proofErr w:type="spellStart"/>
       <w:r>
@@ -6891,15 +7338,7 @@
       </w:r>
       <w:proofErr w:type="spellEnd"/>
       <w:r>
-        <w:t>/assets/{id}/procurement — update (AUTH)</w:t>
-      </w:r>
-    </w:p>
-    <w:p>
-      <w:pPr>
-        <w:pStyle w:val="Heading2"/>
-      </w:pPr>
-      <w:r>
-        <w:t>Issue APIs</w:t>
+        <w:t>/assets/{id}/procurement — create (AUTH)</w:t>
       </w:r>
     </w:p>
     <w:p>
@@ -6912,7 +7351,20 @@
         <w:spacing w:before="40" w:after="40"/>
       </w:pPr>
       <w:r>
-        <w:t>POST /</w:t>
+        <w:lastRenderedPageBreak/>
+        <w:t>P</w:t>
+      </w:r>
+      <w:r>
+        <w:t>A</w:t>
+      </w:r>
+      <w:r>
+        <w:t>T</w:t>
+      </w:r>
+      <w:r>
+        <w:t>CH</w:t>
+      </w:r>
+      <w:r>
+        <w:t xml:space="preserve"> /</w:t>
       </w:r>
       <w:proofErr w:type="spellStart"/>
       <w:r>
@@ -6920,7 +7372,7 @@
       </w:r>
       <w:proofErr w:type="spellEnd"/>
       <w:r>
-        <w:t>/assets/{id}/issues — report issue (AUTH)</w:t>
+        <w:t>/assets/{id}/procurement — update (AUTH)</w:t>
       </w:r>
     </w:p>
     <w:p>
@@ -6933,7 +7385,7 @@
         <w:spacing w:before="40" w:after="40"/>
       </w:pPr>
       <w:r>
-        <w:t>PUT /</w:t>
+        <w:t>GET /</w:t>
       </w:r>
       <w:proofErr w:type="spellStart"/>
       <w:r>
@@ -6941,7 +7393,7 @@
       </w:r>
       <w:proofErr w:type="spellEnd"/>
       <w:r>
-        <w:t>/issues/{id} — update issue (AUTH)</w:t>
+        <w:t>/assets/{id}/procurement/ — view (AUTH)</w:t>
       </w:r>
     </w:p>
     <w:p>
@@ -6953,16 +7405,27 @@
         </w:numPr>
         <w:spacing w:before="40" w:after="40"/>
       </w:pPr>
-      <w:r>
-        <w:t>GET /</w:t>
-      </w:r>
       <w:proofErr w:type="spellStart"/>
       <w:r>
+        <w:t>D</w:t>
+      </w:r>
+      <w:proofErr w:type="spellEnd"/>
+      <w:r>
+        <w:t>ELETE /</w:t>
+      </w:r>
+      <w:proofErr w:type="spellStart"/>
+      <w:r>
         <w:t>api</w:t>
       </w:r>
       <w:proofErr w:type="spellEnd"/>
       <w:r>
-        <w:t>/assets/{id}/issues — view issues (AUTH)</w:t>
+        <w:t>/assets/</w:t>
+      </w:r>
+      <w:r>
+        <w:t>procurement</w:t>
+      </w:r>
+      <w:r>
+        <w:t>/{id} — delete (AUTH)</w:t>
       </w:r>
     </w:p>
     <w:p>
@@ -6970,7 +7433,7 @@
         <w:pStyle w:val="Heading2"/>
       </w:pPr>
       <w:r>
-        <w:t>Report APIs (Public)</w:t>
+        <w:t>Issue APIs</w:t>
       </w:r>
     </w:p>
     <w:p>
@@ -6983,7 +7446,77 @@
         <w:spacing w:before="40" w:after="40"/>
       </w:pPr>
       <w:r>
-        <w:lastRenderedPageBreak/>
+        <w:t>POST /</w:t>
+      </w:r>
+      <w:proofErr w:type="spellStart"/>
+      <w:r>
+        <w:t>api</w:t>
+      </w:r>
+      <w:proofErr w:type="spellEnd"/>
+      <w:r>
+        <w:t>/assets/{id}/issues — report issue (AUTH)</w:t>
+      </w:r>
+    </w:p>
+    <w:p>
+      <w:pPr>
+        <w:pStyle w:val="ListParagraph"/>
+        <w:numPr>
+          <w:ilvl w:val="0"/>
+          <w:numId w:val="2"/>
+        </w:numPr>
+        <w:spacing w:before="40" w:after="40"/>
+      </w:pPr>
+      <w:r>
+        <w:t>PUT /</w:t>
+      </w:r>
+      <w:proofErr w:type="spellStart"/>
+      <w:r>
+        <w:t>api</w:t>
+      </w:r>
+      <w:proofErr w:type="spellEnd"/>
+      <w:r>
+        <w:t>/issues/{id} — update issue (AUTH)</w:t>
+      </w:r>
+    </w:p>
+    <w:p>
+      <w:pPr>
+        <w:pStyle w:val="ListParagraph"/>
+        <w:numPr>
+          <w:ilvl w:val="0"/>
+          <w:numId w:val="2"/>
+        </w:numPr>
+        <w:spacing w:before="40" w:after="40"/>
+      </w:pPr>
+      <w:r>
+        <w:t>GET /</w:t>
+      </w:r>
+      <w:proofErr w:type="spellStart"/>
+      <w:r>
+        <w:t>api</w:t>
+      </w:r>
+      <w:proofErr w:type="spellEnd"/>
+      <w:r>
+        <w:t>/assets/{id}/issues — view issues (AUTH)</w:t>
+      </w:r>
+    </w:p>
+    <w:p>
+      <w:pPr>
+        <w:pStyle w:val="Heading2"/>
+      </w:pPr>
+      <w:r>
+        <w:t>Report APIs (Public)</w:t>
+      </w:r>
+    </w:p>
+    <w:p>
+      <w:pPr>
+        <w:pStyle w:val="ListParagraph"/>
+        <w:numPr>
+          <w:ilvl w:val="0"/>
+          <w:numId w:val="2"/>
+        </w:numPr>
+        <w:spacing w:before="40" w:after="40"/>
+      </w:pPr>
+      <w:r>
         <w:t>GET /</w:t>
       </w:r>
       <w:proofErr w:type="spellStart"/>
@@ -7660,6 +8193,7 @@
         <w:pStyle w:val="Heading2"/>
       </w:pPr>
       <w:r>
+        <w:lastRenderedPageBreak/>
         <w:t>Procurement Rules</w:t>
       </w:r>
     </w:p>
@@ -8686,7 +9220,6 @@
         <w:spacing w:before="80" w:after="80"/>
       </w:pPr>
       <w:r>
-        <w:lastRenderedPageBreak/>
         <w:t>Authentication is handled via JWT-based Spring Security, with role-based access control separating public read-only views (dashboard, asset status) from protected management operations. The first release focuses on core asset lifecycle functions — asset registration, assignment, return, issue tracking, and reporting — while leaving room for future extensions as the process matures.</w:t>
       </w:r>
     </w:p>
@@ -8715,6 +9248,8 @@
       <w:pPr>
         <w:spacing w:before="60" w:after="60"/>
       </w:pPr>
+      <w:bookmarkStart w:id="0" w:name="_GoBack"/>
+      <w:bookmarkEnd w:id="0"/>
     </w:p>
     <w:sectPr>
       <w:footerReference w:type="default" r:id="rId7"/>

--- a/document/TID_Asset_Management_Project_Perspective.docx
+++ b/document/TID_Asset_Management_Project_Perspective.docx
@@ -306,11 +306,6 @@
     </w:p>
     <w:p>
       <w:pPr>
-        <w:spacing w:before="60" w:after="60"/>
-      </w:pPr>
-    </w:p>
-    <w:p>
-      <w:pPr>
         <w:pStyle w:val="Heading1"/>
       </w:pPr>
       <w:r>
@@ -430,8 +425,14 @@
     <w:p>
       <w:pPr>
         <w:pStyle w:val="Heading2"/>
-      </w:pPr>
-      <w:r>
+        <w:rPr>
+          <w:highlight w:val="yellow"/>
+        </w:rPr>
+      </w:pPr>
+      <w:r>
+        <w:rPr>
+          <w:highlight w:val="yellow"/>
+        </w:rPr>
         <w:t>A. Asset Module</w:t>
       </w:r>
     </w:p>
@@ -440,6 +441,9 @@
         <w:spacing w:before="80" w:after="80"/>
       </w:pPr>
       <w:r>
+        <w:rPr>
+          <w:highlight w:val="yellow"/>
+        </w:rPr>
         <w:t>Create, update, search, filter, and view asset records.</w:t>
       </w:r>
     </w:p>
@@ -448,7 +452,13 @@
         <w:pStyle w:val="Heading2"/>
       </w:pPr>
       <w:r>
-        <w:t>B. Assignment Module</w:t>
+        <w:t xml:space="preserve">B. </w:t>
+      </w:r>
+      <w:r>
+        <w:t xml:space="preserve">Asset </w:t>
+      </w:r>
+      <w:r>
+        <w:t>Assignment Module</w:t>
       </w:r>
     </w:p>
     <w:p>
@@ -456,15 +466,39 @@
         <w:spacing w:before="80" w:after="80"/>
       </w:pPr>
       <w:r>
-        <w:t>Assign assets to employees, return assets, transfer assets.</w:t>
+        <w:t>Assign assets to employees, return assets</w:t>
+      </w:r>
+      <w:r>
+        <w:t xml:space="preserve"> (with issue, conditional)</w:t>
+      </w:r>
+      <w:r>
+        <w:t>, transfer assets.</w:t>
       </w:r>
     </w:p>
     <w:p>
       <w:pPr>
         <w:pStyle w:val="Heading2"/>
-      </w:pPr>
-      <w:r>
-        <w:t>C. Procurement Module</w:t>
+        <w:rPr>
+          <w:highlight w:val="yellow"/>
+        </w:rPr>
+      </w:pPr>
+      <w:r>
+        <w:rPr>
+          <w:highlight w:val="yellow"/>
+        </w:rPr>
+        <w:t xml:space="preserve">C. </w:t>
+      </w:r>
+      <w:r>
+        <w:rPr>
+          <w:highlight w:val="yellow"/>
+        </w:rPr>
+        <w:t xml:space="preserve">Asset </w:t>
+      </w:r>
+      <w:r>
+        <w:rPr>
+          <w:highlight w:val="yellow"/>
+        </w:rPr>
+        <w:t>Procurement Module</w:t>
       </w:r>
     </w:p>
     <w:p>
@@ -472,8 +506,14 @@
         <w:spacing w:before="80" w:after="80"/>
       </w:pPr>
       <w:r>
+        <w:rPr>
+          <w:highlight w:val="yellow"/>
+        </w:rPr>
         <w:lastRenderedPageBreak/>
-        <w:t>Track vendor, purchase date, purchase cost, and warranty expiry.</w:t>
+        <w:t>Track vendor, purchase date, purchase cost, and warranty expiry</w:t>
+      </w:r>
+      <w:r>
+        <w:t>.</w:t>
       </w:r>
     </w:p>
     <w:p>
@@ -481,8 +521,22 @@
         <w:pStyle w:val="Heading2"/>
       </w:pPr>
       <w:r>
-        <w:t>D. Maintenance / Issue Module</w:t>
-      </w:r>
+        <w:t xml:space="preserve">D. </w:t>
+      </w:r>
+      <w:r>
+        <w:t xml:space="preserve">Asset </w:t>
+      </w:r>
+      <w:r>
+        <w:t xml:space="preserve">Maintenance / </w:t>
+      </w:r>
+      <w:r>
+        <w:t xml:space="preserve">Asset </w:t>
+      </w:r>
+      <w:r>
+        <w:t>Issue Module</w:t>
+      </w:r>
+      <w:bookmarkStart w:id="0" w:name="_GoBack"/>
+      <w:bookmarkEnd w:id="0"/>
     </w:p>
     <w:p>
       <w:pPr>
@@ -497,7 +551,13 @@
         <w:pStyle w:val="Heading2"/>
       </w:pPr>
       <w:r>
-        <w:t>E. Reporting Module</w:t>
+        <w:t xml:space="preserve">E. </w:t>
+      </w:r>
+      <w:r>
+        <w:t xml:space="preserve">Asset </w:t>
+      </w:r>
+      <w:r>
+        <w:t>Reporting Module</w:t>
       </w:r>
     </w:p>
     <w:p>
@@ -506,6 +566,22 @@
       </w:pPr>
       <w:r>
         <w:t>Provide dashboards and reports for asset counts, availability, warranty expiry, and issue tracking.</w:t>
+      </w:r>
+    </w:p>
+    <w:p>
+      <w:pPr>
+        <w:pStyle w:val="Heading2"/>
+      </w:pPr>
+      <w:r>
+        <w:t>F. User Management Module</w:t>
+      </w:r>
+    </w:p>
+    <w:p>
+      <w:pPr>
+        <w:spacing w:before="80" w:after="80"/>
+      </w:pPr>
+      <w:r>
+        <w:t xml:space="preserve">Only super admin can you modify with permission to each module or endpoint for admin user. </w:t>
       </w:r>
     </w:p>
     <w:p>
@@ -584,7 +660,7 @@
         <w:spacing w:before="80" w:after="80"/>
       </w:pPr>
       <w:r>
-        <w:t>The system implements role-based access control (RBAC) using Spring Security with JWT tokens. Access is divided into two tiers: public (unauthenticated) and authenticated (management).</w:t>
+        <w:t>The system implements role-based access control (RBAC) using Spring Security with JWT tokens. In this revised model, all endpoints are protected, and there is no longer a public "Viewer" tier.</w:t>
       </w:r>
     </w:p>
     <w:p>
@@ -592,7 +668,7 @@
         <w:pStyle w:val="Heading2"/>
       </w:pPr>
       <w:r>
-        <w:t>Public Access — No Authentication Required</w:t>
+        <w:t>Super Admin Access (Management Level)</w:t>
       </w:r>
     </w:p>
     <w:p>
@@ -600,1033 +676,7 @@
         <w:spacing w:before="80" w:after="80"/>
       </w:pPr>
       <w:r>
-        <w:t>The following endpoints are accessible without any login or token. They are intended for read-only visibility into the system:</w:t>
-      </w:r>
-    </w:p>
-    <w:p>
-      <w:pPr>
-        <w:spacing w:before="60" w:after="60"/>
-      </w:pPr>
-    </w:p>
-    <w:tbl>
-      <w:tblPr>
-        <w:tblW w:w="9360" w:type="dxa"/>
-        <w:tblBorders>
-          <w:top w:val="single" w:sz="4" w:space="0" w:color="auto"/>
-          <w:left w:val="single" w:sz="4" w:space="0" w:color="auto"/>
-          <w:bottom w:val="single" w:sz="4" w:space="0" w:color="auto"/>
-          <w:right w:val="single" w:sz="4" w:space="0" w:color="auto"/>
-          <w:insideH w:val="single" w:sz="4" w:space="0" w:color="auto"/>
-          <w:insideV w:val="single" w:sz="4" w:space="0" w:color="auto"/>
-        </w:tblBorders>
-        <w:tblCellMar>
-          <w:left w:w="10" w:type="dxa"/>
-          <w:right w:w="10" w:type="dxa"/>
-        </w:tblCellMar>
-        <w:tblLook w:val="0000" w:firstRow="0" w:lastRow="0" w:firstColumn="0" w:lastColumn="0" w:noHBand="0" w:noVBand="0"/>
-      </w:tblPr>
-      <w:tblGrid>
-        <w:gridCol w:w="3800"/>
-        <w:gridCol w:w="5560"/>
-      </w:tblGrid>
-      <w:tr>
-        <w:trPr>
-          <w:tblHeader/>
-        </w:trPr>
-        <w:tc>
-          <w:tcPr>
-            <w:tcW w:w="3800" w:type="dxa"/>
-            <w:tcBorders>
-              <w:top w:val="single" w:sz="1" w:space="0" w:color="2563EB"/>
-              <w:left w:val="single" w:sz="1" w:space="0" w:color="2563EB"/>
-              <w:bottom w:val="single" w:sz="1" w:space="0" w:color="2563EB"/>
-              <w:right w:val="single" w:sz="1" w:space="0" w:color="2563EB"/>
-            </w:tcBorders>
-            <w:shd w:val="clear" w:color="auto" w:fill="1E3A5F"/>
-            <w:tcMar>
-              <w:top w:w="100" w:type="dxa"/>
-              <w:left w:w="150" w:type="dxa"/>
-              <w:bottom w:w="100" w:type="dxa"/>
-              <w:right w:w="150" w:type="dxa"/>
-            </w:tcMar>
-          </w:tcPr>
-          <w:p>
-            <w:r>
-              <w:rPr>
-                <w:b/>
-                <w:bCs/>
-                <w:color w:val="FFFFFF"/>
-                <w:sz w:val="20"/>
-                <w:szCs w:val="20"/>
-              </w:rPr>
-              <w:t>Endpoint</w:t>
-            </w:r>
-          </w:p>
-        </w:tc>
-        <w:tc>
-          <w:tcPr>
-            <w:tcW w:w="5560" w:type="dxa"/>
-            <w:tcBorders>
-              <w:top w:val="single" w:sz="1" w:space="0" w:color="2563EB"/>
-              <w:left w:val="single" w:sz="1" w:space="0" w:color="2563EB"/>
-              <w:bottom w:val="single" w:sz="1" w:space="0" w:color="2563EB"/>
-              <w:right w:val="single" w:sz="1" w:space="0" w:color="2563EB"/>
-            </w:tcBorders>
-            <w:shd w:val="clear" w:color="auto" w:fill="1E3A5F"/>
-            <w:tcMar>
-              <w:top w:w="100" w:type="dxa"/>
-              <w:left w:w="150" w:type="dxa"/>
-              <w:bottom w:w="100" w:type="dxa"/>
-              <w:right w:w="150" w:type="dxa"/>
-            </w:tcMar>
-          </w:tcPr>
-          <w:p>
-            <w:r>
-              <w:rPr>
-                <w:b/>
-                <w:bCs/>
-                <w:color w:val="FFFFFF"/>
-                <w:sz w:val="20"/>
-                <w:szCs w:val="20"/>
-              </w:rPr>
-              <w:t>Description</w:t>
-            </w:r>
-          </w:p>
-        </w:tc>
-      </w:tr>
-      <w:tr>
-        <w:tc>
-          <w:tcPr>
-            <w:tcW w:w="3800" w:type="dxa"/>
-            <w:tcBorders>
-              <w:top w:val="single" w:sz="1" w:space="0" w:color="CCCCCC"/>
-              <w:left w:val="single" w:sz="1" w:space="0" w:color="CCCCCC"/>
-              <w:bottom w:val="single" w:sz="1" w:space="0" w:color="CCCCCC"/>
-              <w:right w:val="single" w:sz="1" w:space="0" w:color="CCCCCC"/>
-            </w:tcBorders>
-            <w:shd w:val="clear" w:color="auto" w:fill="F0F4FA"/>
-            <w:tcMar>
-              <w:top w:w="80" w:type="dxa"/>
-              <w:left w:w="150" w:type="dxa"/>
-              <w:bottom w:w="80" w:type="dxa"/>
-              <w:right w:w="150" w:type="dxa"/>
-            </w:tcMar>
-          </w:tcPr>
-          <w:p>
-            <w:r>
-              <w:rPr>
-                <w:sz w:val="20"/>
-                <w:szCs w:val="20"/>
-              </w:rPr>
-              <w:t>GET /</w:t>
-            </w:r>
-            <w:proofErr w:type="spellStart"/>
-            <w:r>
-              <w:rPr>
-                <w:sz w:val="20"/>
-                <w:szCs w:val="20"/>
-              </w:rPr>
-              <w:t>api</w:t>
-            </w:r>
-            <w:proofErr w:type="spellEnd"/>
-            <w:r>
-              <w:rPr>
-                <w:sz w:val="20"/>
-                <w:szCs w:val="20"/>
-              </w:rPr>
-              <w:t>/reports/summary</w:t>
-            </w:r>
-          </w:p>
-        </w:tc>
-        <w:tc>
-          <w:tcPr>
-            <w:tcW w:w="5560" w:type="dxa"/>
-            <w:tcBorders>
-              <w:top w:val="single" w:sz="1" w:space="0" w:color="CCCCCC"/>
-              <w:left w:val="single" w:sz="1" w:space="0" w:color="CCCCCC"/>
-              <w:bottom w:val="single" w:sz="1" w:space="0" w:color="CCCCCC"/>
-              <w:right w:val="single" w:sz="1" w:space="0" w:color="CCCCCC"/>
-            </w:tcBorders>
-            <w:shd w:val="clear" w:color="auto" w:fill="F0F4FA"/>
-            <w:tcMar>
-              <w:top w:w="80" w:type="dxa"/>
-              <w:left w:w="150" w:type="dxa"/>
-              <w:bottom w:w="80" w:type="dxa"/>
-              <w:right w:w="150" w:type="dxa"/>
-            </w:tcMar>
-          </w:tcPr>
-          <w:p>
-            <w:r>
-              <w:rPr>
-                <w:sz w:val="20"/>
-                <w:szCs w:val="20"/>
-              </w:rPr>
-              <w:t>View overall asset dashboard and counts</w:t>
-            </w:r>
-          </w:p>
-        </w:tc>
-      </w:tr>
-      <w:tr>
-        <w:tc>
-          <w:tcPr>
-            <w:tcW w:w="3800" w:type="dxa"/>
-            <w:tcBorders>
-              <w:top w:val="single" w:sz="1" w:space="0" w:color="CCCCCC"/>
-              <w:left w:val="single" w:sz="1" w:space="0" w:color="CCCCCC"/>
-              <w:bottom w:val="single" w:sz="1" w:space="0" w:color="CCCCCC"/>
-              <w:right w:val="single" w:sz="1" w:space="0" w:color="CCCCCC"/>
-            </w:tcBorders>
-            <w:shd w:val="clear" w:color="auto" w:fill="FFFFFF"/>
-            <w:tcMar>
-              <w:top w:w="80" w:type="dxa"/>
-              <w:left w:w="150" w:type="dxa"/>
-              <w:bottom w:w="80" w:type="dxa"/>
-              <w:right w:w="150" w:type="dxa"/>
-            </w:tcMar>
-          </w:tcPr>
-          <w:p>
-            <w:r>
-              <w:rPr>
-                <w:sz w:val="20"/>
-                <w:szCs w:val="20"/>
-              </w:rPr>
-              <w:t>GET /</w:t>
-            </w:r>
-            <w:proofErr w:type="spellStart"/>
-            <w:r>
-              <w:rPr>
-                <w:sz w:val="20"/>
-                <w:szCs w:val="20"/>
-              </w:rPr>
-              <w:t>api</w:t>
-            </w:r>
-            <w:proofErr w:type="spellEnd"/>
-            <w:r>
-              <w:rPr>
-                <w:sz w:val="20"/>
-                <w:szCs w:val="20"/>
-              </w:rPr>
-              <w:t>/reports/available-assets</w:t>
-            </w:r>
-          </w:p>
-        </w:tc>
-        <w:tc>
-          <w:tcPr>
-            <w:tcW w:w="5560" w:type="dxa"/>
-            <w:tcBorders>
-              <w:top w:val="single" w:sz="1" w:space="0" w:color="CCCCCC"/>
-              <w:left w:val="single" w:sz="1" w:space="0" w:color="CCCCCC"/>
-              <w:bottom w:val="single" w:sz="1" w:space="0" w:color="CCCCCC"/>
-              <w:right w:val="single" w:sz="1" w:space="0" w:color="CCCCCC"/>
-            </w:tcBorders>
-            <w:shd w:val="clear" w:color="auto" w:fill="FFFFFF"/>
-            <w:tcMar>
-              <w:top w:w="80" w:type="dxa"/>
-              <w:left w:w="150" w:type="dxa"/>
-              <w:bottom w:w="80" w:type="dxa"/>
-              <w:right w:w="150" w:type="dxa"/>
-            </w:tcMar>
-          </w:tcPr>
-          <w:p>
-            <w:r>
-              <w:rPr>
-                <w:sz w:val="20"/>
-                <w:szCs w:val="20"/>
-              </w:rPr>
-              <w:t>Check which assets are currently available</w:t>
-            </w:r>
-          </w:p>
-        </w:tc>
-      </w:tr>
-      <w:tr>
-        <w:tc>
-          <w:tcPr>
-            <w:tcW w:w="3800" w:type="dxa"/>
-            <w:tcBorders>
-              <w:top w:val="single" w:sz="1" w:space="0" w:color="CCCCCC"/>
-              <w:left w:val="single" w:sz="1" w:space="0" w:color="CCCCCC"/>
-              <w:bottom w:val="single" w:sz="1" w:space="0" w:color="CCCCCC"/>
-              <w:right w:val="single" w:sz="1" w:space="0" w:color="CCCCCC"/>
-            </w:tcBorders>
-            <w:shd w:val="clear" w:color="auto" w:fill="F0F4FA"/>
-            <w:tcMar>
-              <w:top w:w="80" w:type="dxa"/>
-              <w:left w:w="150" w:type="dxa"/>
-              <w:bottom w:w="80" w:type="dxa"/>
-              <w:right w:w="150" w:type="dxa"/>
-            </w:tcMar>
-          </w:tcPr>
-          <w:p>
-            <w:r>
-              <w:rPr>
-                <w:sz w:val="20"/>
-                <w:szCs w:val="20"/>
-              </w:rPr>
-              <w:t>GET /</w:t>
-            </w:r>
-            <w:proofErr w:type="spellStart"/>
-            <w:r>
-              <w:rPr>
-                <w:sz w:val="20"/>
-                <w:szCs w:val="20"/>
-              </w:rPr>
-              <w:t>api</w:t>
-            </w:r>
-            <w:proofErr w:type="spellEnd"/>
-            <w:r>
-              <w:rPr>
-                <w:sz w:val="20"/>
-                <w:szCs w:val="20"/>
-              </w:rPr>
-              <w:t>/</w:t>
-            </w:r>
-            <w:r>
-              <w:rPr>
-                <w:sz w:val="20"/>
-                <w:szCs w:val="20"/>
-              </w:rPr>
-              <w:t>report</w:t>
-            </w:r>
-            <w:r>
-              <w:rPr>
-                <w:sz w:val="20"/>
-                <w:szCs w:val="20"/>
-              </w:rPr>
-              <w:t>s</w:t>
-            </w:r>
-            <w:r>
-              <w:rPr>
-                <w:sz w:val="20"/>
-                <w:szCs w:val="20"/>
-              </w:rPr>
-              <w:t>/{id}/</w:t>
-            </w:r>
-            <w:r>
-              <w:rPr>
-                <w:sz w:val="20"/>
-                <w:szCs w:val="20"/>
-              </w:rPr>
-              <w:t>device-detail</w:t>
-            </w:r>
-          </w:p>
-        </w:tc>
-        <w:tc>
-          <w:tcPr>
-            <w:tcW w:w="5560" w:type="dxa"/>
-            <w:tcBorders>
-              <w:top w:val="single" w:sz="1" w:space="0" w:color="CCCCCC"/>
-              <w:left w:val="single" w:sz="1" w:space="0" w:color="CCCCCC"/>
-              <w:bottom w:val="single" w:sz="1" w:space="0" w:color="CCCCCC"/>
-              <w:right w:val="single" w:sz="1" w:space="0" w:color="CCCCCC"/>
-            </w:tcBorders>
-            <w:shd w:val="clear" w:color="auto" w:fill="F0F4FA"/>
-            <w:tcMar>
-              <w:top w:w="80" w:type="dxa"/>
-              <w:left w:w="150" w:type="dxa"/>
-              <w:bottom w:w="80" w:type="dxa"/>
-              <w:right w:w="150" w:type="dxa"/>
-            </w:tcMar>
-          </w:tcPr>
-          <w:p>
-            <w:r>
-              <w:rPr>
-                <w:sz w:val="20"/>
-                <w:szCs w:val="20"/>
-              </w:rPr>
-              <w:t>Chec</w:t>
-            </w:r>
-            <w:r>
-              <w:rPr>
-                <w:sz w:val="20"/>
-                <w:szCs w:val="20"/>
-              </w:rPr>
-              <w:t>k the device detail (read-only)</w:t>
-            </w:r>
-          </w:p>
-        </w:tc>
-      </w:tr>
-      <w:tr>
-        <w:tc>
-          <w:tcPr>
-            <w:tcW w:w="3800" w:type="dxa"/>
-            <w:tcBorders>
-              <w:top w:val="single" w:sz="1" w:space="0" w:color="CCCCCC"/>
-              <w:left w:val="single" w:sz="1" w:space="0" w:color="CCCCCC"/>
-              <w:bottom w:val="single" w:sz="1" w:space="0" w:color="CCCCCC"/>
-              <w:right w:val="single" w:sz="1" w:space="0" w:color="CCCCCC"/>
-            </w:tcBorders>
-            <w:shd w:val="clear" w:color="auto" w:fill="FFFFFF"/>
-            <w:tcMar>
-              <w:top w:w="80" w:type="dxa"/>
-              <w:left w:w="150" w:type="dxa"/>
-              <w:bottom w:w="80" w:type="dxa"/>
-              <w:right w:w="150" w:type="dxa"/>
-            </w:tcMar>
-          </w:tcPr>
-          <w:p>
-            <w:r>
-              <w:rPr>
-                <w:sz w:val="20"/>
-                <w:szCs w:val="20"/>
-              </w:rPr>
-              <w:t>GET /</w:t>
-            </w:r>
-            <w:proofErr w:type="spellStart"/>
-            <w:r>
-              <w:rPr>
-                <w:sz w:val="20"/>
-                <w:szCs w:val="20"/>
-              </w:rPr>
-              <w:t>api</w:t>
-            </w:r>
-            <w:proofErr w:type="spellEnd"/>
-            <w:r>
-              <w:rPr>
-                <w:sz w:val="20"/>
-                <w:szCs w:val="20"/>
-              </w:rPr>
-              <w:t>/reports/warranty-expiry</w:t>
-            </w:r>
-          </w:p>
-        </w:tc>
-        <w:tc>
-          <w:tcPr>
-            <w:tcW w:w="5560" w:type="dxa"/>
-            <w:tcBorders>
-              <w:top w:val="single" w:sz="1" w:space="0" w:color="CCCCCC"/>
-              <w:left w:val="single" w:sz="1" w:space="0" w:color="CCCCCC"/>
-              <w:bottom w:val="single" w:sz="1" w:space="0" w:color="CCCCCC"/>
-              <w:right w:val="single" w:sz="1" w:space="0" w:color="CCCCCC"/>
-            </w:tcBorders>
-            <w:shd w:val="clear" w:color="auto" w:fill="FFFFFF"/>
-            <w:tcMar>
-              <w:top w:w="80" w:type="dxa"/>
-              <w:left w:w="150" w:type="dxa"/>
-              <w:bottom w:w="80" w:type="dxa"/>
-              <w:right w:w="150" w:type="dxa"/>
-            </w:tcMar>
-          </w:tcPr>
-          <w:p>
-            <w:r>
-              <w:rPr>
-                <w:sz w:val="20"/>
-                <w:szCs w:val="20"/>
-              </w:rPr>
-              <w:t>View warranty expiry report (read-only)</w:t>
-            </w:r>
-          </w:p>
-        </w:tc>
-      </w:tr>
-      <w:tr>
-        <w:tc>
-          <w:tcPr>
-            <w:tcW w:w="3800" w:type="dxa"/>
-            <w:tcBorders>
-              <w:top w:val="single" w:sz="1" w:space="0" w:color="CCCCCC"/>
-              <w:left w:val="single" w:sz="1" w:space="0" w:color="CCCCCC"/>
-              <w:bottom w:val="single" w:sz="1" w:space="0" w:color="CCCCCC"/>
-              <w:right w:val="single" w:sz="1" w:space="0" w:color="CCCCCC"/>
-            </w:tcBorders>
-            <w:shd w:val="clear" w:color="auto" w:fill="F0F4FA"/>
-            <w:tcMar>
-              <w:top w:w="80" w:type="dxa"/>
-              <w:left w:w="150" w:type="dxa"/>
-              <w:bottom w:w="80" w:type="dxa"/>
-              <w:right w:w="150" w:type="dxa"/>
-            </w:tcMar>
-          </w:tcPr>
-          <w:p>
-            <w:r>
-              <w:rPr>
-                <w:sz w:val="20"/>
-                <w:szCs w:val="20"/>
-              </w:rPr>
-              <w:t>GET /</w:t>
-            </w:r>
-            <w:proofErr w:type="spellStart"/>
-            <w:r>
-              <w:rPr>
-                <w:sz w:val="20"/>
-                <w:szCs w:val="20"/>
-              </w:rPr>
-              <w:t>api</w:t>
-            </w:r>
-            <w:proofErr w:type="spellEnd"/>
-            <w:r>
-              <w:rPr>
-                <w:sz w:val="20"/>
-                <w:szCs w:val="20"/>
-              </w:rPr>
-              <w:t>/reports/issues</w:t>
-            </w:r>
-          </w:p>
-        </w:tc>
-        <w:tc>
-          <w:tcPr>
-            <w:tcW w:w="5560" w:type="dxa"/>
-            <w:tcBorders>
-              <w:top w:val="single" w:sz="1" w:space="0" w:color="CCCCCC"/>
-              <w:left w:val="single" w:sz="1" w:space="0" w:color="CCCCCC"/>
-              <w:bottom w:val="single" w:sz="1" w:space="0" w:color="CCCCCC"/>
-              <w:right w:val="single" w:sz="1" w:space="0" w:color="CCCCCC"/>
-            </w:tcBorders>
-            <w:shd w:val="clear" w:color="auto" w:fill="F0F4FA"/>
-            <w:tcMar>
-              <w:top w:w="80" w:type="dxa"/>
-              <w:left w:w="150" w:type="dxa"/>
-              <w:bottom w:w="80" w:type="dxa"/>
-              <w:right w:w="150" w:type="dxa"/>
-            </w:tcMar>
-          </w:tcPr>
-          <w:p>
-            <w:r>
-              <w:rPr>
-                <w:sz w:val="20"/>
-                <w:szCs w:val="20"/>
-              </w:rPr>
-              <w:t>View current issue tracking report (read-only)</w:t>
-            </w:r>
-          </w:p>
-        </w:tc>
-      </w:tr>
-    </w:tbl>
-    <w:p>
-      <w:pPr>
-        <w:spacing w:before="60" w:after="60"/>
-      </w:pPr>
-    </w:p>
-    <w:p>
-      <w:pPr>
-        <w:pStyle w:val="Heading2"/>
-      </w:pPr>
-      <w:r>
-        <w:t>Authenticated Access — Management Role Required</w:t>
-      </w:r>
-    </w:p>
-    <w:p>
-      <w:pPr>
-        <w:spacing w:before="80" w:after="80"/>
-      </w:pPr>
-      <w:r>
-        <w:t xml:space="preserve">All create, update, assign, and administrative operations require a valid JWT token with the </w:t>
-      </w:r>
-      <w:r>
-        <w:t>ADMIN MANAGER</w:t>
-      </w:r>
-      <w:r>
-        <w:t xml:space="preserve"> role. The following endpoints are protected:</w:t>
-      </w:r>
-    </w:p>
-    <w:p>
-      <w:pPr>
-        <w:spacing w:before="60" w:after="60"/>
-      </w:pPr>
-    </w:p>
-    <w:tbl>
-      <w:tblPr>
-        <w:tblW w:w="9360" w:type="dxa"/>
-        <w:tblBorders>
-          <w:top w:val="single" w:sz="4" w:space="0" w:color="auto"/>
-          <w:left w:val="single" w:sz="4" w:space="0" w:color="auto"/>
-          <w:bottom w:val="single" w:sz="4" w:space="0" w:color="auto"/>
-          <w:right w:val="single" w:sz="4" w:space="0" w:color="auto"/>
-          <w:insideH w:val="single" w:sz="4" w:space="0" w:color="auto"/>
-          <w:insideV w:val="single" w:sz="4" w:space="0" w:color="auto"/>
-        </w:tblBorders>
-        <w:tblCellMar>
-          <w:left w:w="10" w:type="dxa"/>
-          <w:right w:w="10" w:type="dxa"/>
-        </w:tblCellMar>
-        <w:tblLook w:val="0000" w:firstRow="0" w:lastRow="0" w:firstColumn="0" w:lastColumn="0" w:noHBand="0" w:noVBand="0"/>
-      </w:tblPr>
-      <w:tblGrid>
-        <w:gridCol w:w="3000"/>
-        <w:gridCol w:w="6360"/>
-      </w:tblGrid>
-      <w:tr>
-        <w:trPr>
-          <w:tblHeader/>
-        </w:trPr>
-        <w:tc>
-          <w:tcPr>
-            <w:tcW w:w="3000" w:type="dxa"/>
-            <w:tcBorders>
-              <w:top w:val="single" w:sz="1" w:space="0" w:color="2563EB"/>
-              <w:left w:val="single" w:sz="1" w:space="0" w:color="2563EB"/>
-              <w:bottom w:val="single" w:sz="1" w:space="0" w:color="2563EB"/>
-              <w:right w:val="single" w:sz="1" w:space="0" w:color="2563EB"/>
-            </w:tcBorders>
-            <w:shd w:val="clear" w:color="auto" w:fill="1E3A5F"/>
-            <w:tcMar>
-              <w:top w:w="100" w:type="dxa"/>
-              <w:left w:w="150" w:type="dxa"/>
-              <w:bottom w:w="100" w:type="dxa"/>
-              <w:right w:w="150" w:type="dxa"/>
-            </w:tcMar>
-          </w:tcPr>
-          <w:p>
-            <w:r>
-              <w:rPr>
-                <w:b/>
-                <w:bCs/>
-                <w:color w:val="FFFFFF"/>
-                <w:sz w:val="20"/>
-                <w:szCs w:val="20"/>
-              </w:rPr>
-              <w:lastRenderedPageBreak/>
-              <w:t>Module</w:t>
-            </w:r>
-          </w:p>
-        </w:tc>
-        <w:tc>
-          <w:tcPr>
-            <w:tcW w:w="6360" w:type="dxa"/>
-            <w:tcBorders>
-              <w:top w:val="single" w:sz="1" w:space="0" w:color="2563EB"/>
-              <w:left w:val="single" w:sz="1" w:space="0" w:color="2563EB"/>
-              <w:bottom w:val="single" w:sz="1" w:space="0" w:color="2563EB"/>
-              <w:right w:val="single" w:sz="1" w:space="0" w:color="2563EB"/>
-            </w:tcBorders>
-            <w:shd w:val="clear" w:color="auto" w:fill="1E3A5F"/>
-            <w:tcMar>
-              <w:top w:w="100" w:type="dxa"/>
-              <w:left w:w="150" w:type="dxa"/>
-              <w:bottom w:w="100" w:type="dxa"/>
-              <w:right w:w="150" w:type="dxa"/>
-            </w:tcMar>
-          </w:tcPr>
-          <w:p>
-            <w:r>
-              <w:rPr>
-                <w:b/>
-                <w:bCs/>
-                <w:color w:val="FFFFFF"/>
-                <w:sz w:val="20"/>
-                <w:szCs w:val="20"/>
-              </w:rPr>
-              <w:t>Protected Endpoints</w:t>
-            </w:r>
-          </w:p>
-        </w:tc>
-      </w:tr>
-      <w:tr>
-        <w:tc>
-          <w:tcPr>
-            <w:tcW w:w="3000" w:type="dxa"/>
-            <w:tcBorders>
-              <w:top w:val="single" w:sz="1" w:space="0" w:color="CCCCCC"/>
-              <w:left w:val="single" w:sz="1" w:space="0" w:color="CCCCCC"/>
-              <w:bottom w:val="single" w:sz="1" w:space="0" w:color="CCCCCC"/>
-              <w:right w:val="single" w:sz="1" w:space="0" w:color="CCCCCC"/>
-            </w:tcBorders>
-            <w:shd w:val="clear" w:color="auto" w:fill="F0F4FA"/>
-            <w:tcMar>
-              <w:top w:w="80" w:type="dxa"/>
-              <w:left w:w="150" w:type="dxa"/>
-              <w:bottom w:w="80" w:type="dxa"/>
-              <w:right w:w="150" w:type="dxa"/>
-            </w:tcMar>
-          </w:tcPr>
-          <w:p>
-            <w:r>
-              <w:rPr>
-                <w:sz w:val="20"/>
-                <w:szCs w:val="20"/>
-              </w:rPr>
-              <w:t>Asset Management</w:t>
-            </w:r>
-          </w:p>
-        </w:tc>
-        <w:tc>
-          <w:tcPr>
-            <w:tcW w:w="6360" w:type="dxa"/>
-            <w:tcBorders>
-              <w:top w:val="single" w:sz="1" w:space="0" w:color="CCCCCC"/>
-              <w:left w:val="single" w:sz="1" w:space="0" w:color="CCCCCC"/>
-              <w:bottom w:val="single" w:sz="1" w:space="0" w:color="CCCCCC"/>
-              <w:right w:val="single" w:sz="1" w:space="0" w:color="CCCCCC"/>
-            </w:tcBorders>
-            <w:shd w:val="clear" w:color="auto" w:fill="F0F4FA"/>
-            <w:tcMar>
-              <w:top w:w="80" w:type="dxa"/>
-              <w:left w:w="150" w:type="dxa"/>
-              <w:bottom w:w="80" w:type="dxa"/>
-              <w:right w:w="150" w:type="dxa"/>
-            </w:tcMar>
-          </w:tcPr>
-          <w:p>
-            <w:r>
-              <w:rPr>
-                <w:sz w:val="20"/>
-                <w:szCs w:val="20"/>
-              </w:rPr>
-              <w:t>POST, PUT, PATCH /</w:t>
-            </w:r>
-            <w:proofErr w:type="spellStart"/>
-            <w:r>
-              <w:rPr>
-                <w:sz w:val="20"/>
-                <w:szCs w:val="20"/>
-              </w:rPr>
-              <w:t>api</w:t>
-            </w:r>
-            <w:proofErr w:type="spellEnd"/>
-            <w:r>
-              <w:rPr>
-                <w:sz w:val="20"/>
-                <w:szCs w:val="20"/>
-              </w:rPr>
-              <w:t>/assets — create, update, change status</w:t>
-            </w:r>
-          </w:p>
-        </w:tc>
-      </w:tr>
-      <w:tr>
-        <w:tc>
-          <w:tcPr>
-            <w:tcW w:w="3000" w:type="dxa"/>
-            <w:tcBorders>
-              <w:top w:val="single" w:sz="1" w:space="0" w:color="CCCCCC"/>
-              <w:left w:val="single" w:sz="1" w:space="0" w:color="CCCCCC"/>
-              <w:bottom w:val="single" w:sz="1" w:space="0" w:color="CCCCCC"/>
-              <w:right w:val="single" w:sz="1" w:space="0" w:color="CCCCCC"/>
-            </w:tcBorders>
-            <w:shd w:val="clear" w:color="auto" w:fill="FFFFFF"/>
-            <w:tcMar>
-              <w:top w:w="80" w:type="dxa"/>
-              <w:left w:w="150" w:type="dxa"/>
-              <w:bottom w:w="80" w:type="dxa"/>
-              <w:right w:w="150" w:type="dxa"/>
-            </w:tcMar>
-          </w:tcPr>
-          <w:p>
-            <w:r>
-              <w:rPr>
-                <w:sz w:val="20"/>
-                <w:szCs w:val="20"/>
-              </w:rPr>
-              <w:t>Assignment</w:t>
-            </w:r>
-          </w:p>
-        </w:tc>
-        <w:tc>
-          <w:tcPr>
-            <w:tcW w:w="6360" w:type="dxa"/>
-            <w:tcBorders>
-              <w:top w:val="single" w:sz="1" w:space="0" w:color="CCCCCC"/>
-              <w:left w:val="single" w:sz="1" w:space="0" w:color="CCCCCC"/>
-              <w:bottom w:val="single" w:sz="1" w:space="0" w:color="CCCCCC"/>
-              <w:right w:val="single" w:sz="1" w:space="0" w:color="CCCCCC"/>
-            </w:tcBorders>
-            <w:shd w:val="clear" w:color="auto" w:fill="FFFFFF"/>
-            <w:tcMar>
-              <w:top w:w="80" w:type="dxa"/>
-              <w:left w:w="150" w:type="dxa"/>
-              <w:bottom w:w="80" w:type="dxa"/>
-              <w:right w:w="150" w:type="dxa"/>
-            </w:tcMar>
-          </w:tcPr>
-          <w:p>
-            <w:r>
-              <w:rPr>
-                <w:sz w:val="20"/>
-                <w:szCs w:val="20"/>
-              </w:rPr>
-              <w:t>POST /</w:t>
-            </w:r>
-            <w:proofErr w:type="spellStart"/>
-            <w:r>
-              <w:rPr>
-                <w:sz w:val="20"/>
-                <w:szCs w:val="20"/>
-              </w:rPr>
-              <w:t>api</w:t>
-            </w:r>
-            <w:proofErr w:type="spellEnd"/>
-            <w:r>
-              <w:rPr>
-                <w:sz w:val="20"/>
-                <w:szCs w:val="20"/>
-              </w:rPr>
-              <w:t>/assignments — assign and return assets</w:t>
-            </w:r>
-          </w:p>
-        </w:tc>
-      </w:tr>
-      <w:tr>
-        <w:tc>
-          <w:tcPr>
-            <w:tcW w:w="3000" w:type="dxa"/>
-            <w:tcBorders>
-              <w:top w:val="single" w:sz="1" w:space="0" w:color="CCCCCC"/>
-              <w:left w:val="single" w:sz="1" w:space="0" w:color="CCCCCC"/>
-              <w:bottom w:val="single" w:sz="1" w:space="0" w:color="CCCCCC"/>
-              <w:right w:val="single" w:sz="1" w:space="0" w:color="CCCCCC"/>
-            </w:tcBorders>
-            <w:shd w:val="clear" w:color="auto" w:fill="F0F4FA"/>
-            <w:tcMar>
-              <w:top w:w="80" w:type="dxa"/>
-              <w:left w:w="150" w:type="dxa"/>
-              <w:bottom w:w="80" w:type="dxa"/>
-              <w:right w:w="150" w:type="dxa"/>
-            </w:tcMar>
-          </w:tcPr>
-          <w:p>
-            <w:r>
-              <w:rPr>
-                <w:sz w:val="20"/>
-                <w:szCs w:val="20"/>
-              </w:rPr>
-              <w:t>Procurement</w:t>
-            </w:r>
-          </w:p>
-        </w:tc>
-        <w:tc>
-          <w:tcPr>
-            <w:tcW w:w="6360" w:type="dxa"/>
-            <w:tcBorders>
-              <w:top w:val="single" w:sz="1" w:space="0" w:color="CCCCCC"/>
-              <w:left w:val="single" w:sz="1" w:space="0" w:color="CCCCCC"/>
-              <w:bottom w:val="single" w:sz="1" w:space="0" w:color="CCCCCC"/>
-              <w:right w:val="single" w:sz="1" w:space="0" w:color="CCCCCC"/>
-            </w:tcBorders>
-            <w:shd w:val="clear" w:color="auto" w:fill="F0F4FA"/>
-            <w:tcMar>
-              <w:top w:w="80" w:type="dxa"/>
-              <w:left w:w="150" w:type="dxa"/>
-              <w:bottom w:w="80" w:type="dxa"/>
-              <w:right w:w="150" w:type="dxa"/>
-            </w:tcMar>
-          </w:tcPr>
-          <w:p>
-            <w:r>
-              <w:rPr>
-                <w:sz w:val="20"/>
-                <w:szCs w:val="20"/>
-              </w:rPr>
-              <w:t>POST, PUT /</w:t>
-            </w:r>
-            <w:proofErr w:type="spellStart"/>
-            <w:r>
-              <w:rPr>
-                <w:sz w:val="20"/>
-                <w:szCs w:val="20"/>
-              </w:rPr>
-              <w:t>api</w:t>
-            </w:r>
-            <w:proofErr w:type="spellEnd"/>
-            <w:r>
-              <w:rPr>
-                <w:sz w:val="20"/>
-                <w:szCs w:val="20"/>
-              </w:rPr>
-              <w:t>/assets/{id}/procurement — manage purchase records</w:t>
-            </w:r>
-          </w:p>
-        </w:tc>
-      </w:tr>
-      <w:tr>
-        <w:tc>
-          <w:tcPr>
-            <w:tcW w:w="3000" w:type="dxa"/>
-            <w:tcBorders>
-              <w:top w:val="single" w:sz="1" w:space="0" w:color="CCCCCC"/>
-              <w:left w:val="single" w:sz="1" w:space="0" w:color="CCCCCC"/>
-              <w:bottom w:val="single" w:sz="1" w:space="0" w:color="CCCCCC"/>
-              <w:right w:val="single" w:sz="1" w:space="0" w:color="CCCCCC"/>
-            </w:tcBorders>
-            <w:shd w:val="clear" w:color="auto" w:fill="FFFFFF"/>
-            <w:tcMar>
-              <w:top w:w="80" w:type="dxa"/>
-              <w:left w:w="150" w:type="dxa"/>
-              <w:bottom w:w="80" w:type="dxa"/>
-              <w:right w:w="150" w:type="dxa"/>
-            </w:tcMar>
-          </w:tcPr>
-          <w:p>
-            <w:r>
-              <w:rPr>
-                <w:sz w:val="20"/>
-                <w:szCs w:val="20"/>
-              </w:rPr>
-              <w:t>Issue Tracking</w:t>
-            </w:r>
-          </w:p>
-        </w:tc>
-        <w:tc>
-          <w:tcPr>
-            <w:tcW w:w="6360" w:type="dxa"/>
-            <w:tcBorders>
-              <w:top w:val="single" w:sz="1" w:space="0" w:color="CCCCCC"/>
-              <w:left w:val="single" w:sz="1" w:space="0" w:color="CCCCCC"/>
-              <w:bottom w:val="single" w:sz="1" w:space="0" w:color="CCCCCC"/>
-              <w:right w:val="single" w:sz="1" w:space="0" w:color="CCCCCC"/>
-            </w:tcBorders>
-            <w:shd w:val="clear" w:color="auto" w:fill="FFFFFF"/>
-            <w:tcMar>
-              <w:top w:w="80" w:type="dxa"/>
-              <w:left w:w="150" w:type="dxa"/>
-              <w:bottom w:w="80" w:type="dxa"/>
-              <w:right w:w="150" w:type="dxa"/>
-            </w:tcMar>
-          </w:tcPr>
-          <w:p>
-            <w:r>
-              <w:rPr>
-                <w:sz w:val="20"/>
-                <w:szCs w:val="20"/>
-              </w:rPr>
-              <w:t>POST /</w:t>
-            </w:r>
-            <w:proofErr w:type="spellStart"/>
-            <w:r>
-              <w:rPr>
-                <w:sz w:val="20"/>
-                <w:szCs w:val="20"/>
-              </w:rPr>
-              <w:t>api</w:t>
-            </w:r>
-            <w:proofErr w:type="spellEnd"/>
-            <w:r>
-              <w:rPr>
-                <w:sz w:val="20"/>
-                <w:szCs w:val="20"/>
-              </w:rPr>
-              <w:t>/assets/{id}/issues, PUT /</w:t>
-            </w:r>
-            <w:proofErr w:type="spellStart"/>
-            <w:r>
-              <w:rPr>
-                <w:sz w:val="20"/>
-                <w:szCs w:val="20"/>
-              </w:rPr>
-              <w:t>api</w:t>
-            </w:r>
-            <w:proofErr w:type="spellEnd"/>
-            <w:r>
-              <w:rPr>
-                <w:sz w:val="20"/>
-                <w:szCs w:val="20"/>
-              </w:rPr>
-              <w:t>/issues/{id} — log and update issues</w:t>
-            </w:r>
-          </w:p>
-        </w:tc>
-      </w:tr>
-      <w:tr>
-        <w:tc>
-          <w:tcPr>
-            <w:tcW w:w="3000" w:type="dxa"/>
-            <w:tcBorders>
-              <w:top w:val="single" w:sz="1" w:space="0" w:color="CCCCCC"/>
-              <w:left w:val="single" w:sz="1" w:space="0" w:color="CCCCCC"/>
-              <w:bottom w:val="single" w:sz="1" w:space="0" w:color="CCCCCC"/>
-              <w:right w:val="single" w:sz="1" w:space="0" w:color="CCCCCC"/>
-            </w:tcBorders>
-            <w:shd w:val="clear" w:color="auto" w:fill="F0F4FA"/>
-            <w:tcMar>
-              <w:top w:w="80" w:type="dxa"/>
-              <w:left w:w="150" w:type="dxa"/>
-              <w:bottom w:w="80" w:type="dxa"/>
-              <w:right w:w="150" w:type="dxa"/>
-            </w:tcMar>
-          </w:tcPr>
-          <w:p>
-            <w:r>
-              <w:rPr>
-                <w:sz w:val="20"/>
-                <w:szCs w:val="20"/>
-              </w:rPr>
-              <w:t>User Management</w:t>
-            </w:r>
-          </w:p>
-        </w:tc>
-        <w:tc>
-          <w:tcPr>
-            <w:tcW w:w="6360" w:type="dxa"/>
-            <w:tcBorders>
-              <w:top w:val="single" w:sz="1" w:space="0" w:color="CCCCCC"/>
-              <w:left w:val="single" w:sz="1" w:space="0" w:color="CCCCCC"/>
-              <w:bottom w:val="single" w:sz="1" w:space="0" w:color="CCCCCC"/>
-              <w:right w:val="single" w:sz="1" w:space="0" w:color="CCCCCC"/>
-            </w:tcBorders>
-            <w:shd w:val="clear" w:color="auto" w:fill="F0F4FA"/>
-            <w:tcMar>
-              <w:top w:w="80" w:type="dxa"/>
-              <w:left w:w="150" w:type="dxa"/>
-              <w:bottom w:w="80" w:type="dxa"/>
-              <w:right w:w="150" w:type="dxa"/>
-            </w:tcMar>
-          </w:tcPr>
-          <w:p>
-            <w:r>
-              <w:rPr>
-                <w:sz w:val="20"/>
-                <w:szCs w:val="20"/>
-              </w:rPr>
-              <w:t>POST /</w:t>
-            </w:r>
-            <w:proofErr w:type="spellStart"/>
-            <w:r>
-              <w:rPr>
-                <w:sz w:val="20"/>
-                <w:szCs w:val="20"/>
-              </w:rPr>
-              <w:t>api</w:t>
-            </w:r>
-            <w:proofErr w:type="spellEnd"/>
-            <w:r>
-              <w:rPr>
-                <w:sz w:val="20"/>
-                <w:szCs w:val="20"/>
-              </w:rPr>
-              <w:t>/auth/register, GET /</w:t>
-            </w:r>
-            <w:proofErr w:type="spellStart"/>
-            <w:r>
-              <w:rPr>
-                <w:sz w:val="20"/>
-                <w:szCs w:val="20"/>
-              </w:rPr>
-              <w:t>api</w:t>
-            </w:r>
-            <w:proofErr w:type="spellEnd"/>
-            <w:r>
-              <w:rPr>
-                <w:sz w:val="20"/>
-                <w:szCs w:val="20"/>
-              </w:rPr>
-              <w:t>/users — admin</w:t>
-            </w:r>
-            <w:r>
-              <w:rPr>
-                <w:sz w:val="20"/>
-                <w:szCs w:val="20"/>
-              </w:rPr>
-              <w:t xml:space="preserve"> manager</w:t>
-            </w:r>
-            <w:r>
-              <w:rPr>
-                <w:sz w:val="20"/>
-                <w:szCs w:val="20"/>
-              </w:rPr>
-              <w:t xml:space="preserve"> only</w:t>
-            </w:r>
-          </w:p>
-        </w:tc>
-      </w:tr>
-    </w:tbl>
-    <w:p>
-      <w:pPr>
-        <w:spacing w:before="60" w:after="60"/>
-      </w:pPr>
-    </w:p>
-    <w:p>
-      <w:pPr>
-        <w:pStyle w:val="Heading2"/>
-      </w:pPr>
-      <w:r>
-        <w:t>Authentication Flow</w:t>
+        <w:t>The SUPER ADMIN role has full authority over the system, including the exclusive power to manage user accounts and modify permissions.</w:t>
       </w:r>
     </w:p>
     <w:p>
@@ -1634,12 +684,12 @@
         <w:pStyle w:val="ListParagraph"/>
         <w:numPr>
           <w:ilvl w:val="0"/>
-          <w:numId w:val="2"/>
+          <w:numId w:val="7"/>
         </w:numPr>
-        <w:spacing w:before="40" w:after="40"/>
-      </w:pPr>
-      <w:r>
-        <w:t>User submits credentials to POST /</w:t>
+        <w:spacing w:before="80" w:after="80"/>
+      </w:pPr>
+      <w:r>
+        <w:t>User Management: Access to POST /</w:t>
       </w:r>
       <w:proofErr w:type="spellStart"/>
       <w:r>
@@ -1647,7 +697,15 @@
       </w:r>
       <w:proofErr w:type="spellEnd"/>
       <w:r>
-        <w:t>/auth/login.</w:t>
+        <w:t>/auth/register and GET /</w:t>
+      </w:r>
+      <w:proofErr w:type="spellStart"/>
+      <w:r>
+        <w:t>api</w:t>
+      </w:r>
+      <w:proofErr w:type="spellEnd"/>
+      <w:r>
+        <w:t>/users.</w:t>
       </w:r>
     </w:p>
     <w:p>
@@ -1655,12 +713,12 @@
         <w:pStyle w:val="ListParagraph"/>
         <w:numPr>
           <w:ilvl w:val="0"/>
-          <w:numId w:val="2"/>
+          <w:numId w:val="7"/>
         </w:numPr>
-        <w:spacing w:before="40" w:after="40"/>
-      </w:pPr>
-      <w:r>
-        <w:t>Server validates credentials and returns a signed JWT access token.</w:t>
+        <w:spacing w:before="80" w:after="80"/>
+      </w:pPr>
+      <w:r>
+        <w:t>Role Promotion: Exclusive permission to change an existing user’s role to ADMIN.</w:t>
       </w:r>
     </w:p>
     <w:p>
@@ -1668,12 +726,46 @@
         <w:pStyle w:val="ListParagraph"/>
         <w:numPr>
           <w:ilvl w:val="0"/>
-          <w:numId w:val="2"/>
+          <w:numId w:val="7"/>
         </w:numPr>
-        <w:spacing w:before="40" w:after="40"/>
-      </w:pPr>
-      <w:r>
-        <w:t>Client includes the token in the Authorization: Bearer &lt;token&gt; header for protected requests.</w:t>
+        <w:spacing w:before="80" w:after="80"/>
+      </w:pPr>
+      <w:r>
+        <w:t>System Override: Full access to all Asset, Assignment, Procurement, and Issue modules.</w:t>
+      </w:r>
+    </w:p>
+    <w:p>
+      <w:pPr>
+        <w:pStyle w:val="Heading2"/>
+      </w:pPr>
+      <w:r>
+        <w:t>Admin Access (Operational Level)</w:t>
+      </w:r>
+    </w:p>
+    <w:p>
+      <w:pPr>
+        <w:spacing w:before="60" w:after="60"/>
+      </w:pPr>
+      <w:r>
+        <w:t xml:space="preserve">The </w:t>
+      </w:r>
+      <w:r>
+        <w:rPr>
+          <w:b/>
+          <w:bCs/>
+        </w:rPr>
+        <w:t>ADMIN</w:t>
+      </w:r>
+      <w:r>
+        <w:t xml:space="preserve"> role is intended for day-to-day asset management. Admins cannot access user management endpoints.</w:t>
+      </w:r>
+    </w:p>
+    <w:p>
+      <w:pPr>
+        <w:pStyle w:val="Heading2"/>
+      </w:pPr>
+      <w:r>
+        <w:t>Authentication Flow</w:t>
       </w:r>
     </w:p>
     <w:p>
@@ -1681,12 +773,20 @@
         <w:pStyle w:val="ListParagraph"/>
         <w:numPr>
           <w:ilvl w:val="0"/>
-          <w:numId w:val="2"/>
+          <w:numId w:val="8"/>
         </w:numPr>
-        <w:spacing w:before="40" w:after="40"/>
-      </w:pPr>
-      <w:r>
-        <w:t>Spring Security validates the token on every protected request via a JWT filter.</w:t>
+        <w:spacing w:before="60" w:after="60"/>
+      </w:pPr>
+      <w:r>
+        <w:t>Login: User submits credentials to POST /</w:t>
+      </w:r>
+      <w:proofErr w:type="spellStart"/>
+      <w:r>
+        <w:t>api</w:t>
+      </w:r>
+      <w:proofErr w:type="spellEnd"/>
+      <w:r>
+        <w:t>/auth/login.</w:t>
       </w:r>
     </w:p>
     <w:p>
@@ -1694,258 +794,12 @@
         <w:pStyle w:val="ListParagraph"/>
         <w:numPr>
           <w:ilvl w:val="0"/>
-          <w:numId w:val="2"/>
+          <w:numId w:val="8"/>
         </w:numPr>
-        <w:spacing w:before="40" w:after="40"/>
-      </w:pPr>
-      <w:r>
-        <w:t xml:space="preserve">Roles </w:t>
-      </w:r>
-      <w:proofErr w:type="gramStart"/>
-      <w:r>
-        <w:t xml:space="preserve">( </w:t>
-      </w:r>
-      <w:r>
-        <w:t>ADMIN</w:t>
-      </w:r>
-      <w:proofErr w:type="gramEnd"/>
-      <w:r>
-        <w:t xml:space="preserve"> </w:t>
-      </w:r>
-      <w:r>
-        <w:t>MANAGER, VIEWER) are embedded in the token claims.</w:t>
-      </w:r>
-    </w:p>
-    <w:p>
-      <w:pPr>
         <w:spacing w:before="60" w:after="60"/>
       </w:pPr>
-    </w:p>
-    <w:p>
-      <w:pPr>
-        <w:pStyle w:val="Heading2"/>
-      </w:pPr>
-      <w:r>
-        <w:t>Role Definitions</w:t>
-      </w:r>
-    </w:p>
-    <w:tbl>
-      <w:tblPr>
-        <w:tblW w:w="9360" w:type="dxa"/>
-        <w:tblBorders>
-          <w:top w:val="single" w:sz="4" w:space="0" w:color="auto"/>
-          <w:left w:val="single" w:sz="4" w:space="0" w:color="auto"/>
-          <w:bottom w:val="single" w:sz="4" w:space="0" w:color="auto"/>
-          <w:right w:val="single" w:sz="4" w:space="0" w:color="auto"/>
-          <w:insideH w:val="single" w:sz="4" w:space="0" w:color="auto"/>
-          <w:insideV w:val="single" w:sz="4" w:space="0" w:color="auto"/>
-        </w:tblBorders>
-        <w:tblCellMar>
-          <w:left w:w="10" w:type="dxa"/>
-          <w:right w:w="10" w:type="dxa"/>
-        </w:tblCellMar>
-        <w:tblLook w:val="0000" w:firstRow="0" w:lastRow="0" w:firstColumn="0" w:lastColumn="0" w:noHBand="0" w:noVBand="0"/>
-      </w:tblPr>
-      <w:tblGrid>
-        <w:gridCol w:w="2200"/>
-        <w:gridCol w:w="7160"/>
-      </w:tblGrid>
-      <w:tr>
-        <w:trPr>
-          <w:tblHeader/>
-        </w:trPr>
-        <w:tc>
-          <w:tcPr>
-            <w:tcW w:w="2200" w:type="dxa"/>
-            <w:tcBorders>
-              <w:top w:val="single" w:sz="1" w:space="0" w:color="2563EB"/>
-              <w:left w:val="single" w:sz="1" w:space="0" w:color="2563EB"/>
-              <w:bottom w:val="single" w:sz="1" w:space="0" w:color="2563EB"/>
-              <w:right w:val="single" w:sz="1" w:space="0" w:color="2563EB"/>
-            </w:tcBorders>
-            <w:shd w:val="clear" w:color="auto" w:fill="1E3A5F"/>
-            <w:tcMar>
-              <w:top w:w="100" w:type="dxa"/>
-              <w:left w:w="150" w:type="dxa"/>
-              <w:bottom w:w="100" w:type="dxa"/>
-              <w:right w:w="150" w:type="dxa"/>
-            </w:tcMar>
-          </w:tcPr>
-          <w:p>
-            <w:r>
-              <w:rPr>
-                <w:b/>
-                <w:bCs/>
-                <w:color w:val="FFFFFF"/>
-                <w:sz w:val="20"/>
-                <w:szCs w:val="20"/>
-              </w:rPr>
-              <w:t>Role</w:t>
-            </w:r>
-          </w:p>
-        </w:tc>
-        <w:tc>
-          <w:tcPr>
-            <w:tcW w:w="7160" w:type="dxa"/>
-            <w:tcBorders>
-              <w:top w:val="single" w:sz="1" w:space="0" w:color="2563EB"/>
-              <w:left w:val="single" w:sz="1" w:space="0" w:color="2563EB"/>
-              <w:bottom w:val="single" w:sz="1" w:space="0" w:color="2563EB"/>
-              <w:right w:val="single" w:sz="1" w:space="0" w:color="2563EB"/>
-            </w:tcBorders>
-            <w:shd w:val="clear" w:color="auto" w:fill="1E3A5F"/>
-            <w:tcMar>
-              <w:top w:w="100" w:type="dxa"/>
-              <w:left w:w="150" w:type="dxa"/>
-              <w:bottom w:w="100" w:type="dxa"/>
-              <w:right w:w="150" w:type="dxa"/>
-            </w:tcMar>
-          </w:tcPr>
-          <w:p>
-            <w:r>
-              <w:rPr>
-                <w:b/>
-                <w:bCs/>
-                <w:color w:val="FFFFFF"/>
-                <w:sz w:val="20"/>
-                <w:szCs w:val="20"/>
-              </w:rPr>
-              <w:t>Permissions</w:t>
-            </w:r>
-          </w:p>
-        </w:tc>
-      </w:tr>
-      <w:tr>
-        <w:tc>
-          <w:tcPr>
-            <w:tcW w:w="2200" w:type="dxa"/>
-            <w:tcBorders>
-              <w:top w:val="single" w:sz="1" w:space="0" w:color="CCCCCC"/>
-              <w:left w:val="single" w:sz="1" w:space="0" w:color="CCCCCC"/>
-              <w:bottom w:val="single" w:sz="1" w:space="0" w:color="CCCCCC"/>
-              <w:right w:val="single" w:sz="1" w:space="0" w:color="CCCCCC"/>
-            </w:tcBorders>
-            <w:shd w:val="clear" w:color="auto" w:fill="FFFFFF"/>
-            <w:tcMar>
-              <w:top w:w="80" w:type="dxa"/>
-              <w:left w:w="150" w:type="dxa"/>
-              <w:bottom w:w="80" w:type="dxa"/>
-              <w:right w:w="150" w:type="dxa"/>
-            </w:tcMar>
-          </w:tcPr>
-          <w:p>
-            <w:r>
-              <w:rPr>
-                <w:sz w:val="20"/>
-                <w:szCs w:val="20"/>
-              </w:rPr>
-              <w:t xml:space="preserve">ADMIN </w:t>
-            </w:r>
-            <w:r>
-              <w:rPr>
-                <w:sz w:val="20"/>
-                <w:szCs w:val="20"/>
-              </w:rPr>
-              <w:t>MANAGER</w:t>
-            </w:r>
-          </w:p>
-        </w:tc>
-        <w:tc>
-          <w:tcPr>
-            <w:tcW w:w="7160" w:type="dxa"/>
-            <w:tcBorders>
-              <w:top w:val="single" w:sz="1" w:space="0" w:color="CCCCCC"/>
-              <w:left w:val="single" w:sz="1" w:space="0" w:color="CCCCCC"/>
-              <w:bottom w:val="single" w:sz="1" w:space="0" w:color="CCCCCC"/>
-              <w:right w:val="single" w:sz="1" w:space="0" w:color="CCCCCC"/>
-            </w:tcBorders>
-            <w:shd w:val="clear" w:color="auto" w:fill="FFFFFF"/>
-            <w:tcMar>
-              <w:top w:w="80" w:type="dxa"/>
-              <w:left w:w="150" w:type="dxa"/>
-              <w:bottom w:w="80" w:type="dxa"/>
-              <w:right w:w="150" w:type="dxa"/>
-            </w:tcMar>
-          </w:tcPr>
-          <w:p>
-            <w:r>
-              <w:rPr>
-                <w:sz w:val="20"/>
-                <w:szCs w:val="20"/>
-              </w:rPr>
-              <w:t>Full access to all endpoints including user management and system configuration.</w:t>
-            </w:r>
-          </w:p>
-        </w:tc>
-      </w:tr>
-      <w:tr>
-        <w:tc>
-          <w:tcPr>
-            <w:tcW w:w="2200" w:type="dxa"/>
-            <w:tcBorders>
-              <w:top w:val="single" w:sz="1" w:space="0" w:color="CCCCCC"/>
-              <w:left w:val="single" w:sz="1" w:space="0" w:color="CCCCCC"/>
-              <w:bottom w:val="single" w:sz="1" w:space="0" w:color="CCCCCC"/>
-              <w:right w:val="single" w:sz="1" w:space="0" w:color="CCCCCC"/>
-            </w:tcBorders>
-            <w:shd w:val="clear" w:color="auto" w:fill="F0F4FA"/>
-            <w:tcMar>
-              <w:top w:w="80" w:type="dxa"/>
-              <w:left w:w="150" w:type="dxa"/>
-              <w:bottom w:w="80" w:type="dxa"/>
-              <w:right w:w="150" w:type="dxa"/>
-            </w:tcMar>
-          </w:tcPr>
-          <w:p>
-            <w:r>
-              <w:rPr>
-                <w:sz w:val="20"/>
-                <w:szCs w:val="20"/>
-              </w:rPr>
-              <w:t>VIEWER (no login)</w:t>
-            </w:r>
-          </w:p>
-        </w:tc>
-        <w:tc>
-          <w:tcPr>
-            <w:tcW w:w="7160" w:type="dxa"/>
-            <w:tcBorders>
-              <w:top w:val="single" w:sz="1" w:space="0" w:color="CCCCCC"/>
-              <w:left w:val="single" w:sz="1" w:space="0" w:color="CCCCCC"/>
-              <w:bottom w:val="single" w:sz="1" w:space="0" w:color="CCCCCC"/>
-              <w:right w:val="single" w:sz="1" w:space="0" w:color="CCCCCC"/>
-            </w:tcBorders>
-            <w:shd w:val="clear" w:color="auto" w:fill="F0F4FA"/>
-            <w:tcMar>
-              <w:top w:w="80" w:type="dxa"/>
-              <w:left w:w="150" w:type="dxa"/>
-              <w:bottom w:w="80" w:type="dxa"/>
-              <w:right w:w="150" w:type="dxa"/>
-            </w:tcMar>
-          </w:tcPr>
-          <w:p>
-            <w:r>
-              <w:rPr>
-                <w:sz w:val="20"/>
-                <w:szCs w:val="20"/>
-              </w:rPr>
-              <w:t>Read-only access to dashboard, asset status, and public reports.</w:t>
-            </w:r>
-          </w:p>
-        </w:tc>
-      </w:tr>
-    </w:tbl>
-    <w:p>
-      <w:pPr>
-        <w:spacing w:before="60" w:after="60"/>
-      </w:pPr>
-    </w:p>
-    <w:p>
-      <w:pPr>
-        <w:pStyle w:val="Heading2"/>
-      </w:pPr>
-      <w:r>
-        <w:t>Security Implementation Notes</w:t>
+      <w:r>
+        <w:t>Token Issuance: The server validates credentials and returns a signed JWT access token.</w:t>
       </w:r>
     </w:p>
     <w:p>
@@ -1953,28 +807,13 @@
         <w:pStyle w:val="ListParagraph"/>
         <w:numPr>
           <w:ilvl w:val="0"/>
-          <w:numId w:val="2"/>
+          <w:numId w:val="8"/>
         </w:numPr>
-        <w:spacing w:before="40" w:after="40"/>
-      </w:pPr>
-      <w:r>
-        <w:t xml:space="preserve">Use Spring Security with a custom </w:t>
-      </w:r>
-      <w:proofErr w:type="spellStart"/>
-      <w:r>
-        <w:t>JwtAuthenticationFilter</w:t>
-      </w:r>
-      <w:proofErr w:type="spellEnd"/>
-      <w:r>
-        <w:t xml:space="preserve"> registered before </w:t>
-      </w:r>
-      <w:proofErr w:type="spellStart"/>
-      <w:r>
-        <w:t>UsernamePasswordAuthenticationFilter</w:t>
-      </w:r>
-      <w:proofErr w:type="spellEnd"/>
-      <w:r>
-        <w:t>.</w:t>
+        <w:spacing w:before="60" w:after="60"/>
+      </w:pPr>
+      <w:r>
+        <w:lastRenderedPageBreak/>
+        <w:t>Authorization: The client includes the token in the Authorization: Bearer &lt;token&gt; header for every request.</w:t>
       </w:r>
     </w:p>
     <w:p>
@@ -1982,20 +821,20 @@
         <w:pStyle w:val="ListParagraph"/>
         <w:numPr>
           <w:ilvl w:val="0"/>
-          <w:numId w:val="2"/>
+          <w:numId w:val="8"/>
         </w:numPr>
-        <w:spacing w:before="40" w:after="40"/>
-      </w:pPr>
-      <w:r>
-        <w:t xml:space="preserve">Passwords stored with </w:t>
+        <w:spacing w:before="60" w:after="60"/>
+      </w:pPr>
+      <w:r>
+        <w:t xml:space="preserve">Validation: A custom </w:t>
       </w:r>
       <w:proofErr w:type="spellStart"/>
       <w:r>
-        <w:t>BCrypt</w:t>
+        <w:t>JwtAuthenticationFilter</w:t>
       </w:r>
       <w:proofErr w:type="spellEnd"/>
       <w:r>
-        <w:t xml:space="preserve"> encoding (strength 12).</w:t>
+        <w:t xml:space="preserve"> validates the token on every request before it reaches the controller.</w:t>
       </w:r>
     </w:p>
     <w:p>
@@ -2003,12 +842,20 @@
         <w:pStyle w:val="ListParagraph"/>
         <w:numPr>
           <w:ilvl w:val="0"/>
-          <w:numId w:val="2"/>
+          <w:numId w:val="8"/>
         </w:numPr>
-        <w:spacing w:before="40" w:after="40"/>
-      </w:pPr>
-      <w:r>
-        <w:t>JWT tokens signed with HS256 and configurable expiry (default: 8 hours).</w:t>
+        <w:spacing w:before="60" w:after="60"/>
+      </w:pPr>
+      <w:r>
+        <w:t>Role Enforcement: Roles (SUPER ADMIN, ADMIN) are embedded in the token claims to authorize specific actions.</w:t>
+      </w:r>
+    </w:p>
+    <w:p>
+      <w:pPr>
+        <w:pStyle w:val="Heading2"/>
+      </w:pPr>
+      <w:r>
+        <w:t>Security Implementation Notes</w:t>
       </w:r>
     </w:p>
     <w:p>
@@ -2016,57 +863,20 @@
         <w:pStyle w:val="ListParagraph"/>
         <w:numPr>
           <w:ilvl w:val="0"/>
-          <w:numId w:val="2"/>
+          <w:numId w:val="9"/>
         </w:numPr>
-        <w:spacing w:before="40" w:after="40"/>
-      </w:pPr>
-      <w:r>
-        <w:t xml:space="preserve">Public endpoints configured via </w:t>
+        <w:spacing w:before="60" w:after="60"/>
+      </w:pPr>
+      <w:r>
+        <w:t xml:space="preserve">Password Security: All passwords must be stored using </w:t>
       </w:r>
       <w:proofErr w:type="spellStart"/>
       <w:r>
-        <w:t>SecurityFilterChain</w:t>
+        <w:t>BCrypt</w:t>
       </w:r>
       <w:proofErr w:type="spellEnd"/>
       <w:r>
-        <w:t xml:space="preserve"> </w:t>
-      </w:r>
-      <w:proofErr w:type="gramStart"/>
-      <w:r>
-        <w:t>using .</w:t>
-      </w:r>
-      <w:proofErr w:type="spellStart"/>
-      <w:r>
-        <w:t>permitAll</w:t>
-      </w:r>
-      <w:proofErr w:type="spellEnd"/>
-      <w:proofErr w:type="gramEnd"/>
-      <w:r>
-        <w:t>() on /</w:t>
-      </w:r>
-      <w:proofErr w:type="spellStart"/>
-      <w:r>
-        <w:t>api</w:t>
-      </w:r>
-      <w:proofErr w:type="spellEnd"/>
-      <w:r>
-        <w:t>/reports/summary, /</w:t>
-      </w:r>
-      <w:proofErr w:type="spellStart"/>
-      <w:r>
-        <w:t>api</w:t>
-      </w:r>
-      <w:proofErr w:type="spellEnd"/>
-      <w:r>
-        <w:t>/reports/available-assets, and /</w:t>
-      </w:r>
-      <w:proofErr w:type="spellStart"/>
-      <w:r>
-        <w:t>api</w:t>
-      </w:r>
-      <w:proofErr w:type="spellEnd"/>
-      <w:r>
-        <w:t>/assets/{id}/status.</w:t>
+        <w:t xml:space="preserve"> encoding with a strength of 12.</w:t>
       </w:r>
     </w:p>
     <w:p>
@@ -2074,20 +884,12 @@
         <w:pStyle w:val="ListParagraph"/>
         <w:numPr>
           <w:ilvl w:val="0"/>
-          <w:numId w:val="2"/>
+          <w:numId w:val="9"/>
         </w:numPr>
-        <w:spacing w:before="40" w:after="40"/>
-      </w:pPr>
-      <w:r>
-        <w:t>All other /</w:t>
-      </w:r>
-      <w:proofErr w:type="spellStart"/>
-      <w:r>
-        <w:t>api</w:t>
-      </w:r>
-      <w:proofErr w:type="spellEnd"/>
-      <w:r>
-        <w:t>/** routes require authentication by default.</w:t>
+        <w:spacing w:before="60" w:after="60"/>
+      </w:pPr>
+      <w:r>
+        <w:t>JWT Configuration: Tokens are signed with the HS256 algorithm and have a default expiry of 8 hours.</w:t>
       </w:r>
     </w:p>
     <w:p>
@@ -2095,18 +897,55 @@
         <w:pStyle w:val="ListParagraph"/>
         <w:numPr>
           <w:ilvl w:val="0"/>
-          <w:numId w:val="2"/>
+          <w:numId w:val="9"/>
         </w:numPr>
-        <w:spacing w:before="40" w:after="40"/>
-      </w:pPr>
-      <w:r>
-        <w:t>CORS configured to allow the internal frontend origin only.</w:t>
-      </w:r>
-    </w:p>
-    <w:p>
-      <w:pPr>
         <w:spacing w:before="60" w:after="60"/>
       </w:pPr>
+      <w:r>
+        <w:t>CORS: Configuration is restricted to allow only the internal frontend origin to prevent unauthorized cross-site requests.</w:t>
+      </w:r>
+    </w:p>
+    <w:p>
+      <w:pPr>
+        <w:pStyle w:val="ListParagraph"/>
+        <w:numPr>
+          <w:ilvl w:val="0"/>
+          <w:numId w:val="9"/>
+        </w:numPr>
+        <w:spacing w:before="60" w:after="60"/>
+      </w:pPr>
+      <w:r>
+        <w:t xml:space="preserve">Zero Public Access: The </w:t>
+      </w:r>
+      <w:proofErr w:type="spellStart"/>
+      <w:r>
+        <w:t>SecurityFilterChain</w:t>
+      </w:r>
+      <w:proofErr w:type="spellEnd"/>
+      <w:r>
+        <w:t xml:space="preserve"> is configured to require. authenticated () for all /</w:t>
+      </w:r>
+      <w:proofErr w:type="spellStart"/>
+      <w:r>
+        <w:t>api</w:t>
+      </w:r>
+      <w:proofErr w:type="spellEnd"/>
+      <w:r>
+        <w:t xml:space="preserve">/** routes, with no. </w:t>
+      </w:r>
+      <w:proofErr w:type="spellStart"/>
+      <w:proofErr w:type="gramStart"/>
+      <w:r>
+        <w:t>permitAll</w:t>
+      </w:r>
+      <w:proofErr w:type="spellEnd"/>
+      <w:r>
+        <w:t>(</w:t>
+      </w:r>
+      <w:proofErr w:type="gramEnd"/>
+      <w:r>
+        <w:t>) exceptions for reports.</w:t>
+      </w:r>
     </w:p>
     <w:p>
       <w:pPr>
@@ -2185,7 +1024,6 @@
                 <w:szCs w:val="20"/>
                 <w:highlight w:val="yellow"/>
               </w:rPr>
-              <w:lastRenderedPageBreak/>
               <w:t>Column</w:t>
             </w:r>
           </w:p>
@@ -3787,6 +2625,7 @@
                 <w:szCs w:val="20"/>
                 <w:highlight w:val="yellow"/>
               </w:rPr>
+              <w:lastRenderedPageBreak/>
               <w:t>latest_used</w:t>
             </w:r>
             <w:proofErr w:type="spellEnd"/>
@@ -3987,7 +2826,15 @@
                 <w:szCs w:val="20"/>
                 <w:highlight w:val="yellow"/>
               </w:rPr>
-              <w:t>Audit timestamps</w:t>
+              <w:t>T</w:t>
+            </w:r>
+            <w:r>
+              <w:rPr>
+                <w:sz w:val="20"/>
+                <w:szCs w:val="20"/>
+                <w:highlight w:val="yellow"/>
+              </w:rPr>
+              <w:t>imestamps</w:t>
             </w:r>
           </w:p>
         </w:tc>
@@ -4659,7 +3506,6 @@
                 <w:szCs w:val="20"/>
                 <w:highlight w:val="yellow"/>
               </w:rPr>
-              <w:lastRenderedPageBreak/>
               <w:t>Associate</w:t>
             </w:r>
           </w:p>
@@ -5124,7 +3970,6 @@
               <w:rPr>
                 <w:sz w:val="20"/>
                 <w:szCs w:val="20"/>
-                <w:highlight w:val="yellow"/>
               </w:rPr>
             </w:pPr>
             <w:proofErr w:type="spellStart"/>
@@ -5132,16 +3977,13 @@
               <w:rPr>
                 <w:sz w:val="20"/>
                 <w:szCs w:val="20"/>
-                <w:highlight w:val="yellow"/>
-              </w:rPr>
-              <w:lastRenderedPageBreak/>
+              </w:rPr>
               <w:t>a</w:t>
             </w:r>
             <w:r>
               <w:rPr>
                 <w:sz w:val="20"/>
                 <w:szCs w:val="20"/>
-                <w:highlight w:val="yellow"/>
               </w:rPr>
               <w:t>ssigned_</w:t>
             </w:r>
@@ -5149,7 +3991,6 @@
               <w:rPr>
                 <w:sz w:val="20"/>
                 <w:szCs w:val="20"/>
-                <w:highlight w:val="yellow"/>
               </w:rPr>
               <w:t>b</w:t>
             </w:r>
@@ -5157,7 +3998,6 @@
               <w:rPr>
                 <w:sz w:val="20"/>
                 <w:szCs w:val="20"/>
-                <w:highlight w:val="yellow"/>
               </w:rPr>
               <w:t>y</w:t>
             </w:r>
@@ -5186,32 +4026,14 @@
               <w:rPr>
                 <w:sz w:val="20"/>
                 <w:szCs w:val="20"/>
-                <w:highlight w:val="yellow"/>
-              </w:rPr>
-            </w:pPr>
-            <w:r>
-              <w:rPr>
-                <w:sz w:val="20"/>
-                <w:szCs w:val="20"/>
-                <w:highlight w:val="yellow"/>
-              </w:rPr>
-              <w:t xml:space="preserve">TID name for assigned </w:t>
-            </w:r>
-            <w:r>
-              <w:rPr>
-                <w:sz w:val="20"/>
-                <w:szCs w:val="20"/>
-                <w:highlight w:val="yellow"/>
-              </w:rPr>
-              <w:t>by</w:t>
-            </w:r>
-            <w:r>
-              <w:rPr>
-                <w:sz w:val="20"/>
-                <w:szCs w:val="20"/>
-                <w:highlight w:val="yellow"/>
-              </w:rPr>
-              <w:t xml:space="preserve"> (ENUM; Michael Ang Wei Poh, Seak Sophanna, Ty Sopheaktra)</w:t>
+              </w:rPr>
+            </w:pPr>
+            <w:r>
+              <w:rPr>
+                <w:sz w:val="20"/>
+                <w:szCs w:val="20"/>
+              </w:rPr>
+              <w:t>Check with User Token head and put username</w:t>
             </w:r>
           </w:p>
         </w:tc>
@@ -5239,7 +4061,6 @@
               <w:rPr>
                 <w:sz w:val="20"/>
                 <w:szCs w:val="20"/>
-                <w:highlight w:val="yellow"/>
               </w:rPr>
             </w:pPr>
             <w:proofErr w:type="spellStart"/>
@@ -5247,17 +4068,8 @@
               <w:rPr>
                 <w:sz w:val="20"/>
                 <w:szCs w:val="20"/>
-                <w:highlight w:val="yellow"/>
-              </w:rPr>
-              <w:t>l</w:t>
-            </w:r>
-            <w:r>
-              <w:rPr>
-                <w:sz w:val="20"/>
-                <w:szCs w:val="20"/>
-                <w:highlight w:val="yellow"/>
-              </w:rPr>
-              <w:t>atest_user</w:t>
+              </w:rPr>
+              <w:t>comfirm_return_by</w:t>
             </w:r>
             <w:proofErr w:type="spellEnd"/>
           </w:p>
@@ -5284,16 +4096,21 @@
               <w:rPr>
                 <w:sz w:val="20"/>
                 <w:szCs w:val="20"/>
-                <w:highlight w:val="yellow"/>
-              </w:rPr>
-            </w:pPr>
-            <w:r>
-              <w:rPr>
-                <w:sz w:val="20"/>
-                <w:szCs w:val="20"/>
-                <w:highlight w:val="yellow"/>
-              </w:rPr>
-              <w:t>the previous user used the asset</w:t>
+              </w:rPr>
+            </w:pPr>
+            <w:r>
+              <w:rPr>
+                <w:sz w:val="20"/>
+                <w:szCs w:val="20"/>
+              </w:rPr>
+              <w:t>Check with User Token head</w:t>
+            </w:r>
+            <w:r>
+              <w:rPr>
+                <w:sz w:val="20"/>
+                <w:szCs w:val="20"/>
+              </w:rPr>
+              <w:t xml:space="preserve"> and put username</w:t>
             </w:r>
           </w:p>
         </w:tc>
@@ -5321,19 +4138,15 @@
               <w:rPr>
                 <w:sz w:val="20"/>
                 <w:szCs w:val="20"/>
-                <w:highlight w:val="yellow"/>
-              </w:rPr>
-            </w:pPr>
-            <w:proofErr w:type="spellStart"/>
-            <w:r>
-              <w:rPr>
-                <w:sz w:val="20"/>
-                <w:szCs w:val="20"/>
-                <w:highlight w:val="yellow"/>
-              </w:rPr>
-              <w:t>returned_condition</w:t>
-            </w:r>
-            <w:proofErr w:type="spellEnd"/>
+              </w:rPr>
+            </w:pPr>
+            <w:r>
+              <w:rPr>
+                <w:sz w:val="20"/>
+                <w:szCs w:val="20"/>
+              </w:rPr>
+              <w:t>Issue_</w:t>
+            </w:r>
           </w:p>
         </w:tc>
         <w:tc>
@@ -5358,17 +4171,8 @@
               <w:rPr>
                 <w:sz w:val="20"/>
                 <w:szCs w:val="20"/>
-                <w:highlight w:val="yellow"/>
-              </w:rPr>
-            </w:pPr>
-            <w:r>
-              <w:rPr>
-                <w:sz w:val="20"/>
-                <w:szCs w:val="20"/>
-                <w:highlight w:val="yellow"/>
-              </w:rPr>
-              <w:t>Purpose return of returning</w:t>
-            </w:r>
+              </w:rPr>
+            </w:pPr>
           </w:p>
         </w:tc>
       </w:tr>
@@ -5395,14 +4199,89 @@
               <w:rPr>
                 <w:sz w:val="20"/>
                 <w:szCs w:val="20"/>
-                <w:highlight w:val="yellow"/>
-              </w:rPr>
-            </w:pPr>
-            <w:r>
-              <w:rPr>
-                <w:sz w:val="20"/>
-                <w:szCs w:val="20"/>
-                <w:highlight w:val="yellow"/>
+              </w:rPr>
+            </w:pPr>
+            <w:proofErr w:type="spellStart"/>
+            <w:r>
+              <w:rPr>
+                <w:sz w:val="20"/>
+                <w:szCs w:val="20"/>
+              </w:rPr>
+              <w:t>returned_condition</w:t>
+            </w:r>
+            <w:proofErr w:type="spellEnd"/>
+          </w:p>
+        </w:tc>
+        <w:tc>
+          <w:tcPr>
+            <w:tcW w:w="6560" w:type="dxa"/>
+            <w:tcBorders>
+              <w:top w:val="single" w:sz="1" w:space="0" w:color="CCCCCC"/>
+              <w:left w:val="single" w:sz="1" w:space="0" w:color="CCCCCC"/>
+              <w:bottom w:val="single" w:sz="1" w:space="0" w:color="CCCCCC"/>
+              <w:right w:val="single" w:sz="1" w:space="0" w:color="CCCCCC"/>
+            </w:tcBorders>
+            <w:shd w:val="clear" w:color="auto" w:fill="FFFFFF"/>
+            <w:tcMar>
+              <w:top w:w="80" w:type="dxa"/>
+              <w:left w:w="150" w:type="dxa"/>
+              <w:bottom w:w="80" w:type="dxa"/>
+              <w:right w:w="150" w:type="dxa"/>
+            </w:tcMar>
+          </w:tcPr>
+          <w:p>
+            <w:pPr>
+              <w:rPr>
+                <w:sz w:val="20"/>
+                <w:szCs w:val="20"/>
+              </w:rPr>
+            </w:pPr>
+            <w:r>
+              <w:rPr>
+                <w:sz w:val="20"/>
+                <w:szCs w:val="20"/>
+              </w:rPr>
+              <w:t>Purpose return of returning</w:t>
+            </w:r>
+            <w:r>
+              <w:rPr>
+                <w:sz w:val="20"/>
+                <w:szCs w:val="20"/>
+              </w:rPr>
+              <w:t xml:space="preserve"> if not issue</w:t>
+            </w:r>
+          </w:p>
+        </w:tc>
+      </w:tr>
+      <w:tr>
+        <w:tc>
+          <w:tcPr>
+            <w:tcW w:w="2800" w:type="dxa"/>
+            <w:tcBorders>
+              <w:top w:val="single" w:sz="1" w:space="0" w:color="CCCCCC"/>
+              <w:left w:val="single" w:sz="1" w:space="0" w:color="CCCCCC"/>
+              <w:bottom w:val="single" w:sz="1" w:space="0" w:color="CCCCCC"/>
+              <w:right w:val="single" w:sz="1" w:space="0" w:color="CCCCCC"/>
+            </w:tcBorders>
+            <w:shd w:val="clear" w:color="auto" w:fill="FFFFFF"/>
+            <w:tcMar>
+              <w:top w:w="80" w:type="dxa"/>
+              <w:left w:w="150" w:type="dxa"/>
+              <w:bottom w:w="80" w:type="dxa"/>
+              <w:right w:w="150" w:type="dxa"/>
+            </w:tcMar>
+          </w:tcPr>
+          <w:p>
+            <w:pPr>
+              <w:rPr>
+                <w:sz w:val="20"/>
+                <w:szCs w:val="20"/>
+              </w:rPr>
+            </w:pPr>
+            <w:r>
+              <w:rPr>
+                <w:sz w:val="20"/>
+                <w:szCs w:val="20"/>
               </w:rPr>
               <w:t>Noted</w:t>
             </w:r>
@@ -5430,14 +4309,12 @@
               <w:rPr>
                 <w:sz w:val="20"/>
                 <w:szCs w:val="20"/>
-                <w:highlight w:val="yellow"/>
-              </w:rPr>
-            </w:pPr>
-            <w:r>
-              <w:rPr>
-                <w:sz w:val="20"/>
-                <w:szCs w:val="20"/>
-                <w:highlight w:val="yellow"/>
+              </w:rPr>
+            </w:pPr>
+            <w:r>
+              <w:rPr>
+                <w:sz w:val="20"/>
+                <w:szCs w:val="20"/>
               </w:rPr>
               <w:t>Text</w:t>
             </w:r>
@@ -5480,6 +4357,7 @@
                 <w:szCs w:val="20"/>
                 <w:highlight w:val="yellow"/>
               </w:rPr>
+              <w:lastRenderedPageBreak/>
               <w:t>a</w:t>
             </w:r>
             <w:r>
@@ -5551,6 +4429,97 @@
                 <w:highlight w:val="yellow"/>
               </w:rPr>
               <w:t>Lifecycle dates</w:t>
+            </w:r>
+          </w:p>
+        </w:tc>
+      </w:tr>
+      <w:tr>
+        <w:trPr>
+          <w:trHeight w:val="13"/>
+        </w:trPr>
+        <w:tc>
+          <w:tcPr>
+            <w:tcW w:w="2800" w:type="dxa"/>
+            <w:tcBorders>
+              <w:top w:val="single" w:sz="1" w:space="0" w:color="CCCCCC"/>
+              <w:left w:val="single" w:sz="1" w:space="0" w:color="CCCCCC"/>
+              <w:bottom w:val="single" w:sz="1" w:space="0" w:color="CCCCCC"/>
+              <w:right w:val="single" w:sz="1" w:space="0" w:color="CCCCCC"/>
+            </w:tcBorders>
+            <w:shd w:val="clear" w:color="auto" w:fill="FFFFFF"/>
+            <w:tcMar>
+              <w:top w:w="80" w:type="dxa"/>
+              <w:left w:w="150" w:type="dxa"/>
+              <w:bottom w:w="80" w:type="dxa"/>
+              <w:right w:w="150" w:type="dxa"/>
+            </w:tcMar>
+          </w:tcPr>
+          <w:p>
+            <w:pPr>
+              <w:rPr>
+                <w:highlight w:val="yellow"/>
+              </w:rPr>
+            </w:pPr>
+            <w:proofErr w:type="spellStart"/>
+            <w:r>
+              <w:rPr>
+                <w:sz w:val="20"/>
+                <w:szCs w:val="20"/>
+                <w:highlight w:val="yellow"/>
+              </w:rPr>
+              <w:t>created_at</w:t>
+            </w:r>
+            <w:proofErr w:type="spellEnd"/>
+            <w:r>
+              <w:rPr>
+                <w:sz w:val="20"/>
+                <w:szCs w:val="20"/>
+                <w:highlight w:val="yellow"/>
+              </w:rPr>
+              <w:t xml:space="preserve"> / </w:t>
+            </w:r>
+            <w:proofErr w:type="spellStart"/>
+            <w:r>
+              <w:rPr>
+                <w:sz w:val="20"/>
+                <w:szCs w:val="20"/>
+                <w:highlight w:val="yellow"/>
+              </w:rPr>
+              <w:t>updated_at</w:t>
+            </w:r>
+            <w:proofErr w:type="spellEnd"/>
+          </w:p>
+        </w:tc>
+        <w:tc>
+          <w:tcPr>
+            <w:tcW w:w="6560" w:type="dxa"/>
+            <w:tcBorders>
+              <w:top w:val="single" w:sz="1" w:space="0" w:color="CCCCCC"/>
+              <w:left w:val="single" w:sz="1" w:space="0" w:color="CCCCCC"/>
+              <w:bottom w:val="single" w:sz="1" w:space="0" w:color="CCCCCC"/>
+              <w:right w:val="single" w:sz="1" w:space="0" w:color="CCCCCC"/>
+            </w:tcBorders>
+            <w:shd w:val="clear" w:color="auto" w:fill="FFFFFF"/>
+            <w:tcMar>
+              <w:top w:w="80" w:type="dxa"/>
+              <w:left w:w="150" w:type="dxa"/>
+              <w:bottom w:w="80" w:type="dxa"/>
+              <w:right w:w="150" w:type="dxa"/>
+            </w:tcMar>
+          </w:tcPr>
+          <w:p>
+            <w:pPr>
+              <w:rPr>
+                <w:highlight w:val="yellow"/>
+              </w:rPr>
+            </w:pPr>
+            <w:r>
+              <w:rPr>
+                <w:sz w:val="20"/>
+                <w:szCs w:val="20"/>
+                <w:highlight w:val="yellow"/>
+              </w:rPr>
+              <w:t>timestamps</w:t>
             </w:r>
           </w:p>
         </w:tc>
@@ -5564,12 +4533,21 @@
     <w:p>
       <w:pPr>
         <w:pStyle w:val="Heading2"/>
-      </w:pPr>
-      <w:r>
+        <w:rPr>
+          <w:highlight w:val="yellow"/>
+        </w:rPr>
+      </w:pPr>
+      <w:r>
+        <w:rPr>
+          <w:highlight w:val="yellow"/>
+        </w:rPr>
         <w:t xml:space="preserve">Table: </w:t>
       </w:r>
       <w:proofErr w:type="spellStart"/>
       <w:r>
+        <w:rPr>
+          <w:highlight w:val="yellow"/>
+        </w:rPr>
         <w:t>asset_procurements</w:t>
       </w:r>
       <w:proofErr w:type="spellEnd"/>
@@ -5617,6 +4595,11 @@
             </w:tcMar>
           </w:tcPr>
           <w:p>
+            <w:pPr>
+              <w:rPr>
+                <w:highlight w:val="yellow"/>
+              </w:rPr>
+            </w:pPr>
             <w:r>
               <w:rPr>
                 <w:b/>
@@ -5624,6 +4607,7 @@
                 <w:color w:val="FFFFFF"/>
                 <w:sz w:val="20"/>
                 <w:szCs w:val="20"/>
+                <w:highlight w:val="yellow"/>
               </w:rPr>
               <w:t>Column</w:t>
             </w:r>
@@ -5647,6 +4631,11 @@
             </w:tcMar>
           </w:tcPr>
           <w:p>
+            <w:pPr>
+              <w:rPr>
+                <w:highlight w:val="yellow"/>
+              </w:rPr>
+            </w:pPr>
             <w:r>
               <w:rPr>
                 <w:b/>
@@ -5654,6 +4643,7 @@
                 <w:color w:val="FFFFFF"/>
                 <w:sz w:val="20"/>
                 <w:szCs w:val="20"/>
+                <w:highlight w:val="yellow"/>
               </w:rPr>
               <w:t>Notes</w:t>
             </w:r>
@@ -5679,10 +4669,16 @@
             </w:tcMar>
           </w:tcPr>
           <w:p>
-            <w:r>
-              <w:rPr>
-                <w:sz w:val="20"/>
-                <w:szCs w:val="20"/>
+            <w:pPr>
+              <w:rPr>
+                <w:highlight w:val="yellow"/>
+              </w:rPr>
+            </w:pPr>
+            <w:r>
+              <w:rPr>
+                <w:sz w:val="20"/>
+                <w:szCs w:val="20"/>
+                <w:highlight w:val="yellow"/>
               </w:rPr>
               <w:t xml:space="preserve">id, </w:t>
             </w:r>
@@ -5691,6 +4687,7 @@
               <w:rPr>
                 <w:sz w:val="20"/>
                 <w:szCs w:val="20"/>
+                <w:highlight w:val="yellow"/>
               </w:rPr>
               <w:t>asset_id</w:t>
             </w:r>
@@ -5715,10 +4712,16 @@
             </w:tcMar>
           </w:tcPr>
           <w:p>
-            <w:r>
-              <w:rPr>
-                <w:sz w:val="20"/>
-                <w:szCs w:val="20"/>
+            <w:pPr>
+              <w:rPr>
+                <w:highlight w:val="yellow"/>
+              </w:rPr>
+            </w:pPr>
+            <w:r>
+              <w:rPr>
+                <w:sz w:val="20"/>
+                <w:szCs w:val="20"/>
+                <w:highlight w:val="yellow"/>
               </w:rPr>
               <w:t>FK to assets</w:t>
             </w:r>
@@ -5744,11 +4747,17 @@
             </w:tcMar>
           </w:tcPr>
           <w:p>
+            <w:pPr>
+              <w:rPr>
+                <w:highlight w:val="yellow"/>
+              </w:rPr>
+            </w:pPr>
             <w:proofErr w:type="spellStart"/>
             <w:r>
               <w:rPr>
                 <w:sz w:val="20"/>
                 <w:szCs w:val="20"/>
+                <w:highlight w:val="yellow"/>
               </w:rPr>
               <w:t>purchase_date</w:t>
             </w:r>
@@ -5773,10 +4782,16 @@
             </w:tcMar>
           </w:tcPr>
           <w:p>
-            <w:r>
-              <w:rPr>
-                <w:sz w:val="20"/>
-                <w:szCs w:val="20"/>
+            <w:pPr>
+              <w:rPr>
+                <w:highlight w:val="yellow"/>
+              </w:rPr>
+            </w:pPr>
+            <w:r>
+              <w:rPr>
+                <w:sz w:val="20"/>
+                <w:szCs w:val="20"/>
+                <w:highlight w:val="yellow"/>
               </w:rPr>
               <w:t>Date of purchase</w:t>
             </w:r>
@@ -5802,11 +4817,17 @@
             </w:tcMar>
           </w:tcPr>
           <w:p>
+            <w:pPr>
+              <w:rPr>
+                <w:highlight w:val="yellow"/>
+              </w:rPr>
+            </w:pPr>
             <w:proofErr w:type="spellStart"/>
             <w:r>
               <w:rPr>
                 <w:sz w:val="20"/>
                 <w:szCs w:val="20"/>
+                <w:highlight w:val="yellow"/>
               </w:rPr>
               <w:t>purchase_vendor</w:t>
             </w:r>
@@ -5831,10 +4852,16 @@
             </w:tcMar>
           </w:tcPr>
           <w:p>
-            <w:r>
-              <w:rPr>
-                <w:sz w:val="20"/>
-                <w:szCs w:val="20"/>
+            <w:pPr>
+              <w:rPr>
+                <w:highlight w:val="yellow"/>
+              </w:rPr>
+            </w:pPr>
+            <w:r>
+              <w:rPr>
+                <w:sz w:val="20"/>
+                <w:szCs w:val="20"/>
+                <w:highlight w:val="yellow"/>
               </w:rPr>
               <w:t>Supplier name</w:t>
             </w:r>
@@ -5860,11 +4887,17 @@
             </w:tcMar>
           </w:tcPr>
           <w:p>
+            <w:pPr>
+              <w:rPr>
+                <w:highlight w:val="yellow"/>
+              </w:rPr>
+            </w:pPr>
             <w:proofErr w:type="spellStart"/>
             <w:r>
               <w:rPr>
                 <w:sz w:val="20"/>
                 <w:szCs w:val="20"/>
+                <w:highlight w:val="yellow"/>
               </w:rPr>
               <w:t>purchase_cost</w:t>
             </w:r>
@@ -5889,10 +4922,16 @@
             </w:tcMar>
           </w:tcPr>
           <w:p>
-            <w:r>
-              <w:rPr>
-                <w:sz w:val="20"/>
-                <w:szCs w:val="20"/>
+            <w:pPr>
+              <w:rPr>
+                <w:highlight w:val="yellow"/>
+              </w:rPr>
+            </w:pPr>
+            <w:r>
+              <w:rPr>
+                <w:sz w:val="20"/>
+                <w:szCs w:val="20"/>
+                <w:highlight w:val="yellow"/>
               </w:rPr>
               <w:t>Cannot be negative</w:t>
             </w:r>
@@ -5918,11 +4957,17 @@
             </w:tcMar>
           </w:tcPr>
           <w:p>
+            <w:pPr>
+              <w:rPr>
+                <w:highlight w:val="yellow"/>
+              </w:rPr>
+            </w:pPr>
             <w:proofErr w:type="spellStart"/>
             <w:r>
               <w:rPr>
                 <w:sz w:val="20"/>
                 <w:szCs w:val="20"/>
+                <w:highlight w:val="yellow"/>
               </w:rPr>
               <w:t>warranty_expiry_date</w:t>
             </w:r>
@@ -5951,6 +4996,7 @@
               <w:rPr>
                 <w:sz w:val="20"/>
                 <w:szCs w:val="20"/>
+                <w:highlight w:val="yellow"/>
               </w:rPr>
               <w:t xml:space="preserve">Must be after </w:t>
             </w:r>
@@ -5959,6 +5005,7 @@
               <w:rPr>
                 <w:sz w:val="20"/>
                 <w:szCs w:val="20"/>
+                <w:highlight w:val="yellow"/>
               </w:rPr>
               <w:t>purchase_date</w:t>
             </w:r>
@@ -6219,7 +5266,6 @@
                 <w:sz w:val="20"/>
                 <w:szCs w:val="20"/>
               </w:rPr>
-              <w:lastRenderedPageBreak/>
               <w:t>issue_status</w:t>
             </w:r>
             <w:proofErr w:type="spellEnd"/>
@@ -6351,7 +5397,14 @@
                 <w:sz w:val="20"/>
                 <w:szCs w:val="20"/>
               </w:rPr>
-              <w:t>note</w:t>
+              <w:t>N</w:t>
+            </w:r>
+            <w:r>
+              <w:rPr>
+                <w:sz w:val="20"/>
+                <w:szCs w:val="20"/>
+              </w:rPr>
+              <w:t>ote</w:t>
             </w:r>
           </w:p>
         </w:tc>
@@ -6379,6 +5432,80 @@
                 <w:szCs w:val="20"/>
               </w:rPr>
               <w:t>Technician notes</w:t>
+            </w:r>
+          </w:p>
+        </w:tc>
+      </w:tr>
+      <w:tr>
+        <w:tc>
+          <w:tcPr>
+            <w:tcW w:w="2800" w:type="dxa"/>
+            <w:tcBorders>
+              <w:top w:val="single" w:sz="1" w:space="0" w:color="CCCCCC"/>
+              <w:left w:val="single" w:sz="1" w:space="0" w:color="CCCCCC"/>
+              <w:bottom w:val="single" w:sz="1" w:space="0" w:color="CCCCCC"/>
+              <w:right w:val="single" w:sz="1" w:space="0" w:color="CCCCCC"/>
+            </w:tcBorders>
+            <w:shd w:val="clear" w:color="auto" w:fill="F0F4FA"/>
+            <w:tcMar>
+              <w:top w:w="80" w:type="dxa"/>
+              <w:left w:w="150" w:type="dxa"/>
+              <w:bottom w:w="80" w:type="dxa"/>
+              <w:right w:w="150" w:type="dxa"/>
+            </w:tcMar>
+          </w:tcPr>
+          <w:p>
+            <w:proofErr w:type="spellStart"/>
+            <w:r>
+              <w:rPr>
+                <w:sz w:val="20"/>
+                <w:szCs w:val="20"/>
+              </w:rPr>
+              <w:t>created_at</w:t>
+            </w:r>
+            <w:proofErr w:type="spellEnd"/>
+            <w:r>
+              <w:rPr>
+                <w:sz w:val="20"/>
+                <w:szCs w:val="20"/>
+              </w:rPr>
+              <w:t xml:space="preserve"> / </w:t>
+            </w:r>
+            <w:proofErr w:type="spellStart"/>
+            <w:r>
+              <w:rPr>
+                <w:sz w:val="20"/>
+                <w:szCs w:val="20"/>
+              </w:rPr>
+              <w:t>updated_at</w:t>
+            </w:r>
+            <w:proofErr w:type="spellEnd"/>
+          </w:p>
+        </w:tc>
+        <w:tc>
+          <w:tcPr>
+            <w:tcW w:w="6560" w:type="dxa"/>
+            <w:tcBorders>
+              <w:top w:val="single" w:sz="1" w:space="0" w:color="CCCCCC"/>
+              <w:left w:val="single" w:sz="1" w:space="0" w:color="CCCCCC"/>
+              <w:bottom w:val="single" w:sz="1" w:space="0" w:color="CCCCCC"/>
+              <w:right w:val="single" w:sz="1" w:space="0" w:color="CCCCCC"/>
+            </w:tcBorders>
+            <w:shd w:val="clear" w:color="auto" w:fill="F0F4FA"/>
+            <w:tcMar>
+              <w:top w:w="80" w:type="dxa"/>
+              <w:left w:w="150" w:type="dxa"/>
+              <w:bottom w:w="80" w:type="dxa"/>
+              <w:right w:w="150" w:type="dxa"/>
+            </w:tcMar>
+          </w:tcPr>
+          <w:p>
+            <w:r>
+              <w:rPr>
+                <w:sz w:val="20"/>
+                <w:szCs w:val="20"/>
+              </w:rPr>
+              <w:t>timestamps</w:t>
             </w:r>
           </w:p>
         </w:tc>
@@ -6392,9 +5519,12 @@
     <w:p>
       <w:pPr>
         <w:pStyle w:val="Heading2"/>
-      </w:pPr>
-      <w:r>
-        <w:t>Table: users (New)</w:t>
+        <w:tabs>
+          <w:tab w:val="left" w:pos="2760"/>
+        </w:tabs>
+      </w:pPr>
+      <w:r>
+        <w:t xml:space="preserve">Table: users </w:t>
       </w:r>
     </w:p>
     <w:tbl>
@@ -6549,21 +5679,27 @@
               <w:bottom w:val="single" w:sz="1" w:space="0" w:color="CCCCCC"/>
               <w:right w:val="single" w:sz="1" w:space="0" w:color="CCCCCC"/>
             </w:tcBorders>
-            <w:shd w:val="clear" w:color="auto" w:fill="FFFFFF"/>
-            <w:tcMar>
-              <w:top w:w="80" w:type="dxa"/>
-              <w:left w:w="150" w:type="dxa"/>
-              <w:bottom w:w="80" w:type="dxa"/>
-              <w:right w:w="150" w:type="dxa"/>
-            </w:tcMar>
-          </w:tcPr>
-          <w:p>
-            <w:r>
-              <w:rPr>
-                <w:sz w:val="20"/>
-                <w:szCs w:val="20"/>
-              </w:rPr>
-              <w:t>username / email</w:t>
+            <w:shd w:val="clear" w:color="auto" w:fill="F0F4FA"/>
+            <w:tcMar>
+              <w:top w:w="80" w:type="dxa"/>
+              <w:left w:w="150" w:type="dxa"/>
+              <w:bottom w:w="80" w:type="dxa"/>
+              <w:right w:w="150" w:type="dxa"/>
+            </w:tcMar>
+          </w:tcPr>
+          <w:p>
+            <w:pPr>
+              <w:rPr>
+                <w:sz w:val="20"/>
+                <w:szCs w:val="20"/>
+              </w:rPr>
+            </w:pPr>
+            <w:r>
+              <w:rPr>
+                <w:sz w:val="20"/>
+                <w:szCs w:val="20"/>
+              </w:rPr>
+              <w:t>Image</w:t>
             </w:r>
           </w:p>
         </w:tc>
@@ -6576,21 +5712,27 @@
               <w:bottom w:val="single" w:sz="1" w:space="0" w:color="CCCCCC"/>
               <w:right w:val="single" w:sz="1" w:space="0" w:color="CCCCCC"/>
             </w:tcBorders>
-            <w:shd w:val="clear" w:color="auto" w:fill="FFFFFF"/>
-            <w:tcMar>
-              <w:top w:w="80" w:type="dxa"/>
-              <w:left w:w="150" w:type="dxa"/>
-              <w:bottom w:w="80" w:type="dxa"/>
-              <w:right w:w="150" w:type="dxa"/>
-            </w:tcMar>
-          </w:tcPr>
-          <w:p>
-            <w:r>
-              <w:rPr>
-                <w:sz w:val="20"/>
-                <w:szCs w:val="20"/>
-              </w:rPr>
-              <w:t>Unique login identifiers</w:t>
+            <w:shd w:val="clear" w:color="auto" w:fill="F0F4FA"/>
+            <w:tcMar>
+              <w:top w:w="80" w:type="dxa"/>
+              <w:left w:w="150" w:type="dxa"/>
+              <w:bottom w:w="80" w:type="dxa"/>
+              <w:right w:w="150" w:type="dxa"/>
+            </w:tcMar>
+          </w:tcPr>
+          <w:p>
+            <w:pPr>
+              <w:rPr>
+                <w:sz w:val="20"/>
+                <w:szCs w:val="20"/>
+              </w:rPr>
+            </w:pPr>
+            <w:r>
+              <w:rPr>
+                <w:sz w:val="20"/>
+                <w:szCs w:val="20"/>
+              </w:rPr>
+              <w:t>VARCHAR</w:t>
             </w:r>
           </w:p>
         </w:tc>
@@ -6605,24 +5747,22 @@
               <w:bottom w:val="single" w:sz="1" w:space="0" w:color="CCCCCC"/>
               <w:right w:val="single" w:sz="1" w:space="0" w:color="CCCCCC"/>
             </w:tcBorders>
-            <w:shd w:val="clear" w:color="auto" w:fill="F0F4FA"/>
-            <w:tcMar>
-              <w:top w:w="80" w:type="dxa"/>
-              <w:left w:w="150" w:type="dxa"/>
-              <w:bottom w:w="80" w:type="dxa"/>
-              <w:right w:w="150" w:type="dxa"/>
-            </w:tcMar>
-          </w:tcPr>
-          <w:p>
-            <w:proofErr w:type="spellStart"/>
-            <w:r>
-              <w:rPr>
-                <w:sz w:val="20"/>
-                <w:szCs w:val="20"/>
-              </w:rPr>
-              <w:t>password_hash</w:t>
-            </w:r>
-            <w:proofErr w:type="spellEnd"/>
+            <w:shd w:val="clear" w:color="auto" w:fill="FFFFFF"/>
+            <w:tcMar>
+              <w:top w:w="80" w:type="dxa"/>
+              <w:left w:w="150" w:type="dxa"/>
+              <w:bottom w:w="80" w:type="dxa"/>
+              <w:right w:w="150" w:type="dxa"/>
+            </w:tcMar>
+          </w:tcPr>
+          <w:p>
+            <w:r>
+              <w:rPr>
+                <w:sz w:val="20"/>
+                <w:szCs w:val="20"/>
+              </w:rPr>
+              <w:t>username / email</w:t>
+            </w:r>
           </w:p>
         </w:tc>
         <w:tc>
@@ -6634,30 +5774,21 @@
               <w:bottom w:val="single" w:sz="1" w:space="0" w:color="CCCCCC"/>
               <w:right w:val="single" w:sz="1" w:space="0" w:color="CCCCCC"/>
             </w:tcBorders>
-            <w:shd w:val="clear" w:color="auto" w:fill="F0F4FA"/>
-            <w:tcMar>
-              <w:top w:w="80" w:type="dxa"/>
-              <w:left w:w="150" w:type="dxa"/>
-              <w:bottom w:w="80" w:type="dxa"/>
-              <w:right w:w="150" w:type="dxa"/>
-            </w:tcMar>
-          </w:tcPr>
-          <w:p>
-            <w:proofErr w:type="spellStart"/>
-            <w:r>
-              <w:rPr>
-                <w:sz w:val="20"/>
-                <w:szCs w:val="20"/>
-              </w:rPr>
-              <w:t>BCrypt</w:t>
-            </w:r>
-            <w:proofErr w:type="spellEnd"/>
-            <w:r>
-              <w:rPr>
-                <w:sz w:val="20"/>
-                <w:szCs w:val="20"/>
-              </w:rPr>
-              <w:t>-encoded password</w:t>
+            <w:shd w:val="clear" w:color="auto" w:fill="FFFFFF"/>
+            <w:tcMar>
+              <w:top w:w="80" w:type="dxa"/>
+              <w:left w:w="150" w:type="dxa"/>
+              <w:bottom w:w="80" w:type="dxa"/>
+              <w:right w:w="150" w:type="dxa"/>
+            </w:tcMar>
+          </w:tcPr>
+          <w:p>
+            <w:r>
+              <w:rPr>
+                <w:sz w:val="20"/>
+                <w:szCs w:val="20"/>
+              </w:rPr>
+              <w:t>Unique login identifiers</w:t>
             </w:r>
           </w:p>
         </w:tc>
@@ -6672,22 +5803,24 @@
               <w:bottom w:val="single" w:sz="1" w:space="0" w:color="CCCCCC"/>
               <w:right w:val="single" w:sz="1" w:space="0" w:color="CCCCCC"/>
             </w:tcBorders>
-            <w:shd w:val="clear" w:color="auto" w:fill="FFFFFF"/>
-            <w:tcMar>
-              <w:top w:w="80" w:type="dxa"/>
-              <w:left w:w="150" w:type="dxa"/>
-              <w:bottom w:w="80" w:type="dxa"/>
-              <w:right w:w="150" w:type="dxa"/>
-            </w:tcMar>
-          </w:tcPr>
-          <w:p>
-            <w:r>
-              <w:rPr>
-                <w:sz w:val="20"/>
-                <w:szCs w:val="20"/>
-              </w:rPr>
-              <w:t>role</w:t>
-            </w:r>
+            <w:shd w:val="clear" w:color="auto" w:fill="F0F4FA"/>
+            <w:tcMar>
+              <w:top w:w="80" w:type="dxa"/>
+              <w:left w:w="150" w:type="dxa"/>
+              <w:bottom w:w="80" w:type="dxa"/>
+              <w:right w:w="150" w:type="dxa"/>
+            </w:tcMar>
+          </w:tcPr>
+          <w:p>
+            <w:proofErr w:type="spellStart"/>
+            <w:r>
+              <w:rPr>
+                <w:sz w:val="20"/>
+                <w:szCs w:val="20"/>
+              </w:rPr>
+              <w:t>password_hash</w:t>
+            </w:r>
+            <w:proofErr w:type="spellEnd"/>
           </w:p>
         </w:tc>
         <w:tc>
@@ -6699,35 +5832,30 @@
               <w:bottom w:val="single" w:sz="1" w:space="0" w:color="CCCCCC"/>
               <w:right w:val="single" w:sz="1" w:space="0" w:color="CCCCCC"/>
             </w:tcBorders>
-            <w:shd w:val="clear" w:color="auto" w:fill="FFFFFF"/>
-            <w:tcMar>
-              <w:top w:w="80" w:type="dxa"/>
-              <w:left w:w="150" w:type="dxa"/>
-              <w:bottom w:w="80" w:type="dxa"/>
-              <w:right w:w="150" w:type="dxa"/>
-            </w:tcMar>
-          </w:tcPr>
-          <w:p>
-            <w:r>
-              <w:rPr>
-                <w:sz w:val="20"/>
-                <w:szCs w:val="20"/>
-              </w:rPr>
-              <w:t>ADMI</w:t>
-            </w:r>
-            <w:r>
-              <w:rPr>
-                <w:sz w:val="20"/>
-                <w:szCs w:val="20"/>
-              </w:rPr>
-              <w:t>N</w:t>
-            </w:r>
-            <w:r>
-              <w:rPr>
-                <w:sz w:val="20"/>
-                <w:szCs w:val="20"/>
-              </w:rPr>
-              <w:t xml:space="preserve"> MANAGER — stored as ENUM</w:t>
+            <w:shd w:val="clear" w:color="auto" w:fill="F0F4FA"/>
+            <w:tcMar>
+              <w:top w:w="80" w:type="dxa"/>
+              <w:left w:w="150" w:type="dxa"/>
+              <w:bottom w:w="80" w:type="dxa"/>
+              <w:right w:w="150" w:type="dxa"/>
+            </w:tcMar>
+          </w:tcPr>
+          <w:p>
+            <w:proofErr w:type="spellStart"/>
+            <w:r>
+              <w:rPr>
+                <w:sz w:val="20"/>
+                <w:szCs w:val="20"/>
+              </w:rPr>
+              <w:t>BCrypt</w:t>
+            </w:r>
+            <w:proofErr w:type="spellEnd"/>
+            <w:r>
+              <w:rPr>
+                <w:sz w:val="20"/>
+                <w:szCs w:val="20"/>
+              </w:rPr>
+              <w:t>-encoded password</w:t>
             </w:r>
           </w:p>
         </w:tc>
@@ -6742,24 +5870,22 @@
               <w:bottom w:val="single" w:sz="1" w:space="0" w:color="CCCCCC"/>
               <w:right w:val="single" w:sz="1" w:space="0" w:color="CCCCCC"/>
             </w:tcBorders>
-            <w:shd w:val="clear" w:color="auto" w:fill="F0F4FA"/>
-            <w:tcMar>
-              <w:top w:w="80" w:type="dxa"/>
-              <w:left w:w="150" w:type="dxa"/>
-              <w:bottom w:w="80" w:type="dxa"/>
-              <w:right w:w="150" w:type="dxa"/>
-            </w:tcMar>
-          </w:tcPr>
-          <w:p>
-            <w:proofErr w:type="spellStart"/>
-            <w:r>
-              <w:rPr>
-                <w:sz w:val="20"/>
-                <w:szCs w:val="20"/>
-              </w:rPr>
-              <w:t>created_at</w:t>
-            </w:r>
-            <w:proofErr w:type="spellEnd"/>
+            <w:shd w:val="clear" w:color="auto" w:fill="FFFFFF"/>
+            <w:tcMar>
+              <w:top w:w="80" w:type="dxa"/>
+              <w:left w:w="150" w:type="dxa"/>
+              <w:bottom w:w="80" w:type="dxa"/>
+              <w:right w:w="150" w:type="dxa"/>
+            </w:tcMar>
+          </w:tcPr>
+          <w:p>
+            <w:r>
+              <w:rPr>
+                <w:sz w:val="20"/>
+                <w:szCs w:val="20"/>
+              </w:rPr>
+              <w:t>role</w:t>
+            </w:r>
           </w:p>
         </w:tc>
         <w:tc>
@@ -6771,21 +5897,21 @@
               <w:bottom w:val="single" w:sz="1" w:space="0" w:color="CCCCCC"/>
               <w:right w:val="single" w:sz="1" w:space="0" w:color="CCCCCC"/>
             </w:tcBorders>
-            <w:shd w:val="clear" w:color="auto" w:fill="F0F4FA"/>
-            <w:tcMar>
-              <w:top w:w="80" w:type="dxa"/>
-              <w:left w:w="150" w:type="dxa"/>
-              <w:bottom w:w="80" w:type="dxa"/>
-              <w:right w:w="150" w:type="dxa"/>
-            </w:tcMar>
-          </w:tcPr>
-          <w:p>
-            <w:r>
-              <w:rPr>
-                <w:sz w:val="20"/>
-                <w:szCs w:val="20"/>
-              </w:rPr>
-              <w:t>Account creation timestamp</w:t>
+            <w:shd w:val="clear" w:color="auto" w:fill="FFFFFF"/>
+            <w:tcMar>
+              <w:top w:w="80" w:type="dxa"/>
+              <w:left w:w="150" w:type="dxa"/>
+              <w:bottom w:w="80" w:type="dxa"/>
+              <w:right w:w="150" w:type="dxa"/>
+            </w:tcMar>
+          </w:tcPr>
+          <w:p>
+            <w:r>
+              <w:rPr>
+                <w:sz w:val="20"/>
+                <w:szCs w:val="20"/>
+              </w:rPr>
+              <w:t>SUPER_ADMIN or ADMIN.</w:t>
             </w:r>
           </w:p>
         </w:tc>
@@ -6800,6 +5926,64 @@
               <w:bottom w:val="single" w:sz="1" w:space="0" w:color="CCCCCC"/>
               <w:right w:val="single" w:sz="1" w:space="0" w:color="CCCCCC"/>
             </w:tcBorders>
+            <w:shd w:val="clear" w:color="auto" w:fill="F0F4FA"/>
+            <w:tcMar>
+              <w:top w:w="80" w:type="dxa"/>
+              <w:left w:w="150" w:type="dxa"/>
+              <w:bottom w:w="80" w:type="dxa"/>
+              <w:right w:w="150" w:type="dxa"/>
+            </w:tcMar>
+          </w:tcPr>
+          <w:p>
+            <w:proofErr w:type="spellStart"/>
+            <w:r>
+              <w:rPr>
+                <w:sz w:val="20"/>
+                <w:szCs w:val="20"/>
+              </w:rPr>
+              <w:t>created_at</w:t>
+            </w:r>
+            <w:proofErr w:type="spellEnd"/>
+          </w:p>
+        </w:tc>
+        <w:tc>
+          <w:tcPr>
+            <w:tcW w:w="6560" w:type="dxa"/>
+            <w:tcBorders>
+              <w:top w:val="single" w:sz="1" w:space="0" w:color="CCCCCC"/>
+              <w:left w:val="single" w:sz="1" w:space="0" w:color="CCCCCC"/>
+              <w:bottom w:val="single" w:sz="1" w:space="0" w:color="CCCCCC"/>
+              <w:right w:val="single" w:sz="1" w:space="0" w:color="CCCCCC"/>
+            </w:tcBorders>
+            <w:shd w:val="clear" w:color="auto" w:fill="F0F4FA"/>
+            <w:tcMar>
+              <w:top w:w="80" w:type="dxa"/>
+              <w:left w:w="150" w:type="dxa"/>
+              <w:bottom w:w="80" w:type="dxa"/>
+              <w:right w:w="150" w:type="dxa"/>
+            </w:tcMar>
+          </w:tcPr>
+          <w:p>
+            <w:r>
+              <w:rPr>
+                <w:sz w:val="20"/>
+                <w:szCs w:val="20"/>
+              </w:rPr>
+              <w:t>Account creation timestamp</w:t>
+            </w:r>
+          </w:p>
+        </w:tc>
+      </w:tr>
+      <w:tr>
+        <w:tc>
+          <w:tcPr>
+            <w:tcW w:w="2800" w:type="dxa"/>
+            <w:tcBorders>
+              <w:top w:val="single" w:sz="1" w:space="0" w:color="CCCCCC"/>
+              <w:left w:val="single" w:sz="1" w:space="0" w:color="CCCCCC"/>
+              <w:bottom w:val="single" w:sz="1" w:space="0" w:color="CCCCCC"/>
+              <w:right w:val="single" w:sz="1" w:space="0" w:color="CCCCCC"/>
+            </w:tcBorders>
             <w:shd w:val="clear" w:color="auto" w:fill="FFFFFF"/>
             <w:tcMar>
               <w:top w:w="80" w:type="dxa"/>
@@ -6844,6 +6028,81 @@
                 <w:szCs w:val="20"/>
               </w:rPr>
               <w:t>Soft-disable accounts without deletion</w:t>
+            </w:r>
+          </w:p>
+        </w:tc>
+      </w:tr>
+      <w:tr>
+        <w:tc>
+          <w:tcPr>
+            <w:tcW w:w="2800" w:type="dxa"/>
+            <w:tcBorders>
+              <w:top w:val="single" w:sz="1" w:space="0" w:color="CCCCCC"/>
+              <w:left w:val="single" w:sz="1" w:space="0" w:color="CCCCCC"/>
+              <w:bottom w:val="single" w:sz="1" w:space="0" w:color="CCCCCC"/>
+              <w:right w:val="single" w:sz="1" w:space="0" w:color="CCCCCC"/>
+            </w:tcBorders>
+            <w:shd w:val="clear" w:color="auto" w:fill="FFFFFF"/>
+            <w:tcMar>
+              <w:top w:w="80" w:type="dxa"/>
+              <w:left w:w="150" w:type="dxa"/>
+              <w:bottom w:w="80" w:type="dxa"/>
+              <w:right w:w="150" w:type="dxa"/>
+            </w:tcMar>
+          </w:tcPr>
+          <w:p>
+            <w:proofErr w:type="spellStart"/>
+            <w:r>
+              <w:rPr>
+                <w:sz w:val="20"/>
+                <w:szCs w:val="20"/>
+              </w:rPr>
+              <w:lastRenderedPageBreak/>
+              <w:t>created_at</w:t>
+            </w:r>
+            <w:proofErr w:type="spellEnd"/>
+            <w:r>
+              <w:rPr>
+                <w:sz w:val="20"/>
+                <w:szCs w:val="20"/>
+              </w:rPr>
+              <w:t xml:space="preserve"> / </w:t>
+            </w:r>
+            <w:proofErr w:type="spellStart"/>
+            <w:r>
+              <w:rPr>
+                <w:sz w:val="20"/>
+                <w:szCs w:val="20"/>
+              </w:rPr>
+              <w:t>updated_at</w:t>
+            </w:r>
+            <w:proofErr w:type="spellEnd"/>
+          </w:p>
+        </w:tc>
+        <w:tc>
+          <w:tcPr>
+            <w:tcW w:w="6560" w:type="dxa"/>
+            <w:tcBorders>
+              <w:top w:val="single" w:sz="1" w:space="0" w:color="CCCCCC"/>
+              <w:left w:val="single" w:sz="1" w:space="0" w:color="CCCCCC"/>
+              <w:bottom w:val="single" w:sz="1" w:space="0" w:color="CCCCCC"/>
+              <w:right w:val="single" w:sz="1" w:space="0" w:color="CCCCCC"/>
+            </w:tcBorders>
+            <w:shd w:val="clear" w:color="auto" w:fill="FFFFFF"/>
+            <w:tcMar>
+              <w:top w:w="80" w:type="dxa"/>
+              <w:left w:w="150" w:type="dxa"/>
+              <w:bottom w:w="80" w:type="dxa"/>
+              <w:right w:w="150" w:type="dxa"/>
+            </w:tcMar>
+          </w:tcPr>
+          <w:p>
+            <w:r>
+              <w:rPr>
+                <w:sz w:val="20"/>
+                <w:szCs w:val="20"/>
+              </w:rPr>
+              <w:t>timestamps</w:t>
             </w:r>
           </w:p>
         </w:tc>
@@ -6909,7 +6168,10 @@
       </w:r>
       <w:proofErr w:type="spellEnd"/>
       <w:r>
-        <w:t>/auth/logout — invalidate token</w:t>
+        <w:t xml:space="preserve">/auth/logout — invalidate </w:t>
+      </w:r>
+      <w:r>
+        <w:t>token.</w:t>
       </w:r>
     </w:p>
     <w:p>
@@ -6930,21 +6192,13 @@
       </w:r>
       <w:proofErr w:type="spellEnd"/>
       <w:r>
-        <w:t>/auth/register — ADMIN</w:t>
-      </w:r>
-      <w:r>
-        <w:t xml:space="preserve"> MANAGER</w:t>
-      </w:r>
-      <w:r>
-        <w:t xml:space="preserve"> only</w:t>
-      </w:r>
-    </w:p>
-    <w:p>
-      <w:pPr>
-        <w:pStyle w:val="Heading2"/>
-      </w:pPr>
-      <w:r>
-        <w:t>Asset APIs</w:t>
+        <w:t>/auth/refresh</w:t>
+      </w:r>
+      <w:r>
+        <w:t>-</w:t>
+      </w:r>
+      <w:r>
+        <w:t>token</w:t>
       </w:r>
     </w:p>
     <w:p>
@@ -6957,27 +6211,27 @@
         <w:spacing w:before="40" w:after="40"/>
       </w:pPr>
       <w:r>
-        <w:rPr>
-          <w:highlight w:val="yellow"/>
-        </w:rPr>
-        <w:t>POST /</w:t>
+        <w:t>P</w:t>
+      </w:r>
+      <w:r>
+        <w:t>OST</w:t>
+      </w:r>
+      <w:r>
+        <w:t xml:space="preserve"> /</w:t>
       </w:r>
       <w:proofErr w:type="spellStart"/>
       <w:r>
-        <w:rPr>
-          <w:highlight w:val="yellow"/>
-        </w:rPr>
         <w:t>api</w:t>
       </w:r>
       <w:proofErr w:type="spellEnd"/>
       <w:r>
-        <w:rPr>
-          <w:highlight w:val="yellow"/>
-        </w:rPr>
-        <w:t>/assets — create</w:t>
-      </w:r>
-      <w:r>
-        <w:t xml:space="preserve"> (AUTH)</w:t>
+        <w:t>/auth/forgot</w:t>
+      </w:r>
+      <w:r>
+        <w:t>-</w:t>
+      </w:r>
+      <w:r>
+        <w:t xml:space="preserve">password </w:t>
       </w:r>
     </w:p>
     <w:p>
@@ -6990,27 +6244,27 @@
         <w:spacing w:before="40" w:after="40"/>
       </w:pPr>
       <w:r>
-        <w:rPr>
-          <w:highlight w:val="yellow"/>
-        </w:rPr>
-        <w:t>GET /</w:t>
+        <w:t>PUT</w:t>
+      </w:r>
+      <w:r>
+        <w:t xml:space="preserve"> /</w:t>
       </w:r>
       <w:proofErr w:type="spellStart"/>
       <w:r>
-        <w:rPr>
-          <w:highlight w:val="yellow"/>
-        </w:rPr>
         <w:t>api</w:t>
       </w:r>
       <w:proofErr w:type="spellEnd"/>
       <w:r>
-        <w:rPr>
-          <w:highlight w:val="yellow"/>
-        </w:rPr>
-        <w:t>/assets — list all</w:t>
-      </w:r>
-      <w:r>
-        <w:t xml:space="preserve"> (AUTH)</w:t>
+        <w:t>/auth/</w:t>
+      </w:r>
+      <w:r>
+        <w:t>change</w:t>
+      </w:r>
+      <w:r>
+        <w:t>-</w:t>
+      </w:r>
+      <w:r>
+        <w:t>password (AUTH)</w:t>
       </w:r>
     </w:p>
     <w:p>
@@ -7023,27 +6277,21 @@
         <w:spacing w:before="40" w:after="40"/>
       </w:pPr>
       <w:r>
-        <w:rPr>
-          <w:highlight w:val="yellow"/>
-        </w:rPr>
-        <w:t>GET /</w:t>
+        <w:t>PUT /</w:t>
       </w:r>
       <w:proofErr w:type="spellStart"/>
       <w:r>
-        <w:rPr>
-          <w:highlight w:val="yellow"/>
-        </w:rPr>
         <w:t>api</w:t>
       </w:r>
       <w:proofErr w:type="spellEnd"/>
       <w:r>
-        <w:rPr>
-          <w:highlight w:val="yellow"/>
-        </w:rPr>
-        <w:t>/assets/{id} — view detail</w:t>
-      </w:r>
-      <w:r>
-        <w:t xml:space="preserve"> (AUTH)</w:t>
+        <w:t>/auth/update</w:t>
+      </w:r>
+      <w:r>
+        <w:t>-</w:t>
+      </w:r>
+      <w:r>
+        <w:t>profile (AUTH)</w:t>
       </w:r>
     </w:p>
     <w:p>
@@ -7056,27 +6304,29 @@
         <w:spacing w:before="40" w:after="40"/>
       </w:pPr>
       <w:r>
-        <w:rPr>
-          <w:highlight w:val="yellow"/>
-        </w:rPr>
-        <w:t>PUT /</w:t>
+        <w:t>GET /</w:t>
       </w:r>
       <w:proofErr w:type="spellStart"/>
       <w:r>
-        <w:rPr>
-          <w:highlight w:val="yellow"/>
-        </w:rPr>
         <w:t>api</w:t>
       </w:r>
       <w:proofErr w:type="spellEnd"/>
       <w:r>
-        <w:rPr>
-          <w:highlight w:val="yellow"/>
-        </w:rPr>
-        <w:t>/assets/{id} — update</w:t>
-      </w:r>
-      <w:r>
-        <w:t xml:space="preserve"> (AUTH)</w:t>
+        <w:t>/auth/view</w:t>
+      </w:r>
+      <w:r>
+        <w:t>-profile (</w:t>
+      </w:r>
+      <w:r>
+        <w:t>AUTH)</w:t>
+      </w:r>
+    </w:p>
+    <w:p>
+      <w:pPr>
+        <w:pStyle w:val="Heading2"/>
+      </w:pPr>
+      <w:r>
+        <w:t>Asset APIs</w:t>
       </w:r>
     </w:p>
     <w:p>
@@ -7092,13 +6342,7 @@
         <w:rPr>
           <w:highlight w:val="yellow"/>
         </w:rPr>
-        <w:t>DELETE</w:t>
-      </w:r>
-      <w:r>
-        <w:rPr>
-          <w:highlight w:val="yellow"/>
-        </w:rPr>
-        <w:t xml:space="preserve"> /</w:t>
+        <w:t>POST /</w:t>
       </w:r>
       <w:proofErr w:type="spellStart"/>
       <w:r>
@@ -7112,30 +6356,10 @@
         <w:rPr>
           <w:highlight w:val="yellow"/>
         </w:rPr>
-        <w:t>/assets/</w:t>
-      </w:r>
-      <w:r>
-        <w:rPr>
-          <w:highlight w:val="yellow"/>
-        </w:rPr>
-        <w:t>{id}</w:t>
-      </w:r>
-      <w:r>
-        <w:rPr>
-          <w:highlight w:val="yellow"/>
-        </w:rPr>
-        <w:t xml:space="preserve"> — search and filter</w:t>
+        <w:t>/assets — create</w:t>
       </w:r>
       <w:r>
         <w:t xml:space="preserve"> (AUTH)</w:t>
-      </w:r>
-    </w:p>
-    <w:p>
-      <w:pPr>
-        <w:pStyle w:val="Heading2"/>
-      </w:pPr>
-      <w:r>
-        <w:t>Assignment APIs</w:t>
       </w:r>
     </w:p>
     <w:p>
@@ -7151,7 +6375,7 @@
         <w:rPr>
           <w:highlight w:val="yellow"/>
         </w:rPr>
-        <w:t>POST /</w:t>
+        <w:t>GET /</w:t>
       </w:r>
       <w:proofErr w:type="spellStart"/>
       <w:r>
@@ -7165,7 +6389,7 @@
         <w:rPr>
           <w:highlight w:val="yellow"/>
         </w:rPr>
-        <w:t>/assignments — assign asset</w:t>
+        <w:t>/assets — list all</w:t>
       </w:r>
       <w:r>
         <w:t xml:space="preserve"> (AUTH)</w:t>
@@ -7184,7 +6408,7 @@
         <w:rPr>
           <w:highlight w:val="yellow"/>
         </w:rPr>
-        <w:t>POST /</w:t>
+        <w:t>GET /</w:t>
       </w:r>
       <w:proofErr w:type="spellStart"/>
       <w:r>
@@ -7198,19 +6422,10 @@
         <w:rPr>
           <w:highlight w:val="yellow"/>
         </w:rPr>
-        <w:t xml:space="preserve">/assignments/{id}/return — return asset </w:t>
-      </w:r>
-      <w:r>
-        <w:rPr>
-          <w:highlight w:val="yellow"/>
-        </w:rPr>
-        <w:t>change the statue</w:t>
-      </w:r>
-      <w:r>
-        <w:t xml:space="preserve"> (</w:t>
-      </w:r>
-      <w:r>
-        <w:t>AUTH)</w:t>
+        <w:t>/assets/{id} — view detail</w:t>
+      </w:r>
+      <w:r>
+        <w:t xml:space="preserve"> (AUTH)</w:t>
       </w:r>
     </w:p>
     <w:p>
@@ -7226,7 +6441,7 @@
         <w:rPr>
           <w:highlight w:val="yellow"/>
         </w:rPr>
-        <w:t>GET /</w:t>
+        <w:t>PUT /</w:t>
       </w:r>
       <w:proofErr w:type="spellStart"/>
       <w:r>
@@ -7240,7 +6455,7 @@
         <w:rPr>
           <w:highlight w:val="yellow"/>
         </w:rPr>
-        <w:t>/assets/{id}/assignments — view history</w:t>
+        <w:t>/assets/{id} — update</w:t>
       </w:r>
       <w:r>
         <w:t xml:space="preserve"> (AUTH)</w:t>
@@ -7259,7 +6474,13 @@
         <w:rPr>
           <w:highlight w:val="yellow"/>
         </w:rPr>
-        <w:t>UPDATE /</w:t>
+        <w:t>DELETE</w:t>
+      </w:r>
+      <w:r>
+        <w:rPr>
+          <w:highlight w:val="yellow"/>
+        </w:rPr>
+        <w:t xml:space="preserve"> /</w:t>
       </w:r>
       <w:proofErr w:type="spellStart"/>
       <w:r>
@@ -7273,10 +6494,30 @@
         <w:rPr>
           <w:highlight w:val="yellow"/>
         </w:rPr>
-        <w:t>/assignment/{id} — update the assignments</w:t>
+        <w:t>/assets/</w:t>
+      </w:r>
+      <w:r>
+        <w:rPr>
+          <w:highlight w:val="yellow"/>
+        </w:rPr>
+        <w:t>{id}</w:t>
+      </w:r>
+      <w:r>
+        <w:rPr>
+          <w:highlight w:val="yellow"/>
+        </w:rPr>
+        <w:t xml:space="preserve"> — search and filter</w:t>
       </w:r>
       <w:r>
         <w:t xml:space="preserve"> (AUTH)</w:t>
+      </w:r>
+    </w:p>
+    <w:p>
+      <w:pPr>
+        <w:pStyle w:val="Heading2"/>
+      </w:pPr>
+      <w:r>
+        <w:t>Assignment APIs</w:t>
       </w:r>
     </w:p>
     <w:p>
@@ -7292,7 +6533,7 @@
         <w:rPr>
           <w:highlight w:val="yellow"/>
         </w:rPr>
-        <w:t>DELETE /</w:t>
+        <w:t>POST /</w:t>
       </w:r>
       <w:proofErr w:type="spellStart"/>
       <w:r>
@@ -7306,18 +6547,22 @@
         <w:rPr>
           <w:highlight w:val="yellow"/>
         </w:rPr>
-        <w:t>/assignment/{id}/return – delete the assignments</w:t>
+        <w:t>/</w:t>
+      </w:r>
+      <w:r>
+        <w:rPr>
+          <w:highlight w:val="yellow"/>
+        </w:rPr>
+        <w:t>assets/{id}/</w:t>
+      </w:r>
+      <w:r>
+        <w:rPr>
+          <w:highlight w:val="yellow"/>
+        </w:rPr>
+        <w:t>assignments — assign asset</w:t>
       </w:r>
       <w:r>
         <w:t xml:space="preserve"> (AUTH)</w:t>
-      </w:r>
-    </w:p>
-    <w:p>
-      <w:pPr>
-        <w:pStyle w:val="Heading2"/>
-      </w:pPr>
-      <w:r>
-        <w:t>Procurement APIs</w:t>
       </w:r>
     </w:p>
     <w:p>
@@ -7330,15 +6575,36 @@
         <w:spacing w:before="40" w:after="40"/>
       </w:pPr>
       <w:r>
+        <w:rPr>
+          <w:highlight w:val="yellow"/>
+        </w:rPr>
         <w:t>POST /</w:t>
       </w:r>
       <w:proofErr w:type="spellStart"/>
       <w:r>
+        <w:rPr>
+          <w:highlight w:val="yellow"/>
+        </w:rPr>
         <w:t>api</w:t>
       </w:r>
       <w:proofErr w:type="spellEnd"/>
       <w:r>
-        <w:t>/assets/{id}/procurement — create (AUTH)</w:t>
+        <w:rPr>
+          <w:highlight w:val="yellow"/>
+        </w:rPr>
+        <w:t xml:space="preserve">/assignments/{id}/return — return asset </w:t>
+      </w:r>
+      <w:r>
+        <w:rPr>
+          <w:highlight w:val="yellow"/>
+        </w:rPr>
+        <w:t>change the statue</w:t>
+      </w:r>
+      <w:r>
+        <w:t xml:space="preserve"> (</w:t>
+      </w:r>
+      <w:r>
+        <w:t>AUTH)</w:t>
       </w:r>
     </w:p>
     <w:p>
@@ -7351,28 +6617,27 @@
         <w:spacing w:before="40" w:after="40"/>
       </w:pPr>
       <w:r>
-        <w:lastRenderedPageBreak/>
-        <w:t>P</w:t>
-      </w:r>
-      <w:r>
-        <w:t>A</w:t>
-      </w:r>
-      <w:r>
-        <w:t>T</w:t>
-      </w:r>
-      <w:r>
-        <w:t>CH</w:t>
-      </w:r>
-      <w:r>
-        <w:t xml:space="preserve"> /</w:t>
+        <w:rPr>
+          <w:highlight w:val="yellow"/>
+        </w:rPr>
+        <w:t>GET /</w:t>
       </w:r>
       <w:proofErr w:type="spellStart"/>
       <w:r>
+        <w:rPr>
+          <w:highlight w:val="yellow"/>
+        </w:rPr>
         <w:t>api</w:t>
       </w:r>
       <w:proofErr w:type="spellEnd"/>
       <w:r>
-        <w:t>/assets/{id}/procurement — update (AUTH)</w:t>
+        <w:rPr>
+          <w:highlight w:val="yellow"/>
+        </w:rPr>
+        <w:t>/assets/{id}/assignments — view history</w:t>
+      </w:r>
+      <w:r>
+        <w:t xml:space="preserve"> (AUTH)</w:t>
       </w:r>
     </w:p>
     <w:p>
@@ -7385,15 +6650,33 @@
         <w:spacing w:before="40" w:after="40"/>
       </w:pPr>
       <w:r>
-        <w:t>GET /</w:t>
+        <w:rPr>
+          <w:highlight w:val="yellow"/>
+        </w:rPr>
+        <w:t>PUT</w:t>
+      </w:r>
+      <w:r>
+        <w:rPr>
+          <w:highlight w:val="yellow"/>
+        </w:rPr>
+        <w:t xml:space="preserve"> /</w:t>
       </w:r>
       <w:proofErr w:type="spellStart"/>
       <w:r>
+        <w:rPr>
+          <w:highlight w:val="yellow"/>
+        </w:rPr>
         <w:t>api</w:t>
       </w:r>
       <w:proofErr w:type="spellEnd"/>
       <w:r>
-        <w:t>/assets/{id}/procurement/ — view (AUTH)</w:t>
+        <w:rPr>
+          <w:highlight w:val="yellow"/>
+        </w:rPr>
+        <w:t>/assignment/{id} — update the assignments</w:t>
+      </w:r>
+      <w:r>
+        <w:t xml:space="preserve"> (AUTH)</w:t>
       </w:r>
     </w:p>
     <w:p>
@@ -7405,27 +6688,28 @@
         </w:numPr>
         <w:spacing w:before="40" w:after="40"/>
       </w:pPr>
+      <w:r>
+        <w:rPr>
+          <w:highlight w:val="yellow"/>
+        </w:rPr>
+        <w:t>DELETE /</w:t>
+      </w:r>
       <w:proofErr w:type="spellStart"/>
       <w:r>
-        <w:t>D</w:t>
+        <w:rPr>
+          <w:highlight w:val="yellow"/>
+        </w:rPr>
+        <w:t>api</w:t>
       </w:r>
       <w:proofErr w:type="spellEnd"/>
       <w:r>
-        <w:t>ELETE /</w:t>
-      </w:r>
-      <w:proofErr w:type="spellStart"/>
-      <w:r>
-        <w:t>api</w:t>
-      </w:r>
-      <w:proofErr w:type="spellEnd"/>
-      <w:r>
-        <w:t>/assets/</w:t>
-      </w:r>
-      <w:r>
-        <w:t>procurement</w:t>
-      </w:r>
-      <w:r>
-        <w:t>/{id} — delete (AUTH)</w:t>
+        <w:rPr>
+          <w:highlight w:val="yellow"/>
+        </w:rPr>
+        <w:t>/assignment/{id} – delete the assignments</w:t>
+      </w:r>
+      <w:r>
+        <w:t xml:space="preserve"> (AUTH)</w:t>
       </w:r>
     </w:p>
     <w:p>
@@ -7433,7 +6717,7 @@
         <w:pStyle w:val="Heading2"/>
       </w:pPr>
       <w:r>
-        <w:t>Issue APIs</w:t>
+        <w:t>Procurement APIs</w:t>
       </w:r>
     </w:p>
     <w:p>
@@ -7446,15 +6730,27 @@
         <w:spacing w:before="40" w:after="40"/>
       </w:pPr>
       <w:r>
+        <w:rPr>
+          <w:highlight w:val="yellow"/>
+        </w:rPr>
         <w:t>POST /</w:t>
       </w:r>
       <w:proofErr w:type="spellStart"/>
       <w:r>
+        <w:rPr>
+          <w:highlight w:val="yellow"/>
+        </w:rPr>
         <w:t>api</w:t>
       </w:r>
       <w:proofErr w:type="spellEnd"/>
       <w:r>
-        <w:t>/assets/{id}/issues — report issue (AUTH)</w:t>
+        <w:rPr>
+          <w:highlight w:val="yellow"/>
+        </w:rPr>
+        <w:t>/assets/{id}/procurement — create (</w:t>
+      </w:r>
+      <w:r>
+        <w:t>AUTH)</w:t>
       </w:r>
     </w:p>
     <w:p>
@@ -7467,15 +6763,51 @@
         <w:spacing w:before="40" w:after="40"/>
       </w:pPr>
       <w:r>
-        <w:t>PUT /</w:t>
+        <w:rPr>
+          <w:highlight w:val="yellow"/>
+        </w:rPr>
+        <w:t>P</w:t>
+      </w:r>
+      <w:r>
+        <w:rPr>
+          <w:highlight w:val="yellow"/>
+        </w:rPr>
+        <w:t>A</w:t>
+      </w:r>
+      <w:r>
+        <w:rPr>
+          <w:highlight w:val="yellow"/>
+        </w:rPr>
+        <w:t>T</w:t>
+      </w:r>
+      <w:r>
+        <w:rPr>
+          <w:highlight w:val="yellow"/>
+        </w:rPr>
+        <w:t>CH</w:t>
+      </w:r>
+      <w:r>
+        <w:rPr>
+          <w:highlight w:val="yellow"/>
+        </w:rPr>
+        <w:t xml:space="preserve"> /</w:t>
       </w:r>
       <w:proofErr w:type="spellStart"/>
       <w:r>
+        <w:rPr>
+          <w:highlight w:val="yellow"/>
+        </w:rPr>
         <w:t>api</w:t>
       </w:r>
       <w:proofErr w:type="spellEnd"/>
       <w:r>
-        <w:t>/issues/{id} — update issue (AUTH)</w:t>
+        <w:rPr>
+          <w:highlight w:val="yellow"/>
+        </w:rPr>
+        <w:t>/assets/{id}/procurement — update (</w:t>
+      </w:r>
+      <w:r>
+        <w:t>AUTH)</w:t>
       </w:r>
     </w:p>
     <w:p>
@@ -7488,23 +6820,27 @@
         <w:spacing w:before="40" w:after="40"/>
       </w:pPr>
       <w:r>
+        <w:rPr>
+          <w:highlight w:val="yellow"/>
+        </w:rPr>
         <w:t>GET /</w:t>
       </w:r>
       <w:proofErr w:type="spellStart"/>
       <w:r>
+        <w:rPr>
+          <w:highlight w:val="yellow"/>
+        </w:rPr>
         <w:t>api</w:t>
       </w:r>
       <w:proofErr w:type="spellEnd"/>
       <w:r>
-        <w:t>/assets/{id}/issues — view issues (AUTH)</w:t>
-      </w:r>
-    </w:p>
-    <w:p>
-      <w:pPr>
-        <w:pStyle w:val="Heading2"/>
-      </w:pPr>
-      <w:r>
-        <w:t>Report APIs (Public)</w:t>
+        <w:rPr>
+          <w:highlight w:val="yellow"/>
+        </w:rPr>
+        <w:t>/assets/{id}/procurement — view</w:t>
+      </w:r>
+      <w:r>
+        <w:t xml:space="preserve"> (AUTH)</w:t>
       </w:r>
     </w:p>
     <w:p>
@@ -7517,6 +6853,63 @@
         <w:spacing w:before="40" w:after="40"/>
       </w:pPr>
       <w:r>
+        <w:rPr>
+          <w:highlight w:val="yellow"/>
+        </w:rPr>
+        <w:t>DELETE /</w:t>
+      </w:r>
+      <w:proofErr w:type="spellStart"/>
+      <w:r>
+        <w:rPr>
+          <w:highlight w:val="yellow"/>
+        </w:rPr>
+        <w:t>api</w:t>
+      </w:r>
+      <w:proofErr w:type="spellEnd"/>
+      <w:r>
+        <w:rPr>
+          <w:highlight w:val="yellow"/>
+        </w:rPr>
+        <w:t>/assets/</w:t>
+      </w:r>
+      <w:r>
+        <w:rPr>
+          <w:highlight w:val="yellow"/>
+        </w:rPr>
+        <w:t>{id}/</w:t>
+      </w:r>
+      <w:r>
+        <w:rPr>
+          <w:highlight w:val="yellow"/>
+        </w:rPr>
+        <w:t>procurement— delete</w:t>
+      </w:r>
+      <w:r>
+        <w:t xml:space="preserve"> (AUTH)</w:t>
+      </w:r>
+    </w:p>
+    <w:p>
+      <w:pPr>
+        <w:pStyle w:val="Heading2"/>
+      </w:pPr>
+      <w:r>
+        <w:t>User Management API</w:t>
+      </w:r>
+    </w:p>
+    <w:p>
+      <w:pPr>
+        <w:pStyle w:val="ListParagraph"/>
+        <w:numPr>
+          <w:ilvl w:val="0"/>
+          <w:numId w:val="6"/>
+        </w:numPr>
+        <w:spacing w:before="40" w:after="40"/>
+        <w:rPr>
+          <w:b/>
+          <w:bCs/>
+        </w:rPr>
+      </w:pPr>
+      <w:r>
         <w:t>GET /</w:t>
       </w:r>
       <w:proofErr w:type="spellStart"/>
@@ -7525,7 +6918,180 @@
       </w:r>
       <w:proofErr w:type="spellEnd"/>
       <w:r>
-        <w:t>/reports/summary — dashboard summary (PUBLIC)</w:t>
+        <w:t>/users</w:t>
+      </w:r>
+      <w:r>
+        <w:t xml:space="preserve"> </w:t>
+      </w:r>
+      <w:r>
+        <w:t>(AUTH)</w:t>
+      </w:r>
+    </w:p>
+    <w:p>
+      <w:pPr>
+        <w:pStyle w:val="ListParagraph"/>
+        <w:numPr>
+          <w:ilvl w:val="0"/>
+          <w:numId w:val="6"/>
+        </w:numPr>
+        <w:spacing w:before="40" w:after="40"/>
+        <w:rPr>
+          <w:b/>
+          <w:bCs/>
+        </w:rPr>
+      </w:pPr>
+      <w:r>
+        <w:t>GET /</w:t>
+      </w:r>
+      <w:proofErr w:type="spellStart"/>
+      <w:r>
+        <w:t>api</w:t>
+      </w:r>
+      <w:proofErr w:type="spellEnd"/>
+      <w:r>
+        <w:t>/users/{id}</w:t>
+      </w:r>
+      <w:r>
+        <w:t xml:space="preserve"> </w:t>
+      </w:r>
+      <w:r>
+        <w:t>(AUTH)</w:t>
+      </w:r>
+    </w:p>
+    <w:p>
+      <w:pPr>
+        <w:pStyle w:val="ListParagraph"/>
+        <w:numPr>
+          <w:ilvl w:val="0"/>
+          <w:numId w:val="6"/>
+        </w:numPr>
+        <w:spacing w:before="40" w:after="40"/>
+        <w:rPr>
+          <w:b/>
+          <w:bCs/>
+        </w:rPr>
+      </w:pPr>
+      <w:r>
+        <w:t>POST /</w:t>
+      </w:r>
+      <w:proofErr w:type="spellStart"/>
+      <w:r>
+        <w:t>api</w:t>
+      </w:r>
+      <w:proofErr w:type="spellEnd"/>
+      <w:r>
+        <w:t>/auth/register</w:t>
+      </w:r>
+      <w:r>
+        <w:t xml:space="preserve"> </w:t>
+      </w:r>
+      <w:r>
+        <w:t>(AUTH)</w:t>
+      </w:r>
+    </w:p>
+    <w:p>
+      <w:pPr>
+        <w:pStyle w:val="ListParagraph"/>
+        <w:numPr>
+          <w:ilvl w:val="0"/>
+          <w:numId w:val="6"/>
+        </w:numPr>
+        <w:spacing w:before="40" w:after="40"/>
+        <w:rPr>
+          <w:b/>
+          <w:bCs/>
+        </w:rPr>
+      </w:pPr>
+      <w:r>
+        <w:t>PATCH /</w:t>
+      </w:r>
+      <w:proofErr w:type="spellStart"/>
+      <w:r>
+        <w:t>api</w:t>
+      </w:r>
+      <w:proofErr w:type="spellEnd"/>
+      <w:r>
+        <w:t>/users/{id}/role</w:t>
+      </w:r>
+      <w:r>
+        <w:t xml:space="preserve"> </w:t>
+      </w:r>
+      <w:r>
+        <w:t>(AUTH)</w:t>
+      </w:r>
+    </w:p>
+    <w:p>
+      <w:pPr>
+        <w:pStyle w:val="ListParagraph"/>
+        <w:numPr>
+          <w:ilvl w:val="0"/>
+          <w:numId w:val="6"/>
+        </w:numPr>
+        <w:spacing w:before="40" w:after="40"/>
+        <w:rPr>
+          <w:b/>
+          <w:bCs/>
+        </w:rPr>
+      </w:pPr>
+      <w:r>
+        <w:t>PATCH /</w:t>
+      </w:r>
+      <w:proofErr w:type="spellStart"/>
+      <w:r>
+        <w:t>api</w:t>
+      </w:r>
+      <w:proofErr w:type="spellEnd"/>
+      <w:r>
+        <w:t>/users/{id}/status</w:t>
+      </w:r>
+      <w:r>
+        <w:t xml:space="preserve"> </w:t>
+      </w:r>
+      <w:r>
+        <w:t>(AUTH)</w:t>
+      </w:r>
+    </w:p>
+    <w:p>
+      <w:pPr>
+        <w:pStyle w:val="ListParagraph"/>
+        <w:numPr>
+          <w:ilvl w:val="0"/>
+          <w:numId w:val="6"/>
+        </w:numPr>
+        <w:spacing w:before="40" w:after="40"/>
+        <w:rPr>
+          <w:b/>
+          <w:bCs/>
+        </w:rPr>
+      </w:pPr>
+      <w:r>
+        <w:t xml:space="preserve">DELETE </w:t>
+      </w:r>
+      <w:r>
+        <w:t>/</w:t>
+      </w:r>
+      <w:proofErr w:type="spellStart"/>
+      <w:r>
+        <w:t>api</w:t>
+      </w:r>
+      <w:proofErr w:type="spellEnd"/>
+      <w:r>
+        <w:t>/users/{id}</w:t>
+      </w:r>
+      <w:r>
+        <w:t xml:space="preserve"> </w:t>
+      </w:r>
+      <w:r>
+        <w:t>(AUTH)</w:t>
+      </w:r>
+    </w:p>
+    <w:p>
+      <w:pPr>
+        <w:pStyle w:val="Heading2"/>
+      </w:pPr>
+      <w:r>
+        <w:lastRenderedPageBreak/>
+        <w:t>Issue APIs</w:t>
       </w:r>
     </w:p>
     <w:p>
@@ -7538,7 +7104,7 @@
         <w:spacing w:before="40" w:after="40"/>
       </w:pPr>
       <w:r>
-        <w:t>GET /</w:t>
+        <w:t>POST /</w:t>
       </w:r>
       <w:proofErr w:type="spellStart"/>
       <w:r>
@@ -7546,7 +7112,7 @@
       </w:r>
       <w:proofErr w:type="spellEnd"/>
       <w:r>
-        <w:t>/reports/warranty-expiry — warranty report (PUBLIC)</w:t>
+        <w:t>/assets/{id}/issues — report issue (AUTH)</w:t>
       </w:r>
     </w:p>
     <w:p>
@@ -7559,7 +7125,7 @@
         <w:spacing w:before="40" w:after="40"/>
       </w:pPr>
       <w:r>
-        <w:t>GET /</w:t>
+        <w:t>PUT /</w:t>
       </w:r>
       <w:proofErr w:type="spellStart"/>
       <w:r>
@@ -7567,7 +7133,7 @@
       </w:r>
       <w:proofErr w:type="spellEnd"/>
       <w:r>
-        <w:t>/reports/available-assets — availability (PUBLIC)</w:t>
+        <w:t>/issues/{id} — update issue (AUTH)</w:t>
       </w:r>
     </w:p>
     <w:p>
@@ -7588,7 +7154,7 @@
       </w:r>
       <w:proofErr w:type="spellEnd"/>
       <w:r>
-        <w:t>/reports/issues — issue overview (PUBLIC)</w:t>
+        <w:t>/assets/{id}/issues — view issues (AUTH)</w:t>
       </w:r>
     </w:p>
     <w:p>
@@ -7601,6 +7167,98 @@
         <w:spacing w:before="40" w:after="40"/>
       </w:pPr>
       <w:r>
+        <w:t>DELETE /</w:t>
+      </w:r>
+      <w:proofErr w:type="spellStart"/>
+      <w:r>
+        <w:t>api</w:t>
+      </w:r>
+      <w:proofErr w:type="spellEnd"/>
+      <w:r>
+        <w:t>/issues/{id} – Deleted (AUTH)</w:t>
+      </w:r>
+    </w:p>
+    <w:p>
+      <w:pPr>
+        <w:pStyle w:val="Heading2"/>
+      </w:pPr>
+      <w:r>
+        <w:t>Report APIs (Public)</w:t>
+      </w:r>
+    </w:p>
+    <w:p>
+      <w:pPr>
+        <w:pStyle w:val="ListParagraph"/>
+        <w:numPr>
+          <w:ilvl w:val="0"/>
+          <w:numId w:val="2"/>
+        </w:numPr>
+        <w:spacing w:before="40" w:after="40"/>
+      </w:pPr>
+      <w:r>
+        <w:t>GET /</w:t>
+      </w:r>
+      <w:proofErr w:type="spellStart"/>
+      <w:r>
+        <w:t>api</w:t>
+      </w:r>
+      <w:proofErr w:type="spellEnd"/>
+      <w:r>
+        <w:t>/reports/summary — dashboard summary (PUBLIC)</w:t>
+      </w:r>
+    </w:p>
+    <w:p>
+      <w:pPr>
+        <w:pStyle w:val="ListParagraph"/>
+        <w:numPr>
+          <w:ilvl w:val="0"/>
+          <w:numId w:val="2"/>
+        </w:numPr>
+        <w:spacing w:before="40" w:after="40"/>
+      </w:pPr>
+      <w:r>
+        <w:t>GET /</w:t>
+      </w:r>
+      <w:proofErr w:type="spellStart"/>
+      <w:r>
+        <w:t>api</w:t>
+      </w:r>
+      <w:proofErr w:type="spellEnd"/>
+      <w:r>
+        <w:t>/reports/available-assets — availability (PUBLIC)</w:t>
+      </w:r>
+    </w:p>
+    <w:p>
+      <w:pPr>
+        <w:pStyle w:val="ListParagraph"/>
+        <w:numPr>
+          <w:ilvl w:val="0"/>
+          <w:numId w:val="2"/>
+        </w:numPr>
+        <w:spacing w:before="40" w:after="40"/>
+      </w:pPr>
+      <w:r>
+        <w:t>GET /</w:t>
+      </w:r>
+      <w:proofErr w:type="spellStart"/>
+      <w:r>
+        <w:t>api</w:t>
+      </w:r>
+      <w:proofErr w:type="spellEnd"/>
+      <w:r>
+        <w:t>/reports/issues — issue overview (PUBLIC)</w:t>
+      </w:r>
+    </w:p>
+    <w:p>
+      <w:pPr>
+        <w:pStyle w:val="ListParagraph"/>
+        <w:numPr>
+          <w:ilvl w:val="0"/>
+          <w:numId w:val="2"/>
+        </w:numPr>
+        <w:spacing w:before="40" w:after="40"/>
+      </w:pPr>
+      <w:r>
         <w:rPr>
           <w:sz w:val="20"/>
           <w:szCs w:val="20"/>
@@ -7621,10 +7279,99 @@
           <w:sz w:val="20"/>
           <w:szCs w:val="20"/>
         </w:rPr>
-        <w:t xml:space="preserve">/reports/Search/device-detail </w:t>
+        <w:t>/reports/</w:t>
+      </w:r>
+      <w:r>
+        <w:rPr>
+          <w:sz w:val="20"/>
+          <w:szCs w:val="20"/>
+        </w:rPr>
+        <w:t>s</w:t>
+      </w:r>
+      <w:r>
+        <w:rPr>
+          <w:sz w:val="20"/>
+          <w:szCs w:val="20"/>
+        </w:rPr>
+        <w:t xml:space="preserve">earch/device-detail </w:t>
       </w:r>
       <w:r>
         <w:t>— issue overview (PUBLIC)</w:t>
+      </w:r>
+    </w:p>
+    <w:p>
+      <w:pPr>
+        <w:pStyle w:val="ListParagraph"/>
+        <w:numPr>
+          <w:ilvl w:val="0"/>
+          <w:numId w:val="2"/>
+        </w:numPr>
+        <w:spacing w:before="40" w:after="40"/>
+      </w:pPr>
+      <w:r>
+        <w:rPr>
+          <w:sz w:val="20"/>
+          <w:szCs w:val="20"/>
+        </w:rPr>
+        <w:t>GET/</w:t>
+      </w:r>
+      <w:proofErr w:type="spellStart"/>
+      <w:r>
+        <w:rPr>
+          <w:sz w:val="20"/>
+          <w:szCs w:val="20"/>
+        </w:rPr>
+        <w:t>api</w:t>
+      </w:r>
+      <w:proofErr w:type="spellEnd"/>
+      <w:r>
+        <w:rPr>
+          <w:sz w:val="20"/>
+          <w:szCs w:val="20"/>
+        </w:rPr>
+        <w:t>/reports/</w:t>
+      </w:r>
+      <w:r>
+        <w:rPr>
+          <w:sz w:val="20"/>
+          <w:szCs w:val="20"/>
+        </w:rPr>
+        <w:t xml:space="preserve"> </w:t>
+      </w:r>
+      <w:r>
+        <w:rPr>
+          <w:sz w:val="20"/>
+          <w:szCs w:val="20"/>
+        </w:rPr>
+        <w:t>warranty</w:t>
+      </w:r>
+      <w:r>
+        <w:rPr>
+          <w:sz w:val="20"/>
+          <w:szCs w:val="20"/>
+        </w:rPr>
+        <w:t>-</w:t>
+      </w:r>
+      <w:r>
+        <w:rPr>
+          <w:sz w:val="20"/>
+          <w:szCs w:val="20"/>
+        </w:rPr>
+        <w:t>expiry</w:t>
+      </w:r>
+      <w:r>
+        <w:rPr>
+          <w:sz w:val="20"/>
+          <w:szCs w:val="20"/>
+        </w:rPr>
+        <w:t>-</w:t>
+      </w:r>
+      <w:r>
+        <w:rPr>
+          <w:sz w:val="20"/>
+          <w:szCs w:val="20"/>
+        </w:rPr>
+        <w:t>date</w:t>
       </w:r>
     </w:p>
     <w:p>
@@ -8129,24 +7876,13 @@
         </w:numPr>
         <w:spacing w:before="40" w:after="40"/>
       </w:pPr>
-      <w:r>
-        <w:t xml:space="preserve">status values should be controlled by </w:t>
-      </w:r>
       <w:proofErr w:type="spellStart"/>
       <w:r>
-        <w:t>enum</w:t>
+        <w:t>device_name</w:t>
       </w:r>
       <w:proofErr w:type="spellEnd"/>
       <w:r>
-        <w:t>.</w:t>
-      </w:r>
-    </w:p>
-    <w:p>
-      <w:pPr>
-        <w:pStyle w:val="Heading2"/>
-      </w:pPr>
-      <w:r>
-        <w:t>Assignment Rules</w:t>
+        <w:t xml:space="preserve"> should be unique </w:t>
       </w:r>
     </w:p>
     <w:p>
@@ -8159,7 +7895,37 @@
         <w:spacing w:before="40" w:after="40"/>
       </w:pPr>
       <w:r>
-        <w:t>An asset can have only one active assignment.</w:t>
+        <w:t xml:space="preserve">status values </w:t>
+      </w:r>
+      <w:r>
+        <w:t xml:space="preserve">and </w:t>
+      </w:r>
+      <w:proofErr w:type="spellStart"/>
+      <w:r>
+        <w:t>device_types</w:t>
+      </w:r>
+      <w:proofErr w:type="spellEnd"/>
+      <w:r>
+        <w:t xml:space="preserve"> </w:t>
+      </w:r>
+      <w:r>
+        <w:t xml:space="preserve">should be controlled by </w:t>
+      </w:r>
+      <w:proofErr w:type="spellStart"/>
+      <w:r>
+        <w:t>enum</w:t>
+      </w:r>
+      <w:proofErr w:type="spellEnd"/>
+      <w:r>
+        <w:t>.</w:t>
+      </w:r>
+    </w:p>
+    <w:p>
+      <w:pPr>
+        <w:pStyle w:val="Heading2"/>
+      </w:pPr>
+      <w:r>
+        <w:t>Assignment Rules</w:t>
       </w:r>
     </w:p>
     <w:p>
@@ -8172,7 +7938,7 @@
         <w:spacing w:before="40" w:after="40"/>
       </w:pPr>
       <w:r>
-        <w:t>Only AVAILABLE assets can be assigned.</w:t>
+        <w:t>An asset can have only one active assignment.</w:t>
       </w:r>
     </w:p>
     <w:p>
@@ -8185,16 +7951,7 @@
         <w:spacing w:before="40" w:after="40"/>
       </w:pPr>
       <w:r>
-        <w:t>Returning an asset closes the active assignment record.</w:t>
-      </w:r>
-    </w:p>
-    <w:p>
-      <w:pPr>
-        <w:pStyle w:val="Heading2"/>
-      </w:pPr>
-      <w:r>
-        <w:lastRenderedPageBreak/>
-        <w:t>Procurement Rules</w:t>
+        <w:t>Only AVAILABLE assets can be assigned.</w:t>
       </w:r>
     </w:p>
     <w:p>
@@ -8207,7 +7964,15 @@
         <w:spacing w:before="40" w:after="40"/>
       </w:pPr>
       <w:r>
-        <w:t>Purchase cost cannot be negative.</w:t>
+        <w:t>Returning an asset closes the active assignment record.</w:t>
+      </w:r>
+    </w:p>
+    <w:p>
+      <w:pPr>
+        <w:pStyle w:val="Heading2"/>
+      </w:pPr>
+      <w:r>
+        <w:t>Procurement Rules</w:t>
       </w:r>
     </w:p>
     <w:p>
@@ -8220,15 +7985,8 @@
         <w:spacing w:before="40" w:after="40"/>
       </w:pPr>
       <w:r>
-        <w:t>Warranty expiry should be after purchase date.</w:t>
-      </w:r>
-    </w:p>
-    <w:p>
-      <w:pPr>
-        <w:pStyle w:val="Heading2"/>
-      </w:pPr>
-      <w:r>
-        <w:t>Authentication Rules</w:t>
+        <w:lastRenderedPageBreak/>
+        <w:t>Purchase cost cannot be negative.</w:t>
       </w:r>
     </w:p>
     <w:p>
@@ -8241,7 +7999,15 @@
         <w:spacing w:before="40" w:after="40"/>
       </w:pPr>
       <w:r>
-        <w:t>All management actions require a valid, unexpired JWT token.</w:t>
+        <w:t>Warranty expiry should be after purchase date.</w:t>
+      </w:r>
+    </w:p>
+    <w:p>
+      <w:pPr>
+        <w:pStyle w:val="Heading2"/>
+      </w:pPr>
+      <w:r>
+        <w:t>Authentication Rules</w:t>
       </w:r>
     </w:p>
     <w:p>
@@ -8254,7 +8020,7 @@
         <w:spacing w:before="40" w:after="40"/>
       </w:pPr>
       <w:r>
-        <w:t>Tokens must include the user role claim for authorization checks.</w:t>
+        <w:t>All management actions require a valid, unexpired JWT token.</w:t>
       </w:r>
     </w:p>
     <w:p>
@@ -8267,7 +8033,7 @@
         <w:spacing w:before="40" w:after="40"/>
       </w:pPr>
       <w:r>
-        <w:t>Failed login attempts should return 401 Unauthorized — never expose user existence.</w:t>
+        <w:t>Tokens must include the user role claim for authorization checks.</w:t>
       </w:r>
     </w:p>
     <w:p>
@@ -8280,36 +8046,7 @@
         <w:spacing w:before="40" w:after="40"/>
       </w:pPr>
       <w:r>
-        <w:t>Disabled accounts (</w:t>
-      </w:r>
-      <w:proofErr w:type="spellStart"/>
-      <w:r>
-        <w:t>is_active</w:t>
-      </w:r>
-      <w:proofErr w:type="spellEnd"/>
-      <w:r>
-        <w:t xml:space="preserve"> = false) are rejected at login.</w:t>
-      </w:r>
-    </w:p>
-    <w:p>
-      <w:pPr>
-        <w:spacing w:before="60" w:after="60"/>
-      </w:pPr>
-    </w:p>
-    <w:p>
-      <w:pPr>
-        <w:pStyle w:val="Heading1"/>
-      </w:pPr>
-      <w:r>
-        <w:t>10. MVP Scope</w:t>
-      </w:r>
-    </w:p>
-    <w:p>
-      <w:pPr>
-        <w:spacing w:before="80" w:after="80"/>
-      </w:pPr>
-      <w:r>
-        <w:t>For version 1, focus on the smallest useful backend:</w:t>
+        <w:t>Failed login attempts should return 401 Unauthorized — never expose user existence.</w:t>
       </w:r>
     </w:p>
     <w:p>
@@ -8322,7 +8059,36 @@
         <w:spacing w:before="40" w:after="40"/>
       </w:pPr>
       <w:r>
-        <w:t>Asset CRUD</w:t>
+        <w:t>Disabled accounts (</w:t>
+      </w:r>
+      <w:proofErr w:type="spellStart"/>
+      <w:r>
+        <w:t>is_active</w:t>
+      </w:r>
+      <w:proofErr w:type="spellEnd"/>
+      <w:r>
+        <w:t xml:space="preserve"> = false) are rejected at login.</w:t>
+      </w:r>
+    </w:p>
+    <w:p>
+      <w:pPr>
+        <w:spacing w:before="60" w:after="60"/>
+      </w:pPr>
+    </w:p>
+    <w:p>
+      <w:pPr>
+        <w:pStyle w:val="Heading1"/>
+      </w:pPr>
+      <w:r>
+        <w:t>10. MVP Scope</w:t>
+      </w:r>
+    </w:p>
+    <w:p>
+      <w:pPr>
+        <w:spacing w:before="80" w:after="80"/>
+      </w:pPr>
+      <w:r>
+        <w:t>For version 1, focus on the smallest useful backend:</w:t>
       </w:r>
     </w:p>
     <w:p>
@@ -8335,7 +8101,7 @@
         <w:spacing w:before="40" w:after="40"/>
       </w:pPr>
       <w:r>
-        <w:t>Asset assignment and return</w:t>
+        <w:t>Asset CRUD</w:t>
       </w:r>
     </w:p>
     <w:p>
@@ -8348,7 +8114,7 @@
         <w:spacing w:before="40" w:after="40"/>
       </w:pPr>
       <w:r>
-        <w:t>Search and filter</w:t>
+        <w:t>Asset assignment and return</w:t>
       </w:r>
     </w:p>
     <w:p>
@@ -8361,7 +8127,7 @@
         <w:spacing w:before="40" w:after="40"/>
       </w:pPr>
       <w:r>
-        <w:t>Simple public dashboard (no login)</w:t>
+        <w:t>Search and filter</w:t>
       </w:r>
     </w:p>
     <w:p>
@@ -8374,7 +8140,7 @@
         <w:spacing w:before="40" w:after="40"/>
       </w:pPr>
       <w:r>
-        <w:t>Warranty reporting (public)</w:t>
+        <w:t xml:space="preserve">Simple dashboard </w:t>
       </w:r>
     </w:p>
     <w:p>
@@ -8387,7 +8153,7 @@
         <w:spacing w:before="40" w:after="40"/>
       </w:pPr>
       <w:r>
-        <w:t>Issue tracking (authenticated)</w:t>
+        <w:t>Warranty reporting</w:t>
       </w:r>
     </w:p>
     <w:p>
@@ -8400,20 +8166,20 @@
         <w:spacing w:before="40" w:after="40"/>
       </w:pPr>
       <w:r>
-        <w:t>JWT-based login for managers</w:t>
-      </w:r>
-    </w:p>
-    <w:p>
-      <w:pPr>
-        <w:spacing w:before="60" w:after="60"/>
-      </w:pPr>
-    </w:p>
-    <w:p>
-      <w:pPr>
-        <w:spacing w:before="80" w:after="80"/>
-      </w:pPr>
-      <w:r>
-        <w:t>Avoid in version 1: microservices, a workflow engine, and a very complex permission matrix.</w:t>
+        <w:t xml:space="preserve">Issue tracking </w:t>
+      </w:r>
+    </w:p>
+    <w:p>
+      <w:pPr>
+        <w:pStyle w:val="ListParagraph"/>
+        <w:numPr>
+          <w:ilvl w:val="0"/>
+          <w:numId w:val="2"/>
+        </w:numPr>
+        <w:spacing w:before="40" w:after="40"/>
+      </w:pPr>
+      <w:r>
+        <w:t xml:space="preserve">User Management </w:t>
       </w:r>
     </w:p>
     <w:p>
@@ -9207,6 +8973,7 @@
         <w:spacing w:before="80" w:after="80"/>
       </w:pPr>
       <w:r>
+        <w:lastRenderedPageBreak/>
         <w:t>The TID Asset Management System is an internal backend platform designed to centralize device inventory, assignment tracking, procurement records, warranty monitoring, and issue management for company assets. The system uses a modular monolith architecture with Spring Boot and PostgreSQL, organized by feature and layered by responsibility inside each module.</w:t>
       </w:r>
     </w:p>
@@ -9248,8 +9015,6 @@
       <w:pPr>
         <w:spacing w:before="60" w:after="60"/>
       </w:pPr>
-      <w:bookmarkStart w:id="0" w:name="_GoBack"/>
-      <w:bookmarkEnd w:id="0"/>
     </w:p>
     <w:sectPr>
       <w:footerReference w:type="default" r:id="rId7"/>
@@ -9427,9 +9192,9 @@
 <file path=word/numbering.xml><?xml version="1.0" encoding="utf-8"?>
 <w:numbering xmlns:wpc="http://schemas.microsoft.com/office/word/2010/wordprocessingCanvas" xmlns:cx="http://schemas.microsoft.com/office/drawing/2014/chartex" xmlns:cx1="http://schemas.microsoft.com/office/drawing/2015/9/8/chartex" xmlns:cx2="http://schemas.microsoft.com/office/drawing/2015/10/21/chartex" xmlns:cx3="http://schemas.microsoft.com/office/drawing/2016/5/9/chartex" xmlns:cx4="http://schemas.microsoft.com/office/drawing/2016/5/10/chartex" xmlns:cx5="http://schemas.microsoft.com/office/drawing/2016/5/11/chartex" xmlns:cx6="http://schemas.microsoft.com/office/drawing/2016/5/12/chartex" xmlns:cx7="http://schemas.microsoft.com/office/drawing/2016/5/13/chartex" xmlns:cx8="http://schemas.microsoft.com/office/drawing/2016/5/14/chartex" xmlns:mc="http://schemas.openxmlformats.org/markup-compatibility/2006" xmlns:aink="http://schemas.microsoft.com/office/drawing/2016/ink" xmlns:am3d="http://schemas.microsoft.com/office/drawing/2017/model3d" xmlns:o="urn:schemas-microsoft-com:office:office" xmlns:r="http://schemas.openxmlformats.org/officeDocument/2006/relationships" xmlns:m="http://schemas.openxmlformats.org/officeDocument/2006/math" xmlns:v="urn:schemas-microsoft-com:vml" xmlns:wp14="http://schemas.microsoft.com/office/word/2010/wordprocessingDrawing" xmlns:wp="http://schemas.openxmlformats.org/drawingml/2006/wordprocessingDrawing" xmlns:w10="urn:schemas-microsoft-com:office:word" xmlns:w="http://schemas.openxmlformats.org/wordprocessingml/2006/main" xmlns:w14="http://schemas.microsoft.com/office/word/2010/wordml" xmlns:w15="http://schemas.microsoft.com/office/word/2012/wordml" xmlns:w16cid="http://schemas.microsoft.com/office/word/2016/wordml/cid" xmlns:w16se="http://schemas.microsoft.com/office/word/2015/wordml/symex" xmlns:wpg="http://schemas.microsoft.com/office/word/2010/wordprocessingGroup" xmlns:wpi="http://schemas.microsoft.com/office/word/2010/wordprocessingInk" xmlns:wne="http://schemas.microsoft.com/office/word/2006/wordml" xmlns:wps="http://schemas.microsoft.com/office/word/2010/wordprocessingShape" mc:Ignorable="w14 w15 w16se w16cid wp14">
   <w:abstractNum w:abstractNumId="0" w15:restartNumberingAfterBreak="0">
-    <w:nsid w:val="26C474BB"/>
+    <w:nsid w:val="002C3D5C"/>
     <w:multiLevelType w:val="hybridMultilevel"/>
-    <w:tmpl w:val="3FD89FDA"/>
+    <w:tmpl w:val="5EAA3858"/>
     <w:lvl w:ilvl="0" w:tplc="08090001">
       <w:start w:val="1"/>
       <w:numFmt w:val="bullet"/>
@@ -9540,9 +9305,9 @@
     </w:lvl>
   </w:abstractNum>
   <w:abstractNum w:abstractNumId="1" w15:restartNumberingAfterBreak="0">
-    <w:nsid w:val="48360EEC"/>
+    <w:nsid w:val="26C474BB"/>
     <w:multiLevelType w:val="hybridMultilevel"/>
-    <w:tmpl w:val="6BF02FA0"/>
+    <w:tmpl w:val="3FD89FDA"/>
     <w:lvl w:ilvl="0" w:tplc="08090001">
       <w:start w:val="1"/>
       <w:numFmt w:val="bullet"/>
@@ -9653,16 +9418,131 @@
     </w:lvl>
   </w:abstractNum>
   <w:abstractNum w:abstractNumId="2" w15:restartNumberingAfterBreak="0">
-    <w:nsid w:val="4DFE60A9"/>
+    <w:nsid w:val="41BA4B9E"/>
     <w:multiLevelType w:val="hybridMultilevel"/>
-    <w:tmpl w:val="DE9A790E"/>
+    <w:tmpl w:val="FDEE4E2E"/>
+    <w:lvl w:ilvl="0" w:tplc="B0486668">
+      <w:start w:val="1"/>
+      <w:numFmt w:val="bullet"/>
+      <w:lvlText w:val=""/>
+      <w:lvlJc w:val="left"/>
+      <w:pPr>
+        <w:ind w:left="720" w:hanging="360"/>
+      </w:pPr>
+      <w:rPr>
+        <w:rFonts w:ascii="Symbol" w:hAnsi="Symbol" w:hint="default"/>
+        <w:b w:val="0"/>
+        <w:bCs/>
+      </w:rPr>
+    </w:lvl>
+    <w:lvl w:ilvl="1" w:tplc="08090003" w:tentative="1">
+      <w:start w:val="1"/>
+      <w:numFmt w:val="bullet"/>
+      <w:lvlText w:val="o"/>
+      <w:lvlJc w:val="left"/>
+      <w:pPr>
+        <w:ind w:left="1440" w:hanging="360"/>
+      </w:pPr>
+      <w:rPr>
+        <w:rFonts w:ascii="Courier New" w:hAnsi="Courier New" w:cs="Courier New" w:hint="default"/>
+      </w:rPr>
+    </w:lvl>
+    <w:lvl w:ilvl="2" w:tplc="08090005" w:tentative="1">
+      <w:start w:val="1"/>
+      <w:numFmt w:val="bullet"/>
+      <w:lvlText w:val=""/>
+      <w:lvlJc w:val="left"/>
+      <w:pPr>
+        <w:ind w:left="2160" w:hanging="360"/>
+      </w:pPr>
+      <w:rPr>
+        <w:rFonts w:ascii="Wingdings" w:hAnsi="Wingdings" w:hint="default"/>
+      </w:rPr>
+    </w:lvl>
+    <w:lvl w:ilvl="3" w:tplc="08090001" w:tentative="1">
+      <w:start w:val="1"/>
+      <w:numFmt w:val="bullet"/>
+      <w:lvlText w:val=""/>
+      <w:lvlJc w:val="left"/>
+      <w:pPr>
+        <w:ind w:left="2880" w:hanging="360"/>
+      </w:pPr>
+      <w:rPr>
+        <w:rFonts w:ascii="Symbol" w:hAnsi="Symbol" w:hint="default"/>
+      </w:rPr>
+    </w:lvl>
+    <w:lvl w:ilvl="4" w:tplc="08090003" w:tentative="1">
+      <w:start w:val="1"/>
+      <w:numFmt w:val="bullet"/>
+      <w:lvlText w:val="o"/>
+      <w:lvlJc w:val="left"/>
+      <w:pPr>
+        <w:ind w:left="3600" w:hanging="360"/>
+      </w:pPr>
+      <w:rPr>
+        <w:rFonts w:ascii="Courier New" w:hAnsi="Courier New" w:cs="Courier New" w:hint="default"/>
+      </w:rPr>
+    </w:lvl>
+    <w:lvl w:ilvl="5" w:tplc="08090005" w:tentative="1">
+      <w:start w:val="1"/>
+      <w:numFmt w:val="bullet"/>
+      <w:lvlText w:val=""/>
+      <w:lvlJc w:val="left"/>
+      <w:pPr>
+        <w:ind w:left="4320" w:hanging="360"/>
+      </w:pPr>
+      <w:rPr>
+        <w:rFonts w:ascii="Wingdings" w:hAnsi="Wingdings" w:hint="default"/>
+      </w:rPr>
+    </w:lvl>
+    <w:lvl w:ilvl="6" w:tplc="08090001" w:tentative="1">
+      <w:start w:val="1"/>
+      <w:numFmt w:val="bullet"/>
+      <w:lvlText w:val=""/>
+      <w:lvlJc w:val="left"/>
+      <w:pPr>
+        <w:ind w:left="5040" w:hanging="360"/>
+      </w:pPr>
+      <w:rPr>
+        <w:rFonts w:ascii="Symbol" w:hAnsi="Symbol" w:hint="default"/>
+      </w:rPr>
+    </w:lvl>
+    <w:lvl w:ilvl="7" w:tplc="08090003" w:tentative="1">
+      <w:start w:val="1"/>
+      <w:numFmt w:val="bullet"/>
+      <w:lvlText w:val="o"/>
+      <w:lvlJc w:val="left"/>
+      <w:pPr>
+        <w:ind w:left="5760" w:hanging="360"/>
+      </w:pPr>
+      <w:rPr>
+        <w:rFonts w:ascii="Courier New" w:hAnsi="Courier New" w:cs="Courier New" w:hint="default"/>
+      </w:rPr>
+    </w:lvl>
+    <w:lvl w:ilvl="8" w:tplc="08090005" w:tentative="1">
+      <w:start w:val="1"/>
+      <w:numFmt w:val="bullet"/>
+      <w:lvlText w:val=""/>
+      <w:lvlJc w:val="left"/>
+      <w:pPr>
+        <w:ind w:left="6480" w:hanging="360"/>
+      </w:pPr>
+      <w:rPr>
+        <w:rFonts w:ascii="Wingdings" w:hAnsi="Wingdings" w:hint="default"/>
+      </w:rPr>
+    </w:lvl>
+  </w:abstractNum>
+  <w:abstractNum w:abstractNumId="3" w15:restartNumberingAfterBreak="0">
+    <w:nsid w:val="48360EEC"/>
+    <w:multiLevelType w:val="hybridMultilevel"/>
+    <w:tmpl w:val="6BF02FA0"/>
     <w:lvl w:ilvl="0" w:tplc="08090001">
       <w:start w:val="1"/>
       <w:numFmt w:val="bullet"/>
       <w:lvlText w:val=""/>
       <w:lvlJc w:val="left"/>
       <w:pPr>
-        <w:ind w:left="900" w:hanging="360"/>
+        <w:ind w:left="720" w:hanging="360"/>
       </w:pPr>
       <w:rPr>
         <w:rFonts w:ascii="Symbol" w:hAnsi="Symbol" w:hint="default"/>
@@ -9674,7 +9554,7 @@
       <w:lvlText w:val="o"/>
       <w:lvlJc w:val="left"/>
       <w:pPr>
-        <w:ind w:left="1620" w:hanging="360"/>
+        <w:ind w:left="1440" w:hanging="360"/>
       </w:pPr>
       <w:rPr>
         <w:rFonts w:ascii="Courier New" w:hAnsi="Courier New" w:cs="Courier New" w:hint="default"/>
@@ -9686,7 +9566,7 @@
       <w:lvlText w:val=""/>
       <w:lvlJc w:val="left"/>
       <w:pPr>
-        <w:ind w:left="2340" w:hanging="360"/>
+        <w:ind w:left="2160" w:hanging="360"/>
       </w:pPr>
       <w:rPr>
         <w:rFonts w:ascii="Wingdings" w:hAnsi="Wingdings" w:hint="default"/>
@@ -9698,7 +9578,7 @@
       <w:lvlText w:val=""/>
       <w:lvlJc w:val="left"/>
       <w:pPr>
-        <w:ind w:left="3060" w:hanging="360"/>
+        <w:ind w:left="2880" w:hanging="360"/>
       </w:pPr>
       <w:rPr>
         <w:rFonts w:ascii="Symbol" w:hAnsi="Symbol" w:hint="default"/>
@@ -9710,7 +9590,7 @@
       <w:lvlText w:val="o"/>
       <w:lvlJc w:val="left"/>
       <w:pPr>
-        <w:ind w:left="3780" w:hanging="360"/>
+        <w:ind w:left="3600" w:hanging="360"/>
       </w:pPr>
       <w:rPr>
         <w:rFonts w:ascii="Courier New" w:hAnsi="Courier New" w:cs="Courier New" w:hint="default"/>
@@ -9722,7 +9602,7 @@
       <w:lvlText w:val=""/>
       <w:lvlJc w:val="left"/>
       <w:pPr>
-        <w:ind w:left="4500" w:hanging="360"/>
+        <w:ind w:left="4320" w:hanging="360"/>
       </w:pPr>
       <w:rPr>
         <w:rFonts w:ascii="Wingdings" w:hAnsi="Wingdings" w:hint="default"/>
@@ -9734,7 +9614,7 @@
       <w:lvlText w:val=""/>
       <w:lvlJc w:val="left"/>
       <w:pPr>
-        <w:ind w:left="5220" w:hanging="360"/>
+        <w:ind w:left="5040" w:hanging="360"/>
       </w:pPr>
       <w:rPr>
         <w:rFonts w:ascii="Symbol" w:hAnsi="Symbol" w:hint="default"/>
@@ -9746,7 +9626,7 @@
       <w:lvlText w:val="o"/>
       <w:lvlJc w:val="left"/>
       <w:pPr>
-        <w:ind w:left="5940" w:hanging="360"/>
+        <w:ind w:left="5760" w:hanging="360"/>
       </w:pPr>
       <w:rPr>
         <w:rFonts w:ascii="Courier New" w:hAnsi="Courier New" w:cs="Courier New" w:hint="default"/>
@@ -9758,14 +9638,240 @@
       <w:lvlText w:val=""/>
       <w:lvlJc w:val="left"/>
       <w:pPr>
-        <w:ind w:left="6660" w:hanging="360"/>
+        <w:ind w:left="6480" w:hanging="360"/>
       </w:pPr>
       <w:rPr>
         <w:rFonts w:ascii="Wingdings" w:hAnsi="Wingdings" w:hint="default"/>
       </w:rPr>
     </w:lvl>
   </w:abstractNum>
-  <w:abstractNum w:abstractNumId="3" w15:restartNumberingAfterBreak="0">
+  <w:abstractNum w:abstractNumId="4" w15:restartNumberingAfterBreak="0">
+    <w:nsid w:val="4DFE60A9"/>
+    <w:multiLevelType w:val="hybridMultilevel"/>
+    <w:tmpl w:val="DE9A790E"/>
+    <w:lvl w:ilvl="0" w:tplc="08090001">
+      <w:start w:val="1"/>
+      <w:numFmt w:val="bullet"/>
+      <w:lvlText w:val=""/>
+      <w:lvlJc w:val="left"/>
+      <w:pPr>
+        <w:ind w:left="900" w:hanging="360"/>
+      </w:pPr>
+      <w:rPr>
+        <w:rFonts w:ascii="Symbol" w:hAnsi="Symbol" w:hint="default"/>
+      </w:rPr>
+    </w:lvl>
+    <w:lvl w:ilvl="1" w:tplc="08090003" w:tentative="1">
+      <w:start w:val="1"/>
+      <w:numFmt w:val="bullet"/>
+      <w:lvlText w:val="o"/>
+      <w:lvlJc w:val="left"/>
+      <w:pPr>
+        <w:ind w:left="1620" w:hanging="360"/>
+      </w:pPr>
+      <w:rPr>
+        <w:rFonts w:ascii="Courier New" w:hAnsi="Courier New" w:cs="Courier New" w:hint="default"/>
+      </w:rPr>
+    </w:lvl>
+    <w:lvl w:ilvl="2" w:tplc="08090005" w:tentative="1">
+      <w:start w:val="1"/>
+      <w:numFmt w:val="bullet"/>
+      <w:lvlText w:val=""/>
+      <w:lvlJc w:val="left"/>
+      <w:pPr>
+        <w:ind w:left="2340" w:hanging="360"/>
+      </w:pPr>
+      <w:rPr>
+        <w:rFonts w:ascii="Wingdings" w:hAnsi="Wingdings" w:hint="default"/>
+      </w:rPr>
+    </w:lvl>
+    <w:lvl w:ilvl="3" w:tplc="08090001" w:tentative="1">
+      <w:start w:val="1"/>
+      <w:numFmt w:val="bullet"/>
+      <w:lvlText w:val=""/>
+      <w:lvlJc w:val="left"/>
+      <w:pPr>
+        <w:ind w:left="3060" w:hanging="360"/>
+      </w:pPr>
+      <w:rPr>
+        <w:rFonts w:ascii="Symbol" w:hAnsi="Symbol" w:hint="default"/>
+      </w:rPr>
+    </w:lvl>
+    <w:lvl w:ilvl="4" w:tplc="08090003" w:tentative="1">
+      <w:start w:val="1"/>
+      <w:numFmt w:val="bullet"/>
+      <w:lvlText w:val="o"/>
+      <w:lvlJc w:val="left"/>
+      <w:pPr>
+        <w:ind w:left="3780" w:hanging="360"/>
+      </w:pPr>
+      <w:rPr>
+        <w:rFonts w:ascii="Courier New" w:hAnsi="Courier New" w:cs="Courier New" w:hint="default"/>
+      </w:rPr>
+    </w:lvl>
+    <w:lvl w:ilvl="5" w:tplc="08090005" w:tentative="1">
+      <w:start w:val="1"/>
+      <w:numFmt w:val="bullet"/>
+      <w:lvlText w:val=""/>
+      <w:lvlJc w:val="left"/>
+      <w:pPr>
+        <w:ind w:left="4500" w:hanging="360"/>
+      </w:pPr>
+      <w:rPr>
+        <w:rFonts w:ascii="Wingdings" w:hAnsi="Wingdings" w:hint="default"/>
+      </w:rPr>
+    </w:lvl>
+    <w:lvl w:ilvl="6" w:tplc="08090001" w:tentative="1">
+      <w:start w:val="1"/>
+      <w:numFmt w:val="bullet"/>
+      <w:lvlText w:val=""/>
+      <w:lvlJc w:val="left"/>
+      <w:pPr>
+        <w:ind w:left="5220" w:hanging="360"/>
+      </w:pPr>
+      <w:rPr>
+        <w:rFonts w:ascii="Symbol" w:hAnsi="Symbol" w:hint="default"/>
+      </w:rPr>
+    </w:lvl>
+    <w:lvl w:ilvl="7" w:tplc="08090003" w:tentative="1">
+      <w:start w:val="1"/>
+      <w:numFmt w:val="bullet"/>
+      <w:lvlText w:val="o"/>
+      <w:lvlJc w:val="left"/>
+      <w:pPr>
+        <w:ind w:left="5940" w:hanging="360"/>
+      </w:pPr>
+      <w:rPr>
+        <w:rFonts w:ascii="Courier New" w:hAnsi="Courier New" w:cs="Courier New" w:hint="default"/>
+      </w:rPr>
+    </w:lvl>
+    <w:lvl w:ilvl="8" w:tplc="08090005" w:tentative="1">
+      <w:start w:val="1"/>
+      <w:numFmt w:val="bullet"/>
+      <w:lvlText w:val=""/>
+      <w:lvlJc w:val="left"/>
+      <w:pPr>
+        <w:ind w:left="6660" w:hanging="360"/>
+      </w:pPr>
+      <w:rPr>
+        <w:rFonts w:ascii="Wingdings" w:hAnsi="Wingdings" w:hint="default"/>
+      </w:rPr>
+    </w:lvl>
+  </w:abstractNum>
+  <w:abstractNum w:abstractNumId="5" w15:restartNumberingAfterBreak="0">
+    <w:nsid w:val="517C3E6D"/>
+    <w:multiLevelType w:val="hybridMultilevel"/>
+    <w:tmpl w:val="36EA3744"/>
+    <w:lvl w:ilvl="0" w:tplc="08090001">
+      <w:start w:val="1"/>
+      <w:numFmt w:val="bullet"/>
+      <w:lvlText w:val=""/>
+      <w:lvlJc w:val="left"/>
+      <w:pPr>
+        <w:ind w:left="720" w:hanging="360"/>
+      </w:pPr>
+      <w:rPr>
+        <w:rFonts w:ascii="Symbol" w:hAnsi="Symbol" w:hint="default"/>
+      </w:rPr>
+    </w:lvl>
+    <w:lvl w:ilvl="1" w:tplc="08090003" w:tentative="1">
+      <w:start w:val="1"/>
+      <w:numFmt w:val="bullet"/>
+      <w:lvlText w:val="o"/>
+      <w:lvlJc w:val="left"/>
+      <w:pPr>
+        <w:ind w:left="1440" w:hanging="360"/>
+      </w:pPr>
+      <w:rPr>
+        <w:rFonts w:ascii="Courier New" w:hAnsi="Courier New" w:cs="Courier New" w:hint="default"/>
+      </w:rPr>
+    </w:lvl>
+    <w:lvl w:ilvl="2" w:tplc="08090005" w:tentative="1">
+      <w:start w:val="1"/>
+      <w:numFmt w:val="bullet"/>
+      <w:lvlText w:val=""/>
+      <w:lvlJc w:val="left"/>
+      <w:pPr>
+        <w:ind w:left="2160" w:hanging="360"/>
+      </w:pPr>
+      <w:rPr>
+        <w:rFonts w:ascii="Wingdings" w:hAnsi="Wingdings" w:hint="default"/>
+      </w:rPr>
+    </w:lvl>
+    <w:lvl w:ilvl="3" w:tplc="08090001" w:tentative="1">
+      <w:start w:val="1"/>
+      <w:numFmt w:val="bullet"/>
+      <w:lvlText w:val=""/>
+      <w:lvlJc w:val="left"/>
+      <w:pPr>
+        <w:ind w:left="2880" w:hanging="360"/>
+      </w:pPr>
+      <w:rPr>
+        <w:rFonts w:ascii="Symbol" w:hAnsi="Symbol" w:hint="default"/>
+      </w:rPr>
+    </w:lvl>
+    <w:lvl w:ilvl="4" w:tplc="08090003" w:tentative="1">
+      <w:start w:val="1"/>
+      <w:numFmt w:val="bullet"/>
+      <w:lvlText w:val="o"/>
+      <w:lvlJc w:val="left"/>
+      <w:pPr>
+        <w:ind w:left="3600" w:hanging="360"/>
+      </w:pPr>
+      <w:rPr>
+        <w:rFonts w:ascii="Courier New" w:hAnsi="Courier New" w:cs="Courier New" w:hint="default"/>
+      </w:rPr>
+    </w:lvl>
+    <w:lvl w:ilvl="5" w:tplc="08090005" w:tentative="1">
+      <w:start w:val="1"/>
+      <w:numFmt w:val="bullet"/>
+      <w:lvlText w:val=""/>
+      <w:lvlJc w:val="left"/>
+      <w:pPr>
+        <w:ind w:left="4320" w:hanging="360"/>
+      </w:pPr>
+      <w:rPr>
+        <w:rFonts w:ascii="Wingdings" w:hAnsi="Wingdings" w:hint="default"/>
+      </w:rPr>
+    </w:lvl>
+    <w:lvl w:ilvl="6" w:tplc="08090001" w:tentative="1">
+      <w:start w:val="1"/>
+      <w:numFmt w:val="bullet"/>
+      <w:lvlText w:val=""/>
+      <w:lvlJc w:val="left"/>
+      <w:pPr>
+        <w:ind w:left="5040" w:hanging="360"/>
+      </w:pPr>
+      <w:rPr>
+        <w:rFonts w:ascii="Symbol" w:hAnsi="Symbol" w:hint="default"/>
+      </w:rPr>
+    </w:lvl>
+    <w:lvl w:ilvl="7" w:tplc="08090003" w:tentative="1">
+      <w:start w:val="1"/>
+      <w:numFmt w:val="bullet"/>
+      <w:lvlText w:val="o"/>
+      <w:lvlJc w:val="left"/>
+      <w:pPr>
+        <w:ind w:left="5760" w:hanging="360"/>
+      </w:pPr>
+      <w:rPr>
+        <w:rFonts w:ascii="Courier New" w:hAnsi="Courier New" w:cs="Courier New" w:hint="default"/>
+      </w:rPr>
+    </w:lvl>
+    <w:lvl w:ilvl="8" w:tplc="08090005" w:tentative="1">
+      <w:start w:val="1"/>
+      <w:numFmt w:val="bullet"/>
+      <w:lvlText w:val=""/>
+      <w:lvlJc w:val="left"/>
+      <w:pPr>
+        <w:ind w:left="6480" w:hanging="360"/>
+      </w:pPr>
+      <w:rPr>
+        <w:rFonts w:ascii="Wingdings" w:hAnsi="Wingdings" w:hint="default"/>
+      </w:rPr>
+    </w:lvl>
+  </w:abstractNum>
+  <w:abstractNum w:abstractNumId="6" w15:restartNumberingAfterBreak="0">
     <w:nsid w:val="5A541A43"/>
     <w:multiLevelType w:val="hybridMultilevel"/>
     <w:tmpl w:val="6CC05AF0"/>
@@ -9851,7 +9957,120 @@
       </w:pPr>
     </w:lvl>
   </w:abstractNum>
-  <w:abstractNum w:abstractNumId="4" w15:restartNumberingAfterBreak="0">
+  <w:abstractNum w:abstractNumId="7" w15:restartNumberingAfterBreak="0">
+    <w:nsid w:val="5E6F1C61"/>
+    <w:multiLevelType w:val="hybridMultilevel"/>
+    <w:tmpl w:val="C19AA40E"/>
+    <w:lvl w:ilvl="0" w:tplc="08090001">
+      <w:start w:val="1"/>
+      <w:numFmt w:val="bullet"/>
+      <w:lvlText w:val=""/>
+      <w:lvlJc w:val="left"/>
+      <w:pPr>
+        <w:ind w:left="720" w:hanging="360"/>
+      </w:pPr>
+      <w:rPr>
+        <w:rFonts w:ascii="Symbol" w:hAnsi="Symbol" w:hint="default"/>
+      </w:rPr>
+    </w:lvl>
+    <w:lvl w:ilvl="1" w:tplc="08090003" w:tentative="1">
+      <w:start w:val="1"/>
+      <w:numFmt w:val="bullet"/>
+      <w:lvlText w:val="o"/>
+      <w:lvlJc w:val="left"/>
+      <w:pPr>
+        <w:ind w:left="1440" w:hanging="360"/>
+      </w:pPr>
+      <w:rPr>
+        <w:rFonts w:ascii="Courier New" w:hAnsi="Courier New" w:cs="Courier New" w:hint="default"/>
+      </w:rPr>
+    </w:lvl>
+    <w:lvl w:ilvl="2" w:tplc="08090005" w:tentative="1">
+      <w:start w:val="1"/>
+      <w:numFmt w:val="bullet"/>
+      <w:lvlText w:val=""/>
+      <w:lvlJc w:val="left"/>
+      <w:pPr>
+        <w:ind w:left="2160" w:hanging="360"/>
+      </w:pPr>
+      <w:rPr>
+        <w:rFonts w:ascii="Wingdings" w:hAnsi="Wingdings" w:hint="default"/>
+      </w:rPr>
+    </w:lvl>
+    <w:lvl w:ilvl="3" w:tplc="08090001" w:tentative="1">
+      <w:start w:val="1"/>
+      <w:numFmt w:val="bullet"/>
+      <w:lvlText w:val=""/>
+      <w:lvlJc w:val="left"/>
+      <w:pPr>
+        <w:ind w:left="2880" w:hanging="360"/>
+      </w:pPr>
+      <w:rPr>
+        <w:rFonts w:ascii="Symbol" w:hAnsi="Symbol" w:hint="default"/>
+      </w:rPr>
+    </w:lvl>
+    <w:lvl w:ilvl="4" w:tplc="08090003" w:tentative="1">
+      <w:start w:val="1"/>
+      <w:numFmt w:val="bullet"/>
+      <w:lvlText w:val="o"/>
+      <w:lvlJc w:val="left"/>
+      <w:pPr>
+        <w:ind w:left="3600" w:hanging="360"/>
+      </w:pPr>
+      <w:rPr>
+        <w:rFonts w:ascii="Courier New" w:hAnsi="Courier New" w:cs="Courier New" w:hint="default"/>
+      </w:rPr>
+    </w:lvl>
+    <w:lvl w:ilvl="5" w:tplc="08090005" w:tentative="1">
+      <w:start w:val="1"/>
+      <w:numFmt w:val="bullet"/>
+      <w:lvlText w:val=""/>
+      <w:lvlJc w:val="left"/>
+      <w:pPr>
+        <w:ind w:left="4320" w:hanging="360"/>
+      </w:pPr>
+      <w:rPr>
+        <w:rFonts w:ascii="Wingdings" w:hAnsi="Wingdings" w:hint="default"/>
+      </w:rPr>
+    </w:lvl>
+    <w:lvl w:ilvl="6" w:tplc="08090001" w:tentative="1">
+      <w:start w:val="1"/>
+      <w:numFmt w:val="bullet"/>
+      <w:lvlText w:val=""/>
+      <w:lvlJc w:val="left"/>
+      <w:pPr>
+        <w:ind w:left="5040" w:hanging="360"/>
+      </w:pPr>
+      <w:rPr>
+        <w:rFonts w:ascii="Symbol" w:hAnsi="Symbol" w:hint="default"/>
+      </w:rPr>
+    </w:lvl>
+    <w:lvl w:ilvl="7" w:tplc="08090003" w:tentative="1">
+      <w:start w:val="1"/>
+      <w:numFmt w:val="bullet"/>
+      <w:lvlText w:val="o"/>
+      <w:lvlJc w:val="left"/>
+      <w:pPr>
+        <w:ind w:left="5760" w:hanging="360"/>
+      </w:pPr>
+      <w:rPr>
+        <w:rFonts w:ascii="Courier New" w:hAnsi="Courier New" w:cs="Courier New" w:hint="default"/>
+      </w:rPr>
+    </w:lvl>
+    <w:lvl w:ilvl="8" w:tplc="08090005" w:tentative="1">
+      <w:start w:val="1"/>
+      <w:numFmt w:val="bullet"/>
+      <w:lvlText w:val=""/>
+      <w:lvlJc w:val="left"/>
+      <w:pPr>
+        <w:ind w:left="6480" w:hanging="360"/>
+      </w:pPr>
+      <w:rPr>
+        <w:rFonts w:ascii="Wingdings" w:hAnsi="Wingdings" w:hint="default"/>
+      </w:rPr>
+    </w:lvl>
+  </w:abstractNum>
+  <w:abstractNum w:abstractNumId="8" w15:restartNumberingAfterBreak="0">
     <w:nsid w:val="7FD721C9"/>
     <w:multiLevelType w:val="hybridMultilevel"/>
     <w:tmpl w:val="B21EBA76"/>
@@ -9906,25 +10125,37 @@
     </w:lvl>
   </w:abstractNum>
   <w:num w:numId="1">
-    <w:abstractNumId w:val="3"/>
+    <w:abstractNumId w:val="6"/>
     <w:lvlOverride w:ilvl="0">
       <w:startOverride w:val="1"/>
     </w:lvlOverride>
   </w:num>
   <w:num w:numId="2">
-    <w:abstractNumId w:val="4"/>
+    <w:abstractNumId w:val="8"/>
     <w:lvlOverride w:ilvl="0">
       <w:startOverride w:val="1"/>
     </w:lvlOverride>
   </w:num>
   <w:num w:numId="3">
+    <w:abstractNumId w:val="1"/>
+  </w:num>
+  <w:num w:numId="4">
+    <w:abstractNumId w:val="3"/>
+  </w:num>
+  <w:num w:numId="5">
+    <w:abstractNumId w:val="4"/>
+  </w:num>
+  <w:num w:numId="6">
+    <w:abstractNumId w:val="2"/>
+  </w:num>
+  <w:num w:numId="7">
+    <w:abstractNumId w:val="7"/>
+  </w:num>
+  <w:num w:numId="8">
     <w:abstractNumId w:val="0"/>
   </w:num>
-  <w:num w:numId="4">
-    <w:abstractNumId w:val="1"/>
-  </w:num>
-  <w:num w:numId="5">
-    <w:abstractNumId w:val="2"/>
+  <w:num w:numId="9">
+    <w:abstractNumId w:val="5"/>
   </w:num>
 </w:numbering>
 </file>
@@ -10341,6 +10572,7 @@
   </w:style>
   <w:style w:type="paragraph" w:styleId="Heading2">
     <w:name w:val="heading 2"/>
+    <w:link w:val="Heading2Char"/>
     <w:uiPriority w:val="9"/>
     <w:unhideWhenUsed/>
     <w:qFormat/>
@@ -10582,6 +10814,20 @@
       <w:rFonts w:ascii="Times New Roman" w:eastAsia="Times New Roman" w:hAnsi="Times New Roman" w:cs="Times New Roman"/>
       <w:sz w:val="24"/>
       <w:szCs w:val="24"/>
+    </w:rPr>
+  </w:style>
+  <w:style w:type="character" w:customStyle="1" w:styleId="Heading2Char">
+    <w:name w:val="Heading 2 Char"/>
+    <w:basedOn w:val="DefaultParagraphFont"/>
+    <w:link w:val="Heading2"/>
+    <w:uiPriority w:val="9"/>
+    <w:rsid w:val="008F0B93"/>
+    <w:rPr>
+      <w:b/>
+      <w:bCs/>
+      <w:color w:val="2563EB"/>
+      <w:sz w:val="26"/>
+      <w:szCs w:val="26"/>
     </w:rPr>
   </w:style>
 </w:styles>

--- a/document/TID_Asset_Management_Project_Perspective.docx
+++ b/document/TID_Asset_Management_Project_Perspective.docx
@@ -535,8 +535,6 @@
       <w:r>
         <w:t>Issue Module</w:t>
       </w:r>
-      <w:bookmarkStart w:id="0" w:name="_GoBack"/>
-      <w:bookmarkEnd w:id="0"/>
     </w:p>
     <w:p>
       <w:pPr>
@@ -1913,7 +1911,79 @@
                 <w:szCs w:val="20"/>
                 <w:highlight w:val="yellow"/>
               </w:rPr>
-              <w:t>AVAILABLE, IN_USE, UNDER_REPAIR, LOST, DAMAGED</w:t>
+              <w:t xml:space="preserve">AVAILABLE, IN_USE, </w:t>
+            </w:r>
+            <w:r>
+              <w:rPr>
+                <w:rStyle w:val="hljs-string"/>
+                <w:highlight w:val="yellow"/>
+              </w:rPr>
+              <w:t>'DAMAGED'</w:t>
+            </w:r>
+            <w:r>
+              <w:rPr>
+                <w:highlight w:val="yellow"/>
+              </w:rPr>
+              <w:t xml:space="preserve">, </w:t>
+            </w:r>
+            <w:r>
+              <w:rPr>
+                <w:rStyle w:val="hljs-string"/>
+                <w:highlight w:val="yellow"/>
+              </w:rPr>
+              <w:t>'UNDER_REPAIR'</w:t>
+            </w:r>
+            <w:r>
+              <w:rPr>
+                <w:highlight w:val="yellow"/>
+              </w:rPr>
+              <w:t xml:space="preserve">, </w:t>
+            </w:r>
+            <w:r>
+              <w:rPr>
+                <w:rStyle w:val="hljs-string"/>
+                <w:highlight w:val="yellow"/>
+              </w:rPr>
+              <w:t>'LOST'</w:t>
+            </w:r>
+            <w:r>
+              <w:rPr>
+                <w:highlight w:val="yellow"/>
+              </w:rPr>
+              <w:t xml:space="preserve">, </w:t>
+            </w:r>
+            <w:r>
+              <w:rPr>
+                <w:rStyle w:val="hljs-string"/>
+                <w:highlight w:val="yellow"/>
+              </w:rPr>
+              <w:t>'MALFUNCTION'</w:t>
+            </w:r>
+            <w:r>
+              <w:rPr>
+                <w:highlight w:val="yellow"/>
+              </w:rPr>
+              <w:t xml:space="preserve">, </w:t>
+            </w:r>
+            <w:r>
+              <w:rPr>
+                <w:rStyle w:val="hljs-string"/>
+                <w:highlight w:val="yellow"/>
+              </w:rPr>
+              <w:t>'MAINTENANCE'</w:t>
+            </w:r>
+            <w:r>
+              <w:rPr>
+                <w:highlight w:val="yellow"/>
+              </w:rPr>
+              <w:t xml:space="preserve">, </w:t>
+            </w:r>
+            <w:r>
+              <w:rPr>
+                <w:rStyle w:val="hljs-string"/>
+                <w:highlight w:val="yellow"/>
+              </w:rPr>
+              <w:t>'OTHER'</w:t>
             </w:r>
           </w:p>
         </w:tc>
@@ -4103,14 +4173,7 @@
                 <w:sz w:val="20"/>
                 <w:szCs w:val="20"/>
               </w:rPr>
-              <w:t>Check with User Token head</w:t>
-            </w:r>
-            <w:r>
-              <w:rPr>
-                <w:sz w:val="20"/>
-                <w:szCs w:val="20"/>
-              </w:rPr>
-              <w:t xml:space="preserve"> and put username</w:t>
+              <w:t>Check with User Token head and put username</w:t>
             </w:r>
           </w:p>
         </w:tc>
@@ -4138,15 +4201,19 @@
               <w:rPr>
                 <w:sz w:val="20"/>
                 <w:szCs w:val="20"/>
-              </w:rPr>
-            </w:pPr>
-            <w:r>
-              <w:rPr>
-                <w:sz w:val="20"/>
-                <w:szCs w:val="20"/>
-              </w:rPr>
-              <w:t>Issue_</w:t>
-            </w:r>
+                <w:highlight w:val="yellow"/>
+              </w:rPr>
+            </w:pPr>
+            <w:proofErr w:type="spellStart"/>
+            <w:r>
+              <w:rPr>
+                <w:sz w:val="20"/>
+                <w:szCs w:val="20"/>
+                <w:highlight w:val="yellow"/>
+              </w:rPr>
+              <w:t>returned_condition</w:t>
+            </w:r>
+            <w:proofErr w:type="spellEnd"/>
           </w:p>
         </w:tc>
         <w:tc>
@@ -4171,152 +4238,16 @@
               <w:rPr>
                 <w:sz w:val="20"/>
                 <w:szCs w:val="20"/>
-              </w:rPr>
-            </w:pPr>
-          </w:p>
-        </w:tc>
-      </w:tr>
-      <w:tr>
-        <w:tc>
-          <w:tcPr>
-            <w:tcW w:w="2800" w:type="dxa"/>
-            <w:tcBorders>
-              <w:top w:val="single" w:sz="1" w:space="0" w:color="CCCCCC"/>
-              <w:left w:val="single" w:sz="1" w:space="0" w:color="CCCCCC"/>
-              <w:bottom w:val="single" w:sz="1" w:space="0" w:color="CCCCCC"/>
-              <w:right w:val="single" w:sz="1" w:space="0" w:color="CCCCCC"/>
-            </w:tcBorders>
-            <w:shd w:val="clear" w:color="auto" w:fill="FFFFFF"/>
-            <w:tcMar>
-              <w:top w:w="80" w:type="dxa"/>
-              <w:left w:w="150" w:type="dxa"/>
-              <w:bottom w:w="80" w:type="dxa"/>
-              <w:right w:w="150" w:type="dxa"/>
-            </w:tcMar>
-          </w:tcPr>
-          <w:p>
-            <w:pPr>
-              <w:rPr>
-                <w:sz w:val="20"/>
-                <w:szCs w:val="20"/>
-              </w:rPr>
-            </w:pPr>
-            <w:proofErr w:type="spellStart"/>
-            <w:r>
-              <w:rPr>
-                <w:sz w:val="20"/>
-                <w:szCs w:val="20"/>
-              </w:rPr>
-              <w:t>returned_condition</w:t>
-            </w:r>
-            <w:proofErr w:type="spellEnd"/>
-          </w:p>
-        </w:tc>
-        <w:tc>
-          <w:tcPr>
-            <w:tcW w:w="6560" w:type="dxa"/>
-            <w:tcBorders>
-              <w:top w:val="single" w:sz="1" w:space="0" w:color="CCCCCC"/>
-              <w:left w:val="single" w:sz="1" w:space="0" w:color="CCCCCC"/>
-              <w:bottom w:val="single" w:sz="1" w:space="0" w:color="CCCCCC"/>
-              <w:right w:val="single" w:sz="1" w:space="0" w:color="CCCCCC"/>
-            </w:tcBorders>
-            <w:shd w:val="clear" w:color="auto" w:fill="FFFFFF"/>
-            <w:tcMar>
-              <w:top w:w="80" w:type="dxa"/>
-              <w:left w:w="150" w:type="dxa"/>
-              <w:bottom w:w="80" w:type="dxa"/>
-              <w:right w:w="150" w:type="dxa"/>
-            </w:tcMar>
-          </w:tcPr>
-          <w:p>
-            <w:pPr>
-              <w:rPr>
-                <w:sz w:val="20"/>
-                <w:szCs w:val="20"/>
-              </w:rPr>
-            </w:pPr>
-            <w:r>
-              <w:rPr>
-                <w:sz w:val="20"/>
-                <w:szCs w:val="20"/>
+                <w:highlight w:val="yellow"/>
+              </w:rPr>
+            </w:pPr>
+            <w:r>
+              <w:rPr>
+                <w:sz w:val="20"/>
+                <w:szCs w:val="20"/>
+                <w:highlight w:val="yellow"/>
               </w:rPr>
               <w:t>Purpose return of returning</w:t>
-            </w:r>
-            <w:r>
-              <w:rPr>
-                <w:sz w:val="20"/>
-                <w:szCs w:val="20"/>
-              </w:rPr>
-              <w:t xml:space="preserve"> if not issue</w:t>
-            </w:r>
-          </w:p>
-        </w:tc>
-      </w:tr>
-      <w:tr>
-        <w:tc>
-          <w:tcPr>
-            <w:tcW w:w="2800" w:type="dxa"/>
-            <w:tcBorders>
-              <w:top w:val="single" w:sz="1" w:space="0" w:color="CCCCCC"/>
-              <w:left w:val="single" w:sz="1" w:space="0" w:color="CCCCCC"/>
-              <w:bottom w:val="single" w:sz="1" w:space="0" w:color="CCCCCC"/>
-              <w:right w:val="single" w:sz="1" w:space="0" w:color="CCCCCC"/>
-            </w:tcBorders>
-            <w:shd w:val="clear" w:color="auto" w:fill="FFFFFF"/>
-            <w:tcMar>
-              <w:top w:w="80" w:type="dxa"/>
-              <w:left w:w="150" w:type="dxa"/>
-              <w:bottom w:w="80" w:type="dxa"/>
-              <w:right w:w="150" w:type="dxa"/>
-            </w:tcMar>
-          </w:tcPr>
-          <w:p>
-            <w:pPr>
-              <w:rPr>
-                <w:sz w:val="20"/>
-                <w:szCs w:val="20"/>
-              </w:rPr>
-            </w:pPr>
-            <w:r>
-              <w:rPr>
-                <w:sz w:val="20"/>
-                <w:szCs w:val="20"/>
-              </w:rPr>
-              <w:t>Noted</w:t>
-            </w:r>
-          </w:p>
-        </w:tc>
-        <w:tc>
-          <w:tcPr>
-            <w:tcW w:w="6560" w:type="dxa"/>
-            <w:tcBorders>
-              <w:top w:val="single" w:sz="1" w:space="0" w:color="CCCCCC"/>
-              <w:left w:val="single" w:sz="1" w:space="0" w:color="CCCCCC"/>
-              <w:bottom w:val="single" w:sz="1" w:space="0" w:color="CCCCCC"/>
-              <w:right w:val="single" w:sz="1" w:space="0" w:color="CCCCCC"/>
-            </w:tcBorders>
-            <w:shd w:val="clear" w:color="auto" w:fill="FFFFFF"/>
-            <w:tcMar>
-              <w:top w:w="80" w:type="dxa"/>
-              <w:left w:w="150" w:type="dxa"/>
-              <w:bottom w:w="80" w:type="dxa"/>
-              <w:right w:w="150" w:type="dxa"/>
-            </w:tcMar>
-          </w:tcPr>
-          <w:p>
-            <w:pPr>
-              <w:rPr>
-                <w:sz w:val="20"/>
-                <w:szCs w:val="20"/>
-              </w:rPr>
-            </w:pPr>
-            <w:r>
-              <w:rPr>
-                <w:sz w:val="20"/>
-                <w:szCs w:val="20"/>
-              </w:rPr>
-              <w:t>Text</w:t>
             </w:r>
           </w:p>
         </w:tc>
@@ -4357,7 +4288,6 @@
                 <w:szCs w:val="20"/>
                 <w:highlight w:val="yellow"/>
               </w:rPr>
-              <w:lastRenderedPageBreak/>
               <w:t>a</w:t>
             </w:r>
             <w:r>
@@ -5022,12 +4952,21 @@
     <w:p>
       <w:pPr>
         <w:pStyle w:val="Heading2"/>
-      </w:pPr>
-      <w:r>
+        <w:rPr>
+          <w:highlight w:val="yellow"/>
+        </w:rPr>
+      </w:pPr>
+      <w:r>
+        <w:rPr>
+          <w:highlight w:val="yellow"/>
+        </w:rPr>
         <w:t xml:space="preserve">Table: </w:t>
       </w:r>
       <w:proofErr w:type="spellStart"/>
       <w:r>
+        <w:rPr>
+          <w:highlight w:val="yellow"/>
+        </w:rPr>
         <w:t>asset_issues</w:t>
       </w:r>
       <w:proofErr w:type="spellEnd"/>
@@ -5075,6 +5014,11 @@
             </w:tcMar>
           </w:tcPr>
           <w:p>
+            <w:pPr>
+              <w:rPr>
+                <w:highlight w:val="yellow"/>
+              </w:rPr>
+            </w:pPr>
             <w:r>
               <w:rPr>
                 <w:b/>
@@ -5082,6 +5026,7 @@
                 <w:color w:val="FFFFFF"/>
                 <w:sz w:val="20"/>
                 <w:szCs w:val="20"/>
+                <w:highlight w:val="yellow"/>
               </w:rPr>
               <w:t>Column</w:t>
             </w:r>
@@ -5105,6 +5050,11 @@
             </w:tcMar>
           </w:tcPr>
           <w:p>
+            <w:pPr>
+              <w:rPr>
+                <w:highlight w:val="yellow"/>
+              </w:rPr>
+            </w:pPr>
             <w:r>
               <w:rPr>
                 <w:b/>
@@ -5112,6 +5062,7 @@
                 <w:color w:val="FFFFFF"/>
                 <w:sz w:val="20"/>
                 <w:szCs w:val="20"/>
+                <w:highlight w:val="yellow"/>
               </w:rPr>
               <w:t>Notes</w:t>
             </w:r>
@@ -5137,10 +5088,16 @@
             </w:tcMar>
           </w:tcPr>
           <w:p>
-            <w:r>
-              <w:rPr>
-                <w:sz w:val="20"/>
-                <w:szCs w:val="20"/>
+            <w:pPr>
+              <w:rPr>
+                <w:highlight w:val="yellow"/>
+              </w:rPr>
+            </w:pPr>
+            <w:r>
+              <w:rPr>
+                <w:sz w:val="20"/>
+                <w:szCs w:val="20"/>
+                <w:highlight w:val="yellow"/>
               </w:rPr>
               <w:t xml:space="preserve">id, </w:t>
             </w:r>
@@ -5149,6 +5106,7 @@
               <w:rPr>
                 <w:sz w:val="20"/>
                 <w:szCs w:val="20"/>
+                <w:highlight w:val="yellow"/>
               </w:rPr>
               <w:t>asset_id</w:t>
             </w:r>
@@ -5173,10 +5131,16 @@
             </w:tcMar>
           </w:tcPr>
           <w:p>
-            <w:r>
-              <w:rPr>
-                <w:sz w:val="20"/>
-                <w:szCs w:val="20"/>
+            <w:pPr>
+              <w:rPr>
+                <w:highlight w:val="yellow"/>
+              </w:rPr>
+            </w:pPr>
+            <w:r>
+              <w:rPr>
+                <w:sz w:val="20"/>
+                <w:szCs w:val="20"/>
+                <w:highlight w:val="yellow"/>
               </w:rPr>
               <w:t>FK to assets</w:t>
             </w:r>
@@ -5202,13 +5166,43 @@
             </w:tcMar>
           </w:tcPr>
           <w:p>
+            <w:pPr>
+              <w:rPr>
+                <w:highlight w:val="yellow"/>
+              </w:rPr>
+            </w:pPr>
             <w:proofErr w:type="spellStart"/>
             <w:r>
               <w:rPr>
                 <w:sz w:val="20"/>
                 <w:szCs w:val="20"/>
-              </w:rPr>
-              <w:t>issue_description</w:t>
+                <w:highlight w:val="yellow"/>
+              </w:rPr>
+              <w:t>I</w:t>
+            </w:r>
+            <w:r>
+              <w:rPr>
+                <w:sz w:val="20"/>
+                <w:szCs w:val="20"/>
+                <w:highlight w:val="yellow"/>
+              </w:rPr>
+              <w:t>ssu</w:t>
+            </w:r>
+            <w:r>
+              <w:rPr>
+                <w:sz w:val="20"/>
+                <w:szCs w:val="20"/>
+                <w:highlight w:val="yellow"/>
+              </w:rPr>
+              <w:t>e</w:t>
+            </w:r>
+            <w:r>
+              <w:rPr>
+                <w:sz w:val="20"/>
+                <w:szCs w:val="20"/>
+                <w:highlight w:val="yellow"/>
+              </w:rPr>
+              <w:t>_title</w:t>
             </w:r>
             <w:proofErr w:type="spellEnd"/>
           </w:p>
@@ -5231,12 +5225,82 @@
             </w:tcMar>
           </w:tcPr>
           <w:p>
-            <w:r>
-              <w:rPr>
-                <w:sz w:val="20"/>
-                <w:szCs w:val="20"/>
-              </w:rPr>
-              <w:t>Details of the issue</w:t>
+            <w:pPr>
+              <w:rPr>
+                <w:highlight w:val="yellow"/>
+              </w:rPr>
+            </w:pPr>
+            <w:r>
+              <w:rPr>
+                <w:rStyle w:val="hljs-string"/>
+                <w:highlight w:val="yellow"/>
+              </w:rPr>
+              <w:t>'DAMAGED'</w:t>
+            </w:r>
+            <w:r>
+              <w:rPr>
+                <w:highlight w:val="yellow"/>
+              </w:rPr>
+              <w:t xml:space="preserve">, </w:t>
+            </w:r>
+            <w:r>
+              <w:rPr>
+                <w:rStyle w:val="hljs-string"/>
+                <w:highlight w:val="yellow"/>
+              </w:rPr>
+              <w:t>'UNDER_REPAIR'</w:t>
+            </w:r>
+            <w:r>
+              <w:rPr>
+                <w:highlight w:val="yellow"/>
+              </w:rPr>
+              <w:t xml:space="preserve">, </w:t>
+            </w:r>
+            <w:r>
+              <w:rPr>
+                <w:rStyle w:val="hljs-string"/>
+                <w:highlight w:val="yellow"/>
+              </w:rPr>
+              <w:t>'LOST'</w:t>
+            </w:r>
+            <w:r>
+              <w:rPr>
+                <w:highlight w:val="yellow"/>
+              </w:rPr>
+              <w:t xml:space="preserve">, </w:t>
+            </w:r>
+            <w:r>
+              <w:rPr>
+                <w:rStyle w:val="hljs-string"/>
+                <w:highlight w:val="yellow"/>
+              </w:rPr>
+              <w:t>'MALFUNCTION'</w:t>
+            </w:r>
+            <w:r>
+              <w:rPr>
+                <w:highlight w:val="yellow"/>
+              </w:rPr>
+              <w:t xml:space="preserve">, </w:t>
+            </w:r>
+            <w:r>
+              <w:rPr>
+                <w:rStyle w:val="hljs-string"/>
+                <w:highlight w:val="yellow"/>
+              </w:rPr>
+              <w:t>'MAINTENANCE'</w:t>
+            </w:r>
+            <w:r>
+              <w:rPr>
+                <w:highlight w:val="yellow"/>
+              </w:rPr>
+              <w:t xml:space="preserve">, </w:t>
+            </w:r>
+            <w:r>
+              <w:rPr>
+                <w:rStyle w:val="hljs-string"/>
+                <w:highlight w:val="yellow"/>
+              </w:rPr>
+              <w:t>'OTHER'</w:t>
             </w:r>
           </w:p>
         </w:tc>
@@ -5260,11 +5324,17 @@
             </w:tcMar>
           </w:tcPr>
           <w:p>
+            <w:pPr>
+              <w:rPr>
+                <w:highlight w:val="yellow"/>
+              </w:rPr>
+            </w:pPr>
             <w:proofErr w:type="spellStart"/>
             <w:r>
               <w:rPr>
                 <w:sz w:val="20"/>
                 <w:szCs w:val="20"/>
+                <w:highlight w:val="yellow"/>
               </w:rPr>
               <w:t>issue_status</w:t>
             </w:r>
@@ -5289,12 +5359,26 @@
             </w:tcMar>
           </w:tcPr>
           <w:p>
-            <w:r>
-              <w:rPr>
-                <w:sz w:val="20"/>
-                <w:szCs w:val="20"/>
+            <w:pPr>
+              <w:rPr>
+                <w:highlight w:val="yellow"/>
+              </w:rPr>
+            </w:pPr>
+            <w:r>
+              <w:rPr>
+                <w:sz w:val="20"/>
+                <w:szCs w:val="20"/>
+                <w:highlight w:val="yellow"/>
               </w:rPr>
               <w:t>OPEN, IN_PROGRESS, RESOLVED</w:t>
+            </w:r>
+            <w:r>
+              <w:rPr>
+                <w:sz w:val="20"/>
+                <w:szCs w:val="20"/>
+                <w:highlight w:val="yellow"/>
+              </w:rPr>
+              <w:t>, CAN’T RESOLVED</w:t>
             </w:r>
           </w:p>
         </w:tc>
@@ -5318,11 +5402,17 @@
             </w:tcMar>
           </w:tcPr>
           <w:p>
+            <w:pPr>
+              <w:rPr>
+                <w:highlight w:val="yellow"/>
+              </w:rPr>
+            </w:pPr>
             <w:proofErr w:type="spellStart"/>
             <w:r>
               <w:rPr>
                 <w:sz w:val="20"/>
                 <w:szCs w:val="20"/>
+                <w:highlight w:val="yellow"/>
               </w:rPr>
               <w:t>reported_at</w:t>
             </w:r>
@@ -5331,6 +5421,7 @@
               <w:rPr>
                 <w:sz w:val="20"/>
                 <w:szCs w:val="20"/>
+                <w:highlight w:val="yellow"/>
               </w:rPr>
               <w:t xml:space="preserve">, </w:t>
             </w:r>
@@ -5339,6 +5430,7 @@
               <w:rPr>
                 <w:sz w:val="20"/>
                 <w:szCs w:val="20"/>
+                <w:highlight w:val="yellow"/>
               </w:rPr>
               <w:t>resolved_at</w:t>
             </w:r>
@@ -5363,10 +5455,16 @@
             </w:tcMar>
           </w:tcPr>
           <w:p>
-            <w:r>
-              <w:rPr>
-                <w:sz w:val="20"/>
-                <w:szCs w:val="20"/>
+            <w:pPr>
+              <w:rPr>
+                <w:highlight w:val="yellow"/>
+              </w:rPr>
+            </w:pPr>
+            <w:r>
+              <w:rPr>
+                <w:sz w:val="20"/>
+                <w:szCs w:val="20"/>
+                <w:highlight w:val="yellow"/>
               </w:rPr>
               <w:t>Timeline tracking</w:t>
             </w:r>
@@ -5392,19 +5490,18 @@
             </w:tcMar>
           </w:tcPr>
           <w:p>
-            <w:r>
-              <w:rPr>
-                <w:sz w:val="20"/>
-                <w:szCs w:val="20"/>
-              </w:rPr>
-              <w:t>N</w:t>
-            </w:r>
-            <w:r>
-              <w:rPr>
-                <w:sz w:val="20"/>
-                <w:szCs w:val="20"/>
-              </w:rPr>
-              <w:t>ote</w:t>
+            <w:pPr>
+              <w:rPr>
+                <w:highlight w:val="yellow"/>
+              </w:rPr>
+            </w:pPr>
+            <w:r>
+              <w:rPr>
+                <w:sz w:val="20"/>
+                <w:szCs w:val="20"/>
+                <w:highlight w:val="yellow"/>
+              </w:rPr>
+              <w:t>note</w:t>
             </w:r>
           </w:p>
         </w:tc>
@@ -5426,10 +5523,16 @@
             </w:tcMar>
           </w:tcPr>
           <w:p>
-            <w:r>
-              <w:rPr>
-                <w:sz w:val="20"/>
-                <w:szCs w:val="20"/>
+            <w:pPr>
+              <w:rPr>
+                <w:highlight w:val="yellow"/>
+              </w:rPr>
+            </w:pPr>
+            <w:r>
+              <w:rPr>
+                <w:sz w:val="20"/>
+                <w:szCs w:val="20"/>
+                <w:highlight w:val="yellow"/>
               </w:rPr>
               <w:t>Technician notes</w:t>
             </w:r>
@@ -5455,11 +5558,17 @@
             </w:tcMar>
           </w:tcPr>
           <w:p>
+            <w:pPr>
+              <w:rPr>
+                <w:highlight w:val="yellow"/>
+              </w:rPr>
+            </w:pPr>
             <w:proofErr w:type="spellStart"/>
             <w:r>
               <w:rPr>
                 <w:sz w:val="20"/>
                 <w:szCs w:val="20"/>
+                <w:highlight w:val="yellow"/>
               </w:rPr>
               <w:t>created_at</w:t>
             </w:r>
@@ -5468,6 +5577,7 @@
               <w:rPr>
                 <w:sz w:val="20"/>
                 <w:szCs w:val="20"/>
+                <w:highlight w:val="yellow"/>
               </w:rPr>
               <w:t xml:space="preserve"> / </w:t>
             </w:r>
@@ -5476,6 +5586,7 @@
               <w:rPr>
                 <w:sz w:val="20"/>
                 <w:szCs w:val="20"/>
+                <w:highlight w:val="yellow"/>
               </w:rPr>
               <w:t>updated_at</w:t>
             </w:r>
@@ -5504,6 +5615,7 @@
               <w:rPr>
                 <w:sz w:val="20"/>
                 <w:szCs w:val="20"/>
+                <w:highlight w:val="yellow"/>
               </w:rPr>
               <w:t>timestamps</w:t>
             </w:r>
@@ -6057,7 +6169,6 @@
                 <w:sz w:val="20"/>
                 <w:szCs w:val="20"/>
               </w:rPr>
-              <w:lastRenderedPageBreak/>
               <w:t>created_at</w:t>
             </w:r>
             <w:proofErr w:type="spellEnd"/>
@@ -6126,6 +6237,7 @@
         <w:pStyle w:val="Heading2"/>
       </w:pPr>
       <w:r>
+        <w:lastRenderedPageBreak/>
         <w:t>Authentication APIs</w:t>
       </w:r>
     </w:p>
@@ -7090,7 +7202,6 @@
         <w:pStyle w:val="Heading2"/>
       </w:pPr>
       <w:r>
-        <w:lastRenderedPageBreak/>
         <w:t>Issue APIs</w:t>
       </w:r>
     </w:p>
@@ -7183,6 +7294,7 @@
         <w:pStyle w:val="Heading2"/>
       </w:pPr>
       <w:r>
+        <w:lastRenderedPageBreak/>
         <w:t>Report APIs (Public)</w:t>
       </w:r>
     </w:p>
@@ -7336,14 +7448,7 @@
           <w:sz w:val="20"/>
           <w:szCs w:val="20"/>
         </w:rPr>
-        <w:t xml:space="preserve"> </w:t>
-      </w:r>
-      <w:r>
-        <w:rPr>
-          <w:sz w:val="20"/>
-          <w:szCs w:val="20"/>
-        </w:rPr>
-        <w:t>warranty</w:t>
+        <w:t xml:space="preserve"> warranty</w:t>
       </w:r>
       <w:r>
         <w:rPr>
@@ -7985,7 +8090,6 @@
         <w:spacing w:before="40" w:after="40"/>
       </w:pPr>
       <w:r>
-        <w:lastRenderedPageBreak/>
         <w:t>Purchase cost cannot be negative.</w:t>
       </w:r>
     </w:p>
@@ -8046,6 +8150,7 @@
         <w:spacing w:before="40" w:after="40"/>
       </w:pPr>
       <w:r>
+        <w:lastRenderedPageBreak/>
         <w:t>Failed login attempts should return 401 Unauthorized — never expose user existence.</w:t>
       </w:r>
     </w:p>
@@ -8687,6 +8792,7 @@
             </w:tcMar>
           </w:tcPr>
           <w:p>
+            <w:bookmarkStart w:id="0" w:name="_GoBack"/>
             <w:r>
               <w:rPr>
                 <w:sz w:val="20"/>
@@ -8694,6 +8800,7 @@
               </w:rPr>
               <w:t>Spring Security + JWT</w:t>
             </w:r>
+            <w:bookmarkEnd w:id="0"/>
           </w:p>
         </w:tc>
         <w:tc>
@@ -8973,20 +9080,20 @@
         <w:spacing w:before="80" w:after="80"/>
       </w:pPr>
       <w:r>
+        <w:t>The TID Asset Management System is an internal backend platform designed to centralize device inventory, assignment tracking, procurement records, warranty monitoring, and issue management for company assets. The system uses a modular monolith architecture with Spring Boot and PostgreSQL, organized by feature and layered by responsibility inside each module.</w:t>
+      </w:r>
+    </w:p>
+    <w:p>
+      <w:pPr>
+        <w:spacing w:before="60" w:after="60"/>
+      </w:pPr>
+    </w:p>
+    <w:p>
+      <w:pPr>
+        <w:spacing w:before="80" w:after="80"/>
+      </w:pPr>
+      <w:r>
         <w:lastRenderedPageBreak/>
-        <w:t>The TID Asset Management System is an internal backend platform designed to centralize device inventory, assignment tracking, procurement records, warranty monitoring, and issue management for company assets. The system uses a modular monolith architecture with Spring Boot and PostgreSQL, organized by feature and layered by responsibility inside each module.</w:t>
-      </w:r>
-    </w:p>
-    <w:p>
-      <w:pPr>
-        <w:spacing w:before="60" w:after="60"/>
-      </w:pPr>
-    </w:p>
-    <w:p>
-      <w:pPr>
-        <w:spacing w:before="80" w:after="80"/>
-      </w:pPr>
-      <w:r>
         <w:t>Authentication is handled via JWT-based Spring Security, with role-based access control separating public read-only views (dashboard, asset status) from protected management operations. The first release focuses on core asset lifecycle functions — asset registration, assignment, return, issue tracking, and reporting — while leaving room for future extensions as the process matures.</w:t>
       </w:r>
     </w:p>
@@ -10830,6 +10937,11 @@
       <w:szCs w:val="26"/>
     </w:rPr>
   </w:style>
+  <w:style w:type="character" w:customStyle="1" w:styleId="hljs-string">
+    <w:name w:val="hljs-string"/>
+    <w:basedOn w:val="DefaultParagraphFont"/>
+    <w:rsid w:val="0077525F"/>
+  </w:style>
 </w:styles>
 </file>
 

--- a/document/TID_Asset_Management_Project_Perspective.docx
+++ b/document/TID_Asset_Management_Project_Perspective.docx
@@ -29,280 +29,8 @@
           <w:sz w:val="30"/>
           <w:szCs w:val="30"/>
         </w:rPr>
-        <w:t>Project Perspective and Backend Blueprint</w:t>
-      </w:r>
-    </w:p>
-    <w:p>
-      <w:pPr>
-        <w:spacing w:before="60" w:after="60"/>
-      </w:pPr>
-    </w:p>
-    <w:tbl>
-      <w:tblPr>
-        <w:tblW w:w="9360" w:type="dxa"/>
-        <w:tblBorders>
-          <w:top w:val="single" w:sz="4" w:space="0" w:color="auto"/>
-          <w:left w:val="single" w:sz="4" w:space="0" w:color="auto"/>
-          <w:bottom w:val="single" w:sz="4" w:space="0" w:color="auto"/>
-          <w:right w:val="single" w:sz="4" w:space="0" w:color="auto"/>
-          <w:insideH w:val="single" w:sz="4" w:space="0" w:color="auto"/>
-          <w:insideV w:val="single" w:sz="4" w:space="0" w:color="auto"/>
-        </w:tblBorders>
-        <w:tblCellMar>
-          <w:left w:w="10" w:type="dxa"/>
-          <w:right w:w="10" w:type="dxa"/>
-        </w:tblCellMar>
-        <w:tblLook w:val="0000" w:firstRow="0" w:lastRow="0" w:firstColumn="0" w:lastColumn="0" w:noHBand="0" w:noVBand="0"/>
-      </w:tblPr>
-      <w:tblGrid>
-        <w:gridCol w:w="2800"/>
-        <w:gridCol w:w="6560"/>
-      </w:tblGrid>
-      <w:tr>
-        <w:tc>
-          <w:tcPr>
-            <w:tcW w:w="2800" w:type="dxa"/>
-            <w:tcBorders>
-              <w:top w:val="single" w:sz="1" w:space="0" w:color="CCCCCC"/>
-              <w:left w:val="single" w:sz="1" w:space="0" w:color="CCCCCC"/>
-              <w:bottom w:val="single" w:sz="1" w:space="0" w:color="CCCCCC"/>
-              <w:right w:val="single" w:sz="1" w:space="0" w:color="CCCCCC"/>
-            </w:tcBorders>
-            <w:shd w:val="clear" w:color="auto" w:fill="F0F4FA"/>
-            <w:tcMar>
-              <w:top w:w="80" w:type="dxa"/>
-              <w:left w:w="150" w:type="dxa"/>
-              <w:bottom w:w="80" w:type="dxa"/>
-              <w:right w:w="150" w:type="dxa"/>
-            </w:tcMar>
-          </w:tcPr>
-          <w:p>
-            <w:r>
-              <w:rPr>
-                <w:sz w:val="20"/>
-                <w:szCs w:val="20"/>
-              </w:rPr>
-              <w:t>Recommended Architecture</w:t>
-            </w:r>
-          </w:p>
-        </w:tc>
-        <w:tc>
-          <w:tcPr>
-            <w:tcW w:w="6560" w:type="dxa"/>
-            <w:tcBorders>
-              <w:top w:val="single" w:sz="1" w:space="0" w:color="CCCCCC"/>
-              <w:left w:val="single" w:sz="1" w:space="0" w:color="CCCCCC"/>
-              <w:bottom w:val="single" w:sz="1" w:space="0" w:color="CCCCCC"/>
-              <w:right w:val="single" w:sz="1" w:space="0" w:color="CCCCCC"/>
-            </w:tcBorders>
-            <w:shd w:val="clear" w:color="auto" w:fill="F0F4FA"/>
-            <w:tcMar>
-              <w:top w:w="80" w:type="dxa"/>
-              <w:left w:w="150" w:type="dxa"/>
-              <w:bottom w:w="80" w:type="dxa"/>
-              <w:right w:w="150" w:type="dxa"/>
-            </w:tcMar>
-          </w:tcPr>
-          <w:p>
-            <w:r>
-              <w:rPr>
-                <w:sz w:val="20"/>
-                <w:szCs w:val="20"/>
-              </w:rPr>
-              <w:t>Modular monolith with package-by-feature and layered design inside each business module.</w:t>
-            </w:r>
-          </w:p>
-        </w:tc>
-      </w:tr>
-      <w:tr>
-        <w:tc>
-          <w:tcPr>
-            <w:tcW w:w="2800" w:type="dxa"/>
-            <w:tcBorders>
-              <w:top w:val="single" w:sz="1" w:space="0" w:color="CCCCCC"/>
-              <w:left w:val="single" w:sz="1" w:space="0" w:color="CCCCCC"/>
-              <w:bottom w:val="single" w:sz="1" w:space="0" w:color="CCCCCC"/>
-              <w:right w:val="single" w:sz="1" w:space="0" w:color="CCCCCC"/>
-            </w:tcBorders>
-            <w:shd w:val="clear" w:color="auto" w:fill="FFFFFF"/>
-            <w:tcMar>
-              <w:top w:w="80" w:type="dxa"/>
-              <w:left w:w="150" w:type="dxa"/>
-              <w:bottom w:w="80" w:type="dxa"/>
-              <w:right w:w="150" w:type="dxa"/>
-            </w:tcMar>
-          </w:tcPr>
-          <w:p>
-            <w:r>
-              <w:rPr>
-                <w:sz w:val="20"/>
-                <w:szCs w:val="20"/>
-              </w:rPr>
-              <w:t>Focus</w:t>
-            </w:r>
-          </w:p>
-        </w:tc>
-        <w:tc>
-          <w:tcPr>
-            <w:tcW w:w="6560" w:type="dxa"/>
-            <w:tcBorders>
-              <w:top w:val="single" w:sz="1" w:space="0" w:color="CCCCCC"/>
-              <w:left w:val="single" w:sz="1" w:space="0" w:color="CCCCCC"/>
-              <w:bottom w:val="single" w:sz="1" w:space="0" w:color="CCCCCC"/>
-              <w:right w:val="single" w:sz="1" w:space="0" w:color="CCCCCC"/>
-            </w:tcBorders>
-            <w:shd w:val="clear" w:color="auto" w:fill="FFFFFF"/>
-            <w:tcMar>
-              <w:top w:w="80" w:type="dxa"/>
-              <w:left w:w="150" w:type="dxa"/>
-              <w:bottom w:w="80" w:type="dxa"/>
-              <w:right w:w="150" w:type="dxa"/>
-            </w:tcMar>
-          </w:tcPr>
-          <w:p>
-            <w:r>
-              <w:rPr>
-                <w:sz w:val="20"/>
-                <w:szCs w:val="20"/>
-              </w:rPr>
-              <w:t>Real-world internal asset tracking with Spring Boot, PostgreSQL, security, testing, and reporting.</w:t>
-            </w:r>
-          </w:p>
-        </w:tc>
-      </w:tr>
-      <w:tr>
-        <w:tc>
-          <w:tcPr>
-            <w:tcW w:w="2800" w:type="dxa"/>
-            <w:tcBorders>
-              <w:top w:val="single" w:sz="1" w:space="0" w:color="CCCCCC"/>
-              <w:left w:val="single" w:sz="1" w:space="0" w:color="CCCCCC"/>
-              <w:bottom w:val="single" w:sz="1" w:space="0" w:color="CCCCCC"/>
-              <w:right w:val="single" w:sz="1" w:space="0" w:color="CCCCCC"/>
-            </w:tcBorders>
-            <w:shd w:val="clear" w:color="auto" w:fill="F0F4FA"/>
-            <w:tcMar>
-              <w:top w:w="80" w:type="dxa"/>
-              <w:left w:w="150" w:type="dxa"/>
-              <w:bottom w:w="80" w:type="dxa"/>
-              <w:right w:w="150" w:type="dxa"/>
-            </w:tcMar>
-          </w:tcPr>
-          <w:p>
-            <w:r>
-              <w:rPr>
-                <w:sz w:val="20"/>
-                <w:szCs w:val="20"/>
-              </w:rPr>
-              <w:t>Best Fit</w:t>
-            </w:r>
-          </w:p>
-        </w:tc>
-        <w:tc>
-          <w:tcPr>
-            <w:tcW w:w="6560" w:type="dxa"/>
-            <w:tcBorders>
-              <w:top w:val="single" w:sz="1" w:space="0" w:color="CCCCCC"/>
-              <w:left w:val="single" w:sz="1" w:space="0" w:color="CCCCCC"/>
-              <w:bottom w:val="single" w:sz="1" w:space="0" w:color="CCCCCC"/>
-              <w:right w:val="single" w:sz="1" w:space="0" w:color="CCCCCC"/>
-            </w:tcBorders>
-            <w:shd w:val="clear" w:color="auto" w:fill="F0F4FA"/>
-            <w:tcMar>
-              <w:top w:w="80" w:type="dxa"/>
-              <w:left w:w="150" w:type="dxa"/>
-              <w:bottom w:w="80" w:type="dxa"/>
-              <w:right w:w="150" w:type="dxa"/>
-            </w:tcMar>
-          </w:tcPr>
-          <w:p>
-            <w:r>
-              <w:rPr>
-                <w:sz w:val="20"/>
-                <w:szCs w:val="20"/>
-              </w:rPr>
-              <w:t>New projects that want to stay simple now without blocking future growth.</w:t>
-            </w:r>
-          </w:p>
-        </w:tc>
-      </w:tr>
-      <w:tr>
-        <w:tc>
-          <w:tcPr>
-            <w:tcW w:w="2800" w:type="dxa"/>
-            <w:tcBorders>
-              <w:top w:val="single" w:sz="1" w:space="0" w:color="CCCCCC"/>
-              <w:left w:val="single" w:sz="1" w:space="0" w:color="CCCCCC"/>
-              <w:bottom w:val="single" w:sz="1" w:space="0" w:color="CCCCCC"/>
-              <w:right w:val="single" w:sz="1" w:space="0" w:color="CCCCCC"/>
-            </w:tcBorders>
-            <w:shd w:val="clear" w:color="auto" w:fill="FFFFFF"/>
-            <w:tcMar>
-              <w:top w:w="80" w:type="dxa"/>
-              <w:left w:w="150" w:type="dxa"/>
-              <w:bottom w:w="80" w:type="dxa"/>
-              <w:right w:w="150" w:type="dxa"/>
-            </w:tcMar>
-          </w:tcPr>
-          <w:p>
-            <w:r>
-              <w:rPr>
-                <w:sz w:val="20"/>
-                <w:szCs w:val="20"/>
-              </w:rPr>
-              <w:t>Core Stack</w:t>
-            </w:r>
-          </w:p>
-        </w:tc>
-        <w:tc>
-          <w:tcPr>
-            <w:tcW w:w="6560" w:type="dxa"/>
-            <w:tcBorders>
-              <w:top w:val="single" w:sz="1" w:space="0" w:color="CCCCCC"/>
-              <w:left w:val="single" w:sz="1" w:space="0" w:color="CCCCCC"/>
-              <w:bottom w:val="single" w:sz="1" w:space="0" w:color="CCCCCC"/>
-              <w:right w:val="single" w:sz="1" w:space="0" w:color="CCCCCC"/>
-            </w:tcBorders>
-            <w:shd w:val="clear" w:color="auto" w:fill="FFFFFF"/>
-            <w:tcMar>
-              <w:top w:w="80" w:type="dxa"/>
-              <w:left w:w="150" w:type="dxa"/>
-              <w:bottom w:w="80" w:type="dxa"/>
-              <w:right w:w="150" w:type="dxa"/>
-            </w:tcMar>
-          </w:tcPr>
-          <w:p>
-            <w:r>
-              <w:rPr>
-                <w:sz w:val="20"/>
-                <w:szCs w:val="20"/>
-              </w:rPr>
-              <w:t xml:space="preserve">Spring Boot 3.x, Java 21, PostgreSQL, Flyway, Spring Security, Validation, Actuator, </w:t>
-            </w:r>
-            <w:proofErr w:type="spellStart"/>
-            <w:r>
-              <w:rPr>
-                <w:sz w:val="20"/>
-                <w:szCs w:val="20"/>
-              </w:rPr>
-              <w:t>Testcontainers</w:t>
-            </w:r>
-            <w:proofErr w:type="spellEnd"/>
-            <w:r>
-              <w:rPr>
-                <w:sz w:val="20"/>
-                <w:szCs w:val="20"/>
-              </w:rPr>
-              <w:t>, Gradle.</w:t>
-            </w:r>
-          </w:p>
-        </w:tc>
-      </w:tr>
-    </w:tbl>
-    <w:p>
-      <w:pPr>
-        <w:spacing w:before="60" w:after="60"/>
-      </w:pPr>
+        <w:t>Backend Blueprint</w:t>
+      </w:r>
     </w:p>
     <w:p>
       <w:pPr>
@@ -421,6 +149,12 @@
       <w:r>
         <w:t>3. Recommended System Scope</w:t>
       </w:r>
+      <w:r>
+        <w:t xml:space="preserve"> and </w:t>
+      </w:r>
+      <w:r>
+        <w:t>Important Business Rules</w:t>
+      </w:r>
     </w:p>
     <w:p>
       <w:pPr>
@@ -509,76 +243,76 @@
         <w:rPr>
           <w:highlight w:val="yellow"/>
         </w:rPr>
+        <w:t>Track vendor, purchase date, purchase cost, and warranty expiry</w:t>
+      </w:r>
+      <w:r>
+        <w:t>.</w:t>
+      </w:r>
+    </w:p>
+    <w:p>
+      <w:pPr>
+        <w:pStyle w:val="Heading2"/>
+      </w:pPr>
+      <w:r>
+        <w:t xml:space="preserve">D. </w:t>
+      </w:r>
+      <w:r>
+        <w:t xml:space="preserve">Asset </w:t>
+      </w:r>
+      <w:r>
+        <w:t xml:space="preserve">Maintenance / </w:t>
+      </w:r>
+      <w:r>
+        <w:t xml:space="preserve">Asset </w:t>
+      </w:r>
+      <w:r>
+        <w:t>Issue Module</w:t>
+      </w:r>
+    </w:p>
+    <w:p>
+      <w:pPr>
+        <w:spacing w:before="80" w:after="80"/>
+      </w:pPr>
+      <w:r>
+        <w:t>Track issue reports, repair status, maintenance notes, and security checks.</w:t>
+      </w:r>
+    </w:p>
+    <w:p>
+      <w:pPr>
+        <w:pStyle w:val="Heading2"/>
+      </w:pPr>
+      <w:r>
+        <w:t xml:space="preserve">E. </w:t>
+      </w:r>
+      <w:r>
+        <w:t xml:space="preserve">Asset </w:t>
+      </w:r>
+      <w:r>
+        <w:t>Reporting Module</w:t>
+      </w:r>
+    </w:p>
+    <w:p>
+      <w:pPr>
+        <w:spacing w:before="80" w:after="80"/>
+      </w:pPr>
+      <w:r>
+        <w:t>Provide dashboards and reports for asset counts, availability, warranty expiry, and issue tracking.</w:t>
+      </w:r>
+    </w:p>
+    <w:p>
+      <w:pPr>
+        <w:pStyle w:val="Heading2"/>
+      </w:pPr>
+      <w:r>
+        <w:t>F. User Management Module</w:t>
+      </w:r>
+    </w:p>
+    <w:p>
+      <w:pPr>
+        <w:spacing w:before="80" w:after="80"/>
+      </w:pPr>
+      <w:r>
         <w:lastRenderedPageBreak/>
-        <w:t>Track vendor, purchase date, purchase cost, and warranty expiry</w:t>
-      </w:r>
-      <w:r>
-        <w:t>.</w:t>
-      </w:r>
-    </w:p>
-    <w:p>
-      <w:pPr>
-        <w:pStyle w:val="Heading2"/>
-      </w:pPr>
-      <w:r>
-        <w:t xml:space="preserve">D. </w:t>
-      </w:r>
-      <w:r>
-        <w:t xml:space="preserve">Asset </w:t>
-      </w:r>
-      <w:r>
-        <w:t xml:space="preserve">Maintenance / </w:t>
-      </w:r>
-      <w:r>
-        <w:t xml:space="preserve">Asset </w:t>
-      </w:r>
-      <w:r>
-        <w:t>Issue Module</w:t>
-      </w:r>
-    </w:p>
-    <w:p>
-      <w:pPr>
-        <w:spacing w:before="80" w:after="80"/>
-      </w:pPr>
-      <w:r>
-        <w:t>Track issue reports, repair status, maintenance notes, and security checks.</w:t>
-      </w:r>
-    </w:p>
-    <w:p>
-      <w:pPr>
-        <w:pStyle w:val="Heading2"/>
-      </w:pPr>
-      <w:r>
-        <w:t xml:space="preserve">E. </w:t>
-      </w:r>
-      <w:r>
-        <w:t xml:space="preserve">Asset </w:t>
-      </w:r>
-      <w:r>
-        <w:t>Reporting Module</w:t>
-      </w:r>
-    </w:p>
-    <w:p>
-      <w:pPr>
-        <w:spacing w:before="80" w:after="80"/>
-      </w:pPr>
-      <w:r>
-        <w:t>Provide dashboards and reports for asset counts, availability, warranty expiry, and issue tracking.</w:t>
-      </w:r>
-    </w:p>
-    <w:p>
-      <w:pPr>
-        <w:pStyle w:val="Heading2"/>
-      </w:pPr>
-      <w:r>
-        <w:t>F. User Management Module</w:t>
-      </w:r>
-    </w:p>
-    <w:p>
-      <w:pPr>
-        <w:spacing w:before="80" w:after="80"/>
-      </w:pPr>
-      <w:r>
         <w:t xml:space="preserve">Only super admin can you modify with permission to each module or endpoint for admin user. </w:t>
       </w:r>
     </w:p>
@@ -810,7 +544,6 @@
         <w:spacing w:before="60" w:after="60"/>
       </w:pPr>
       <w:r>
-        <w:lastRenderedPageBreak/>
         <w:t>Authorization: The client includes the token in the Authorization: Bearer &lt;token&gt; header for every request.</w:t>
       </w:r>
     </w:p>
@@ -887,6 +620,7 @@
         <w:spacing w:before="60" w:after="60"/>
       </w:pPr>
       <w:r>
+        <w:lastRenderedPageBreak/>
         <w:t>JWT Configuration: Tokens are signed with the HS256 algorithm and have a default expiry of 8 hours.</w:t>
       </w:r>
     </w:p>
@@ -2695,7 +2429,6 @@
                 <w:szCs w:val="20"/>
                 <w:highlight w:val="yellow"/>
               </w:rPr>
-              <w:lastRenderedPageBreak/>
               <w:t>latest_used</w:t>
             </w:r>
             <w:proofErr w:type="spellEnd"/>
@@ -3152,6 +2885,7 @@
                 <w:szCs w:val="20"/>
                 <w:highlight w:val="yellow"/>
               </w:rPr>
+              <w:lastRenderedPageBreak/>
               <w:t>assigned_to</w:t>
             </w:r>
             <w:proofErr w:type="spellEnd"/>
@@ -4098,13 +3832,6 @@
                 <w:szCs w:val="20"/>
               </w:rPr>
             </w:pPr>
-            <w:r>
-              <w:rPr>
-                <w:sz w:val="20"/>
-                <w:szCs w:val="20"/>
-              </w:rPr>
-              <w:t>Check with User Token head and put username</w:t>
-            </w:r>
           </w:p>
         </w:tc>
       </w:tr>
@@ -4139,7 +3866,21 @@
                 <w:sz w:val="20"/>
                 <w:szCs w:val="20"/>
               </w:rPr>
-              <w:t>comfirm_return_by</w:t>
+              <w:t>co</w:t>
+            </w:r>
+            <w:r>
+              <w:rPr>
+                <w:sz w:val="20"/>
+                <w:szCs w:val="20"/>
+              </w:rPr>
+              <w:t>n</w:t>
+            </w:r>
+            <w:r>
+              <w:rPr>
+                <w:sz w:val="20"/>
+                <w:szCs w:val="20"/>
+              </w:rPr>
+              <w:t>firm_return_by</w:t>
             </w:r>
             <w:proofErr w:type="spellEnd"/>
           </w:p>
@@ -4168,13 +3909,134 @@
                 <w:szCs w:val="20"/>
               </w:rPr>
             </w:pPr>
-            <w:r>
-              <w:rPr>
-                <w:sz w:val="20"/>
-                <w:szCs w:val="20"/>
-              </w:rPr>
-              <w:t>Check with User Token head and put username</w:t>
-            </w:r>
+          </w:p>
+        </w:tc>
+      </w:tr>
+      <w:tr>
+        <w:tc>
+          <w:tcPr>
+            <w:tcW w:w="2800" w:type="dxa"/>
+            <w:tcBorders>
+              <w:top w:val="single" w:sz="1" w:space="0" w:color="CCCCCC"/>
+              <w:left w:val="single" w:sz="1" w:space="0" w:color="CCCCCC"/>
+              <w:bottom w:val="single" w:sz="1" w:space="0" w:color="CCCCCC"/>
+              <w:right w:val="single" w:sz="1" w:space="0" w:color="CCCCCC"/>
+            </w:tcBorders>
+            <w:shd w:val="clear" w:color="auto" w:fill="FFFFFF"/>
+            <w:tcMar>
+              <w:top w:w="80" w:type="dxa"/>
+              <w:left w:w="150" w:type="dxa"/>
+              <w:bottom w:w="80" w:type="dxa"/>
+              <w:right w:w="150" w:type="dxa"/>
+            </w:tcMar>
+          </w:tcPr>
+          <w:p>
+            <w:pPr>
+              <w:rPr>
+                <w:sz w:val="20"/>
+                <w:szCs w:val="20"/>
+              </w:rPr>
+            </w:pPr>
+            <w:proofErr w:type="spellStart"/>
+            <w:r>
+              <w:rPr>
+                <w:sz w:val="20"/>
+                <w:szCs w:val="20"/>
+              </w:rPr>
+              <w:t>assigned_by_user_id</w:t>
+            </w:r>
+            <w:proofErr w:type="spellEnd"/>
+          </w:p>
+        </w:tc>
+        <w:tc>
+          <w:tcPr>
+            <w:tcW w:w="6560" w:type="dxa"/>
+            <w:tcBorders>
+              <w:top w:val="single" w:sz="1" w:space="0" w:color="CCCCCC"/>
+              <w:left w:val="single" w:sz="1" w:space="0" w:color="CCCCCC"/>
+              <w:bottom w:val="single" w:sz="1" w:space="0" w:color="CCCCCC"/>
+              <w:right w:val="single" w:sz="1" w:space="0" w:color="CCCCCC"/>
+            </w:tcBorders>
+            <w:shd w:val="clear" w:color="auto" w:fill="FFFFFF"/>
+            <w:tcMar>
+              <w:top w:w="80" w:type="dxa"/>
+              <w:left w:w="150" w:type="dxa"/>
+              <w:bottom w:w="80" w:type="dxa"/>
+              <w:right w:w="150" w:type="dxa"/>
+            </w:tcMar>
+          </w:tcPr>
+          <w:p>
+            <w:pPr>
+              <w:rPr>
+                <w:sz w:val="20"/>
+                <w:szCs w:val="20"/>
+              </w:rPr>
+            </w:pPr>
+          </w:p>
+        </w:tc>
+      </w:tr>
+      <w:tr>
+        <w:tc>
+          <w:tcPr>
+            <w:tcW w:w="2800" w:type="dxa"/>
+            <w:tcBorders>
+              <w:top w:val="single" w:sz="1" w:space="0" w:color="CCCCCC"/>
+              <w:left w:val="single" w:sz="1" w:space="0" w:color="CCCCCC"/>
+              <w:bottom w:val="single" w:sz="1" w:space="0" w:color="CCCCCC"/>
+              <w:right w:val="single" w:sz="1" w:space="0" w:color="CCCCCC"/>
+            </w:tcBorders>
+            <w:shd w:val="clear" w:color="auto" w:fill="FFFFFF"/>
+            <w:tcMar>
+              <w:top w:w="80" w:type="dxa"/>
+              <w:left w:w="150" w:type="dxa"/>
+              <w:bottom w:w="80" w:type="dxa"/>
+              <w:right w:w="150" w:type="dxa"/>
+            </w:tcMar>
+          </w:tcPr>
+          <w:p>
+            <w:pPr>
+              <w:rPr>
+                <w:sz w:val="20"/>
+                <w:szCs w:val="20"/>
+              </w:rPr>
+            </w:pPr>
+            <w:proofErr w:type="spellStart"/>
+            <w:r>
+              <w:rPr>
+                <w:sz w:val="20"/>
+                <w:szCs w:val="20"/>
+              </w:rPr>
+              <w:t>Confirm_return_by_user_id</w:t>
+            </w:r>
+            <w:proofErr w:type="spellEnd"/>
+          </w:p>
+        </w:tc>
+        <w:tc>
+          <w:tcPr>
+            <w:tcW w:w="6560" w:type="dxa"/>
+            <w:tcBorders>
+              <w:top w:val="single" w:sz="1" w:space="0" w:color="CCCCCC"/>
+              <w:left w:val="single" w:sz="1" w:space="0" w:color="CCCCCC"/>
+              <w:bottom w:val="single" w:sz="1" w:space="0" w:color="CCCCCC"/>
+              <w:right w:val="single" w:sz="1" w:space="0" w:color="CCCCCC"/>
+            </w:tcBorders>
+            <w:shd w:val="clear" w:color="auto" w:fill="FFFFFF"/>
+            <w:tcMar>
+              <w:top w:w="80" w:type="dxa"/>
+              <w:left w:w="150" w:type="dxa"/>
+              <w:bottom w:w="80" w:type="dxa"/>
+              <w:right w:w="150" w:type="dxa"/>
+            </w:tcMar>
+          </w:tcPr>
+          <w:p>
+            <w:pPr>
+              <w:rPr>
+                <w:sz w:val="20"/>
+                <w:szCs w:val="20"/>
+              </w:rPr>
+            </w:pPr>
+            <w:bookmarkStart w:id="0" w:name="_GoBack"/>
+            <w:bookmarkEnd w:id="0"/>
           </w:p>
         </w:tc>
       </w:tr>
@@ -4689,6 +4551,7 @@
                 <w:szCs w:val="20"/>
                 <w:highlight w:val="yellow"/>
               </w:rPr>
+              <w:lastRenderedPageBreak/>
               <w:t>purchase_date</w:t>
             </w:r>
             <w:proofErr w:type="spellEnd"/>
@@ -5636,7 +5499,13 @@
         </w:tabs>
       </w:pPr>
       <w:r>
-        <w:t xml:space="preserve">Table: users </w:t>
+        <w:rPr>
+          <w:highlight w:val="yellow"/>
+        </w:rPr>
+        <w:t>Table: users</w:t>
+      </w:r>
+      <w:r>
+        <w:t xml:space="preserve"> </w:t>
       </w:r>
     </w:p>
     <w:tbl>
@@ -5744,10 +5613,16 @@
             </w:tcMar>
           </w:tcPr>
           <w:p>
-            <w:r>
-              <w:rPr>
-                <w:sz w:val="20"/>
-                <w:szCs w:val="20"/>
+            <w:pPr>
+              <w:rPr>
+                <w:highlight w:val="yellow"/>
+              </w:rPr>
+            </w:pPr>
+            <w:r>
+              <w:rPr>
+                <w:sz w:val="20"/>
+                <w:szCs w:val="20"/>
+                <w:highlight w:val="yellow"/>
               </w:rPr>
               <w:t>id</w:t>
             </w:r>
@@ -5771,10 +5646,16 @@
             </w:tcMar>
           </w:tcPr>
           <w:p>
-            <w:r>
-              <w:rPr>
-                <w:sz w:val="20"/>
-                <w:szCs w:val="20"/>
+            <w:pPr>
+              <w:rPr>
+                <w:highlight w:val="yellow"/>
+              </w:rPr>
+            </w:pPr>
+            <w:r>
+              <w:rPr>
+                <w:sz w:val="20"/>
+                <w:szCs w:val="20"/>
+                <w:highlight w:val="yellow"/>
               </w:rPr>
               <w:t>Auto-generated primary key</w:t>
             </w:r>
@@ -5804,12 +5685,14 @@
               <w:rPr>
                 <w:sz w:val="20"/>
                 <w:szCs w:val="20"/>
-              </w:rPr>
-            </w:pPr>
-            <w:r>
-              <w:rPr>
-                <w:sz w:val="20"/>
-                <w:szCs w:val="20"/>
+                <w:highlight w:val="yellow"/>
+              </w:rPr>
+            </w:pPr>
+            <w:r>
+              <w:rPr>
+                <w:sz w:val="20"/>
+                <w:szCs w:val="20"/>
+                <w:highlight w:val="yellow"/>
               </w:rPr>
               <w:t>Image</w:t>
             </w:r>
@@ -5837,12 +5720,14 @@
               <w:rPr>
                 <w:sz w:val="20"/>
                 <w:szCs w:val="20"/>
-              </w:rPr>
-            </w:pPr>
-            <w:r>
-              <w:rPr>
-                <w:sz w:val="20"/>
-                <w:szCs w:val="20"/>
+                <w:highlight w:val="yellow"/>
+              </w:rPr>
+            </w:pPr>
+            <w:r>
+              <w:rPr>
+                <w:sz w:val="20"/>
+                <w:szCs w:val="20"/>
+                <w:highlight w:val="yellow"/>
               </w:rPr>
               <w:t>VARCHAR</w:t>
             </w:r>
@@ -5868,10 +5753,16 @@
             </w:tcMar>
           </w:tcPr>
           <w:p>
-            <w:r>
-              <w:rPr>
-                <w:sz w:val="20"/>
-                <w:szCs w:val="20"/>
+            <w:pPr>
+              <w:rPr>
+                <w:highlight w:val="yellow"/>
+              </w:rPr>
+            </w:pPr>
+            <w:r>
+              <w:rPr>
+                <w:sz w:val="20"/>
+                <w:szCs w:val="20"/>
+                <w:highlight w:val="yellow"/>
               </w:rPr>
               <w:t>username / email</w:t>
             </w:r>
@@ -5895,10 +5786,16 @@
             </w:tcMar>
           </w:tcPr>
           <w:p>
-            <w:r>
-              <w:rPr>
-                <w:sz w:val="20"/>
-                <w:szCs w:val="20"/>
+            <w:pPr>
+              <w:rPr>
+                <w:highlight w:val="yellow"/>
+              </w:rPr>
+            </w:pPr>
+            <w:r>
+              <w:rPr>
+                <w:sz w:val="20"/>
+                <w:szCs w:val="20"/>
+                <w:highlight w:val="yellow"/>
               </w:rPr>
               <w:t>Unique login identifiers</w:t>
             </w:r>
@@ -5924,11 +5821,17 @@
             </w:tcMar>
           </w:tcPr>
           <w:p>
+            <w:pPr>
+              <w:rPr>
+                <w:highlight w:val="yellow"/>
+              </w:rPr>
+            </w:pPr>
             <w:proofErr w:type="spellStart"/>
             <w:r>
               <w:rPr>
                 <w:sz w:val="20"/>
                 <w:szCs w:val="20"/>
+                <w:highlight w:val="yellow"/>
               </w:rPr>
               <w:t>password_hash</w:t>
             </w:r>
@@ -5953,11 +5856,17 @@
             </w:tcMar>
           </w:tcPr>
           <w:p>
+            <w:pPr>
+              <w:rPr>
+                <w:highlight w:val="yellow"/>
+              </w:rPr>
+            </w:pPr>
             <w:proofErr w:type="spellStart"/>
             <w:r>
               <w:rPr>
                 <w:sz w:val="20"/>
                 <w:szCs w:val="20"/>
+                <w:highlight w:val="yellow"/>
               </w:rPr>
               <w:t>BCrypt</w:t>
             </w:r>
@@ -5966,6 +5875,7 @@
               <w:rPr>
                 <w:sz w:val="20"/>
                 <w:szCs w:val="20"/>
+                <w:highlight w:val="yellow"/>
               </w:rPr>
               <w:t>-encoded password</w:t>
             </w:r>
@@ -5982,21 +5892,29 @@
               <w:bottom w:val="single" w:sz="1" w:space="0" w:color="CCCCCC"/>
               <w:right w:val="single" w:sz="1" w:space="0" w:color="CCCCCC"/>
             </w:tcBorders>
-            <w:shd w:val="clear" w:color="auto" w:fill="FFFFFF"/>
-            <w:tcMar>
-              <w:top w:w="80" w:type="dxa"/>
-              <w:left w:w="150" w:type="dxa"/>
-              <w:bottom w:w="80" w:type="dxa"/>
-              <w:right w:w="150" w:type="dxa"/>
-            </w:tcMar>
-          </w:tcPr>
-          <w:p>
-            <w:r>
-              <w:rPr>
-                <w:sz w:val="20"/>
-                <w:szCs w:val="20"/>
-              </w:rPr>
-              <w:t>role</w:t>
+            <w:shd w:val="clear" w:color="auto" w:fill="F0F4FA"/>
+            <w:tcMar>
+              <w:top w:w="80" w:type="dxa"/>
+              <w:left w:w="150" w:type="dxa"/>
+              <w:bottom w:w="80" w:type="dxa"/>
+              <w:right w:w="150" w:type="dxa"/>
+            </w:tcMar>
+          </w:tcPr>
+          <w:p>
+            <w:pPr>
+              <w:rPr>
+                <w:sz w:val="20"/>
+                <w:szCs w:val="20"/>
+                <w:highlight w:val="yellow"/>
+              </w:rPr>
+            </w:pPr>
+            <w:r>
+              <w:rPr>
+                <w:sz w:val="20"/>
+                <w:szCs w:val="20"/>
+                <w:highlight w:val="yellow"/>
+              </w:rPr>
+              <w:t>department</w:t>
             </w:r>
           </w:p>
         </w:tc>
@@ -6009,21 +5927,205 @@
               <w:bottom w:val="single" w:sz="1" w:space="0" w:color="CCCCCC"/>
               <w:right w:val="single" w:sz="1" w:space="0" w:color="CCCCCC"/>
             </w:tcBorders>
-            <w:shd w:val="clear" w:color="auto" w:fill="FFFFFF"/>
-            <w:tcMar>
-              <w:top w:w="80" w:type="dxa"/>
-              <w:left w:w="150" w:type="dxa"/>
-              <w:bottom w:w="80" w:type="dxa"/>
-              <w:right w:w="150" w:type="dxa"/>
-            </w:tcMar>
-          </w:tcPr>
-          <w:p>
-            <w:r>
-              <w:rPr>
-                <w:sz w:val="20"/>
-                <w:szCs w:val="20"/>
-              </w:rPr>
-              <w:t>SUPER_ADMIN or ADMIN.</w:t>
+            <w:shd w:val="clear" w:color="auto" w:fill="F0F4FA"/>
+            <w:tcMar>
+              <w:top w:w="80" w:type="dxa"/>
+              <w:left w:w="150" w:type="dxa"/>
+              <w:bottom w:w="80" w:type="dxa"/>
+              <w:right w:w="150" w:type="dxa"/>
+            </w:tcMar>
+          </w:tcPr>
+          <w:p>
+            <w:pPr>
+              <w:rPr>
+                <w:sz w:val="20"/>
+                <w:szCs w:val="20"/>
+                <w:highlight w:val="yellow"/>
+              </w:rPr>
+            </w:pPr>
+            <w:r>
+              <w:rPr>
+                <w:sz w:val="20"/>
+                <w:szCs w:val="20"/>
+                <w:highlight w:val="yellow"/>
+              </w:rPr>
+              <w:t xml:space="preserve">ENUM: </w:t>
+            </w:r>
+          </w:p>
+          <w:p>
+            <w:pPr>
+              <w:pStyle w:val="ListParagraph"/>
+              <w:numPr>
+                <w:ilvl w:val="0"/>
+                <w:numId w:val="3"/>
+              </w:numPr>
+              <w:rPr>
+                <w:sz w:val="20"/>
+                <w:szCs w:val="20"/>
+                <w:highlight w:val="yellow"/>
+              </w:rPr>
+            </w:pPr>
+            <w:r>
+              <w:rPr>
+                <w:sz w:val="20"/>
+                <w:szCs w:val="20"/>
+                <w:highlight w:val="yellow"/>
+              </w:rPr>
+              <w:t>Office Admin</w:t>
+            </w:r>
+          </w:p>
+          <w:p>
+            <w:pPr>
+              <w:pStyle w:val="ListParagraph"/>
+              <w:numPr>
+                <w:ilvl w:val="0"/>
+                <w:numId w:val="3"/>
+              </w:numPr>
+              <w:rPr>
+                <w:sz w:val="20"/>
+                <w:szCs w:val="20"/>
+                <w:highlight w:val="yellow"/>
+              </w:rPr>
+            </w:pPr>
+            <w:r>
+              <w:rPr>
+                <w:sz w:val="20"/>
+                <w:szCs w:val="20"/>
+                <w:highlight w:val="yellow"/>
+              </w:rPr>
+              <w:t xml:space="preserve">Tax &amp; Accounting Advisory </w:t>
+            </w:r>
+          </w:p>
+          <w:p>
+            <w:pPr>
+              <w:pStyle w:val="ListParagraph"/>
+              <w:numPr>
+                <w:ilvl w:val="0"/>
+                <w:numId w:val="3"/>
+              </w:numPr>
+              <w:rPr>
+                <w:sz w:val="20"/>
+                <w:szCs w:val="20"/>
+                <w:highlight w:val="yellow"/>
+              </w:rPr>
+            </w:pPr>
+            <w:r>
+              <w:rPr>
+                <w:sz w:val="20"/>
+                <w:szCs w:val="20"/>
+                <w:highlight w:val="yellow"/>
+              </w:rPr>
+              <w:t>Legal &amp; Corporate Advisory</w:t>
+            </w:r>
+          </w:p>
+          <w:p>
+            <w:pPr>
+              <w:pStyle w:val="ListParagraph"/>
+              <w:numPr>
+                <w:ilvl w:val="0"/>
+                <w:numId w:val="3"/>
+              </w:numPr>
+              <w:rPr>
+                <w:sz w:val="20"/>
+                <w:szCs w:val="20"/>
+                <w:highlight w:val="yellow"/>
+              </w:rPr>
+            </w:pPr>
+            <w:r>
+              <w:rPr>
+                <w:sz w:val="20"/>
+                <w:szCs w:val="20"/>
+                <w:highlight w:val="yellow"/>
+              </w:rPr>
+              <w:t>Audit &amp; Assurance</w:t>
+            </w:r>
+          </w:p>
+          <w:p>
+            <w:pPr>
+              <w:pStyle w:val="ListParagraph"/>
+              <w:numPr>
+                <w:ilvl w:val="0"/>
+                <w:numId w:val="3"/>
+              </w:numPr>
+              <w:rPr>
+                <w:sz w:val="20"/>
+                <w:szCs w:val="20"/>
+                <w:highlight w:val="yellow"/>
+              </w:rPr>
+            </w:pPr>
+            <w:r>
+              <w:rPr>
+                <w:sz w:val="20"/>
+                <w:szCs w:val="20"/>
+                <w:highlight w:val="yellow"/>
+              </w:rPr>
+              <w:t>Practice Development &amp; Management</w:t>
+            </w:r>
+          </w:p>
+          <w:p>
+            <w:pPr>
+              <w:pStyle w:val="ListParagraph"/>
+              <w:numPr>
+                <w:ilvl w:val="0"/>
+                <w:numId w:val="3"/>
+              </w:numPr>
+              <w:rPr>
+                <w:sz w:val="20"/>
+                <w:szCs w:val="20"/>
+                <w:highlight w:val="yellow"/>
+              </w:rPr>
+            </w:pPr>
+            <w:r>
+              <w:rPr>
+                <w:sz w:val="20"/>
+                <w:szCs w:val="20"/>
+                <w:highlight w:val="yellow"/>
+              </w:rPr>
+              <w:t>Client &amp; Operation Management</w:t>
+            </w:r>
+          </w:p>
+          <w:p>
+            <w:pPr>
+              <w:pStyle w:val="ListParagraph"/>
+              <w:numPr>
+                <w:ilvl w:val="0"/>
+                <w:numId w:val="3"/>
+              </w:numPr>
+              <w:rPr>
+                <w:sz w:val="20"/>
+                <w:szCs w:val="20"/>
+                <w:highlight w:val="yellow"/>
+              </w:rPr>
+            </w:pPr>
+            <w:r>
+              <w:rPr>
+                <w:sz w:val="20"/>
+                <w:szCs w:val="20"/>
+                <w:highlight w:val="yellow"/>
+              </w:rPr>
+              <w:t>Finance &amp; Human Resource</w:t>
+            </w:r>
+          </w:p>
+          <w:p>
+            <w:pPr>
+              <w:pStyle w:val="ListParagraph"/>
+              <w:numPr>
+                <w:ilvl w:val="0"/>
+                <w:numId w:val="3"/>
+              </w:numPr>
+              <w:rPr>
+                <w:sz w:val="20"/>
+                <w:szCs w:val="20"/>
+                <w:highlight w:val="yellow"/>
+              </w:rPr>
+            </w:pPr>
+            <w:r>
+              <w:rPr>
+                <w:sz w:val="20"/>
+                <w:szCs w:val="20"/>
+                <w:highlight w:val="yellow"/>
+              </w:rPr>
+              <w:t>Technology Innovation and Development</w:t>
             </w:r>
           </w:p>
         </w:tc>
@@ -6038,24 +6140,28 @@
               <w:bottom w:val="single" w:sz="1" w:space="0" w:color="CCCCCC"/>
               <w:right w:val="single" w:sz="1" w:space="0" w:color="CCCCCC"/>
             </w:tcBorders>
-            <w:shd w:val="clear" w:color="auto" w:fill="F0F4FA"/>
-            <w:tcMar>
-              <w:top w:w="80" w:type="dxa"/>
-              <w:left w:w="150" w:type="dxa"/>
-              <w:bottom w:w="80" w:type="dxa"/>
-              <w:right w:w="150" w:type="dxa"/>
-            </w:tcMar>
-          </w:tcPr>
-          <w:p>
-            <w:proofErr w:type="spellStart"/>
-            <w:r>
-              <w:rPr>
-                <w:sz w:val="20"/>
-                <w:szCs w:val="20"/>
-              </w:rPr>
-              <w:t>created_at</w:t>
-            </w:r>
-            <w:proofErr w:type="spellEnd"/>
+            <w:shd w:val="clear" w:color="auto" w:fill="FFFFFF"/>
+            <w:tcMar>
+              <w:top w:w="80" w:type="dxa"/>
+              <w:left w:w="150" w:type="dxa"/>
+              <w:bottom w:w="80" w:type="dxa"/>
+              <w:right w:w="150" w:type="dxa"/>
+            </w:tcMar>
+          </w:tcPr>
+          <w:p>
+            <w:pPr>
+              <w:rPr>
+                <w:highlight w:val="yellow"/>
+              </w:rPr>
+            </w:pPr>
+            <w:r>
+              <w:rPr>
+                <w:sz w:val="20"/>
+                <w:szCs w:val="20"/>
+                <w:highlight w:val="yellow"/>
+              </w:rPr>
+              <w:t>role</w:t>
+            </w:r>
           </w:p>
         </w:tc>
         <w:tc>
@@ -6067,21 +6173,27 @@
               <w:bottom w:val="single" w:sz="1" w:space="0" w:color="CCCCCC"/>
               <w:right w:val="single" w:sz="1" w:space="0" w:color="CCCCCC"/>
             </w:tcBorders>
-            <w:shd w:val="clear" w:color="auto" w:fill="F0F4FA"/>
-            <w:tcMar>
-              <w:top w:w="80" w:type="dxa"/>
-              <w:left w:w="150" w:type="dxa"/>
-              <w:bottom w:w="80" w:type="dxa"/>
-              <w:right w:w="150" w:type="dxa"/>
-            </w:tcMar>
-          </w:tcPr>
-          <w:p>
-            <w:r>
-              <w:rPr>
-                <w:sz w:val="20"/>
-                <w:szCs w:val="20"/>
-              </w:rPr>
-              <w:t>Account creation timestamp</w:t>
+            <w:shd w:val="clear" w:color="auto" w:fill="FFFFFF"/>
+            <w:tcMar>
+              <w:top w:w="80" w:type="dxa"/>
+              <w:left w:w="150" w:type="dxa"/>
+              <w:bottom w:w="80" w:type="dxa"/>
+              <w:right w:w="150" w:type="dxa"/>
+            </w:tcMar>
+          </w:tcPr>
+          <w:p>
+            <w:pPr>
+              <w:rPr>
+                <w:highlight w:val="yellow"/>
+              </w:rPr>
+            </w:pPr>
+            <w:r>
+              <w:rPr>
+                <w:sz w:val="20"/>
+                <w:szCs w:val="20"/>
+                <w:highlight w:val="yellow"/>
+              </w:rPr>
+              <w:t>SUPER_ADMIN or ADMIN.</w:t>
             </w:r>
           </w:p>
         </w:tc>
@@ -6096,22 +6208,28 @@
               <w:bottom w:val="single" w:sz="1" w:space="0" w:color="CCCCCC"/>
               <w:right w:val="single" w:sz="1" w:space="0" w:color="CCCCCC"/>
             </w:tcBorders>
-            <w:shd w:val="clear" w:color="auto" w:fill="FFFFFF"/>
-            <w:tcMar>
-              <w:top w:w="80" w:type="dxa"/>
-              <w:left w:w="150" w:type="dxa"/>
-              <w:bottom w:w="80" w:type="dxa"/>
-              <w:right w:w="150" w:type="dxa"/>
-            </w:tcMar>
-          </w:tcPr>
-          <w:p>
+            <w:shd w:val="clear" w:color="auto" w:fill="F0F4FA"/>
+            <w:tcMar>
+              <w:top w:w="80" w:type="dxa"/>
+              <w:left w:w="150" w:type="dxa"/>
+              <w:bottom w:w="80" w:type="dxa"/>
+              <w:right w:w="150" w:type="dxa"/>
+            </w:tcMar>
+          </w:tcPr>
+          <w:p>
+            <w:pPr>
+              <w:rPr>
+                <w:highlight w:val="yellow"/>
+              </w:rPr>
+            </w:pPr>
             <w:proofErr w:type="spellStart"/>
             <w:r>
               <w:rPr>
                 <w:sz w:val="20"/>
                 <w:szCs w:val="20"/>
-              </w:rPr>
-              <w:t>is_active</w:t>
+                <w:highlight w:val="yellow"/>
+              </w:rPr>
+              <w:t>created_at</w:t>
             </w:r>
             <w:proofErr w:type="spellEnd"/>
           </w:p>
@@ -6125,21 +6243,27 @@
               <w:bottom w:val="single" w:sz="1" w:space="0" w:color="CCCCCC"/>
               <w:right w:val="single" w:sz="1" w:space="0" w:color="CCCCCC"/>
             </w:tcBorders>
-            <w:shd w:val="clear" w:color="auto" w:fill="FFFFFF"/>
-            <w:tcMar>
-              <w:top w:w="80" w:type="dxa"/>
-              <w:left w:w="150" w:type="dxa"/>
-              <w:bottom w:w="80" w:type="dxa"/>
-              <w:right w:w="150" w:type="dxa"/>
-            </w:tcMar>
-          </w:tcPr>
-          <w:p>
-            <w:r>
-              <w:rPr>
-                <w:sz w:val="20"/>
-                <w:szCs w:val="20"/>
-              </w:rPr>
-              <w:t>Soft-disable accounts without deletion</w:t>
+            <w:shd w:val="clear" w:color="auto" w:fill="F0F4FA"/>
+            <w:tcMar>
+              <w:top w:w="80" w:type="dxa"/>
+              <w:left w:w="150" w:type="dxa"/>
+              <w:bottom w:w="80" w:type="dxa"/>
+              <w:right w:w="150" w:type="dxa"/>
+            </w:tcMar>
+          </w:tcPr>
+          <w:p>
+            <w:pPr>
+              <w:rPr>
+                <w:highlight w:val="yellow"/>
+              </w:rPr>
+            </w:pPr>
+            <w:r>
+              <w:rPr>
+                <w:sz w:val="20"/>
+                <w:szCs w:val="20"/>
+                <w:highlight w:val="yellow"/>
+              </w:rPr>
+              <w:t>Account creation timestamp</w:t>
             </w:r>
           </w:p>
         </w:tc>
@@ -6163,11 +6287,87 @@
             </w:tcMar>
           </w:tcPr>
           <w:p>
+            <w:pPr>
+              <w:rPr>
+                <w:highlight w:val="yellow"/>
+              </w:rPr>
+            </w:pPr>
             <w:proofErr w:type="spellStart"/>
             <w:r>
               <w:rPr>
                 <w:sz w:val="20"/>
                 <w:szCs w:val="20"/>
+                <w:highlight w:val="yellow"/>
+              </w:rPr>
+              <w:t>is_active</w:t>
+            </w:r>
+            <w:proofErr w:type="spellEnd"/>
+          </w:p>
+        </w:tc>
+        <w:tc>
+          <w:tcPr>
+            <w:tcW w:w="6560" w:type="dxa"/>
+            <w:tcBorders>
+              <w:top w:val="single" w:sz="1" w:space="0" w:color="CCCCCC"/>
+              <w:left w:val="single" w:sz="1" w:space="0" w:color="CCCCCC"/>
+              <w:bottom w:val="single" w:sz="1" w:space="0" w:color="CCCCCC"/>
+              <w:right w:val="single" w:sz="1" w:space="0" w:color="CCCCCC"/>
+            </w:tcBorders>
+            <w:shd w:val="clear" w:color="auto" w:fill="FFFFFF"/>
+            <w:tcMar>
+              <w:top w:w="80" w:type="dxa"/>
+              <w:left w:w="150" w:type="dxa"/>
+              <w:bottom w:w="80" w:type="dxa"/>
+              <w:right w:w="150" w:type="dxa"/>
+            </w:tcMar>
+          </w:tcPr>
+          <w:p>
+            <w:pPr>
+              <w:rPr>
+                <w:highlight w:val="yellow"/>
+              </w:rPr>
+            </w:pPr>
+            <w:r>
+              <w:rPr>
+                <w:sz w:val="20"/>
+                <w:szCs w:val="20"/>
+                <w:highlight w:val="yellow"/>
+              </w:rPr>
+              <w:t>Soft-disable accounts without deletion</w:t>
+            </w:r>
+          </w:p>
+        </w:tc>
+      </w:tr>
+      <w:tr>
+        <w:tc>
+          <w:tcPr>
+            <w:tcW w:w="2800" w:type="dxa"/>
+            <w:tcBorders>
+              <w:top w:val="single" w:sz="1" w:space="0" w:color="CCCCCC"/>
+              <w:left w:val="single" w:sz="1" w:space="0" w:color="CCCCCC"/>
+              <w:bottom w:val="single" w:sz="1" w:space="0" w:color="CCCCCC"/>
+              <w:right w:val="single" w:sz="1" w:space="0" w:color="CCCCCC"/>
+            </w:tcBorders>
+            <w:shd w:val="clear" w:color="auto" w:fill="FFFFFF"/>
+            <w:tcMar>
+              <w:top w:w="80" w:type="dxa"/>
+              <w:left w:w="150" w:type="dxa"/>
+              <w:bottom w:w="80" w:type="dxa"/>
+              <w:right w:w="150" w:type="dxa"/>
+            </w:tcMar>
+          </w:tcPr>
+          <w:p>
+            <w:pPr>
+              <w:rPr>
+                <w:highlight w:val="yellow"/>
+              </w:rPr>
+            </w:pPr>
+            <w:proofErr w:type="spellStart"/>
+            <w:r>
+              <w:rPr>
+                <w:sz w:val="20"/>
+                <w:szCs w:val="20"/>
+                <w:highlight w:val="yellow"/>
               </w:rPr>
               <w:t>created_at</w:t>
             </w:r>
@@ -6176,6 +6376,7 @@
               <w:rPr>
                 <w:sz w:val="20"/>
                 <w:szCs w:val="20"/>
+                <w:highlight w:val="yellow"/>
               </w:rPr>
               <w:t xml:space="preserve"> / </w:t>
             </w:r>
@@ -6184,6 +6385,7 @@
               <w:rPr>
                 <w:sz w:val="20"/>
                 <w:szCs w:val="20"/>
+                <w:highlight w:val="yellow"/>
               </w:rPr>
               <w:t>updated_at</w:t>
             </w:r>
@@ -6208,10 +6410,16 @@
             </w:tcMar>
           </w:tcPr>
           <w:p>
-            <w:r>
-              <w:rPr>
-                <w:sz w:val="20"/>
-                <w:szCs w:val="20"/>
+            <w:pPr>
+              <w:rPr>
+                <w:highlight w:val="yellow"/>
+              </w:rPr>
+            </w:pPr>
+            <w:r>
+              <w:rPr>
+                <w:sz w:val="20"/>
+                <w:szCs w:val="20"/>
+                <w:highlight w:val="yellow"/>
               </w:rPr>
               <w:t>timestamps</w:t>
             </w:r>
@@ -6221,6 +6429,347 @@
     </w:tbl>
     <w:p>
       <w:pPr>
+        <w:pStyle w:val="Heading2"/>
+        <w:tabs>
+          <w:tab w:val="left" w:pos="2760"/>
+        </w:tabs>
+      </w:pPr>
+      <w:r>
+        <w:lastRenderedPageBreak/>
+        <w:t xml:space="preserve">Table: </w:t>
+      </w:r>
+      <w:proofErr w:type="spellStart"/>
+      <w:r>
+        <w:t>users</w:t>
+      </w:r>
+      <w:r>
+        <w:t>_permission</w:t>
+      </w:r>
+      <w:proofErr w:type="spellEnd"/>
+    </w:p>
+    <w:tbl>
+      <w:tblPr>
+        <w:tblW w:w="9360" w:type="dxa"/>
+        <w:tblBorders>
+          <w:top w:val="single" w:sz="4" w:space="0" w:color="auto"/>
+          <w:left w:val="single" w:sz="4" w:space="0" w:color="auto"/>
+          <w:bottom w:val="single" w:sz="4" w:space="0" w:color="auto"/>
+          <w:right w:val="single" w:sz="4" w:space="0" w:color="auto"/>
+          <w:insideH w:val="single" w:sz="4" w:space="0" w:color="auto"/>
+          <w:insideV w:val="single" w:sz="4" w:space="0" w:color="auto"/>
+        </w:tblBorders>
+        <w:tblCellMar>
+          <w:left w:w="10" w:type="dxa"/>
+          <w:right w:w="10" w:type="dxa"/>
+        </w:tblCellMar>
+        <w:tblLook w:val="0000" w:firstRow="0" w:lastRow="0" w:firstColumn="0" w:lastColumn="0" w:noHBand="0" w:noVBand="0"/>
+      </w:tblPr>
+      <w:tblGrid>
+        <w:gridCol w:w="2800"/>
+        <w:gridCol w:w="6560"/>
+      </w:tblGrid>
+      <w:tr>
+        <w:trPr>
+          <w:tblHeader/>
+        </w:trPr>
+        <w:tc>
+          <w:tcPr>
+            <w:tcW w:w="2800" w:type="dxa"/>
+            <w:tcBorders>
+              <w:top w:val="single" w:sz="1" w:space="0" w:color="2563EB"/>
+              <w:left w:val="single" w:sz="1" w:space="0" w:color="2563EB"/>
+              <w:bottom w:val="single" w:sz="1" w:space="0" w:color="2563EB"/>
+              <w:right w:val="single" w:sz="1" w:space="0" w:color="2563EB"/>
+            </w:tcBorders>
+            <w:shd w:val="clear" w:color="auto" w:fill="1E3A5F"/>
+            <w:tcMar>
+              <w:top w:w="100" w:type="dxa"/>
+              <w:left w:w="150" w:type="dxa"/>
+              <w:bottom w:w="100" w:type="dxa"/>
+              <w:right w:w="150" w:type="dxa"/>
+            </w:tcMar>
+          </w:tcPr>
+          <w:p>
+            <w:r>
+              <w:rPr>
+                <w:b/>
+                <w:bCs/>
+                <w:color w:val="FFFFFF"/>
+                <w:sz w:val="20"/>
+                <w:szCs w:val="20"/>
+              </w:rPr>
+              <w:t>Column</w:t>
+            </w:r>
+          </w:p>
+        </w:tc>
+        <w:tc>
+          <w:tcPr>
+            <w:tcW w:w="6560" w:type="dxa"/>
+            <w:tcBorders>
+              <w:top w:val="single" w:sz="1" w:space="0" w:color="2563EB"/>
+              <w:left w:val="single" w:sz="1" w:space="0" w:color="2563EB"/>
+              <w:bottom w:val="single" w:sz="1" w:space="0" w:color="2563EB"/>
+              <w:right w:val="single" w:sz="1" w:space="0" w:color="2563EB"/>
+            </w:tcBorders>
+            <w:shd w:val="clear" w:color="auto" w:fill="1E3A5F"/>
+            <w:tcMar>
+              <w:top w:w="100" w:type="dxa"/>
+              <w:left w:w="150" w:type="dxa"/>
+              <w:bottom w:w="100" w:type="dxa"/>
+              <w:right w:w="150" w:type="dxa"/>
+            </w:tcMar>
+          </w:tcPr>
+          <w:p>
+            <w:r>
+              <w:rPr>
+                <w:b/>
+                <w:bCs/>
+                <w:color w:val="FFFFFF"/>
+                <w:sz w:val="20"/>
+                <w:szCs w:val="20"/>
+              </w:rPr>
+              <w:t>Notes</w:t>
+            </w:r>
+          </w:p>
+        </w:tc>
+      </w:tr>
+      <w:tr>
+        <w:tc>
+          <w:tcPr>
+            <w:tcW w:w="2800" w:type="dxa"/>
+            <w:tcBorders>
+              <w:top w:val="single" w:sz="1" w:space="0" w:color="CCCCCC"/>
+              <w:left w:val="single" w:sz="1" w:space="0" w:color="CCCCCC"/>
+              <w:bottom w:val="single" w:sz="1" w:space="0" w:color="CCCCCC"/>
+              <w:right w:val="single" w:sz="1" w:space="0" w:color="CCCCCC"/>
+            </w:tcBorders>
+            <w:shd w:val="clear" w:color="auto" w:fill="F0F4FA"/>
+            <w:tcMar>
+              <w:top w:w="80" w:type="dxa"/>
+              <w:left w:w="150" w:type="dxa"/>
+              <w:bottom w:w="80" w:type="dxa"/>
+              <w:right w:w="150" w:type="dxa"/>
+            </w:tcMar>
+          </w:tcPr>
+          <w:p>
+            <w:pPr>
+              <w:rPr>
+                <w:highlight w:val="yellow"/>
+              </w:rPr>
+            </w:pPr>
+            <w:r>
+              <w:rPr>
+                <w:sz w:val="20"/>
+                <w:szCs w:val="20"/>
+                <w:highlight w:val="yellow"/>
+              </w:rPr>
+              <w:t>I</w:t>
+            </w:r>
+            <w:r>
+              <w:rPr>
+                <w:sz w:val="20"/>
+                <w:szCs w:val="20"/>
+                <w:highlight w:val="yellow"/>
+              </w:rPr>
+              <w:t>d</w:t>
+            </w:r>
+            <w:r>
+              <w:rPr>
+                <w:sz w:val="20"/>
+                <w:szCs w:val="20"/>
+                <w:highlight w:val="yellow"/>
+              </w:rPr>
+              <w:t xml:space="preserve">, </w:t>
+            </w:r>
+            <w:proofErr w:type="spellStart"/>
+            <w:r>
+              <w:rPr>
+                <w:sz w:val="20"/>
+                <w:szCs w:val="20"/>
+                <w:highlight w:val="yellow"/>
+              </w:rPr>
+              <w:t>user_id</w:t>
+            </w:r>
+            <w:proofErr w:type="spellEnd"/>
+          </w:p>
+        </w:tc>
+        <w:tc>
+          <w:tcPr>
+            <w:tcW w:w="6560" w:type="dxa"/>
+            <w:tcBorders>
+              <w:top w:val="single" w:sz="1" w:space="0" w:color="CCCCCC"/>
+              <w:left w:val="single" w:sz="1" w:space="0" w:color="CCCCCC"/>
+              <w:bottom w:val="single" w:sz="1" w:space="0" w:color="CCCCCC"/>
+              <w:right w:val="single" w:sz="1" w:space="0" w:color="CCCCCC"/>
+            </w:tcBorders>
+            <w:shd w:val="clear" w:color="auto" w:fill="F0F4FA"/>
+            <w:tcMar>
+              <w:top w:w="80" w:type="dxa"/>
+              <w:left w:w="150" w:type="dxa"/>
+              <w:bottom w:w="80" w:type="dxa"/>
+              <w:right w:w="150" w:type="dxa"/>
+            </w:tcMar>
+          </w:tcPr>
+          <w:p>
+            <w:pPr>
+              <w:rPr>
+                <w:highlight w:val="yellow"/>
+              </w:rPr>
+            </w:pPr>
+            <w:r>
+              <w:rPr>
+                <w:sz w:val="20"/>
+                <w:szCs w:val="20"/>
+                <w:highlight w:val="yellow"/>
+              </w:rPr>
+              <w:t>FK to assets</w:t>
+            </w:r>
+          </w:p>
+        </w:tc>
+      </w:tr>
+      <w:tr>
+        <w:tc>
+          <w:tcPr>
+            <w:tcW w:w="2800" w:type="dxa"/>
+            <w:tcBorders>
+              <w:top w:val="single" w:sz="1" w:space="0" w:color="CCCCCC"/>
+              <w:left w:val="single" w:sz="1" w:space="0" w:color="CCCCCC"/>
+              <w:bottom w:val="single" w:sz="1" w:space="0" w:color="CCCCCC"/>
+              <w:right w:val="single" w:sz="1" w:space="0" w:color="CCCCCC"/>
+            </w:tcBorders>
+            <w:shd w:val="clear" w:color="auto" w:fill="F0F4FA"/>
+            <w:tcMar>
+              <w:top w:w="80" w:type="dxa"/>
+              <w:left w:w="150" w:type="dxa"/>
+              <w:bottom w:w="80" w:type="dxa"/>
+              <w:right w:w="150" w:type="dxa"/>
+            </w:tcMar>
+          </w:tcPr>
+          <w:p>
+            <w:pPr>
+              <w:rPr>
+                <w:sz w:val="20"/>
+                <w:szCs w:val="20"/>
+                <w:highlight w:val="yellow"/>
+              </w:rPr>
+            </w:pPr>
+            <w:r>
+              <w:rPr>
+                <w:sz w:val="20"/>
+                <w:szCs w:val="20"/>
+                <w:highlight w:val="yellow"/>
+              </w:rPr>
+              <w:t>module</w:t>
+            </w:r>
+          </w:p>
+        </w:tc>
+        <w:tc>
+          <w:tcPr>
+            <w:tcW w:w="6560" w:type="dxa"/>
+            <w:tcBorders>
+              <w:top w:val="single" w:sz="1" w:space="0" w:color="CCCCCC"/>
+              <w:left w:val="single" w:sz="1" w:space="0" w:color="CCCCCC"/>
+              <w:bottom w:val="single" w:sz="1" w:space="0" w:color="CCCCCC"/>
+              <w:right w:val="single" w:sz="1" w:space="0" w:color="CCCCCC"/>
+            </w:tcBorders>
+            <w:shd w:val="clear" w:color="auto" w:fill="F0F4FA"/>
+            <w:tcMar>
+              <w:top w:w="80" w:type="dxa"/>
+              <w:left w:w="150" w:type="dxa"/>
+              <w:bottom w:w="80" w:type="dxa"/>
+              <w:right w:w="150" w:type="dxa"/>
+            </w:tcMar>
+          </w:tcPr>
+          <w:p>
+            <w:pPr>
+              <w:rPr>
+                <w:sz w:val="20"/>
+                <w:szCs w:val="20"/>
+                <w:highlight w:val="yellow"/>
+              </w:rPr>
+            </w:pPr>
+            <w:r>
+              <w:rPr>
+                <w:sz w:val="20"/>
+                <w:szCs w:val="20"/>
+                <w:highlight w:val="yellow"/>
+              </w:rPr>
+              <w:t xml:space="preserve">ENUM </w:t>
+            </w:r>
+          </w:p>
+        </w:tc>
+      </w:tr>
+      <w:tr>
+        <w:tc>
+          <w:tcPr>
+            <w:tcW w:w="2800" w:type="dxa"/>
+            <w:tcBorders>
+              <w:top w:val="single" w:sz="1" w:space="0" w:color="CCCCCC"/>
+              <w:left w:val="single" w:sz="1" w:space="0" w:color="CCCCCC"/>
+              <w:bottom w:val="single" w:sz="1" w:space="0" w:color="CCCCCC"/>
+              <w:right w:val="single" w:sz="1" w:space="0" w:color="CCCCCC"/>
+            </w:tcBorders>
+            <w:shd w:val="clear" w:color="auto" w:fill="FFFFFF"/>
+            <w:tcMar>
+              <w:top w:w="80" w:type="dxa"/>
+              <w:left w:w="150" w:type="dxa"/>
+              <w:bottom w:w="80" w:type="dxa"/>
+              <w:right w:w="150" w:type="dxa"/>
+            </w:tcMar>
+          </w:tcPr>
+          <w:p>
+            <w:pPr>
+              <w:rPr>
+                <w:highlight w:val="yellow"/>
+              </w:rPr>
+            </w:pPr>
+            <w:r>
+              <w:rPr>
+                <w:sz w:val="20"/>
+                <w:szCs w:val="20"/>
+                <w:highlight w:val="yellow"/>
+              </w:rPr>
+              <w:t>permission</w:t>
+            </w:r>
+          </w:p>
+        </w:tc>
+        <w:tc>
+          <w:tcPr>
+            <w:tcW w:w="6560" w:type="dxa"/>
+            <w:tcBorders>
+              <w:top w:val="single" w:sz="1" w:space="0" w:color="CCCCCC"/>
+              <w:left w:val="single" w:sz="1" w:space="0" w:color="CCCCCC"/>
+              <w:bottom w:val="single" w:sz="1" w:space="0" w:color="CCCCCC"/>
+              <w:right w:val="single" w:sz="1" w:space="0" w:color="CCCCCC"/>
+            </w:tcBorders>
+            <w:shd w:val="clear" w:color="auto" w:fill="FFFFFF"/>
+            <w:tcMar>
+              <w:top w:w="80" w:type="dxa"/>
+              <w:left w:w="150" w:type="dxa"/>
+              <w:bottom w:w="80" w:type="dxa"/>
+              <w:right w:w="150" w:type="dxa"/>
+            </w:tcMar>
+          </w:tcPr>
+          <w:p>
+            <w:pPr>
+              <w:rPr>
+                <w:highlight w:val="yellow"/>
+              </w:rPr>
+            </w:pPr>
+            <w:r>
+              <w:rPr>
+                <w:sz w:val="20"/>
+                <w:szCs w:val="20"/>
+                <w:highlight w:val="yellow"/>
+              </w:rPr>
+              <w:t>ENUM</w:t>
+            </w:r>
+          </w:p>
+        </w:tc>
+      </w:tr>
+    </w:tbl>
+    <w:p>
+      <w:pPr>
         <w:spacing w:before="60" w:after="60"/>
       </w:pPr>
     </w:p>
@@ -6237,7 +6786,6 @@
         <w:pStyle w:val="Heading2"/>
       </w:pPr>
       <w:r>
-        <w:lastRenderedPageBreak/>
         <w:t>Authentication APIs</w:t>
       </w:r>
     </w:p>
@@ -6249,16 +6797,28 @@
           <w:numId w:val="2"/>
         </w:numPr>
         <w:spacing w:before="40" w:after="40"/>
-      </w:pPr>
-      <w:r>
+        <w:rPr>
+          <w:highlight w:val="yellow"/>
+        </w:rPr>
+      </w:pPr>
+      <w:r>
+        <w:rPr>
+          <w:highlight w:val="yellow"/>
+        </w:rPr>
         <w:t>POST /</w:t>
       </w:r>
       <w:proofErr w:type="spellStart"/>
       <w:r>
+        <w:rPr>
+          <w:highlight w:val="yellow"/>
+        </w:rPr>
         <w:t>api</w:t>
       </w:r>
       <w:proofErr w:type="spellEnd"/>
       <w:r>
+        <w:rPr>
+          <w:highlight w:val="yellow"/>
+        </w:rPr>
         <w:t>/auth/login — public, returns JWT</w:t>
       </w:r>
     </w:p>
@@ -6272,7 +6832,13 @@
         <w:spacing w:before="40" w:after="40"/>
       </w:pPr>
       <w:r>
-        <w:t>POST /</w:t>
+        <w:t>P</w:t>
+      </w:r>
+      <w:r>
+        <w:t>OST</w:t>
+      </w:r>
+      <w:r>
+        <w:t xml:space="preserve"> /</w:t>
       </w:r>
       <w:proofErr w:type="spellStart"/>
       <w:r>
@@ -6280,10 +6846,13 @@
       </w:r>
       <w:proofErr w:type="spellEnd"/>
       <w:r>
-        <w:t xml:space="preserve">/auth/logout — invalidate </w:t>
-      </w:r>
-      <w:r>
-        <w:t>token.</w:t>
+        <w:t>/auth/forgot</w:t>
+      </w:r>
+      <w:r>
+        <w:t>-</w:t>
+      </w:r>
+      <w:r>
+        <w:t xml:space="preserve">password </w:t>
       </w:r>
     </w:p>
     <w:p>
@@ -6294,23 +6863,53 @@
           <w:numId w:val="2"/>
         </w:numPr>
         <w:spacing w:before="40" w:after="40"/>
-      </w:pPr>
-      <w:r>
-        <w:t>POST /</w:t>
+        <w:rPr>
+          <w:highlight w:val="yellow"/>
+        </w:rPr>
+      </w:pPr>
+      <w:r>
+        <w:rPr>
+          <w:highlight w:val="yellow"/>
+        </w:rPr>
+        <w:t>PUT</w:t>
+      </w:r>
+      <w:r>
+        <w:rPr>
+          <w:highlight w:val="yellow"/>
+        </w:rPr>
+        <w:t xml:space="preserve"> /</w:t>
       </w:r>
       <w:proofErr w:type="spellStart"/>
       <w:r>
+        <w:rPr>
+          <w:highlight w:val="yellow"/>
+        </w:rPr>
         <w:t>api</w:t>
       </w:r>
       <w:proofErr w:type="spellEnd"/>
       <w:r>
-        <w:t>/auth/refresh</w:t>
-      </w:r>
-      <w:r>
+        <w:rPr>
+          <w:highlight w:val="yellow"/>
+        </w:rPr>
+        <w:t>/auth/</w:t>
+      </w:r>
+      <w:r>
+        <w:rPr>
+          <w:highlight w:val="yellow"/>
+        </w:rPr>
+        <w:t>change</w:t>
+      </w:r>
+      <w:r>
+        <w:rPr>
+          <w:highlight w:val="yellow"/>
+        </w:rPr>
         <w:t>-</w:t>
       </w:r>
       <w:r>
-        <w:t>token</w:t>
+        <w:rPr>
+          <w:highlight w:val="yellow"/>
+        </w:rPr>
+        <w:t>password (AUTH)</w:t>
       </w:r>
     </w:p>
     <w:p>
@@ -6321,29 +6920,41 @@
           <w:numId w:val="2"/>
         </w:numPr>
         <w:spacing w:before="40" w:after="40"/>
-      </w:pPr>
-      <w:r>
-        <w:t>P</w:t>
-      </w:r>
-      <w:r>
-        <w:t>OST</w:t>
-      </w:r>
-      <w:r>
-        <w:t xml:space="preserve"> /</w:t>
+        <w:rPr>
+          <w:highlight w:val="yellow"/>
+        </w:rPr>
+      </w:pPr>
+      <w:r>
+        <w:rPr>
+          <w:highlight w:val="yellow"/>
+        </w:rPr>
+        <w:t>PUT /</w:t>
       </w:r>
       <w:proofErr w:type="spellStart"/>
       <w:r>
+        <w:rPr>
+          <w:highlight w:val="yellow"/>
+        </w:rPr>
         <w:t>api</w:t>
       </w:r>
       <w:proofErr w:type="spellEnd"/>
       <w:r>
-        <w:t>/auth/forgot</w:t>
-      </w:r>
-      <w:r>
+        <w:rPr>
+          <w:highlight w:val="yellow"/>
+        </w:rPr>
+        <w:t>/auth/update</w:t>
+      </w:r>
+      <w:r>
+        <w:rPr>
+          <w:highlight w:val="yellow"/>
+        </w:rPr>
         <w:t>-</w:t>
       </w:r>
       <w:r>
-        <w:t xml:space="preserve">password </w:t>
+        <w:rPr>
+          <w:highlight w:val="yellow"/>
+        </w:rPr>
+        <w:t>profile (AUTH)</w:t>
       </w:r>
     </w:p>
     <w:p>
@@ -6354,29 +6965,49 @@
           <w:numId w:val="2"/>
         </w:numPr>
         <w:spacing w:before="40" w:after="40"/>
-      </w:pPr>
-      <w:r>
-        <w:t>PUT</w:t>
-      </w:r>
-      <w:r>
-        <w:t xml:space="preserve"> /</w:t>
+        <w:rPr>
+          <w:highlight w:val="yellow"/>
+        </w:rPr>
+      </w:pPr>
+      <w:r>
+        <w:rPr>
+          <w:highlight w:val="yellow"/>
+        </w:rPr>
+        <w:t>GET /</w:t>
       </w:r>
       <w:proofErr w:type="spellStart"/>
       <w:r>
+        <w:rPr>
+          <w:highlight w:val="yellow"/>
+        </w:rPr>
         <w:t>api</w:t>
       </w:r>
       <w:proofErr w:type="spellEnd"/>
       <w:r>
-        <w:t>/auth/</w:t>
-      </w:r>
-      <w:r>
-        <w:t>change</w:t>
-      </w:r>
-      <w:r>
-        <w:t>-</w:t>
-      </w:r>
-      <w:r>
-        <w:t>password (AUTH)</w:t>
+        <w:rPr>
+          <w:highlight w:val="yellow"/>
+        </w:rPr>
+        <w:t>/auth/view</w:t>
+      </w:r>
+      <w:r>
+        <w:rPr>
+          <w:highlight w:val="yellow"/>
+        </w:rPr>
+        <w:t>-profile (</w:t>
+      </w:r>
+      <w:r>
+        <w:rPr>
+          <w:highlight w:val="yellow"/>
+        </w:rPr>
+        <w:t>AUTH)</w:t>
+      </w:r>
+    </w:p>
+    <w:p>
+      <w:pPr>
+        <w:pStyle w:val="Heading2"/>
+      </w:pPr>
+      <w:r>
+        <w:t>Asset APIs</w:t>
       </w:r>
     </w:p>
     <w:p>
@@ -6387,23 +7018,41 @@
           <w:numId w:val="2"/>
         </w:numPr>
         <w:spacing w:before="40" w:after="40"/>
-      </w:pPr>
-      <w:r>
-        <w:t>PUT /</w:t>
+        <w:rPr>
+          <w:highlight w:val="yellow"/>
+        </w:rPr>
+      </w:pPr>
+      <w:r>
+        <w:rPr>
+          <w:highlight w:val="yellow"/>
+        </w:rPr>
+        <w:t>POST /</w:t>
       </w:r>
       <w:proofErr w:type="spellStart"/>
       <w:r>
+        <w:rPr>
+          <w:highlight w:val="yellow"/>
+        </w:rPr>
         <w:t>api</w:t>
       </w:r>
       <w:proofErr w:type="spellEnd"/>
       <w:r>
-        <w:t>/auth/update</w:t>
-      </w:r>
-      <w:r>
-        <w:t>-</w:t>
-      </w:r>
-      <w:r>
-        <w:t>profile (AUTH)</w:t>
+        <w:rPr>
+          <w:highlight w:val="yellow"/>
+        </w:rPr>
+        <w:t>/</w:t>
+      </w:r>
+      <w:r>
+        <w:rPr>
+          <w:highlight w:val="yellow"/>
+        </w:rPr>
+        <w:t>assets (</w:t>
+      </w:r>
+      <w:r>
+        <w:rPr>
+          <w:highlight w:val="yellow"/>
+        </w:rPr>
+        <w:t>AUTH)</w:t>
       </w:r>
     </w:p>
     <w:p>
@@ -6414,31 +7063,29 @@
           <w:numId w:val="2"/>
         </w:numPr>
         <w:spacing w:before="40" w:after="40"/>
-      </w:pPr>
-      <w:r>
+        <w:rPr>
+          <w:highlight w:val="yellow"/>
+        </w:rPr>
+      </w:pPr>
+      <w:r>
+        <w:rPr>
+          <w:highlight w:val="yellow"/>
+        </w:rPr>
         <w:t>GET /</w:t>
       </w:r>
       <w:proofErr w:type="spellStart"/>
       <w:r>
+        <w:rPr>
+          <w:highlight w:val="yellow"/>
+        </w:rPr>
         <w:t>api</w:t>
       </w:r>
       <w:proofErr w:type="spellEnd"/>
       <w:r>
-        <w:t>/auth/view</w:t>
-      </w:r>
-      <w:r>
-        <w:t>-profile (</w:t>
-      </w:r>
-      <w:r>
-        <w:t>AUTH)</w:t>
-      </w:r>
-    </w:p>
-    <w:p>
-      <w:pPr>
-        <w:pStyle w:val="Heading2"/>
-      </w:pPr>
-      <w:r>
-        <w:t>Asset APIs</w:t>
+        <w:rPr>
+          <w:highlight w:val="yellow"/>
+        </w:rPr>
+        <w:t>/assets (AUTH)</w:t>
       </w:r>
     </w:p>
     <w:p>
@@ -6449,12 +7096,15 @@
           <w:numId w:val="2"/>
         </w:numPr>
         <w:spacing w:before="40" w:after="40"/>
-      </w:pPr>
-      <w:r>
-        <w:rPr>
-          <w:highlight w:val="yellow"/>
-        </w:rPr>
-        <w:t>POST /</w:t>
+        <w:rPr>
+          <w:highlight w:val="yellow"/>
+        </w:rPr>
+      </w:pPr>
+      <w:r>
+        <w:rPr>
+          <w:highlight w:val="yellow"/>
+        </w:rPr>
+        <w:t>GET /</w:t>
       </w:r>
       <w:proofErr w:type="spellStart"/>
       <w:r>
@@ -6468,10 +7118,7 @@
         <w:rPr>
           <w:highlight w:val="yellow"/>
         </w:rPr>
-        <w:t>/assets — create</w:t>
-      </w:r>
-      <w:r>
-        <w:t xml:space="preserve"> (AUTH)</w:t>
+        <w:t>/assets/{id} (AUTH)</w:t>
       </w:r>
     </w:p>
     <w:p>
@@ -6482,12 +7129,21 @@
           <w:numId w:val="2"/>
         </w:numPr>
         <w:spacing w:before="40" w:after="40"/>
-      </w:pPr>
-      <w:r>
-        <w:rPr>
-          <w:highlight w:val="yellow"/>
-        </w:rPr>
-        <w:t>GET /</w:t>
+        <w:rPr>
+          <w:highlight w:val="yellow"/>
+        </w:rPr>
+      </w:pPr>
+      <w:r>
+        <w:rPr>
+          <w:highlight w:val="yellow"/>
+        </w:rPr>
+        <w:t>PATCH</w:t>
+      </w:r>
+      <w:r>
+        <w:rPr>
+          <w:highlight w:val="yellow"/>
+        </w:rPr>
+        <w:t xml:space="preserve"> /</w:t>
       </w:r>
       <w:proofErr w:type="spellStart"/>
       <w:r>
@@ -6501,10 +7157,7 @@
         <w:rPr>
           <w:highlight w:val="yellow"/>
         </w:rPr>
-        <w:t>/assets — list all</w:t>
-      </w:r>
-      <w:r>
-        <w:t xml:space="preserve"> (AUTH)</w:t>
+        <w:t>/assets/{id} (AUTH)</w:t>
       </w:r>
     </w:p>
     <w:p>
@@ -6515,12 +7168,21 @@
           <w:numId w:val="2"/>
         </w:numPr>
         <w:spacing w:before="40" w:after="40"/>
-      </w:pPr>
-      <w:r>
-        <w:rPr>
-          <w:highlight w:val="yellow"/>
-        </w:rPr>
-        <w:t>GET /</w:t>
+        <w:rPr>
+          <w:highlight w:val="yellow"/>
+        </w:rPr>
+      </w:pPr>
+      <w:r>
+        <w:rPr>
+          <w:highlight w:val="yellow"/>
+        </w:rPr>
+        <w:t>DELETE</w:t>
+      </w:r>
+      <w:r>
+        <w:rPr>
+          <w:highlight w:val="yellow"/>
+        </w:rPr>
+        <w:t xml:space="preserve"> /</w:t>
       </w:r>
       <w:proofErr w:type="spellStart"/>
       <w:r>
@@ -6534,10 +7196,27 @@
         <w:rPr>
           <w:highlight w:val="yellow"/>
         </w:rPr>
-        <w:t>/assets/{id} — view detail</w:t>
-      </w:r>
-      <w:r>
+        <w:t>/assets/</w:t>
+      </w:r>
+      <w:r>
+        <w:rPr>
+          <w:highlight w:val="yellow"/>
+        </w:rPr>
+        <w:t>{id}</w:t>
+      </w:r>
+      <w:r>
+        <w:rPr>
+          <w:highlight w:val="yellow"/>
+        </w:rPr>
         <w:t xml:space="preserve"> (AUTH)</w:t>
+      </w:r>
+    </w:p>
+    <w:p>
+      <w:pPr>
+        <w:pStyle w:val="Heading2"/>
+      </w:pPr>
+      <w:r>
+        <w:t>Assignment APIs</w:t>
       </w:r>
     </w:p>
     <w:p>
@@ -6548,12 +7227,15 @@
           <w:numId w:val="2"/>
         </w:numPr>
         <w:spacing w:before="40" w:after="40"/>
-      </w:pPr>
-      <w:r>
-        <w:rPr>
-          <w:highlight w:val="yellow"/>
-        </w:rPr>
-        <w:t>PUT /</w:t>
+        <w:rPr>
+          <w:highlight w:val="yellow"/>
+        </w:rPr>
+      </w:pPr>
+      <w:r>
+        <w:rPr>
+          <w:highlight w:val="yellow"/>
+        </w:rPr>
+        <w:t>POST /</w:t>
       </w:r>
       <w:proofErr w:type="spellStart"/>
       <w:r>
@@ -6567,10 +7249,19 @@
         <w:rPr>
           <w:highlight w:val="yellow"/>
         </w:rPr>
-        <w:t>/assets/{id} — update</w:t>
-      </w:r>
-      <w:r>
-        <w:t xml:space="preserve"> (AUTH)</w:t>
+        <w:t>/</w:t>
+      </w:r>
+      <w:r>
+        <w:rPr>
+          <w:highlight w:val="yellow"/>
+        </w:rPr>
+        <w:t>assets/{id}/</w:t>
+      </w:r>
+      <w:r>
+        <w:rPr>
+          <w:highlight w:val="yellow"/>
+        </w:rPr>
+        <w:t>assignments (AUTH)</w:t>
       </w:r>
     </w:p>
     <w:p>
@@ -6581,18 +7272,15 @@
           <w:numId w:val="2"/>
         </w:numPr>
         <w:spacing w:before="40" w:after="40"/>
-      </w:pPr>
-      <w:r>
-        <w:rPr>
-          <w:highlight w:val="yellow"/>
-        </w:rPr>
-        <w:t>DELETE</w:t>
-      </w:r>
-      <w:r>
-        <w:rPr>
-          <w:highlight w:val="yellow"/>
-        </w:rPr>
-        <w:t xml:space="preserve"> /</w:t>
+        <w:rPr>
+          <w:highlight w:val="yellow"/>
+        </w:rPr>
+      </w:pPr>
+      <w:r>
+        <w:rPr>
+          <w:highlight w:val="yellow"/>
+        </w:rPr>
+        <w:t>POST /</w:t>
       </w:r>
       <w:proofErr w:type="spellStart"/>
       <w:r>
@@ -6606,30 +7294,19 @@
         <w:rPr>
           <w:highlight w:val="yellow"/>
         </w:rPr>
-        <w:t>/assets/</w:t>
-      </w:r>
-      <w:r>
-        <w:rPr>
-          <w:highlight w:val="yellow"/>
-        </w:rPr>
-        <w:t>{id}</w:t>
-      </w:r>
-      <w:r>
-        <w:rPr>
-          <w:highlight w:val="yellow"/>
-        </w:rPr>
-        <w:t xml:space="preserve"> — search and filter</w:t>
-      </w:r>
-      <w:r>
-        <w:t xml:space="preserve"> (AUTH)</w:t>
-      </w:r>
-    </w:p>
-    <w:p>
-      <w:pPr>
-        <w:pStyle w:val="Heading2"/>
-      </w:pPr>
-      <w:r>
-        <w:t>Assignment APIs</w:t>
+        <w:t xml:space="preserve">/assignments/{id}/return </w:t>
+      </w:r>
+      <w:r>
+        <w:rPr>
+          <w:highlight w:val="yellow"/>
+        </w:rPr>
+        <w:t>(</w:t>
+      </w:r>
+      <w:r>
+        <w:rPr>
+          <w:highlight w:val="yellow"/>
+        </w:rPr>
+        <w:t>AUTH)</w:t>
       </w:r>
     </w:p>
     <w:p>
@@ -6640,12 +7317,15 @@
           <w:numId w:val="2"/>
         </w:numPr>
         <w:spacing w:before="40" w:after="40"/>
-      </w:pPr>
-      <w:r>
-        <w:rPr>
-          <w:highlight w:val="yellow"/>
-        </w:rPr>
-        <w:t>POST /</w:t>
+        <w:rPr>
+          <w:highlight w:val="yellow"/>
+        </w:rPr>
+      </w:pPr>
+      <w:r>
+        <w:rPr>
+          <w:highlight w:val="yellow"/>
+        </w:rPr>
+        <w:t>GET /</w:t>
       </w:r>
       <w:proofErr w:type="spellStart"/>
       <w:r>
@@ -6659,22 +7339,7 @@
         <w:rPr>
           <w:highlight w:val="yellow"/>
         </w:rPr>
-        <w:t>/</w:t>
-      </w:r>
-      <w:r>
-        <w:rPr>
-          <w:highlight w:val="yellow"/>
-        </w:rPr>
-        <w:t>assets/{id}/</w:t>
-      </w:r>
-      <w:r>
-        <w:rPr>
-          <w:highlight w:val="yellow"/>
-        </w:rPr>
-        <w:t>assignments — assign asset</w:t>
-      </w:r>
-      <w:r>
-        <w:t xml:space="preserve"> (AUTH)</w:t>
+        <w:t>/assets/{id}/assignments (AUTH)</w:t>
       </w:r>
     </w:p>
     <w:p>
@@ -6685,12 +7350,21 @@
           <w:numId w:val="2"/>
         </w:numPr>
         <w:spacing w:before="40" w:after="40"/>
-      </w:pPr>
-      <w:r>
-        <w:rPr>
-          <w:highlight w:val="yellow"/>
-        </w:rPr>
-        <w:t>POST /</w:t>
+        <w:rPr>
+          <w:highlight w:val="yellow"/>
+        </w:rPr>
+      </w:pPr>
+      <w:r>
+        <w:rPr>
+          <w:highlight w:val="yellow"/>
+        </w:rPr>
+        <w:t>PUT</w:t>
+      </w:r>
+      <w:r>
+        <w:rPr>
+          <w:highlight w:val="yellow"/>
+        </w:rPr>
+        <w:t xml:space="preserve"> /</w:t>
       </w:r>
       <w:proofErr w:type="spellStart"/>
       <w:r>
@@ -6704,19 +7378,13 @@
         <w:rPr>
           <w:highlight w:val="yellow"/>
         </w:rPr>
-        <w:t xml:space="preserve">/assignments/{id}/return — return asset </w:t>
-      </w:r>
-      <w:r>
-        <w:rPr>
-          <w:highlight w:val="yellow"/>
-        </w:rPr>
-        <w:t>change the statue</w:t>
-      </w:r>
-      <w:r>
-        <w:t xml:space="preserve"> (</w:t>
-      </w:r>
-      <w:r>
-        <w:t>AUTH)</w:t>
+        <w:t xml:space="preserve">/assignment/{id} </w:t>
+      </w:r>
+      <w:r>
+        <w:rPr>
+          <w:highlight w:val="yellow"/>
+        </w:rPr>
+        <w:t>(AUTH)</w:t>
       </w:r>
     </w:p>
     <w:p>
@@ -6727,12 +7395,15 @@
           <w:numId w:val="2"/>
         </w:numPr>
         <w:spacing w:before="40" w:after="40"/>
-      </w:pPr>
-      <w:r>
-        <w:rPr>
-          <w:highlight w:val="yellow"/>
-        </w:rPr>
-        <w:t>GET /</w:t>
+        <w:rPr>
+          <w:highlight w:val="yellow"/>
+        </w:rPr>
+      </w:pPr>
+      <w:r>
+        <w:rPr>
+          <w:highlight w:val="yellow"/>
+        </w:rPr>
+        <w:t>DELETE /</w:t>
       </w:r>
       <w:proofErr w:type="spellStart"/>
       <w:r>
@@ -6746,10 +7417,15 @@
         <w:rPr>
           <w:highlight w:val="yellow"/>
         </w:rPr>
-        <w:t>/assets/{id}/assignments — view history</w:t>
-      </w:r>
-      <w:r>
-        <w:t xml:space="preserve"> (AUTH)</w:t>
+        <w:t>/assignment/{id} (AUTH)</w:t>
+      </w:r>
+    </w:p>
+    <w:p>
+      <w:pPr>
+        <w:pStyle w:val="Heading2"/>
+      </w:pPr>
+      <w:r>
+        <w:t>Procurement APIs</w:t>
       </w:r>
     </w:p>
     <w:p>
@@ -6760,18 +7436,15 @@
           <w:numId w:val="2"/>
         </w:numPr>
         <w:spacing w:before="40" w:after="40"/>
-      </w:pPr>
-      <w:r>
-        <w:rPr>
-          <w:highlight w:val="yellow"/>
-        </w:rPr>
-        <w:t>PUT</w:t>
-      </w:r>
-      <w:r>
-        <w:rPr>
-          <w:highlight w:val="yellow"/>
-        </w:rPr>
-        <w:t xml:space="preserve"> /</w:t>
+        <w:rPr>
+          <w:highlight w:val="yellow"/>
+        </w:rPr>
+      </w:pPr>
+      <w:r>
+        <w:rPr>
+          <w:highlight w:val="yellow"/>
+        </w:rPr>
+        <w:t>POST /</w:t>
       </w:r>
       <w:proofErr w:type="spellStart"/>
       <w:r>
@@ -6785,10 +7458,7 @@
         <w:rPr>
           <w:highlight w:val="yellow"/>
         </w:rPr>
-        <w:t>/assignment/{id} — update the assignments</w:t>
-      </w:r>
-      <w:r>
-        <w:t xml:space="preserve"> (AUTH)</w:t>
+        <w:t>/assets/{id}/procurement (AUTH)</w:t>
       </w:r>
     </w:p>
     <w:p>
@@ -6799,12 +7469,39 @@
           <w:numId w:val="2"/>
         </w:numPr>
         <w:spacing w:before="40" w:after="40"/>
-      </w:pPr>
-      <w:r>
-        <w:rPr>
-          <w:highlight w:val="yellow"/>
-        </w:rPr>
-        <w:t>DELETE /</w:t>
+        <w:rPr>
+          <w:highlight w:val="yellow"/>
+        </w:rPr>
+      </w:pPr>
+      <w:r>
+        <w:rPr>
+          <w:highlight w:val="yellow"/>
+        </w:rPr>
+        <w:t>P</w:t>
+      </w:r>
+      <w:r>
+        <w:rPr>
+          <w:highlight w:val="yellow"/>
+        </w:rPr>
+        <w:t>A</w:t>
+      </w:r>
+      <w:r>
+        <w:rPr>
+          <w:highlight w:val="yellow"/>
+        </w:rPr>
+        <w:t>T</w:t>
+      </w:r>
+      <w:r>
+        <w:rPr>
+          <w:highlight w:val="yellow"/>
+        </w:rPr>
+        <w:t>CH</w:t>
+      </w:r>
+      <w:r>
+        <w:rPr>
+          <w:highlight w:val="yellow"/>
+        </w:rPr>
+        <w:t xml:space="preserve"> /</w:t>
       </w:r>
       <w:proofErr w:type="spellStart"/>
       <w:r>
@@ -6818,18 +7515,7 @@
         <w:rPr>
           <w:highlight w:val="yellow"/>
         </w:rPr>
-        <w:t>/assignment/{id} – delete the assignments</w:t>
-      </w:r>
-      <w:r>
-        <w:t xml:space="preserve"> (AUTH)</w:t>
-      </w:r>
-    </w:p>
-    <w:p>
-      <w:pPr>
-        <w:pStyle w:val="Heading2"/>
-      </w:pPr>
-      <w:r>
-        <w:t>Procurement APIs</w:t>
+        <w:t>/assets/{id}/procurement (AUTH)</w:t>
       </w:r>
     </w:p>
     <w:p>
@@ -6840,12 +7526,15 @@
           <w:numId w:val="2"/>
         </w:numPr>
         <w:spacing w:before="40" w:after="40"/>
-      </w:pPr>
-      <w:r>
-        <w:rPr>
-          <w:highlight w:val="yellow"/>
-        </w:rPr>
-        <w:t>POST /</w:t>
+        <w:rPr>
+          <w:highlight w:val="yellow"/>
+        </w:rPr>
+      </w:pPr>
+      <w:r>
+        <w:rPr>
+          <w:highlight w:val="yellow"/>
+        </w:rPr>
+        <w:t>GET /</w:t>
       </w:r>
       <w:proofErr w:type="spellStart"/>
       <w:r>
@@ -6859,10 +7548,7 @@
         <w:rPr>
           <w:highlight w:val="yellow"/>
         </w:rPr>
-        <w:t>/assets/{id}/procurement — create (</w:t>
-      </w:r>
-      <w:r>
-        <w:t>AUTH)</w:t>
+        <w:t>/assets/{id}/procurement (AUTH)</w:t>
       </w:r>
     </w:p>
     <w:p>
@@ -6873,36 +7559,15 @@
           <w:numId w:val="2"/>
         </w:numPr>
         <w:spacing w:before="40" w:after="40"/>
-      </w:pPr>
-      <w:r>
-        <w:rPr>
-          <w:highlight w:val="yellow"/>
-        </w:rPr>
-        <w:t>P</w:t>
-      </w:r>
-      <w:r>
-        <w:rPr>
-          <w:highlight w:val="yellow"/>
-        </w:rPr>
-        <w:t>A</w:t>
-      </w:r>
-      <w:r>
-        <w:rPr>
-          <w:highlight w:val="yellow"/>
-        </w:rPr>
-        <w:t>T</w:t>
-      </w:r>
-      <w:r>
-        <w:rPr>
-          <w:highlight w:val="yellow"/>
-        </w:rPr>
-        <w:t>CH</w:t>
-      </w:r>
-      <w:r>
-        <w:rPr>
-          <w:highlight w:val="yellow"/>
-        </w:rPr>
-        <w:t xml:space="preserve"> /</w:t>
+        <w:rPr>
+          <w:highlight w:val="yellow"/>
+        </w:rPr>
+      </w:pPr>
+      <w:r>
+        <w:rPr>
+          <w:highlight w:val="yellow"/>
+        </w:rPr>
+        <w:t>DELETE /</w:t>
       </w:r>
       <w:proofErr w:type="spellStart"/>
       <w:r>
@@ -6916,10 +7581,321 @@
         <w:rPr>
           <w:highlight w:val="yellow"/>
         </w:rPr>
-        <w:t>/assets/{id}/procurement — update (</w:t>
-      </w:r>
-      <w:r>
-        <w:t>AUTH)</w:t>
+        <w:t>/assets/</w:t>
+      </w:r>
+      <w:r>
+        <w:rPr>
+          <w:highlight w:val="yellow"/>
+        </w:rPr>
+        <w:t>{id}/</w:t>
+      </w:r>
+      <w:r>
+        <w:rPr>
+          <w:highlight w:val="yellow"/>
+        </w:rPr>
+        <w:t>procurement (AUTH)</w:t>
+      </w:r>
+    </w:p>
+    <w:p>
+      <w:pPr>
+        <w:pStyle w:val="Heading2"/>
+      </w:pPr>
+      <w:r>
+        <w:t>User Management API</w:t>
+      </w:r>
+    </w:p>
+    <w:p>
+      <w:pPr>
+        <w:pStyle w:val="ListParagraph"/>
+        <w:numPr>
+          <w:ilvl w:val="0"/>
+          <w:numId w:val="6"/>
+        </w:numPr>
+        <w:spacing w:before="40" w:after="40"/>
+        <w:rPr>
+          <w:b/>
+          <w:bCs/>
+          <w:highlight w:val="yellow"/>
+        </w:rPr>
+      </w:pPr>
+      <w:r>
+        <w:rPr>
+          <w:highlight w:val="yellow"/>
+        </w:rPr>
+        <w:t>GET /</w:t>
+      </w:r>
+      <w:proofErr w:type="spellStart"/>
+      <w:r>
+        <w:rPr>
+          <w:highlight w:val="yellow"/>
+        </w:rPr>
+        <w:t>api</w:t>
+      </w:r>
+      <w:proofErr w:type="spellEnd"/>
+      <w:r>
+        <w:rPr>
+          <w:highlight w:val="yellow"/>
+        </w:rPr>
+        <w:t>/users</w:t>
+      </w:r>
+      <w:r>
+        <w:rPr>
+          <w:highlight w:val="yellow"/>
+        </w:rPr>
+        <w:t xml:space="preserve"> (AUTH)</w:t>
+      </w:r>
+    </w:p>
+    <w:p>
+      <w:pPr>
+        <w:pStyle w:val="ListParagraph"/>
+        <w:numPr>
+          <w:ilvl w:val="0"/>
+          <w:numId w:val="6"/>
+        </w:numPr>
+        <w:spacing w:before="40" w:after="40"/>
+        <w:rPr>
+          <w:b/>
+          <w:bCs/>
+          <w:highlight w:val="yellow"/>
+        </w:rPr>
+      </w:pPr>
+      <w:r>
+        <w:rPr>
+          <w:highlight w:val="yellow"/>
+        </w:rPr>
+        <w:t>GET /</w:t>
+      </w:r>
+      <w:proofErr w:type="spellStart"/>
+      <w:r>
+        <w:rPr>
+          <w:highlight w:val="yellow"/>
+        </w:rPr>
+        <w:t>api</w:t>
+      </w:r>
+      <w:proofErr w:type="spellEnd"/>
+      <w:r>
+        <w:rPr>
+          <w:highlight w:val="yellow"/>
+        </w:rPr>
+        <w:t>/users/{id}</w:t>
+      </w:r>
+      <w:r>
+        <w:rPr>
+          <w:highlight w:val="yellow"/>
+        </w:rPr>
+        <w:t xml:space="preserve"> (AUTH)</w:t>
+      </w:r>
+    </w:p>
+    <w:p>
+      <w:pPr>
+        <w:pStyle w:val="ListParagraph"/>
+        <w:numPr>
+          <w:ilvl w:val="0"/>
+          <w:numId w:val="6"/>
+        </w:numPr>
+        <w:spacing w:before="40" w:after="40"/>
+        <w:rPr>
+          <w:b/>
+          <w:bCs/>
+          <w:highlight w:val="yellow"/>
+        </w:rPr>
+      </w:pPr>
+      <w:r>
+        <w:rPr>
+          <w:highlight w:val="yellow"/>
+        </w:rPr>
+        <w:t>POST /</w:t>
+      </w:r>
+      <w:proofErr w:type="spellStart"/>
+      <w:r>
+        <w:rPr>
+          <w:highlight w:val="yellow"/>
+        </w:rPr>
+        <w:t>api</w:t>
+      </w:r>
+      <w:proofErr w:type="spellEnd"/>
+      <w:r>
+        <w:rPr>
+          <w:highlight w:val="yellow"/>
+        </w:rPr>
+        <w:t>/</w:t>
+      </w:r>
+      <w:r>
+        <w:rPr>
+          <w:highlight w:val="yellow"/>
+        </w:rPr>
+        <w:t>users</w:t>
+      </w:r>
+      <w:r>
+        <w:rPr>
+          <w:highlight w:val="yellow"/>
+        </w:rPr>
+        <w:t xml:space="preserve"> (AUTH)</w:t>
+      </w:r>
+    </w:p>
+    <w:p>
+      <w:pPr>
+        <w:pStyle w:val="ListParagraph"/>
+        <w:numPr>
+          <w:ilvl w:val="0"/>
+          <w:numId w:val="6"/>
+        </w:numPr>
+        <w:spacing w:before="40" w:after="40"/>
+        <w:rPr>
+          <w:highlight w:val="yellow"/>
+        </w:rPr>
+      </w:pPr>
+      <w:r>
+        <w:rPr>
+          <w:highlight w:val="yellow"/>
+        </w:rPr>
+        <w:t>PATCH /</w:t>
+      </w:r>
+      <w:proofErr w:type="spellStart"/>
+      <w:r>
+        <w:rPr>
+          <w:highlight w:val="yellow"/>
+        </w:rPr>
+        <w:t>api</w:t>
+      </w:r>
+      <w:proofErr w:type="spellEnd"/>
+      <w:r>
+        <w:rPr>
+          <w:highlight w:val="yellow"/>
+        </w:rPr>
+        <w:t>/users/{id}permission (AUTH)</w:t>
+      </w:r>
+    </w:p>
+    <w:p>
+      <w:pPr>
+        <w:pStyle w:val="ListParagraph"/>
+        <w:numPr>
+          <w:ilvl w:val="0"/>
+          <w:numId w:val="6"/>
+        </w:numPr>
+        <w:spacing w:before="40" w:after="40"/>
+        <w:rPr>
+          <w:b/>
+          <w:bCs/>
+          <w:highlight w:val="yellow"/>
+        </w:rPr>
+      </w:pPr>
+      <w:r>
+        <w:rPr>
+          <w:highlight w:val="yellow"/>
+        </w:rPr>
+        <w:lastRenderedPageBreak/>
+        <w:t>PATCH /</w:t>
+      </w:r>
+      <w:proofErr w:type="spellStart"/>
+      <w:r>
+        <w:rPr>
+          <w:highlight w:val="yellow"/>
+        </w:rPr>
+        <w:t>api</w:t>
+      </w:r>
+      <w:proofErr w:type="spellEnd"/>
+      <w:r>
+        <w:rPr>
+          <w:highlight w:val="yellow"/>
+        </w:rPr>
+        <w:t>/users/{id}/role</w:t>
+      </w:r>
+      <w:r>
+        <w:rPr>
+          <w:highlight w:val="yellow"/>
+        </w:rPr>
+        <w:t xml:space="preserve"> (AUTH)</w:t>
+      </w:r>
+    </w:p>
+    <w:p>
+      <w:pPr>
+        <w:pStyle w:val="ListParagraph"/>
+        <w:numPr>
+          <w:ilvl w:val="0"/>
+          <w:numId w:val="6"/>
+        </w:numPr>
+        <w:spacing w:before="40" w:after="40"/>
+        <w:rPr>
+          <w:b/>
+          <w:bCs/>
+          <w:highlight w:val="yellow"/>
+        </w:rPr>
+      </w:pPr>
+      <w:r>
+        <w:rPr>
+          <w:highlight w:val="yellow"/>
+        </w:rPr>
+        <w:t>PATCH /</w:t>
+      </w:r>
+      <w:proofErr w:type="spellStart"/>
+      <w:r>
+        <w:rPr>
+          <w:highlight w:val="yellow"/>
+        </w:rPr>
+        <w:t>api</w:t>
+      </w:r>
+      <w:proofErr w:type="spellEnd"/>
+      <w:r>
+        <w:rPr>
+          <w:highlight w:val="yellow"/>
+        </w:rPr>
+        <w:t>/users/{id}/status</w:t>
+      </w:r>
+      <w:r>
+        <w:rPr>
+          <w:highlight w:val="yellow"/>
+        </w:rPr>
+        <w:t xml:space="preserve"> (AUTH)</w:t>
+      </w:r>
+    </w:p>
+    <w:p>
+      <w:pPr>
+        <w:pStyle w:val="ListParagraph"/>
+        <w:numPr>
+          <w:ilvl w:val="0"/>
+          <w:numId w:val="6"/>
+        </w:numPr>
+        <w:spacing w:before="40" w:after="40"/>
+        <w:rPr>
+          <w:b/>
+          <w:bCs/>
+          <w:highlight w:val="yellow"/>
+        </w:rPr>
+      </w:pPr>
+      <w:r>
+        <w:rPr>
+          <w:highlight w:val="yellow"/>
+        </w:rPr>
+        <w:t>DELETE /</w:t>
+      </w:r>
+      <w:proofErr w:type="spellStart"/>
+      <w:r>
+        <w:rPr>
+          <w:highlight w:val="yellow"/>
+        </w:rPr>
+        <w:t>api</w:t>
+      </w:r>
+      <w:proofErr w:type="spellEnd"/>
+      <w:r>
+        <w:rPr>
+          <w:highlight w:val="yellow"/>
+        </w:rPr>
+        <w:t>/users/{id}</w:t>
+      </w:r>
+      <w:r>
+        <w:rPr>
+          <w:highlight w:val="yellow"/>
+        </w:rPr>
+        <w:t xml:space="preserve"> (AUTH)</w:t>
+      </w:r>
+    </w:p>
+    <w:p>
+      <w:pPr>
+        <w:pStyle w:val="Heading2"/>
+      </w:pPr>
+      <w:r>
+        <w:t>Issue APIs</w:t>
       </w:r>
     </w:p>
     <w:p>
@@ -6930,12 +7906,15 @@
           <w:numId w:val="2"/>
         </w:numPr>
         <w:spacing w:before="40" w:after="40"/>
-      </w:pPr>
-      <w:r>
-        <w:rPr>
-          <w:highlight w:val="yellow"/>
-        </w:rPr>
-        <w:t>GET /</w:t>
+        <w:rPr>
+          <w:highlight w:val="yellow"/>
+        </w:rPr>
+      </w:pPr>
+      <w:r>
+        <w:rPr>
+          <w:highlight w:val="yellow"/>
+        </w:rPr>
+        <w:t>POST /</w:t>
       </w:r>
       <w:proofErr w:type="spellStart"/>
       <w:r>
@@ -6949,10 +7928,7 @@
         <w:rPr>
           <w:highlight w:val="yellow"/>
         </w:rPr>
-        <w:t>/assets/{id}/procurement — view</w:t>
-      </w:r>
-      <w:r>
-        <w:t xml:space="preserve"> (AUTH)</w:t>
+        <w:t>/assets/{id}/issues (AUTH)</w:t>
       </w:r>
     </w:p>
     <w:p>
@@ -6963,12 +7939,15 @@
           <w:numId w:val="2"/>
         </w:numPr>
         <w:spacing w:before="40" w:after="40"/>
-      </w:pPr>
-      <w:r>
-        <w:rPr>
-          <w:highlight w:val="yellow"/>
-        </w:rPr>
-        <w:t>DELETE /</w:t>
+        <w:rPr>
+          <w:highlight w:val="yellow"/>
+        </w:rPr>
+      </w:pPr>
+      <w:r>
+        <w:rPr>
+          <w:highlight w:val="yellow"/>
+        </w:rPr>
+        <w:t>PUT /</w:t>
       </w:r>
       <w:proofErr w:type="spellStart"/>
       <w:r>
@@ -6982,227 +7961,7 @@
         <w:rPr>
           <w:highlight w:val="yellow"/>
         </w:rPr>
-        <w:t>/assets/</w:t>
-      </w:r>
-      <w:r>
-        <w:rPr>
-          <w:highlight w:val="yellow"/>
-        </w:rPr>
-        <w:t>{id}/</w:t>
-      </w:r>
-      <w:r>
-        <w:rPr>
-          <w:highlight w:val="yellow"/>
-        </w:rPr>
-        <w:t>procurement— delete</w:t>
-      </w:r>
-      <w:r>
-        <w:t xml:space="preserve"> (AUTH)</w:t>
-      </w:r>
-    </w:p>
-    <w:p>
-      <w:pPr>
-        <w:pStyle w:val="Heading2"/>
-      </w:pPr>
-      <w:r>
-        <w:t>User Management API</w:t>
-      </w:r>
-    </w:p>
-    <w:p>
-      <w:pPr>
-        <w:pStyle w:val="ListParagraph"/>
-        <w:numPr>
-          <w:ilvl w:val="0"/>
-          <w:numId w:val="6"/>
-        </w:numPr>
-        <w:spacing w:before="40" w:after="40"/>
-        <w:rPr>
-          <w:b/>
-          <w:bCs/>
-        </w:rPr>
-      </w:pPr>
-      <w:r>
-        <w:t>GET /</w:t>
-      </w:r>
-      <w:proofErr w:type="spellStart"/>
-      <w:r>
-        <w:t>api</w:t>
-      </w:r>
-      <w:proofErr w:type="spellEnd"/>
-      <w:r>
-        <w:t>/users</w:t>
-      </w:r>
-      <w:r>
-        <w:t xml:space="preserve"> </w:t>
-      </w:r>
-      <w:r>
-        <w:t>(AUTH)</w:t>
-      </w:r>
-    </w:p>
-    <w:p>
-      <w:pPr>
-        <w:pStyle w:val="ListParagraph"/>
-        <w:numPr>
-          <w:ilvl w:val="0"/>
-          <w:numId w:val="6"/>
-        </w:numPr>
-        <w:spacing w:before="40" w:after="40"/>
-        <w:rPr>
-          <w:b/>
-          <w:bCs/>
-        </w:rPr>
-      </w:pPr>
-      <w:r>
-        <w:t>GET /</w:t>
-      </w:r>
-      <w:proofErr w:type="spellStart"/>
-      <w:r>
-        <w:t>api</w:t>
-      </w:r>
-      <w:proofErr w:type="spellEnd"/>
-      <w:r>
-        <w:t>/users/{id}</w:t>
-      </w:r>
-      <w:r>
-        <w:t xml:space="preserve"> </w:t>
-      </w:r>
-      <w:r>
-        <w:t>(AUTH)</w:t>
-      </w:r>
-    </w:p>
-    <w:p>
-      <w:pPr>
-        <w:pStyle w:val="ListParagraph"/>
-        <w:numPr>
-          <w:ilvl w:val="0"/>
-          <w:numId w:val="6"/>
-        </w:numPr>
-        <w:spacing w:before="40" w:after="40"/>
-        <w:rPr>
-          <w:b/>
-          <w:bCs/>
-        </w:rPr>
-      </w:pPr>
-      <w:r>
-        <w:t>POST /</w:t>
-      </w:r>
-      <w:proofErr w:type="spellStart"/>
-      <w:r>
-        <w:t>api</w:t>
-      </w:r>
-      <w:proofErr w:type="spellEnd"/>
-      <w:r>
-        <w:t>/auth/register</w:t>
-      </w:r>
-      <w:r>
-        <w:t xml:space="preserve"> </w:t>
-      </w:r>
-      <w:r>
-        <w:t>(AUTH)</w:t>
-      </w:r>
-    </w:p>
-    <w:p>
-      <w:pPr>
-        <w:pStyle w:val="ListParagraph"/>
-        <w:numPr>
-          <w:ilvl w:val="0"/>
-          <w:numId w:val="6"/>
-        </w:numPr>
-        <w:spacing w:before="40" w:after="40"/>
-        <w:rPr>
-          <w:b/>
-          <w:bCs/>
-        </w:rPr>
-      </w:pPr>
-      <w:r>
-        <w:t>PATCH /</w:t>
-      </w:r>
-      <w:proofErr w:type="spellStart"/>
-      <w:r>
-        <w:t>api</w:t>
-      </w:r>
-      <w:proofErr w:type="spellEnd"/>
-      <w:r>
-        <w:t>/users/{id}/role</w:t>
-      </w:r>
-      <w:r>
-        <w:t xml:space="preserve"> </w:t>
-      </w:r>
-      <w:r>
-        <w:t>(AUTH)</w:t>
-      </w:r>
-    </w:p>
-    <w:p>
-      <w:pPr>
-        <w:pStyle w:val="ListParagraph"/>
-        <w:numPr>
-          <w:ilvl w:val="0"/>
-          <w:numId w:val="6"/>
-        </w:numPr>
-        <w:spacing w:before="40" w:after="40"/>
-        <w:rPr>
-          <w:b/>
-          <w:bCs/>
-        </w:rPr>
-      </w:pPr>
-      <w:r>
-        <w:t>PATCH /</w:t>
-      </w:r>
-      <w:proofErr w:type="spellStart"/>
-      <w:r>
-        <w:t>api</w:t>
-      </w:r>
-      <w:proofErr w:type="spellEnd"/>
-      <w:r>
-        <w:t>/users/{id}/status</w:t>
-      </w:r>
-      <w:r>
-        <w:t xml:space="preserve"> </w:t>
-      </w:r>
-      <w:r>
-        <w:t>(AUTH)</w:t>
-      </w:r>
-    </w:p>
-    <w:p>
-      <w:pPr>
-        <w:pStyle w:val="ListParagraph"/>
-        <w:numPr>
-          <w:ilvl w:val="0"/>
-          <w:numId w:val="6"/>
-        </w:numPr>
-        <w:spacing w:before="40" w:after="40"/>
-        <w:rPr>
-          <w:b/>
-          <w:bCs/>
-        </w:rPr>
-      </w:pPr>
-      <w:r>
-        <w:t xml:space="preserve">DELETE </w:t>
-      </w:r>
-      <w:r>
-        <w:t>/</w:t>
-      </w:r>
-      <w:proofErr w:type="spellStart"/>
-      <w:r>
-        <w:t>api</w:t>
-      </w:r>
-      <w:proofErr w:type="spellEnd"/>
-      <w:r>
-        <w:t>/users/{id}</w:t>
-      </w:r>
-      <w:r>
-        <w:t xml:space="preserve"> </w:t>
-      </w:r>
-      <w:r>
-        <w:t>(AUTH)</w:t>
-      </w:r>
-    </w:p>
-    <w:p>
-      <w:pPr>
-        <w:pStyle w:val="Heading2"/>
-      </w:pPr>
-      <w:r>
-        <w:t>Issue APIs</w:t>
+        <w:t>/issues/{id} (AUTH)</w:t>
       </w:r>
     </w:p>
     <w:p>
@@ -7213,17 +7972,29 @@
           <w:numId w:val="2"/>
         </w:numPr>
         <w:spacing w:before="40" w:after="40"/>
-      </w:pPr>
-      <w:r>
-        <w:t>POST /</w:t>
+        <w:rPr>
+          <w:highlight w:val="yellow"/>
+        </w:rPr>
+      </w:pPr>
+      <w:r>
+        <w:rPr>
+          <w:highlight w:val="yellow"/>
+        </w:rPr>
+        <w:t>GET /</w:t>
       </w:r>
       <w:proofErr w:type="spellStart"/>
       <w:r>
+        <w:rPr>
+          <w:highlight w:val="yellow"/>
+        </w:rPr>
         <w:t>api</w:t>
       </w:r>
       <w:proofErr w:type="spellEnd"/>
       <w:r>
-        <w:t>/assets/{id}/issues — report issue (AUTH)</w:t>
+        <w:rPr>
+          <w:highlight w:val="yellow"/>
+        </w:rPr>
+        <w:t>/assets/{id}/issues (AUTH)</w:t>
       </w:r>
     </w:p>
     <w:p>
@@ -7234,59 +8005,29 @@
           <w:numId w:val="2"/>
         </w:numPr>
         <w:spacing w:before="40" w:after="40"/>
-      </w:pPr>
-      <w:r>
-        <w:t>PUT /</w:t>
+        <w:rPr>
+          <w:highlight w:val="yellow"/>
+        </w:rPr>
+      </w:pPr>
+      <w:r>
+        <w:rPr>
+          <w:highlight w:val="yellow"/>
+        </w:rPr>
+        <w:t>DELETE /</w:t>
       </w:r>
       <w:proofErr w:type="spellStart"/>
       <w:r>
+        <w:rPr>
+          <w:highlight w:val="yellow"/>
+        </w:rPr>
         <w:t>api</w:t>
       </w:r>
       <w:proofErr w:type="spellEnd"/>
       <w:r>
-        <w:t>/issues/{id} — update issue (AUTH)</w:t>
-      </w:r>
-    </w:p>
-    <w:p>
-      <w:pPr>
-        <w:pStyle w:val="ListParagraph"/>
-        <w:numPr>
-          <w:ilvl w:val="0"/>
-          <w:numId w:val="2"/>
-        </w:numPr>
-        <w:spacing w:before="40" w:after="40"/>
-      </w:pPr>
-      <w:r>
-        <w:t>GET /</w:t>
-      </w:r>
-      <w:proofErr w:type="spellStart"/>
-      <w:r>
-        <w:t>api</w:t>
-      </w:r>
-      <w:proofErr w:type="spellEnd"/>
-      <w:r>
-        <w:t>/assets/{id}/issues — view issues (AUTH)</w:t>
-      </w:r>
-    </w:p>
-    <w:p>
-      <w:pPr>
-        <w:pStyle w:val="ListParagraph"/>
-        <w:numPr>
-          <w:ilvl w:val="0"/>
-          <w:numId w:val="2"/>
-        </w:numPr>
-        <w:spacing w:before="40" w:after="40"/>
-      </w:pPr>
-      <w:r>
-        <w:t>DELETE /</w:t>
-      </w:r>
-      <w:proofErr w:type="spellStart"/>
-      <w:r>
-        <w:t>api</w:t>
-      </w:r>
-      <w:proofErr w:type="spellEnd"/>
-      <w:r>
-        <w:t>/issues/{id} – Deleted (AUTH)</w:t>
+        <w:rPr>
+          <w:highlight w:val="yellow"/>
+        </w:rPr>
+        <w:t>/issues/{id} (AUTH)</w:t>
       </w:r>
     </w:p>
     <w:p>
@@ -7294,7 +8035,6 @@
         <w:pStyle w:val="Heading2"/>
       </w:pPr>
       <w:r>
-        <w:lastRenderedPageBreak/>
         <w:t>Report APIs (Public)</w:t>
       </w:r>
     </w:p>
@@ -8056,6 +8796,7 @@
         <w:spacing w:before="40" w:after="40"/>
       </w:pPr>
       <w:r>
+        <w:lastRenderedPageBreak/>
         <w:t>Only AVAILABLE assets can be assigned.</w:t>
       </w:r>
     </w:p>
@@ -8150,7 +8891,6 @@
         <w:spacing w:before="40" w:after="40"/>
       </w:pPr>
       <w:r>
-        <w:lastRenderedPageBreak/>
         <w:t>Failed login attempts should return 401 Unauthorized — never expose user existence.</w:t>
       </w:r>
     </w:p>
@@ -8185,114 +8925,13 @@
         <w:pStyle w:val="Heading1"/>
       </w:pPr>
       <w:r>
-        <w:t>10. MVP Scope</w:t>
-      </w:r>
-    </w:p>
-    <w:p>
-      <w:pPr>
-        <w:spacing w:before="80" w:after="80"/>
-      </w:pPr>
-      <w:r>
-        <w:t>For version 1, focus on the smallest useful backend:</w:t>
-      </w:r>
-    </w:p>
-    <w:p>
-      <w:pPr>
-        <w:pStyle w:val="ListParagraph"/>
-        <w:numPr>
-          <w:ilvl w:val="0"/>
-          <w:numId w:val="2"/>
-        </w:numPr>
-        <w:spacing w:before="40" w:after="40"/>
-      </w:pPr>
-      <w:r>
-        <w:t>Asset CRUD</w:t>
-      </w:r>
-    </w:p>
-    <w:p>
-      <w:pPr>
-        <w:pStyle w:val="ListParagraph"/>
-        <w:numPr>
-          <w:ilvl w:val="0"/>
-          <w:numId w:val="2"/>
-        </w:numPr>
-        <w:spacing w:before="40" w:after="40"/>
-      </w:pPr>
-      <w:r>
-        <w:t>Asset assignment and return</w:t>
-      </w:r>
-    </w:p>
-    <w:p>
-      <w:pPr>
-        <w:pStyle w:val="ListParagraph"/>
-        <w:numPr>
-          <w:ilvl w:val="0"/>
-          <w:numId w:val="2"/>
-        </w:numPr>
-        <w:spacing w:before="40" w:after="40"/>
-      </w:pPr>
-      <w:r>
-        <w:t>Search and filter</w:t>
-      </w:r>
-    </w:p>
-    <w:p>
-      <w:pPr>
-        <w:pStyle w:val="ListParagraph"/>
-        <w:numPr>
-          <w:ilvl w:val="0"/>
-          <w:numId w:val="2"/>
-        </w:numPr>
-        <w:spacing w:before="40" w:after="40"/>
-      </w:pPr>
-      <w:r>
-        <w:t xml:space="preserve">Simple dashboard </w:t>
-      </w:r>
-    </w:p>
-    <w:p>
-      <w:pPr>
-        <w:pStyle w:val="ListParagraph"/>
-        <w:numPr>
-          <w:ilvl w:val="0"/>
-          <w:numId w:val="2"/>
-        </w:numPr>
-        <w:spacing w:before="40" w:after="40"/>
-      </w:pPr>
-      <w:r>
-        <w:t>Warranty reporting</w:t>
-      </w:r>
-    </w:p>
-    <w:p>
-      <w:pPr>
-        <w:pStyle w:val="ListParagraph"/>
-        <w:numPr>
-          <w:ilvl w:val="0"/>
-          <w:numId w:val="2"/>
-        </w:numPr>
-        <w:spacing w:before="40" w:after="40"/>
-      </w:pPr>
-      <w:r>
-        <w:t xml:space="preserve">Issue tracking </w:t>
-      </w:r>
-    </w:p>
-    <w:p>
-      <w:pPr>
-        <w:pStyle w:val="ListParagraph"/>
-        <w:numPr>
-          <w:ilvl w:val="0"/>
-          <w:numId w:val="2"/>
-        </w:numPr>
-        <w:spacing w:before="40" w:after="40"/>
-      </w:pPr>
-      <w:r>
-        <w:t xml:space="preserve">User Management </w:t>
-      </w:r>
-    </w:p>
-    <w:p>
-      <w:pPr>
-        <w:pStyle w:val="Heading1"/>
-      </w:pPr>
-      <w:r>
-        <w:t>11. Recommended Tools and Stack</w:t>
+        <w:t>1</w:t>
+      </w:r>
+      <w:r>
+        <w:t>0</w:t>
+      </w:r>
+      <w:r>
+        <w:t>. Recommended Tools and Stack</w:t>
       </w:r>
     </w:p>
     <w:tbl>
@@ -8792,7 +9431,6 @@
             </w:tcMar>
           </w:tcPr>
           <w:p>
-            <w:bookmarkStart w:id="0" w:name="_GoBack"/>
             <w:r>
               <w:rPr>
                 <w:sz w:val="20"/>
@@ -8800,7 +9438,6 @@
               </w:rPr>
               <w:t>Spring Security + JWT</w:t>
             </w:r>
-            <w:bookmarkEnd w:id="0"/>
           </w:p>
         </w:tc>
         <w:tc>
@@ -9093,29 +9730,11 @@
         <w:spacing w:before="80" w:after="80"/>
       </w:pPr>
       <w:r>
+        <w:t xml:space="preserve">Authentication is handled via JWT-based Spring Security, with role-based access control separating public read-only views (dashboard, asset status) from protected management </w:t>
+      </w:r>
+      <w:r>
         <w:lastRenderedPageBreak/>
-        <w:t>Authentication is handled via JWT-based Spring Security, with role-based access control separating public read-only views (dashboard, asset status) from protected management operations. The first release focuses on core asset lifecycle functions — asset registration, assignment, return, issue tracking, and reporting — while leaving room for future extensions as the process matures.</w:t>
-      </w:r>
-    </w:p>
-    <w:p>
-      <w:pPr>
-        <w:spacing w:before="60" w:after="60"/>
-      </w:pPr>
-    </w:p>
-    <w:p>
-      <w:pPr>
-        <w:pStyle w:val="Heading1"/>
-      </w:pPr>
-      <w:r>
-        <w:t>13. Final Recommendation</w:t>
-      </w:r>
-    </w:p>
-    <w:p>
-      <w:pPr>
-        <w:spacing w:before="80" w:after="80"/>
-      </w:pPr>
-      <w:r>
-        <w:t>Keep asset as the central entity, normalize assignment and procurement into separate tables, implement the MVP first, and keep the architecture simple. Add authentication from the start to enforce management security, but expose the dashboard and status checks publicly so stakeholders can check asset availability without login. This will give you a backend that is easy to understand now and easier to scale later.</w:t>
+        <w:t>operations. The first release focuses on core asset lifecycle functions — asset registration, assignment, return, issue tracking, and reporting — while leaving room for future extensions as the process matures.</w:t>
       </w:r>
     </w:p>
     <w:p>
@@ -10460,7 +11079,7 @@
     <w:lsdException w:name="Medium Shading 2 Accent 1" w:uiPriority="64"/>
     <w:lsdException w:name="Medium List 1 Accent 1" w:uiPriority="65"/>
     <w:lsdException w:name="Revision" w:semiHidden="1"/>
-    <w:lsdException w:name="List Paragraph" w:uiPriority="34" w:qFormat="1"/>
+    <w:lsdException w:name="List Paragraph" w:uiPriority="0" w:qFormat="1"/>
     <w:lsdException w:name="Quote" w:uiPriority="29" w:qFormat="1"/>
     <w:lsdException w:name="Intense Quote" w:uiPriority="30" w:qFormat="1"/>
     <w:lsdException w:name="Medium List 2 Accent 1" w:uiPriority="66"/>
@@ -10660,6 +11279,7 @@
   <w:style w:type="paragraph" w:default="1" w:styleId="Normal">
     <w:name w:val="Normal"/>
     <w:qFormat/>
+    <w:rsid w:val="0040502B"/>
   </w:style>
   <w:style w:type="paragraph" w:styleId="Heading1">
     <w:name w:val="heading 1"/>

--- a/document/TID_Asset_Management_Project_Perspective.docx
+++ b/document/TID_Asset_Management_Project_Perspective.docx
@@ -4035,8 +4035,6 @@
                 <w:szCs w:val="20"/>
               </w:rPr>
             </w:pPr>
-            <w:bookmarkStart w:id="0" w:name="_GoBack"/>
-            <w:bookmarkEnd w:id="0"/>
           </w:p>
         </w:tc>
       </w:tr>
@@ -6440,10 +6438,7 @@
       </w:r>
       <w:proofErr w:type="spellStart"/>
       <w:r>
-        <w:t>users</w:t>
-      </w:r>
-      <w:r>
-        <w:t>_permission</w:t>
+        <w:t>users_permission</w:t>
       </w:r>
       <w:proofErr w:type="spellEnd"/>
     </w:p>
@@ -6563,15 +6558,7 @@
                 <w:szCs w:val="20"/>
                 <w:highlight w:val="yellow"/>
               </w:rPr>
-              <w:t>I</w:t>
-            </w:r>
-            <w:r>
-              <w:rPr>
-                <w:sz w:val="20"/>
-                <w:szCs w:val="20"/>
-                <w:highlight w:val="yellow"/>
-              </w:rPr>
-              <w:t>d</w:t>
+              <w:t>Id</w:t>
             </w:r>
             <w:r>
               <w:rPr>
@@ -6763,6 +6750,333 @@
                 <w:highlight w:val="yellow"/>
               </w:rPr>
               <w:t>ENUM</w:t>
+            </w:r>
+          </w:p>
+        </w:tc>
+      </w:tr>
+    </w:tbl>
+    <w:p>
+      <w:pPr>
+        <w:pStyle w:val="Heading2"/>
+        <w:tabs>
+          <w:tab w:val="left" w:pos="2760"/>
+        </w:tabs>
+      </w:pPr>
+      <w:r>
+        <w:t xml:space="preserve">Table: </w:t>
+      </w:r>
+      <w:proofErr w:type="spellStart"/>
+      <w:r>
+        <w:t>password_reset_tokens</w:t>
+      </w:r>
+      <w:proofErr w:type="spellEnd"/>
+    </w:p>
+    <w:tbl>
+      <w:tblPr>
+        <w:tblW w:w="9360" w:type="dxa"/>
+        <w:tblBorders>
+          <w:top w:val="single" w:sz="4" w:space="0" w:color="auto"/>
+          <w:left w:val="single" w:sz="4" w:space="0" w:color="auto"/>
+          <w:bottom w:val="single" w:sz="4" w:space="0" w:color="auto"/>
+          <w:right w:val="single" w:sz="4" w:space="0" w:color="auto"/>
+          <w:insideH w:val="single" w:sz="4" w:space="0" w:color="auto"/>
+          <w:insideV w:val="single" w:sz="4" w:space="0" w:color="auto"/>
+        </w:tblBorders>
+        <w:tblCellMar>
+          <w:left w:w="10" w:type="dxa"/>
+          <w:right w:w="10" w:type="dxa"/>
+        </w:tblCellMar>
+        <w:tblLook w:val="0000" w:firstRow="0" w:lastRow="0" w:firstColumn="0" w:lastColumn="0" w:noHBand="0" w:noVBand="0"/>
+      </w:tblPr>
+      <w:tblGrid>
+        <w:gridCol w:w="2800"/>
+        <w:gridCol w:w="6560"/>
+      </w:tblGrid>
+      <w:tr>
+        <w:trPr>
+          <w:tblHeader/>
+        </w:trPr>
+        <w:tc>
+          <w:tcPr>
+            <w:tcW w:w="2800" w:type="dxa"/>
+            <w:tcBorders>
+              <w:top w:val="single" w:sz="1" w:space="0" w:color="2563EB"/>
+              <w:left w:val="single" w:sz="1" w:space="0" w:color="2563EB"/>
+              <w:bottom w:val="single" w:sz="1" w:space="0" w:color="2563EB"/>
+              <w:right w:val="single" w:sz="1" w:space="0" w:color="2563EB"/>
+            </w:tcBorders>
+            <w:shd w:val="clear" w:color="auto" w:fill="1E3A5F"/>
+            <w:tcMar>
+              <w:top w:w="100" w:type="dxa"/>
+              <w:left w:w="150" w:type="dxa"/>
+              <w:bottom w:w="100" w:type="dxa"/>
+              <w:right w:w="150" w:type="dxa"/>
+            </w:tcMar>
+          </w:tcPr>
+          <w:p>
+            <w:r>
+              <w:rPr>
+                <w:b/>
+                <w:bCs/>
+                <w:color w:val="FFFFFF"/>
+                <w:sz w:val="20"/>
+                <w:szCs w:val="20"/>
+              </w:rPr>
+              <w:t>Column</w:t>
+            </w:r>
+          </w:p>
+        </w:tc>
+        <w:tc>
+          <w:tcPr>
+            <w:tcW w:w="6560" w:type="dxa"/>
+            <w:tcBorders>
+              <w:top w:val="single" w:sz="1" w:space="0" w:color="2563EB"/>
+              <w:left w:val="single" w:sz="1" w:space="0" w:color="2563EB"/>
+              <w:bottom w:val="single" w:sz="1" w:space="0" w:color="2563EB"/>
+              <w:right w:val="single" w:sz="1" w:space="0" w:color="2563EB"/>
+            </w:tcBorders>
+            <w:shd w:val="clear" w:color="auto" w:fill="1E3A5F"/>
+            <w:tcMar>
+              <w:top w:w="100" w:type="dxa"/>
+              <w:left w:w="150" w:type="dxa"/>
+              <w:bottom w:w="100" w:type="dxa"/>
+              <w:right w:w="150" w:type="dxa"/>
+            </w:tcMar>
+          </w:tcPr>
+          <w:p>
+            <w:r>
+              <w:rPr>
+                <w:b/>
+                <w:bCs/>
+                <w:color w:val="FFFFFF"/>
+                <w:sz w:val="20"/>
+                <w:szCs w:val="20"/>
+              </w:rPr>
+              <w:t>Notes</w:t>
+            </w:r>
+          </w:p>
+        </w:tc>
+      </w:tr>
+      <w:tr>
+        <w:tc>
+          <w:tcPr>
+            <w:tcW w:w="2800" w:type="dxa"/>
+            <w:tcBorders>
+              <w:top w:val="single" w:sz="1" w:space="0" w:color="CCCCCC"/>
+              <w:left w:val="single" w:sz="1" w:space="0" w:color="CCCCCC"/>
+              <w:bottom w:val="single" w:sz="1" w:space="0" w:color="CCCCCC"/>
+              <w:right w:val="single" w:sz="1" w:space="0" w:color="CCCCCC"/>
+            </w:tcBorders>
+            <w:shd w:val="clear" w:color="auto" w:fill="F0F4FA"/>
+            <w:tcMar>
+              <w:top w:w="80" w:type="dxa"/>
+              <w:left w:w="150" w:type="dxa"/>
+              <w:bottom w:w="80" w:type="dxa"/>
+              <w:right w:w="150" w:type="dxa"/>
+            </w:tcMar>
+          </w:tcPr>
+          <w:p>
+            <w:pPr>
+              <w:rPr>
+                <w:highlight w:val="yellow"/>
+              </w:rPr>
+            </w:pPr>
+            <w:r>
+              <w:rPr>
+                <w:sz w:val="20"/>
+                <w:szCs w:val="20"/>
+                <w:highlight w:val="yellow"/>
+              </w:rPr>
+              <w:t>Id</w:t>
+            </w:r>
+            <w:r>
+              <w:rPr>
+                <w:sz w:val="20"/>
+                <w:szCs w:val="20"/>
+                <w:highlight w:val="yellow"/>
+              </w:rPr>
+              <w:t xml:space="preserve">, </w:t>
+            </w:r>
+            <w:proofErr w:type="spellStart"/>
+            <w:r>
+              <w:rPr>
+                <w:sz w:val="20"/>
+                <w:szCs w:val="20"/>
+                <w:highlight w:val="yellow"/>
+              </w:rPr>
+              <w:t>user_id</w:t>
+            </w:r>
+            <w:proofErr w:type="spellEnd"/>
+          </w:p>
+        </w:tc>
+        <w:tc>
+          <w:tcPr>
+            <w:tcW w:w="6560" w:type="dxa"/>
+            <w:tcBorders>
+              <w:top w:val="single" w:sz="1" w:space="0" w:color="CCCCCC"/>
+              <w:left w:val="single" w:sz="1" w:space="0" w:color="CCCCCC"/>
+              <w:bottom w:val="single" w:sz="1" w:space="0" w:color="CCCCCC"/>
+              <w:right w:val="single" w:sz="1" w:space="0" w:color="CCCCCC"/>
+            </w:tcBorders>
+            <w:shd w:val="clear" w:color="auto" w:fill="F0F4FA"/>
+            <w:tcMar>
+              <w:top w:w="80" w:type="dxa"/>
+              <w:left w:w="150" w:type="dxa"/>
+              <w:bottom w:w="80" w:type="dxa"/>
+              <w:right w:w="150" w:type="dxa"/>
+            </w:tcMar>
+          </w:tcPr>
+          <w:p>
+            <w:pPr>
+              <w:rPr>
+                <w:highlight w:val="yellow"/>
+              </w:rPr>
+            </w:pPr>
+            <w:r>
+              <w:rPr>
+                <w:sz w:val="20"/>
+                <w:szCs w:val="20"/>
+                <w:highlight w:val="yellow"/>
+              </w:rPr>
+              <w:t>FK to assets</w:t>
+            </w:r>
+          </w:p>
+        </w:tc>
+      </w:tr>
+      <w:tr>
+        <w:tc>
+          <w:tcPr>
+            <w:tcW w:w="2800" w:type="dxa"/>
+            <w:tcBorders>
+              <w:top w:val="single" w:sz="1" w:space="0" w:color="CCCCCC"/>
+              <w:left w:val="single" w:sz="1" w:space="0" w:color="CCCCCC"/>
+              <w:bottom w:val="single" w:sz="1" w:space="0" w:color="CCCCCC"/>
+              <w:right w:val="single" w:sz="1" w:space="0" w:color="CCCCCC"/>
+            </w:tcBorders>
+            <w:shd w:val="clear" w:color="auto" w:fill="F0F4FA"/>
+            <w:tcMar>
+              <w:top w:w="80" w:type="dxa"/>
+              <w:left w:w="150" w:type="dxa"/>
+              <w:bottom w:w="80" w:type="dxa"/>
+              <w:right w:w="150" w:type="dxa"/>
+            </w:tcMar>
+          </w:tcPr>
+          <w:p>
+            <w:pPr>
+              <w:rPr>
+                <w:sz w:val="20"/>
+                <w:szCs w:val="20"/>
+                <w:highlight w:val="yellow"/>
+              </w:rPr>
+            </w:pPr>
+            <w:r>
+              <w:rPr>
+                <w:sz w:val="20"/>
+                <w:szCs w:val="20"/>
+                <w:highlight w:val="yellow"/>
+              </w:rPr>
+              <w:t>token</w:t>
+            </w:r>
+          </w:p>
+        </w:tc>
+        <w:tc>
+          <w:tcPr>
+            <w:tcW w:w="6560" w:type="dxa"/>
+            <w:tcBorders>
+              <w:top w:val="single" w:sz="1" w:space="0" w:color="CCCCCC"/>
+              <w:left w:val="single" w:sz="1" w:space="0" w:color="CCCCCC"/>
+              <w:bottom w:val="single" w:sz="1" w:space="0" w:color="CCCCCC"/>
+              <w:right w:val="single" w:sz="1" w:space="0" w:color="CCCCCC"/>
+            </w:tcBorders>
+            <w:shd w:val="clear" w:color="auto" w:fill="F0F4FA"/>
+            <w:tcMar>
+              <w:top w:w="80" w:type="dxa"/>
+              <w:left w:w="150" w:type="dxa"/>
+              <w:bottom w:w="80" w:type="dxa"/>
+              <w:right w:w="150" w:type="dxa"/>
+            </w:tcMar>
+          </w:tcPr>
+          <w:p>
+            <w:pPr>
+              <w:rPr>
+                <w:sz w:val="20"/>
+                <w:szCs w:val="20"/>
+                <w:highlight w:val="yellow"/>
+              </w:rPr>
+            </w:pPr>
+            <w:r>
+              <w:rPr>
+                <w:sz w:val="20"/>
+                <w:szCs w:val="20"/>
+                <w:highlight w:val="yellow"/>
+              </w:rPr>
+              <w:t>token</w:t>
+            </w:r>
+          </w:p>
+        </w:tc>
+      </w:tr>
+      <w:tr>
+        <w:tc>
+          <w:tcPr>
+            <w:tcW w:w="2800" w:type="dxa"/>
+            <w:tcBorders>
+              <w:top w:val="single" w:sz="1" w:space="0" w:color="CCCCCC"/>
+              <w:left w:val="single" w:sz="1" w:space="0" w:color="CCCCCC"/>
+              <w:bottom w:val="single" w:sz="1" w:space="0" w:color="CCCCCC"/>
+              <w:right w:val="single" w:sz="1" w:space="0" w:color="CCCCCC"/>
+            </w:tcBorders>
+            <w:shd w:val="clear" w:color="auto" w:fill="FFFFFF"/>
+            <w:tcMar>
+              <w:top w:w="80" w:type="dxa"/>
+              <w:left w:w="150" w:type="dxa"/>
+              <w:bottom w:w="80" w:type="dxa"/>
+              <w:right w:w="150" w:type="dxa"/>
+            </w:tcMar>
+          </w:tcPr>
+          <w:p>
+            <w:pPr>
+              <w:rPr>
+                <w:highlight w:val="yellow"/>
+              </w:rPr>
+            </w:pPr>
+            <w:proofErr w:type="spellStart"/>
+            <w:r>
+              <w:rPr>
+                <w:highlight w:val="yellow"/>
+              </w:rPr>
+              <w:t>expiry_date</w:t>
+            </w:r>
+            <w:proofErr w:type="spellEnd"/>
+          </w:p>
+        </w:tc>
+        <w:tc>
+          <w:tcPr>
+            <w:tcW w:w="6560" w:type="dxa"/>
+            <w:tcBorders>
+              <w:top w:val="single" w:sz="1" w:space="0" w:color="CCCCCC"/>
+              <w:left w:val="single" w:sz="1" w:space="0" w:color="CCCCCC"/>
+              <w:bottom w:val="single" w:sz="1" w:space="0" w:color="CCCCCC"/>
+              <w:right w:val="single" w:sz="1" w:space="0" w:color="CCCCCC"/>
+            </w:tcBorders>
+            <w:shd w:val="clear" w:color="auto" w:fill="FFFFFF"/>
+            <w:tcMar>
+              <w:top w:w="80" w:type="dxa"/>
+              <w:left w:w="150" w:type="dxa"/>
+              <w:bottom w:w="80" w:type="dxa"/>
+              <w:right w:w="150" w:type="dxa"/>
+            </w:tcMar>
+          </w:tcPr>
+          <w:p>
+            <w:pPr>
+              <w:rPr>
+                <w:highlight w:val="yellow"/>
+              </w:rPr>
+            </w:pPr>
+            <w:r>
+              <w:rPr>
+                <w:highlight w:val="yellow"/>
+              </w:rPr>
+              <w:t>Expiry date</w:t>
             </w:r>
           </w:p>
         </w:tc>
@@ -7534,6 +7848,7 @@
         <w:rPr>
           <w:highlight w:val="yellow"/>
         </w:rPr>
+        <w:lastRenderedPageBreak/>
         <w:t>GET /</w:t>
       </w:r>
       <w:proofErr w:type="spellStart"/>
@@ -7784,7 +8099,6 @@
         <w:rPr>
           <w:highlight w:val="yellow"/>
         </w:rPr>
-        <w:lastRenderedPageBreak/>
         <w:t>PATCH /</w:t>
       </w:r>
       <w:proofErr w:type="spellStart"/>
@@ -8148,7 +8462,12 @@
         <w:t xml:space="preserve">earch/device-detail </w:t>
       </w:r>
       <w:r>
-        <w:t>— issue overview (PUBLIC)</w:t>
+        <w:t xml:space="preserve">— </w:t>
+      </w:r>
+      <w:bookmarkStart w:id="0" w:name="_GoBack"/>
+      <w:bookmarkEnd w:id="0"/>
+      <w:r>
+        <w:t>issue overview (PUBLIC)</w:t>
       </w:r>
     </w:p>
     <w:p>
@@ -8673,6 +8992,7 @@
         <w:pStyle w:val="Heading2"/>
       </w:pPr>
       <w:r>
+        <w:lastRenderedPageBreak/>
         <w:t>Asset Rules</w:t>
       </w:r>
     </w:p>
@@ -8796,7 +9116,6 @@
         <w:spacing w:before="40" w:after="40"/>
       </w:pPr>
       <w:r>
-        <w:lastRenderedPageBreak/>
         <w:t>Only AVAILABLE assets can be assigned.</w:t>
       </w:r>
     </w:p>
@@ -9709,6 +10028,7 @@
         <w:pStyle w:val="Heading1"/>
       </w:pPr>
       <w:r>
+        <w:lastRenderedPageBreak/>
         <w:t>12. Project Perspective Statement</w:t>
       </w:r>
     </w:p>
@@ -9730,11 +10050,7 @@
         <w:spacing w:before="80" w:after="80"/>
       </w:pPr>
       <w:r>
-        <w:t xml:space="preserve">Authentication is handled via JWT-based Spring Security, with role-based access control separating public read-only views (dashboard, asset status) from protected management </w:t>
-      </w:r>
-      <w:r>
-        <w:lastRenderedPageBreak/>
-        <w:t>operations. The first release focuses on core asset lifecycle functions — asset registration, assignment, return, issue tracking, and reporting — while leaving room for future extensions as the process matures.</w:t>
+        <w:t>Authentication is handled via JWT-based Spring Security, with role-based access control separating public read-only views (dashboard, asset status) from protected management operations. The first release focuses on core asset lifecycle functions — asset registration, assignment, return, issue tracking, and reporting — while leaving room for future extensions as the process matures.</w:t>
       </w:r>
     </w:p>
     <w:p>

--- a/document/TID_Asset_Management_Project_Perspective.docx
+++ b/document/TID_Asset_Management_Project_Perspective.docx
@@ -7084,6 +7084,333 @@
     </w:tbl>
     <w:p>
       <w:pPr>
+        <w:pStyle w:val="Heading2"/>
+        <w:tabs>
+          <w:tab w:val="left" w:pos="2760"/>
+        </w:tabs>
+      </w:pPr>
+      <w:r>
+        <w:t xml:space="preserve">Table: </w:t>
+      </w:r>
+      <w:r>
+        <w:t>refresh_tokens</w:t>
+      </w:r>
+      <w:bookmarkStart w:id="0" w:name="_GoBack"/>
+      <w:bookmarkEnd w:id="0"/>
+    </w:p>
+    <w:tbl>
+      <w:tblPr>
+        <w:tblW w:w="9360" w:type="dxa"/>
+        <w:tblBorders>
+          <w:top w:val="single" w:sz="4" w:space="0" w:color="auto"/>
+          <w:left w:val="single" w:sz="4" w:space="0" w:color="auto"/>
+          <w:bottom w:val="single" w:sz="4" w:space="0" w:color="auto"/>
+          <w:right w:val="single" w:sz="4" w:space="0" w:color="auto"/>
+          <w:insideH w:val="single" w:sz="4" w:space="0" w:color="auto"/>
+          <w:insideV w:val="single" w:sz="4" w:space="0" w:color="auto"/>
+        </w:tblBorders>
+        <w:tblCellMar>
+          <w:left w:w="10" w:type="dxa"/>
+          <w:right w:w="10" w:type="dxa"/>
+        </w:tblCellMar>
+        <w:tblLook w:val="0000" w:firstRow="0" w:lastRow="0" w:firstColumn="0" w:lastColumn="0" w:noHBand="0" w:noVBand="0"/>
+      </w:tblPr>
+      <w:tblGrid>
+        <w:gridCol w:w="2800"/>
+        <w:gridCol w:w="6560"/>
+      </w:tblGrid>
+      <w:tr>
+        <w:trPr>
+          <w:tblHeader/>
+        </w:trPr>
+        <w:tc>
+          <w:tcPr>
+            <w:tcW w:w="2800" w:type="dxa"/>
+            <w:tcBorders>
+              <w:top w:val="single" w:sz="1" w:space="0" w:color="2563EB"/>
+              <w:left w:val="single" w:sz="1" w:space="0" w:color="2563EB"/>
+              <w:bottom w:val="single" w:sz="1" w:space="0" w:color="2563EB"/>
+              <w:right w:val="single" w:sz="1" w:space="0" w:color="2563EB"/>
+            </w:tcBorders>
+            <w:shd w:val="clear" w:color="auto" w:fill="1E3A5F"/>
+            <w:tcMar>
+              <w:top w:w="100" w:type="dxa"/>
+              <w:left w:w="150" w:type="dxa"/>
+              <w:bottom w:w="100" w:type="dxa"/>
+              <w:right w:w="150" w:type="dxa"/>
+            </w:tcMar>
+          </w:tcPr>
+          <w:p>
+            <w:r>
+              <w:rPr>
+                <w:b/>
+                <w:bCs/>
+                <w:color w:val="FFFFFF"/>
+                <w:sz w:val="20"/>
+                <w:szCs w:val="20"/>
+              </w:rPr>
+              <w:t>Column</w:t>
+            </w:r>
+          </w:p>
+        </w:tc>
+        <w:tc>
+          <w:tcPr>
+            <w:tcW w:w="6560" w:type="dxa"/>
+            <w:tcBorders>
+              <w:top w:val="single" w:sz="1" w:space="0" w:color="2563EB"/>
+              <w:left w:val="single" w:sz="1" w:space="0" w:color="2563EB"/>
+              <w:bottom w:val="single" w:sz="1" w:space="0" w:color="2563EB"/>
+              <w:right w:val="single" w:sz="1" w:space="0" w:color="2563EB"/>
+            </w:tcBorders>
+            <w:shd w:val="clear" w:color="auto" w:fill="1E3A5F"/>
+            <w:tcMar>
+              <w:top w:w="100" w:type="dxa"/>
+              <w:left w:w="150" w:type="dxa"/>
+              <w:bottom w:w="100" w:type="dxa"/>
+              <w:right w:w="150" w:type="dxa"/>
+            </w:tcMar>
+          </w:tcPr>
+          <w:p>
+            <w:r>
+              <w:rPr>
+                <w:b/>
+                <w:bCs/>
+                <w:color w:val="FFFFFF"/>
+                <w:sz w:val="20"/>
+                <w:szCs w:val="20"/>
+              </w:rPr>
+              <w:t>Notes</w:t>
+            </w:r>
+          </w:p>
+        </w:tc>
+      </w:tr>
+      <w:tr>
+        <w:tc>
+          <w:tcPr>
+            <w:tcW w:w="2800" w:type="dxa"/>
+            <w:tcBorders>
+              <w:top w:val="single" w:sz="1" w:space="0" w:color="CCCCCC"/>
+              <w:left w:val="single" w:sz="1" w:space="0" w:color="CCCCCC"/>
+              <w:bottom w:val="single" w:sz="1" w:space="0" w:color="CCCCCC"/>
+              <w:right w:val="single" w:sz="1" w:space="0" w:color="CCCCCC"/>
+            </w:tcBorders>
+            <w:shd w:val="clear" w:color="auto" w:fill="F0F4FA"/>
+            <w:tcMar>
+              <w:top w:w="80" w:type="dxa"/>
+              <w:left w:w="150" w:type="dxa"/>
+              <w:bottom w:w="80" w:type="dxa"/>
+              <w:right w:w="150" w:type="dxa"/>
+            </w:tcMar>
+          </w:tcPr>
+          <w:p>
+            <w:pPr>
+              <w:rPr>
+                <w:highlight w:val="yellow"/>
+              </w:rPr>
+            </w:pPr>
+            <w:r>
+              <w:rPr>
+                <w:sz w:val="20"/>
+                <w:szCs w:val="20"/>
+                <w:highlight w:val="yellow"/>
+              </w:rPr>
+              <w:t>Id</w:t>
+            </w:r>
+            <w:r>
+              <w:rPr>
+                <w:sz w:val="20"/>
+                <w:szCs w:val="20"/>
+                <w:highlight w:val="yellow"/>
+              </w:rPr>
+              <w:t xml:space="preserve">, </w:t>
+            </w:r>
+            <w:proofErr w:type="spellStart"/>
+            <w:r>
+              <w:rPr>
+                <w:sz w:val="20"/>
+                <w:szCs w:val="20"/>
+                <w:highlight w:val="yellow"/>
+              </w:rPr>
+              <w:t>user_id</w:t>
+            </w:r>
+            <w:proofErr w:type="spellEnd"/>
+          </w:p>
+        </w:tc>
+        <w:tc>
+          <w:tcPr>
+            <w:tcW w:w="6560" w:type="dxa"/>
+            <w:tcBorders>
+              <w:top w:val="single" w:sz="1" w:space="0" w:color="CCCCCC"/>
+              <w:left w:val="single" w:sz="1" w:space="0" w:color="CCCCCC"/>
+              <w:bottom w:val="single" w:sz="1" w:space="0" w:color="CCCCCC"/>
+              <w:right w:val="single" w:sz="1" w:space="0" w:color="CCCCCC"/>
+            </w:tcBorders>
+            <w:shd w:val="clear" w:color="auto" w:fill="F0F4FA"/>
+            <w:tcMar>
+              <w:top w:w="80" w:type="dxa"/>
+              <w:left w:w="150" w:type="dxa"/>
+              <w:bottom w:w="80" w:type="dxa"/>
+              <w:right w:w="150" w:type="dxa"/>
+            </w:tcMar>
+          </w:tcPr>
+          <w:p>
+            <w:pPr>
+              <w:rPr>
+                <w:highlight w:val="yellow"/>
+              </w:rPr>
+            </w:pPr>
+            <w:r>
+              <w:rPr>
+                <w:sz w:val="20"/>
+                <w:szCs w:val="20"/>
+                <w:highlight w:val="yellow"/>
+              </w:rPr>
+              <w:t>FK to assets</w:t>
+            </w:r>
+          </w:p>
+        </w:tc>
+      </w:tr>
+      <w:tr>
+        <w:tc>
+          <w:tcPr>
+            <w:tcW w:w="2800" w:type="dxa"/>
+            <w:tcBorders>
+              <w:top w:val="single" w:sz="1" w:space="0" w:color="CCCCCC"/>
+              <w:left w:val="single" w:sz="1" w:space="0" w:color="CCCCCC"/>
+              <w:bottom w:val="single" w:sz="1" w:space="0" w:color="CCCCCC"/>
+              <w:right w:val="single" w:sz="1" w:space="0" w:color="CCCCCC"/>
+            </w:tcBorders>
+            <w:shd w:val="clear" w:color="auto" w:fill="F0F4FA"/>
+            <w:tcMar>
+              <w:top w:w="80" w:type="dxa"/>
+              <w:left w:w="150" w:type="dxa"/>
+              <w:bottom w:w="80" w:type="dxa"/>
+              <w:right w:w="150" w:type="dxa"/>
+            </w:tcMar>
+          </w:tcPr>
+          <w:p>
+            <w:pPr>
+              <w:rPr>
+                <w:sz w:val="20"/>
+                <w:szCs w:val="20"/>
+                <w:highlight w:val="yellow"/>
+              </w:rPr>
+            </w:pPr>
+            <w:r>
+              <w:rPr>
+                <w:sz w:val="20"/>
+                <w:szCs w:val="20"/>
+                <w:highlight w:val="yellow"/>
+              </w:rPr>
+              <w:t>token</w:t>
+            </w:r>
+          </w:p>
+        </w:tc>
+        <w:tc>
+          <w:tcPr>
+            <w:tcW w:w="6560" w:type="dxa"/>
+            <w:tcBorders>
+              <w:top w:val="single" w:sz="1" w:space="0" w:color="CCCCCC"/>
+              <w:left w:val="single" w:sz="1" w:space="0" w:color="CCCCCC"/>
+              <w:bottom w:val="single" w:sz="1" w:space="0" w:color="CCCCCC"/>
+              <w:right w:val="single" w:sz="1" w:space="0" w:color="CCCCCC"/>
+            </w:tcBorders>
+            <w:shd w:val="clear" w:color="auto" w:fill="F0F4FA"/>
+            <w:tcMar>
+              <w:top w:w="80" w:type="dxa"/>
+              <w:left w:w="150" w:type="dxa"/>
+              <w:bottom w:w="80" w:type="dxa"/>
+              <w:right w:w="150" w:type="dxa"/>
+            </w:tcMar>
+          </w:tcPr>
+          <w:p>
+            <w:pPr>
+              <w:rPr>
+                <w:sz w:val="20"/>
+                <w:szCs w:val="20"/>
+                <w:highlight w:val="yellow"/>
+              </w:rPr>
+            </w:pPr>
+            <w:r>
+              <w:rPr>
+                <w:sz w:val="20"/>
+                <w:szCs w:val="20"/>
+                <w:highlight w:val="yellow"/>
+              </w:rPr>
+              <w:t>token</w:t>
+            </w:r>
+          </w:p>
+        </w:tc>
+      </w:tr>
+      <w:tr>
+        <w:tc>
+          <w:tcPr>
+            <w:tcW w:w="2800" w:type="dxa"/>
+            <w:tcBorders>
+              <w:top w:val="single" w:sz="1" w:space="0" w:color="CCCCCC"/>
+              <w:left w:val="single" w:sz="1" w:space="0" w:color="CCCCCC"/>
+              <w:bottom w:val="single" w:sz="1" w:space="0" w:color="CCCCCC"/>
+              <w:right w:val="single" w:sz="1" w:space="0" w:color="CCCCCC"/>
+            </w:tcBorders>
+            <w:shd w:val="clear" w:color="auto" w:fill="FFFFFF"/>
+            <w:tcMar>
+              <w:top w:w="80" w:type="dxa"/>
+              <w:left w:w="150" w:type="dxa"/>
+              <w:bottom w:w="80" w:type="dxa"/>
+              <w:right w:w="150" w:type="dxa"/>
+            </w:tcMar>
+          </w:tcPr>
+          <w:p>
+            <w:pPr>
+              <w:rPr>
+                <w:highlight w:val="yellow"/>
+              </w:rPr>
+            </w:pPr>
+            <w:proofErr w:type="spellStart"/>
+            <w:r>
+              <w:rPr>
+                <w:highlight w:val="yellow"/>
+              </w:rPr>
+              <w:t>expiry_date</w:t>
+            </w:r>
+            <w:proofErr w:type="spellEnd"/>
+          </w:p>
+        </w:tc>
+        <w:tc>
+          <w:tcPr>
+            <w:tcW w:w="6560" w:type="dxa"/>
+            <w:tcBorders>
+              <w:top w:val="single" w:sz="1" w:space="0" w:color="CCCCCC"/>
+              <w:left w:val="single" w:sz="1" w:space="0" w:color="CCCCCC"/>
+              <w:bottom w:val="single" w:sz="1" w:space="0" w:color="CCCCCC"/>
+              <w:right w:val="single" w:sz="1" w:space="0" w:color="CCCCCC"/>
+            </w:tcBorders>
+            <w:shd w:val="clear" w:color="auto" w:fill="FFFFFF"/>
+            <w:tcMar>
+              <w:top w:w="80" w:type="dxa"/>
+              <w:left w:w="150" w:type="dxa"/>
+              <w:bottom w:w="80" w:type="dxa"/>
+              <w:right w:w="150" w:type="dxa"/>
+            </w:tcMar>
+          </w:tcPr>
+          <w:p>
+            <w:pPr>
+              <w:rPr>
+                <w:highlight w:val="yellow"/>
+              </w:rPr>
+            </w:pPr>
+            <w:r>
+              <w:rPr>
+                <w:highlight w:val="yellow"/>
+              </w:rPr>
+              <w:t>Expiry date</w:t>
+            </w:r>
+          </w:p>
+        </w:tc>
+      </w:tr>
+    </w:tbl>
+    <w:p>
+      <w:pPr>
         <w:spacing w:before="60" w:after="60"/>
       </w:pPr>
     </w:p>
@@ -7144,28 +7471,52 @@
           <w:numId w:val="2"/>
         </w:numPr>
         <w:spacing w:before="40" w:after="40"/>
-      </w:pPr>
-      <w:r>
+        <w:rPr>
+          <w:highlight w:val="yellow"/>
+        </w:rPr>
+      </w:pPr>
+      <w:r>
+        <w:rPr>
+          <w:highlight w:val="yellow"/>
+        </w:rPr>
         <w:t>P</w:t>
       </w:r>
       <w:r>
+        <w:rPr>
+          <w:highlight w:val="yellow"/>
+        </w:rPr>
         <w:t>OST</w:t>
       </w:r>
       <w:r>
+        <w:rPr>
+          <w:highlight w:val="yellow"/>
+        </w:rPr>
         <w:t xml:space="preserve"> /</w:t>
       </w:r>
       <w:proofErr w:type="spellStart"/>
       <w:r>
+        <w:rPr>
+          <w:highlight w:val="yellow"/>
+        </w:rPr>
         <w:t>api</w:t>
       </w:r>
       <w:proofErr w:type="spellEnd"/>
       <w:r>
+        <w:rPr>
+          <w:highlight w:val="yellow"/>
+        </w:rPr>
         <w:t>/auth/forgot</w:t>
       </w:r>
       <w:r>
+        <w:rPr>
+          <w:highlight w:val="yellow"/>
+        </w:rPr>
         <w:t>-</w:t>
       </w:r>
       <w:r>
+        <w:rPr>
+          <w:highlight w:val="yellow"/>
+        </w:rPr>
         <w:t xml:space="preserve">password </w:t>
       </w:r>
     </w:p>
@@ -7185,13 +7536,7 @@
         <w:rPr>
           <w:highlight w:val="yellow"/>
         </w:rPr>
-        <w:t>PUT</w:t>
-      </w:r>
-      <w:r>
-        <w:rPr>
-          <w:highlight w:val="yellow"/>
-        </w:rPr>
-        <w:t xml:space="preserve"> /</w:t>
+        <w:t>POST /</w:t>
       </w:r>
       <w:proofErr w:type="spellStart"/>
       <w:r>
@@ -7205,25 +7550,7 @@
         <w:rPr>
           <w:highlight w:val="yellow"/>
         </w:rPr>
-        <w:t>/auth/</w:t>
-      </w:r>
-      <w:r>
-        <w:rPr>
-          <w:highlight w:val="yellow"/>
-        </w:rPr>
-        <w:t>change</w:t>
-      </w:r>
-      <w:r>
-        <w:rPr>
-          <w:highlight w:val="yellow"/>
-        </w:rPr>
-        <w:t>-</w:t>
-      </w:r>
-      <w:r>
-        <w:rPr>
-          <w:highlight w:val="yellow"/>
-        </w:rPr>
-        <w:t>password (AUTH)</w:t>
+        <w:t>/auth/refresh</w:t>
       </w:r>
     </w:p>
     <w:p>
@@ -7242,7 +7569,13 @@
         <w:rPr>
           <w:highlight w:val="yellow"/>
         </w:rPr>
-        <w:t>PUT /</w:t>
+        <w:t>PUT</w:t>
+      </w:r>
+      <w:r>
+        <w:rPr>
+          <w:highlight w:val="yellow"/>
+        </w:rPr>
+        <w:t xml:space="preserve"> /</w:t>
       </w:r>
       <w:proofErr w:type="spellStart"/>
       <w:r>
@@ -7256,7 +7589,13 @@
         <w:rPr>
           <w:highlight w:val="yellow"/>
         </w:rPr>
-        <w:t>/auth/update</w:t>
+        <w:t>/auth/</w:t>
+      </w:r>
+      <w:r>
+        <w:rPr>
+          <w:highlight w:val="yellow"/>
+        </w:rPr>
+        <w:t>change</w:t>
       </w:r>
       <w:r>
         <w:rPr>
@@ -7268,7 +7607,7 @@
         <w:rPr>
           <w:highlight w:val="yellow"/>
         </w:rPr>
-        <w:t>profile (AUTH)</w:t>
+        <w:t>password (AUTH)</w:t>
       </w:r>
     </w:p>
     <w:p>
@@ -7287,7 +7626,7 @@
         <w:rPr>
           <w:highlight w:val="yellow"/>
         </w:rPr>
-        <w:t>GET /</w:t>
+        <w:t>PUT /</w:t>
       </w:r>
       <w:proofErr w:type="spellStart"/>
       <w:r>
@@ -7301,27 +7640,19 @@
         <w:rPr>
           <w:highlight w:val="yellow"/>
         </w:rPr>
-        <w:t>/auth/view</w:t>
-      </w:r>
-      <w:r>
-        <w:rPr>
-          <w:highlight w:val="yellow"/>
-        </w:rPr>
-        <w:t>-profile (</w:t>
-      </w:r>
-      <w:r>
-        <w:rPr>
-          <w:highlight w:val="yellow"/>
-        </w:rPr>
-        <w:t>AUTH)</w:t>
-      </w:r>
-    </w:p>
-    <w:p>
-      <w:pPr>
-        <w:pStyle w:val="Heading2"/>
-      </w:pPr>
-      <w:r>
-        <w:t>Asset APIs</w:t>
+        <w:t>/auth/update</w:t>
+      </w:r>
+      <w:r>
+        <w:rPr>
+          <w:highlight w:val="yellow"/>
+        </w:rPr>
+        <w:t>-</w:t>
+      </w:r>
+      <w:r>
+        <w:rPr>
+          <w:highlight w:val="yellow"/>
+        </w:rPr>
+        <w:t>profile (AUTH)</w:t>
       </w:r>
     </w:p>
     <w:p>
@@ -7340,7 +7671,7 @@
         <w:rPr>
           <w:highlight w:val="yellow"/>
         </w:rPr>
-        <w:t>POST /</w:t>
+        <w:t>GET /</w:t>
       </w:r>
       <w:proofErr w:type="spellStart"/>
       <w:r>
@@ -7354,19 +7685,27 @@
         <w:rPr>
           <w:highlight w:val="yellow"/>
         </w:rPr>
-        <w:t>/</w:t>
-      </w:r>
-      <w:r>
-        <w:rPr>
-          <w:highlight w:val="yellow"/>
-        </w:rPr>
-        <w:t>assets (</w:t>
+        <w:t>/auth/view</w:t>
+      </w:r>
+      <w:r>
+        <w:rPr>
+          <w:highlight w:val="yellow"/>
+        </w:rPr>
+        <w:t>-profile (</w:t>
       </w:r>
       <w:r>
         <w:rPr>
           <w:highlight w:val="yellow"/>
         </w:rPr>
         <w:t>AUTH)</w:t>
+      </w:r>
+    </w:p>
+    <w:p>
+      <w:pPr>
+        <w:pStyle w:val="Heading2"/>
+      </w:pPr>
+      <w:r>
+        <w:t>Asset APIs</w:t>
       </w:r>
     </w:p>
     <w:p>
@@ -7385,7 +7724,7 @@
         <w:rPr>
           <w:highlight w:val="yellow"/>
         </w:rPr>
-        <w:t>GET /</w:t>
+        <w:t>POST /</w:t>
       </w:r>
       <w:proofErr w:type="spellStart"/>
       <w:r>
@@ -7399,7 +7738,19 @@
         <w:rPr>
           <w:highlight w:val="yellow"/>
         </w:rPr>
-        <w:t>/assets (AUTH)</w:t>
+        <w:t>/</w:t>
+      </w:r>
+      <w:r>
+        <w:rPr>
+          <w:highlight w:val="yellow"/>
+        </w:rPr>
+        <w:t>assets (</w:t>
+      </w:r>
+      <w:r>
+        <w:rPr>
+          <w:highlight w:val="yellow"/>
+        </w:rPr>
+        <w:t>AUTH)</w:t>
       </w:r>
     </w:p>
     <w:p>
@@ -7432,7 +7783,7 @@
         <w:rPr>
           <w:highlight w:val="yellow"/>
         </w:rPr>
-        <w:t>/assets/{id} (AUTH)</w:t>
+        <w:t>/assets (AUTH)</w:t>
       </w:r>
     </w:p>
     <w:p>
@@ -7451,13 +7802,7 @@
         <w:rPr>
           <w:highlight w:val="yellow"/>
         </w:rPr>
-        <w:t>PATCH</w:t>
-      </w:r>
-      <w:r>
-        <w:rPr>
-          <w:highlight w:val="yellow"/>
-        </w:rPr>
-        <w:t xml:space="preserve"> /</w:t>
+        <w:t>GET /</w:t>
       </w:r>
       <w:proofErr w:type="spellStart"/>
       <w:r>
@@ -7490,7 +7835,7 @@
         <w:rPr>
           <w:highlight w:val="yellow"/>
         </w:rPr>
-        <w:t>DELETE</w:t>
+        <w:t>PATCH</w:t>
       </w:r>
       <w:r>
         <w:rPr>
@@ -7510,27 +7855,7 @@
         <w:rPr>
           <w:highlight w:val="yellow"/>
         </w:rPr>
-        <w:t>/assets/</w:t>
-      </w:r>
-      <w:r>
-        <w:rPr>
-          <w:highlight w:val="yellow"/>
-        </w:rPr>
-        <w:t>{id}</w:t>
-      </w:r>
-      <w:r>
-        <w:rPr>
-          <w:highlight w:val="yellow"/>
-        </w:rPr>
-        <w:t xml:space="preserve"> (AUTH)</w:t>
-      </w:r>
-    </w:p>
-    <w:p>
-      <w:pPr>
-        <w:pStyle w:val="Heading2"/>
-      </w:pPr>
-      <w:r>
-        <w:t>Assignment APIs</w:t>
+        <w:t>/assets/{id} (AUTH)</w:t>
       </w:r>
     </w:p>
     <w:p>
@@ -7549,7 +7874,13 @@
         <w:rPr>
           <w:highlight w:val="yellow"/>
         </w:rPr>
-        <w:t>POST /</w:t>
+        <w:t>DELETE</w:t>
+      </w:r>
+      <w:r>
+        <w:rPr>
+          <w:highlight w:val="yellow"/>
+        </w:rPr>
+        <w:t xml:space="preserve"> /</w:t>
       </w:r>
       <w:proofErr w:type="spellStart"/>
       <w:r>
@@ -7563,19 +7894,27 @@
         <w:rPr>
           <w:highlight w:val="yellow"/>
         </w:rPr>
-        <w:t>/</w:t>
-      </w:r>
-      <w:r>
-        <w:rPr>
-          <w:highlight w:val="yellow"/>
-        </w:rPr>
-        <w:t>assets/{id}/</w:t>
-      </w:r>
-      <w:r>
-        <w:rPr>
-          <w:highlight w:val="yellow"/>
-        </w:rPr>
-        <w:t>assignments (AUTH)</w:t>
+        <w:t>/assets/</w:t>
+      </w:r>
+      <w:r>
+        <w:rPr>
+          <w:highlight w:val="yellow"/>
+        </w:rPr>
+        <w:t>{id}</w:t>
+      </w:r>
+      <w:r>
+        <w:rPr>
+          <w:highlight w:val="yellow"/>
+        </w:rPr>
+        <w:t xml:space="preserve"> (AUTH)</w:t>
+      </w:r>
+    </w:p>
+    <w:p>
+      <w:pPr>
+        <w:pStyle w:val="Heading2"/>
+      </w:pPr>
+      <w:r>
+        <w:t>Assignment APIs</w:t>
       </w:r>
     </w:p>
     <w:p>
@@ -7594,6 +7933,7 @@
         <w:rPr>
           <w:highlight w:val="yellow"/>
         </w:rPr>
+        <w:lastRenderedPageBreak/>
         <w:t>POST /</w:t>
       </w:r>
       <w:proofErr w:type="spellStart"/>
@@ -7608,19 +7948,19 @@
         <w:rPr>
           <w:highlight w:val="yellow"/>
         </w:rPr>
-        <w:t xml:space="preserve">/assignments/{id}/return </w:t>
-      </w:r>
-      <w:r>
-        <w:rPr>
-          <w:highlight w:val="yellow"/>
-        </w:rPr>
-        <w:t>(</w:t>
-      </w:r>
-      <w:r>
-        <w:rPr>
-          <w:highlight w:val="yellow"/>
-        </w:rPr>
-        <w:t>AUTH)</w:t>
+        <w:t>/</w:t>
+      </w:r>
+      <w:r>
+        <w:rPr>
+          <w:highlight w:val="yellow"/>
+        </w:rPr>
+        <w:t>assets/{id}/</w:t>
+      </w:r>
+      <w:r>
+        <w:rPr>
+          <w:highlight w:val="yellow"/>
+        </w:rPr>
+        <w:t>assignments (AUTH)</w:t>
       </w:r>
     </w:p>
     <w:p>
@@ -7639,7 +7979,7 @@
         <w:rPr>
           <w:highlight w:val="yellow"/>
         </w:rPr>
-        <w:t>GET /</w:t>
+        <w:t>POST /</w:t>
       </w:r>
       <w:proofErr w:type="spellStart"/>
       <w:r>
@@ -7653,7 +7993,19 @@
         <w:rPr>
           <w:highlight w:val="yellow"/>
         </w:rPr>
-        <w:t>/assets/{id}/assignments (AUTH)</w:t>
+        <w:t xml:space="preserve">/assignments/{id}/return </w:t>
+      </w:r>
+      <w:r>
+        <w:rPr>
+          <w:highlight w:val="yellow"/>
+        </w:rPr>
+        <w:t>(</w:t>
+      </w:r>
+      <w:r>
+        <w:rPr>
+          <w:highlight w:val="yellow"/>
+        </w:rPr>
+        <w:t>AUTH)</w:t>
       </w:r>
     </w:p>
     <w:p>
@@ -7672,13 +8024,7 @@
         <w:rPr>
           <w:highlight w:val="yellow"/>
         </w:rPr>
-        <w:t>PUT</w:t>
-      </w:r>
-      <w:r>
-        <w:rPr>
-          <w:highlight w:val="yellow"/>
-        </w:rPr>
-        <w:t xml:space="preserve"> /</w:t>
+        <w:t>GET /</w:t>
       </w:r>
       <w:proofErr w:type="spellStart"/>
       <w:r>
@@ -7692,13 +8038,7 @@
         <w:rPr>
           <w:highlight w:val="yellow"/>
         </w:rPr>
-        <w:t xml:space="preserve">/assignment/{id} </w:t>
-      </w:r>
-      <w:r>
-        <w:rPr>
-          <w:highlight w:val="yellow"/>
-        </w:rPr>
-        <w:t>(AUTH)</w:t>
+        <w:t>/assets/{id}/assignments (AUTH)</w:t>
       </w:r>
     </w:p>
     <w:p>
@@ -7717,7 +8057,13 @@
         <w:rPr>
           <w:highlight w:val="yellow"/>
         </w:rPr>
-        <w:t>DELETE /</w:t>
+        <w:t>PUT</w:t>
+      </w:r>
+      <w:r>
+        <w:rPr>
+          <w:highlight w:val="yellow"/>
+        </w:rPr>
+        <w:t xml:space="preserve"> /</w:t>
       </w:r>
       <w:proofErr w:type="spellStart"/>
       <w:r>
@@ -7731,15 +8077,13 @@
         <w:rPr>
           <w:highlight w:val="yellow"/>
         </w:rPr>
-        <w:t>/assignment/{id} (AUTH)</w:t>
-      </w:r>
-    </w:p>
-    <w:p>
-      <w:pPr>
-        <w:pStyle w:val="Heading2"/>
-      </w:pPr>
-      <w:r>
-        <w:t>Procurement APIs</w:t>
+        <w:t xml:space="preserve">/assignment/{id} </w:t>
+      </w:r>
+      <w:r>
+        <w:rPr>
+          <w:highlight w:val="yellow"/>
+        </w:rPr>
+        <w:t>(AUTH)</w:t>
       </w:r>
     </w:p>
     <w:p>
@@ -7758,7 +8102,7 @@
         <w:rPr>
           <w:highlight w:val="yellow"/>
         </w:rPr>
-        <w:t>POST /</w:t>
+        <w:t>DELETE /</w:t>
       </w:r>
       <w:proofErr w:type="spellStart"/>
       <w:r>
@@ -7772,7 +8116,15 @@
         <w:rPr>
           <w:highlight w:val="yellow"/>
         </w:rPr>
-        <w:t>/assets/{id}/procurement (AUTH)</w:t>
+        <w:t>/assignment/{id} (AUTH)</w:t>
+      </w:r>
+    </w:p>
+    <w:p>
+      <w:pPr>
+        <w:pStyle w:val="Heading2"/>
+      </w:pPr>
+      <w:r>
+        <w:t>Procurement APIs</w:t>
       </w:r>
     </w:p>
     <w:p>
@@ -7791,31 +8143,7 @@
         <w:rPr>
           <w:highlight w:val="yellow"/>
         </w:rPr>
-        <w:t>P</w:t>
-      </w:r>
-      <w:r>
-        <w:rPr>
-          <w:highlight w:val="yellow"/>
-        </w:rPr>
-        <w:t>A</w:t>
-      </w:r>
-      <w:r>
-        <w:rPr>
-          <w:highlight w:val="yellow"/>
-        </w:rPr>
-        <w:t>T</w:t>
-      </w:r>
-      <w:r>
-        <w:rPr>
-          <w:highlight w:val="yellow"/>
-        </w:rPr>
-        <w:t>CH</w:t>
-      </w:r>
-      <w:r>
-        <w:rPr>
-          <w:highlight w:val="yellow"/>
-        </w:rPr>
-        <w:t xml:space="preserve"> /</w:t>
+        <w:t>POST /</w:t>
       </w:r>
       <w:proofErr w:type="spellStart"/>
       <w:r>
@@ -7848,8 +8176,31 @@
         <w:rPr>
           <w:highlight w:val="yellow"/>
         </w:rPr>
-        <w:lastRenderedPageBreak/>
-        <w:t>GET /</w:t>
+        <w:t>P</w:t>
+      </w:r>
+      <w:r>
+        <w:rPr>
+          <w:highlight w:val="yellow"/>
+        </w:rPr>
+        <w:t>A</w:t>
+      </w:r>
+      <w:r>
+        <w:rPr>
+          <w:highlight w:val="yellow"/>
+        </w:rPr>
+        <w:t>T</w:t>
+      </w:r>
+      <w:r>
+        <w:rPr>
+          <w:highlight w:val="yellow"/>
+        </w:rPr>
+        <w:t>CH</w:t>
+      </w:r>
+      <w:r>
+        <w:rPr>
+          <w:highlight w:val="yellow"/>
+        </w:rPr>
+        <w:t xml:space="preserve"> /</w:t>
       </w:r>
       <w:proofErr w:type="spellStart"/>
       <w:r>
@@ -7882,6 +8233,39 @@
         <w:rPr>
           <w:highlight w:val="yellow"/>
         </w:rPr>
+        <w:t>GET /</w:t>
+      </w:r>
+      <w:proofErr w:type="spellStart"/>
+      <w:r>
+        <w:rPr>
+          <w:highlight w:val="yellow"/>
+        </w:rPr>
+        <w:t>api</w:t>
+      </w:r>
+      <w:proofErr w:type="spellEnd"/>
+      <w:r>
+        <w:rPr>
+          <w:highlight w:val="yellow"/>
+        </w:rPr>
+        <w:t>/assets/{id}/procurement (AUTH)</w:t>
+      </w:r>
+    </w:p>
+    <w:p>
+      <w:pPr>
+        <w:pStyle w:val="ListParagraph"/>
+        <w:numPr>
+          <w:ilvl w:val="0"/>
+          <w:numId w:val="2"/>
+        </w:numPr>
+        <w:spacing w:before="40" w:after="40"/>
+        <w:rPr>
+          <w:highlight w:val="yellow"/>
+        </w:rPr>
+      </w:pPr>
+      <w:r>
+        <w:rPr>
+          <w:highlight w:val="yellow"/>
+        </w:rPr>
         <w:t>DELETE /</w:t>
       </w:r>
       <w:proofErr w:type="spellStart"/>
@@ -8462,12 +8846,7 @@
         <w:t xml:space="preserve">earch/device-detail </w:t>
       </w:r>
       <w:r>
-        <w:t xml:space="preserve">— </w:t>
-      </w:r>
-      <w:bookmarkStart w:id="0" w:name="_GoBack"/>
-      <w:bookmarkEnd w:id="0"/>
-      <w:r>
-        <w:t>issue overview (PUBLIC)</w:t>
+        <w:t>— issue overview (PUBLIC)</w:t>
       </w:r>
     </w:p>
     <w:p>
@@ -8829,6 +9208,7 @@
                 <w:sz w:val="20"/>
                 <w:szCs w:val="20"/>
               </w:rPr>
+              <w:lastRenderedPageBreak/>
               <w:t>DTO</w:t>
             </w:r>
           </w:p>
@@ -8992,7 +9372,6 @@
         <w:pStyle w:val="Heading2"/>
       </w:pPr>
       <w:r>
-        <w:lastRenderedPageBreak/>
         <w:t>Asset Rules</w:t>
       </w:r>
     </w:p>
@@ -9643,6 +10022,7 @@
                 <w:sz w:val="20"/>
                 <w:szCs w:val="20"/>
               </w:rPr>
+              <w:lastRenderedPageBreak/>
               <w:t>Flyway</w:t>
             </w:r>
           </w:p>
@@ -10028,7 +10408,6 @@
         <w:pStyle w:val="Heading1"/>
       </w:pPr>
       <w:r>
-        <w:lastRenderedPageBreak/>
         <w:t>12. Project Perspective Statement</w:t>
       </w:r>
     </w:p>
